--- a/MONOGRAFIA_BTH_2026_BURGER247.docx
+++ b/MONOGRAFIA_BTH_2026_BURGER247.docx
@@ -78,7 +78,9 @@
           <w:b/>
           <w:sz w:val="24"/>
         </w:rPr>
-        <w:t>Postulante: Nataly Gemio</w:t>
+        <w:t>Postulantes: Nataly Gemio y Co-Desarrollador(a) Estudiantil</w:t>
+        <w:br/>
+        <w:t>(Equipo de Desarrollo BTH - Sistemas Informáticos)</w:t>
         <w:br/>
       </w:r>
       <w:r>
@@ -1546,7 +1548,7 @@
                 <w:color w:val="0F172A"/>
                 <w:sz w:val="20"/>
               </w:rPr>
-              <w:t>VII. MARCO TEÓRICO</w:t>
+              <w:t>VII. MARCO TEÓRICO (CONCEPTOS Y SUSTENTO TÉCNICO)</w:t>
             </w:r>
           </w:p>
         </w:tc>
@@ -2066,7 +2068,7 @@
                 <w:color w:val="334155"/>
                 <w:sz w:val="20"/>
               </w:rPr>
-              <w:t xml:space="preserve">    7.2 DESARROLLO DEL MARCO TEÓRICO</w:t>
+              <w:t xml:space="preserve">    7.2 DESARROLLO DEL MARCO TEÓRICO (CONCEPTOS DEL SISTEMA)</w:t>
             </w:r>
           </w:p>
         </w:tc>
@@ -2118,7 +2120,7 @@
                 <w:color w:val="334155"/>
                 <w:sz w:val="20"/>
               </w:rPr>
-              <w:t xml:space="preserve">        7.2.1 E-Commerce y Modelo Dark Kitchen Nocturna 24/7</w:t>
+              <w:t xml:space="preserve">        7.2.1 Arquitectura Cliente-Servidor y Conexiones Web (HTTP, REST, JSON)</w:t>
             </w:r>
           </w:p>
         </w:tc>
@@ -2170,7 +2172,7 @@
                 <w:color w:val="334155"/>
                 <w:sz w:val="20"/>
               </w:rPr>
-              <w:t xml:space="preserve">        7.2.2 Arquitecturas Monolíticas vs Microservicios y DDD</w:t>
+              <w:t xml:space="preserve">        7.2.2 Tecnologías Frontend: HTML5, CSS3 y Vanilla JavaScript ES6+</w:t>
             </w:r>
           </w:p>
         </w:tc>
@@ -2222,7 +2224,7 @@
                 <w:color w:val="334155"/>
                 <w:sz w:val="20"/>
               </w:rPr>
-              <w:t xml:space="preserve">        7.2.3 Tecnologías Frontend: Vanilla JS ES6+ y Arquitectura SPA</w:t>
+              <w:t xml:space="preserve">        7.2.3 Tecnologías Backend: PHP 8.2 y Abstracción de Datos con PDO</w:t>
             </w:r>
           </w:p>
         </w:tc>
@@ -2274,7 +2276,7 @@
                 <w:color w:val="334155"/>
                 <w:sz w:val="20"/>
               </w:rPr>
-              <w:t xml:space="preserve">        7.2.4 Backend REST, PHP 8.2 PDO, Python 3.11 y Sobres BMAD</w:t>
+              <w:t xml:space="preserve">        7.2.4 Tecnologías de Computación Matemática: Python 3.11 en Logística</w:t>
             </w:r>
           </w:p>
         </w:tc>
@@ -2326,7 +2328,7 @@
                 <w:color w:val="334155"/>
                 <w:sz w:val="20"/>
               </w:rPr>
-              <w:t xml:space="preserve">        7.2.5 RDBMS MySQL InnoDB, 3FN, ACID y Bloqueo FOR UPDATE</w:t>
+              <w:t xml:space="preserve">        7.2.5 Sistemas Gestores de BD: MySQL/MariaDB, InnoDB y 3FN</w:t>
             </w:r>
           </w:p>
         </w:tc>
@@ -2378,7 +2380,7 @@
                 <w:color w:val="334155"/>
                 <w:sz w:val="20"/>
               </w:rPr>
-              <w:t xml:space="preserve">        7.2.6 Criptografía, Hashing Bcrypt, Tokens JWT y OWASP Top 10</w:t>
+              <w:t xml:space="preserve">        7.2.6 Control de Concurrencia: Bloqueo Pesimista (SELECT ... FOR UPDATE)</w:t>
             </w:r>
           </w:p>
         </w:tc>
@@ -2430,7 +2432,7 @@
                 <w:color w:val="334155"/>
                 <w:sz w:val="20"/>
               </w:rPr>
-              <w:t xml:space="preserve">        7.2.7 GIS y Algoritmia Geodésica: Fórmula del Semiverseno (Haversine)</w:t>
+              <w:t xml:space="preserve">        7.2.7 Criptografía y Seguridad Web: Bcrypt, Tokens JWT y OWASP</w:t>
             </w:r>
           </w:p>
         </w:tc>
@@ -2456,7 +2458,7 @@
                 <w:color w:val="475569"/>
                 <w:sz w:val="20"/>
               </w:rPr>
-              <w:t>34</w:t>
+              <w:t>33</w:t>
             </w:r>
           </w:p>
         </w:tc>
@@ -2482,7 +2484,7 @@
                 <w:color w:val="334155"/>
                 <w:sz w:val="20"/>
               </w:rPr>
-              <w:t xml:space="preserve">        7.2.8 Pasarelas de Pago Digital, Norma EMVCo y Simple QR Bolivia</w:t>
+              <w:t xml:space="preserve">        7.2.8 Sistemas de Información Geográfica: Leaflet, OSM y Fórmula Haversine</w:t>
             </w:r>
           </w:p>
         </w:tc>
@@ -2508,7 +2510,7 @@
                 <w:color w:val="475569"/>
                 <w:sz w:val="20"/>
               </w:rPr>
-              <w:t>37</w:t>
+              <w:t>35</w:t>
             </w:r>
           </w:p>
         </w:tc>
@@ -2534,7 +2536,7 @@
                 <w:color w:val="334155"/>
                 <w:sz w:val="20"/>
               </w:rPr>
-              <w:t xml:space="preserve">        7.2.9 Auditoría de Sistemas, Logs Inmutables y Trazabilidad Forense</w:t>
+              <w:t xml:space="preserve">        7.2.9 Pasarelas de Pago Digitales y Códigos QR: EMVCo y Simple QR</w:t>
             </w:r>
           </w:p>
         </w:tc>
@@ -2560,7 +2562,7 @@
                 <w:color w:val="475569"/>
                 <w:sz w:val="20"/>
               </w:rPr>
-              <w:t>39</w:t>
+              <w:t>38</w:t>
             </w:r>
           </w:p>
         </w:tc>
@@ -2586,7 +2588,7 @@
                 <w:color w:val="334155"/>
                 <w:sz w:val="20"/>
               </w:rPr>
-              <w:t xml:space="preserve">        7.2.10 Metodologías de Calidad de Software y Testing E2E</w:t>
+              <w:t xml:space="preserve">        7.2.10 Control de Versiones y Trabajo en Equipo: Git y GitHub</w:t>
             </w:r>
           </w:p>
         </w:tc>
@@ -2612,7 +2614,7 @@
                 <w:color w:val="475569"/>
                 <w:sz w:val="20"/>
               </w:rPr>
-              <w:t>41</w:t>
+              <w:t>40</w:t>
             </w:r>
           </w:p>
         </w:tc>
@@ -2638,7 +2640,7 @@
                 <w:color w:val="334155"/>
                 <w:sz w:val="20"/>
               </w:rPr>
-              <w:t xml:space="preserve">        7.2.11 Modelado Matemático de Cadena de Suministro y Mermas</w:t>
+              <w:t xml:space="preserve">        7.2.11 Auditoría de Sistemas, Logs Inmutables y Sobres BMAD</w:t>
             </w:r>
           </w:p>
         </w:tc>
@@ -2664,7 +2666,7 @@
                 <w:color w:val="475569"/>
                 <w:sz w:val="20"/>
               </w:rPr>
-              <w:t>43</w:t>
+              <w:t>42</w:t>
             </w:r>
           </w:p>
         </w:tc>
@@ -2690,7 +2692,7 @@
                 <w:color w:val="334155"/>
                 <w:sz w:val="20"/>
               </w:rPr>
-              <w:t xml:space="preserve">        7.2.12 Estudio del Arte y Comparativa Tecnológica Gastronómica</w:t>
+              <w:t xml:space="preserve">        7.2.12 Metodologías de Calidad de Software y Verificación E2E</w:t>
             </w:r>
           </w:p>
         </w:tc>
@@ -2716,7 +2718,7 @@
                 <w:color w:val="475569"/>
                 <w:sz w:val="20"/>
               </w:rPr>
-              <w:t>45</w:t>
+              <w:t>44</w:t>
             </w:r>
           </w:p>
         </w:tc>
@@ -2769,7 +2771,7 @@
                 <w:color w:val="475569"/>
                 <w:sz w:val="20"/>
               </w:rPr>
-              <w:t>47</w:t>
+              <w:t>46</w:t>
             </w:r>
           </w:p>
         </w:tc>
@@ -2821,7 +2823,7 @@
                 <w:color w:val="475569"/>
                 <w:sz w:val="20"/>
               </w:rPr>
-              <w:t>47</w:t>
+              <w:t>46</w:t>
             </w:r>
           </w:p>
         </w:tc>
@@ -2873,7 +2875,7 @@
                 <w:color w:val="475569"/>
                 <w:sz w:val="20"/>
               </w:rPr>
-              <w:t>48</w:t>
+              <w:t>47</w:t>
             </w:r>
           </w:p>
         </w:tc>
@@ -2926,7 +2928,7 @@
                 <w:color w:val="475569"/>
                 <w:sz w:val="20"/>
               </w:rPr>
-              <w:t>49</w:t>
+              <w:t>48</w:t>
             </w:r>
           </w:p>
         </w:tc>
@@ -2978,7 +2980,7 @@
                 <w:color w:val="475569"/>
                 <w:sz w:val="20"/>
               </w:rPr>
-              <w:t>49</w:t>
+              <w:t>48</w:t>
             </w:r>
           </w:p>
         </w:tc>
@@ -3030,7 +3032,7 @@
                 <w:color w:val="475569"/>
                 <w:sz w:val="20"/>
               </w:rPr>
-              <w:t>50</w:t>
+              <w:t>49</w:t>
             </w:r>
           </w:p>
         </w:tc>
@@ -3083,7 +3085,7 @@
                 <w:color w:val="475569"/>
                 <w:sz w:val="20"/>
               </w:rPr>
-              <w:t>51</w:t>
+              <w:t>50</w:t>
             </w:r>
           </w:p>
         </w:tc>
@@ -3109,7 +3111,7 @@
                 <w:color w:val="334155"/>
                 <w:sz w:val="20"/>
               </w:rPr>
-              <w:t xml:space="preserve">    10.1 ANÁLISIS (Requerimientos RF y RNF)</w:t>
+              <w:t xml:space="preserve">    Explicación de la Metodología en Cascada Clásica (Waterfall)</w:t>
             </w:r>
           </w:p>
         </w:tc>
@@ -3135,7 +3137,7 @@
                 <w:color w:val="475569"/>
                 <w:sz w:val="20"/>
               </w:rPr>
-              <w:t>51</w:t>
+              <w:t>50</w:t>
             </w:r>
           </w:p>
         </w:tc>
@@ -3161,7 +3163,7 @@
                 <w:color w:val="334155"/>
                 <w:sz w:val="20"/>
               </w:rPr>
-              <w:t xml:space="preserve">    10.2 DISEÑO (Modelado C4, DER Físico 3FN, Secuencia, Estados)</w:t>
+              <w:t xml:space="preserve">    10.1 ANÁLISIS (Requerimientos RF y RNF, Casos de Uso)</w:t>
             </w:r>
           </w:p>
         </w:tc>
@@ -3187,7 +3189,7 @@
                 <w:color w:val="475569"/>
                 <w:sz w:val="20"/>
               </w:rPr>
-              <w:t>53</w:t>
+              <w:t>51</w:t>
             </w:r>
           </w:p>
         </w:tc>
@@ -3213,7 +3215,7 @@
                 <w:color w:val="334155"/>
                 <w:sz w:val="20"/>
               </w:rPr>
-              <w:t xml:space="preserve">    10.3 IMPLEMENTACIÓN (Microservicios REST, Estructura de Código)</w:t>
+              <w:t xml:space="preserve">    10.2 DISEÑO (Modelado C4, DER Físico 3FN, Secuencia, Estados)</w:t>
             </w:r>
           </w:p>
         </w:tc>
@@ -3239,7 +3241,7 @@
                 <w:color w:val="475569"/>
                 <w:sz w:val="20"/>
               </w:rPr>
-              <w:t>60</w:t>
+              <w:t>53</w:t>
             </w:r>
           </w:p>
         </w:tc>
@@ -3265,7 +3267,7 @@
                 <w:color w:val="334155"/>
                 <w:sz w:val="20"/>
               </w:rPr>
-              <w:t xml:space="preserve">    10.4 VERIFICACIÓN (Matriz de Pruebas Automatizadas E2E)</w:t>
+              <w:t xml:space="preserve">    10.3 IMPLEMENTACIÓN (Codificación Frontend/Backend)</w:t>
             </w:r>
           </w:p>
         </w:tc>
@@ -3291,7 +3293,7 @@
                 <w:color w:val="475569"/>
                 <w:sz w:val="20"/>
               </w:rPr>
-              <w:t>62</w:t>
+              <w:t>60</w:t>
             </w:r>
           </w:p>
         </w:tc>
@@ -3317,7 +3319,7 @@
                 <w:color w:val="334155"/>
                 <w:sz w:val="20"/>
               </w:rPr>
-              <w:t xml:space="preserve">    10.5 MANTENIMIENTO (Políticas de Backup y Seguridad)</w:t>
+              <w:t xml:space="preserve">    10.4 VERIFICACIÓN (Pruebas Unitarias, Integración y E2E)</w:t>
             </w:r>
           </w:p>
         </w:tc>
@@ -3343,7 +3345,7 @@
                 <w:color w:val="475569"/>
                 <w:sz w:val="20"/>
               </w:rPr>
-              <w:t>64</w:t>
+              <w:t>62</w:t>
             </w:r>
           </w:p>
         </w:tc>
@@ -3369,7 +3371,7 @@
                 <w:color w:val="334155"/>
                 <w:sz w:val="20"/>
               </w:rPr>
-              <w:t xml:space="preserve">    10.6 CRONOGRAMA DE ACTIVIDADES (Diagrama de Gantt 2026)</w:t>
+              <w:t xml:space="preserve">    10.5 MANTENIMIENTO (Políticas de Backup y Seguridad)</w:t>
             </w:r>
           </w:p>
         </w:tc>
@@ -3395,7 +3397,7 @@
                 <w:color w:val="475569"/>
                 <w:sz w:val="20"/>
               </w:rPr>
-              <w:t>65</w:t>
+              <w:t>64</w:t>
             </w:r>
           </w:p>
         </w:tc>
@@ -3421,7 +3423,59 @@
                 <w:color w:val="334155"/>
                 <w:sz w:val="20"/>
               </w:rPr>
-              <w:t xml:space="preserve">    10.7 RECURSOS (Materiales, Humanos y Presupuesto Económico)</w:t>
+              <w:t xml:space="preserve">    10.6 CRONOGRAMA DE ACTIVIDADES (Diagrama de Gantt Cascada 2026)</w:t>
+            </w:r>
+          </w:p>
+        </w:tc>
+        <w:tc>
+          <w:tcPr>
+            <w:tcW w:type="dxa" w:w="4680"/>
+            <w:tcMar>
+              <w:top w:w="30" w:type="dxa"/>
+              <w:bottom w:w="30" w:type="dxa"/>
+              <w:left w:w="50" w:type="dxa"/>
+              <w:right w:w="50" w:type="dxa"/>
+            </w:tcMar>
+          </w:tcPr>
+          <w:p>
+            <w:pPr>
+              <w:spacing w:line="240" w:lineRule="auto" w:after="40"/>
+              <w:jc w:val="right"/>
+            </w:pPr>
+            <w:r>
+              <w:rPr>
+                <w:rFonts w:ascii="Arial" w:hAnsi="Arial"/>
+                <w:b w:val="0"/>
+                <w:color w:val="475569"/>
+                <w:sz w:val="20"/>
+              </w:rPr>
+              <w:t>65</w:t>
+            </w:r>
+          </w:p>
+        </w:tc>
+      </w:tr>
+      <w:tr>
+        <w:tc>
+          <w:tcPr>
+            <w:tcW w:type="dxa" w:w="4680"/>
+            <w:tcMar>
+              <w:top w:w="30" w:type="dxa"/>
+              <w:bottom w:w="30" w:type="dxa"/>
+              <w:left w:w="50" w:type="dxa"/>
+              <w:right w:w="50" w:type="dxa"/>
+            </w:tcMar>
+          </w:tcPr>
+          <w:p>
+            <w:pPr>
+              <w:spacing w:line="240" w:lineRule="auto" w:after="40"/>
+            </w:pPr>
+            <w:r>
+              <w:rPr>
+                <w:rFonts w:ascii="Arial" w:hAnsi="Arial"/>
+                <w:color w:val="334155"/>
+                <w:sz w:val="20"/>
+              </w:rPr>
+              <w:t xml:space="preserve">    10.7 RECURSOS (Materiales, 2 Estudiantes Devs y Presupuesto)</w:t>
             </w:r>
           </w:p>
         </w:tc>
@@ -4930,7 +4984,7 @@
         <w:jc w:val="both"/>
       </w:pPr>
       <w:r>
-        <w:t>• Articulación entre Teoría y Práctica Productiva: La reglamentación del BTH emitida por el Ministerio de Educación exige que la monografía de titulación no sea un documento meramente bibliográfico o teórico, sino un proyecto socioproductivo tangible que responda a las potencialidades y problemas socioeconómicos de la comunidad. El presente trabajo responde a cabalidad con este mandato al dotar a una empresa paceña de una plataforma tecnológica funcional y de producción real.</w:t>
+        <w:t>• Articulación entre Teoría y Práctica Productiva: La reglamentación del BTH emitida por el Ministerio de Educación exige que la monografía de titulación no sea un documento meramente bibliográfico o teórico, sino un proyecto socioproductivo tangible que responda a las potencialidades y problemas socioeconómicos de la comunidad. El presente trabajo responde a cabalidad con este mandato al dotar a una empresa paceña de una plataforma tecnológica funcional y de producción real desarrollada por dos estudiantes de secundaria técnica.</w:t>
       </w:r>
     </w:p>
     <w:p>
@@ -6129,7 +6183,7 @@
                 <w:color w:val="1E293B"/>
                 <w:sz w:val="18"/>
               </w:rPr>
-              <w:t>Monografía técnica aplicada con código de producción comercial.</w:t>
+              <w:t>Monografía técnica aplicada desarrollada por 2 estudiantes BTH.</w:t>
             </w:r>
           </w:p>
         </w:tc>
@@ -6152,7 +6206,7 @@
           <w:color w:val="0F172A"/>
           <w:sz w:val="26"/>
         </w:rPr>
-        <w:t>7.2 DESARROLLO DEL MARCO TEÓRICO</w:t>
+        <w:t>7.2 DESARROLLO DEL MARCO TEÓRICO (CONCEPTOS Y SUSTENTO TÉCNICO DEL SISTEMA)</w:t>
       </w:r>
     </w:p>
     <w:p>
@@ -6160,7 +6214,7 @@
         <w:jc w:val="both"/>
       </w:pPr>
       <w:r>
-        <w:t>El desarrollo del marco teórico profundiza en los fundamentos científicos, conceptuales, algorítmicos, matemáticos y tecnológicos que sustentan la plataforma Burger 24/7. Esta sección se estructura en diez áreas temáticas exhaustivas que abarcan desde los paradigmas de arquitectura de software hasta los algoritmos geodésicos y la seguridad criptográfica:</w:t>
+        <w:t>El desarrollo del marco teórico profundiza en los fundamentos conceptuales y tecnológicos del área de desarrollo de software aplicados en la plataforma Burger 24/7. Para que la monografía constituya un documento de consulta técnico-pedagógico formal para el nivel de Bachillerato Técnico Humanístico (BTH), a continuación se exponen de forma clara, detallada y estructurada cada uno de los conceptos, lenguajes, protocolos, herramientas y arquitecturas implementadas en el sistema, abarcando desde el frontend (HTML5, CSS3, JavaScript), el backend (PHP, PDO, Python), las conexiones (HTTP, REST, JSON), las bases de datos relacionales (MySQL InnoDB) y los componentes de seguridad, georreferenciación y control de versiones:</w:t>
       </w:r>
     </w:p>
     <w:p>
@@ -6175,7 +6229,7 @@
           <w:color w:val="1E293B"/>
           <w:sz w:val="24"/>
         </w:rPr>
-        <w:t>7.2.1 Comercio Electrónico y el Modelo Dark Kitchen en la Industria Gastronómica Nocturna 24/7</w:t>
+        <w:t>7.2.1 Arquitectura Cliente-Servidor y Conexiones Web: Protocolo HTTP, APIs RESTful y Formato JSON</w:t>
       </w:r>
     </w:p>
     <w:p>
@@ -6183,7 +6237,9 @@
         <w:jc w:val="both"/>
       </w:pPr>
       <w:r>
-        <w:t>El comercio electrónico (e-commerce) en la industria gastronómica ha transitado de simples directorios telefónicos digitalizados a complejas plataformas transaccionales en tiempo real. En el segmento de la comida rápida nocturna, ha cobrado una relevancia protagónica el modelo comercial 'Dark Kitchen' (también conocido como cocina oculta, ghost kitchen o cocina virtual).</w:t>
+        <w:t>A. Arquitectura Cliente-Servidor:</w:t>
+        <w:br/>
+        <w:t>La arquitectura cliente-servidor es un modelo de diseño de software distribuido en el que las tareas se reparten entre los proveedores de recursos o servicios, llamados servidores, y los demandantes de dichos servicios, llamados clientes. En el contexto de Burger 24/7, el 'cliente' es el navegador web (móvil o de escritorio) utilizado por el comensal, el repartidor o el administrador, mientras que el 'servidor' es el entorno computacional que ejecuta la lógica de negocio, procesa las reglas transaccionales y gestiona la base de datos centralizada. Este modelo garantiza la centralización de los datos y la seguridad, impidiendo que el cliente altere directamente los registros de existencias o precios.</w:t>
       </w:r>
     </w:p>
     <w:p>
@@ -6191,7 +6247,37 @@
         <w:jc w:val="both"/>
       </w:pPr>
       <w:r>
-        <w:t>A diferencia de los restaurantes de formato tradicional, una dark kitchen prescinde por completo de áreas de servicio al público presencial (mesas, sillas, cubertería de porcelana, decoración temática y camareros). Su infraestructura física se concentra exclusivamente en un centro de manufactura culinaria industrial altamente tecnificado y optimizado para la recepción de pedidos digitales, preparación en línea de ensamble y despacho expedito a repartidores motorizados.</w:t>
+        <w:t>B. ¿Qué es el Protocolo HTTP y cómo opera?</w:t>
+        <w:br/>
+        <w:t>El Protocolo de Transferencia de Hipertexto (HTTP - HyperText Transfer Protocol) es el protocolo de comunicación sin estado (stateless) que sustenta la World Wide Web. Funciona bajo un esquema estricto de Solicitud-Respuesta (Request-Response):</w:t>
+        <w:br/>
+        <w:t>1. La Solicitud (HTTP Request): Enviada por el cliente al servidor. Se compone de un método o verbo semántico, una dirección URL, cabeceras (headers) con metadatos de autorización y un cuerpo (body) opcional con datos en formato JSON o binario.</w:t>
+        <w:br/>
+        <w:t>2. Los Métodos HTTP principales utilizados en el sistema son:</w:t>
+        <w:br/>
+        <w:t xml:space="preserve">   • GET: Para consultar recursos sin modificarlos (ej. obtener el menú de hamburguesas).</w:t>
+        <w:br/>
+        <w:t xml:space="preserve">   • POST: Para enviar información que crea un nuevo recurso o ejecuta una transacción crítica (ej. registrar usuario, procesar checkout).</w:t>
+        <w:br/>
+        <w:t xml:space="preserve">   • PUT: Para actualizar o modificar completamente un recurso existente (ej. aprobar un repartidor, cambiar el estado del pedido a 'en camino').</w:t>
+        <w:br/>
+        <w:t xml:space="preserve">   • DELETE: Para dar de baja lógica o eliminar un recurso del catálogo.</w:t>
+        <w:br/>
+        <w:t>3. La Respuesta (HTTP Response): Devuelta por el servidor con un Código de Estado numérico estandarizado:</w:t>
+        <w:br/>
+        <w:t xml:space="preserve">   • 200 OK: Solicitud procesada exitosamente.</w:t>
+        <w:br/>
+        <w:t xml:space="preserve">   • 201 Created: Nuevo recurso creado satisfactoriamente en la base de datos.</w:t>
+        <w:br/>
+        <w:t xml:space="preserve">   • 400 Bad Request: Error en los datos enviados por el cliente (ej. campos faltantes o stock insuficiente).</w:t>
+        <w:br/>
+        <w:t xml:space="preserve">   • 401 Unauthorized: El cliente no proporcionó credenciales válidas o su token JWT expiró.</w:t>
+        <w:br/>
+        <w:t xml:space="preserve">   • 403 Forbidden: El usuario autenticado no posee el rol necesario para acceder al endpoint.</w:t>
+        <w:br/>
+        <w:t xml:space="preserve">   • 404 Not Found: El recurso solicitado no existe.</w:t>
+        <w:br/>
+        <w:t xml:space="preserve">   • 500 Internal Server Error: Ocurrió una excepción no controlada en el servidor.</w:t>
       </w:r>
     </w:p>
     <w:p>
@@ -6199,7 +6285,20 @@
         <w:jc w:val="both"/>
       </w:pPr>
       <w:r>
-        <w:t>En una metrópoli de alta altitud y topografía irregular como La Paz, el modelo dark kitchen nocturno de Burger 24/7 resuelve una falla estructural del mercado: la escasez de alternativas de alimentación caliente y de calidad durante las horas de la madrugada (de 22:00 a 06:00 horas), cuando los restaurantes convencionales cierran sus puertas debido al alto costo de mantener personal de sala y los riesgos de seguridad en la vía pública.</w:t>
+        <w:t>C. ¿Qué es una API REST (RESTful API)?</w:t>
+        <w:br/>
+        <w:t xml:space="preserve">Una API (Application Programming Interface o Interfaz de Programación de Aplicaciones) es un conjunto de reglas y especificaciones que permite que dos programas informáticos se comuniquen entre sí. REST (Representational State Transfer) es un estilo arquitectónico que utiliza los estándares web existentes (HTTP, URIs, JSON). En Burger 24/7, el backend no genera páginas web completas; en su lugar, expone 'endpoints' REST (puntos de acceso como </w:t>
+      </w:r>
+      <w:r>
+        <w:rPr>
+          <w:rFonts w:ascii="Consolas" w:hAnsi="Consolas"/>
+          <w:color w:val="B45309"/>
+          <w:sz w:val="19"/>
+        </w:rPr>
+        <w:t>/api/transactions/checkout.php</w:t>
+      </w:r>
+      <w:r>
+        <w:t>) que reciben y devuelven exclusivamente datos puros estructurados.</w:t>
       </w:r>
     </w:p>
     <w:p>
@@ -6207,7 +6306,31 @@
         <w:jc w:val="both"/>
       </w:pPr>
       <w:r>
-        <w:t>No obstante, este modelo presenta retos operativos de extrema rigurosidad. La ausencia de un salón físico implica que el 100% de la percepción de marca y la experiencia del cliente se canalizan a través de la interfaz web y la eficiencia de la entrega. Una caída en el servidor, un error de stock que obligue a llamar al cliente a las 02:00 AM para cancelar su pedido, o un cobro logístico desmedido provocan la deserción irreversible del comensal. Por ello, la plataforma de software se convierte en el núcleo transaccional indispensable que articula cocina, repartidores y clientes con precisión milimétrica.</w:t>
+        <w:t>D. ¿Qué es JSON (JavaScript Object Notation)?</w:t>
+        <w:br/>
+        <w:t>JSON es un formato de texto estándar y ligero para el intercambio de datos. Es totalmente independiente del lenguaje de programación pero utiliza convenciones familiares para los programadores de JavaScript, PHP y Python. En el sistema, JSON actúa como el 'puente universal de conexión' entre el frontend y el backend: el cliente serializa el carrito de compras a una cadena JSON (</w:t>
+      </w:r>
+      <w:r>
+        <w:rPr>
+          <w:rFonts w:ascii="Consolas" w:hAnsi="Consolas"/>
+          <w:color w:val="B45309"/>
+          <w:sz w:val="19"/>
+        </w:rPr>
+        <w:t>JSON.stringify(cart)</w:t>
+      </w:r>
+      <w:r>
+        <w:t>), la envía por HTTP POST al servidor, y el script PHP la deserializa (</w:t>
+      </w:r>
+      <w:r>
+        <w:rPr>
+          <w:rFonts w:ascii="Consolas" w:hAnsi="Consolas"/>
+          <w:color w:val="B45309"/>
+          <w:sz w:val="19"/>
+        </w:rPr>
+        <w:t>json_decode()</w:t>
+      </w:r>
+      <w:r>
+        <w:t>) para procesarla en base de datos de manera transparente y veloz.</w:t>
       </w:r>
     </w:p>
     <w:p>
@@ -6222,7 +6345,7 @@
           <w:color w:val="1E293B"/>
           <w:sz w:val="20"/>
         </w:rPr>
-        <w:t>Tabla 7.1: Comparativa Operativa, Económica y Tecnológica entre Modelos Gastronómicos</w:t>
+        <w:t>Tabla 7.1: Estructura de Mensajes y Códigos HTTP en la Arquitectura REST de Burger 24/7</w:t>
       </w:r>
     </w:p>
     <w:tbl>
@@ -6269,7 +6392,7 @@
                 <w:color w:val="FFFFFF"/>
                 <w:sz w:val="19"/>
               </w:rPr>
-              <w:t>Parámetro Operativo</w:t>
+              <w:t>Método HTTP</w:t>
             </w:r>
           </w:p>
         </w:tc>
@@ -6295,7 +6418,7 @@
                 <w:color w:val="FFFFFF"/>
                 <w:sz w:val="19"/>
               </w:rPr>
-              <w:t>Restaurante Tradicional</w:t>
+              <w:t>Endpoint de Ejemplo</w:t>
             </w:r>
           </w:p>
         </w:tc>
@@ -6321,7 +6444,7 @@
                 <w:color w:val="FFFFFF"/>
                 <w:sz w:val="19"/>
               </w:rPr>
-              <w:t>Plataforma Agregadora (Delivery App)</w:t>
+              <w:t>Código de Éxito</w:t>
             </w:r>
           </w:p>
         </w:tc>
@@ -6347,7 +6470,7 @@
                 <w:color w:val="FFFFFF"/>
                 <w:sz w:val="19"/>
               </w:rPr>
-              <w:t>Dark Kitchen Propia Burger 24/7</w:t>
+              <w:t>Propósito en el Sistema</w:t>
             </w:r>
           </w:p>
         </w:tc>
@@ -6374,7 +6497,7 @@
                 <w:color w:val="1E293B"/>
                 <w:sz w:val="18"/>
               </w:rPr>
-              <w:t>Comisión Financiera</w:t>
+              <w:t>GET</w:t>
             </w:r>
           </w:p>
         </w:tc>
@@ -6399,7 +6522,7 @@
                 <w:color w:val="1E293B"/>
                 <w:sz w:val="18"/>
               </w:rPr>
-              <w:t>0% (pero alto costo de sala)</w:t>
+              <w:t>/api/catalog/products.php</w:t>
             </w:r>
           </w:p>
         </w:tc>
@@ -6424,7 +6547,7 @@
                 <w:color w:val="1E293B"/>
                 <w:sz w:val="18"/>
               </w:rPr>
-              <w:t>22% al 30% del total bruto de la venta</w:t>
+              <w:t>200 OK</w:t>
             </w:r>
           </w:p>
         </w:tc>
@@ -6449,7 +6572,7 @@
                 <w:color w:val="1E293B"/>
                 <w:sz w:val="18"/>
               </w:rPr>
-              <w:t>0% (Margen de utilidad 100% propio)</w:t>
+              <w:t>Consulta pública del catálogo de productos y existencias.</w:t>
             </w:r>
           </w:p>
         </w:tc>
@@ -6476,7 +6599,7 @@
                 <w:color w:val="1E293B"/>
                 <w:sz w:val="18"/>
               </w:rPr>
-              <w:t>Propiedad de Datos de Clientes</w:t>
+              <w:t>POST</w:t>
             </w:r>
           </w:p>
         </w:tc>
@@ -6501,7 +6624,7 @@
                 <w:color w:val="1E293B"/>
                 <w:sz w:val="18"/>
               </w:rPr>
-              <w:t>Directa pero manual y no registrada</w:t>
+              <w:t>/api/auth/login.php</w:t>
             </w:r>
           </w:p>
         </w:tc>
@@ -6526,7 +6649,7 @@
                 <w:color w:val="1E293B"/>
                 <w:sz w:val="18"/>
               </w:rPr>
-              <w:t>Opaca (la app retiene datos y correos)</w:t>
+              <w:t>200 OK</w:t>
             </w:r>
           </w:p>
         </w:tc>
@@ -6551,7 +6674,7 @@
                 <w:color w:val="1E293B"/>
                 <w:sz w:val="18"/>
               </w:rPr>
-              <w:t>Directa y centralizada en base de datos</w:t>
+              <w:t>Autenticación de credenciales y emisión de token JWT.</w:t>
             </w:r>
           </w:p>
         </w:tc>
@@ -6578,7 +6701,7 @@
                 <w:color w:val="1E293B"/>
                 <w:sz w:val="18"/>
               </w:rPr>
-              <w:t>Horario de Operación Típico</w:t>
+              <w:t>POST</w:t>
             </w:r>
           </w:p>
         </w:tc>
@@ -6603,7 +6726,7 @@
                 <w:color w:val="1E293B"/>
                 <w:sz w:val="18"/>
               </w:rPr>
-              <w:t>11:00 a 23:00 (límite comercial)</w:t>
+              <w:t>/api/transactions/checkout.php</w:t>
             </w:r>
           </w:p>
         </w:tc>
@@ -6628,7 +6751,7 @@
                 <w:color w:val="1E293B"/>
                 <w:sz w:val="18"/>
               </w:rPr>
-              <w:t>Depende de repartidores externos</w:t>
+              <w:t>201 Created</w:t>
             </w:r>
           </w:p>
         </w:tc>
@@ -6653,7 +6776,7 @@
                 <w:color w:val="1E293B"/>
                 <w:sz w:val="18"/>
               </w:rPr>
-              <w:t>24/7 continuo con turnos de madrugada</w:t>
+              <w:t>Creación atómica de pedido con bloqueo pesimista ACID.</w:t>
             </w:r>
           </w:p>
         </w:tc>
@@ -6680,7 +6803,7 @@
                 <w:color w:val="1E293B"/>
                 <w:sz w:val="18"/>
               </w:rPr>
-              <w:t>Sincronización de Stock</w:t>
+              <w:t>PUT</w:t>
             </w:r>
           </w:p>
         </w:tc>
@@ -6705,7 +6828,7 @@
                 <w:color w:val="1E293B"/>
                 <w:sz w:val="18"/>
               </w:rPr>
-              <w:t>Visual y manual en comanda física</w:t>
+              <w:t>/api/auth/approve-rider.php</w:t>
             </w:r>
           </w:p>
         </w:tc>
@@ -6730,7 +6853,7 @@
                 <w:color w:val="1E293B"/>
                 <w:sz w:val="18"/>
               </w:rPr>
-              <w:t>Sondeo retardado con desfases</w:t>
+              <w:t>200 OK</w:t>
             </w:r>
           </w:p>
         </w:tc>
@@ -6755,7 +6878,7 @@
                 <w:color w:val="1E293B"/>
                 <w:sz w:val="18"/>
               </w:rPr>
-              <w:t>Tiempo real atómico (SELECT FOR UPDATE)</w:t>
+              <w:t>Actualización administrativa del estado laboral del repartidor.</w:t>
             </w:r>
           </w:p>
         </w:tc>
@@ -6782,7 +6905,7 @@
                 <w:color w:val="1E293B"/>
                 <w:sz w:val="18"/>
               </w:rPr>
-              <w:t>Tarificación de Despacho</w:t>
+              <w:t>POST</w:t>
             </w:r>
           </w:p>
         </w:tc>
@@ -6807,7 +6930,7 @@
                 <w:color w:val="1E293B"/>
                 <w:sz w:val="18"/>
               </w:rPr>
-              <w:t>Tarifa fija arbitraria por zona</w:t>
+              <w:t>/api/rider/settle-cash.php</w:t>
             </w:r>
           </w:p>
         </w:tc>
@@ -6832,7 +6955,7 @@
                 <w:color w:val="1E293B"/>
                 <w:sz w:val="18"/>
               </w:rPr>
-              <w:t>Tarifa dinámica con recargo de la app</w:t>
+              <w:t>200 OK</w:t>
             </w:r>
           </w:p>
         </w:tc>
@@ -6857,109 +6980,7 @@
                 <w:color w:val="1E293B"/>
                 <w:sz w:val="18"/>
               </w:rPr>
-              <w:t>Cálculo matemático Haversine transparente</w:t>
-            </w:r>
-          </w:p>
-        </w:tc>
-      </w:tr>
-      <w:tr>
-        <w:tc>
-          <w:tcPr>
-            <w:tcW w:type="dxa" w:w="2340"/>
-            <w:shd w:fill="F8FAFC"/>
-            <w:tcMar>
-              <w:top w:w="100" w:type="dxa"/>
-              <w:bottom w:w="100" w:type="dxa"/>
-              <w:left w:w="160" w:type="dxa"/>
-              <w:right w:w="160" w:type="dxa"/>
-            </w:tcMar>
-          </w:tcPr>
-          <w:p>
-            <w:pPr>
-              <w:jc w:val="left"/>
-            </w:pPr>
-            <w:r>
-              <w:rPr>
-                <w:rFonts w:ascii="Arial" w:hAnsi="Arial"/>
-                <w:color w:val="1E293B"/>
-                <w:sz w:val="18"/>
-              </w:rPr>
-              <w:t>Control de Caja Chica</w:t>
-            </w:r>
-          </w:p>
-        </w:tc>
-        <w:tc>
-          <w:tcPr>
-            <w:tcW w:type="dxa" w:w="2340"/>
-            <w:shd w:fill="F8FAFC"/>
-            <w:tcMar>
-              <w:top w:w="100" w:type="dxa"/>
-              <w:bottom w:w="100" w:type="dxa"/>
-              <w:left w:w="160" w:type="dxa"/>
-              <w:right w:w="160" w:type="dxa"/>
-            </w:tcMar>
-          </w:tcPr>
-          <w:p>
-            <w:pPr>
-              <w:jc w:val="left"/>
-            </w:pPr>
-            <w:r>
-              <w:rPr>
-                <w:rFonts w:ascii="Arial" w:hAnsi="Arial"/>
-                <w:color w:val="1E293B"/>
-                <w:sz w:val="18"/>
-              </w:rPr>
-              <w:t>Cierre manual en libro de ventas</w:t>
-            </w:r>
-          </w:p>
-        </w:tc>
-        <w:tc>
-          <w:tcPr>
-            <w:tcW w:type="dxa" w:w="2340"/>
-            <w:shd w:fill="F8FAFC"/>
-            <w:tcMar>
-              <w:top w:w="100" w:type="dxa"/>
-              <w:bottom w:w="100" w:type="dxa"/>
-              <w:left w:w="160" w:type="dxa"/>
-              <w:right w:w="160" w:type="dxa"/>
-            </w:tcMar>
-          </w:tcPr>
-          <w:p>
-            <w:pPr>
-              <w:jc w:val="left"/>
-            </w:pPr>
-            <w:r>
-              <w:rPr>
-                <w:rFonts w:ascii="Arial" w:hAnsi="Arial"/>
-                <w:color w:val="1E293B"/>
-                <w:sz w:val="18"/>
-              </w:rPr>
-              <w:t>Transferencias quincenales diferidas</w:t>
-            </w:r>
-          </w:p>
-        </w:tc>
-        <w:tc>
-          <w:tcPr>
-            <w:tcW w:type="dxa" w:w="2340"/>
-            <w:shd w:fill="F8FAFC"/>
-            <w:tcMar>
-              <w:top w:w="100" w:type="dxa"/>
-              <w:bottom w:w="100" w:type="dxa"/>
-              <w:left w:w="160" w:type="dxa"/>
-              <w:right w:w="160" w:type="dxa"/>
-            </w:tcMar>
-          </w:tcPr>
-          <w:p>
-            <w:pPr>
-              <w:jc w:val="left"/>
-            </w:pPr>
-            <w:r>
-              <w:rPr>
-                <w:rFonts w:ascii="Arial" w:hAnsi="Arial"/>
-                <w:color w:val="1E293B"/>
-                <w:sz w:val="18"/>
-              </w:rPr>
-              <w:t>Arqueo ciego automatizado al fin de turno</w:t>
+              <w:t>Arqueo ciego y conciliación de caja chica en efectivo.</w:t>
             </w:r>
           </w:p>
         </w:tc>
@@ -6982,7 +7003,7 @@
           <w:color w:val="1E293B"/>
           <w:sz w:val="24"/>
         </w:rPr>
-        <w:t>7.2.2 Arquitectura de Software: De Arquitecturas Monolíticas a Microservicios Desacoplados y DDD</w:t>
+        <w:t>7.2.2 Tecnologías Frontend: ¿Qué es HTML5, CSS3 y Vanilla JavaScript ES6+?</w:t>
       </w:r>
     </w:p>
     <w:p>
@@ -6990,7 +7011,7 @@
         <w:jc w:val="both"/>
       </w:pPr>
       <w:r>
-        <w:t>En la historia de la ingeniería de software, la evolución arquitectónica ha respondido a la necesidad de gestionar la complejidad y la escalabilidad. La arquitectura monolítica tradicional agrupa en una única base de código la interfaz de usuario, la lógica de negocio y el acceso a datos. Si bien un monolito es sencillo de desplegar en etapas embrionarias, a medida que el sistema crece presenta severas patologías: el fallo en un módulo secundario (como el procesador de reportes o la subida de avatares) puede ocasionar una fuga de memoria o un bloqueo del hilo principal que colapse la totalidad del servidor, paralizando las ventas en momentos críticos.</w:t>
+        <w:t>El Frontend (o lado del cliente) abarca todos los componentes visuales, interactivos y de experiencia con los que interactúa directamente el usuario en su pantalla. En Burger 24/7, el frontend se desarrolló con las tres tecnologías fundamentales de la web moderna bajo estándares W3C:</w:t>
       </w:r>
     </w:p>
     <w:p>
@@ -6998,7 +7019,99 @@
         <w:jc w:val="both"/>
       </w:pPr>
       <w:r>
-        <w:t>Para superar estas restricciones, Burger 24/7 implementa una Arquitectura de Microservicios Desacoplados guiada por los principios del Diseño Orientado al Dominio (Domain-Driven Design - DDD), formalizado por Eric Evans. Bajo este enfoque, el dominio comercial de la empresa se fragmenta en Contextos Delimitados (Bounded Contexts) bien diferenciados, donde cada contexto se materializa como un microservicio independiente con responsabilidades funcionales únicas y cohesión interna elevada.</w:t>
+        <w:t>A. ¿Qué es HTML (HyperText Markup Language) y HTML5?</w:t>
+        <w:br/>
+        <w:t>HTML es el lenguaje de marcado estándar universal utilizado para estructurar y dar significado al contenido de las páginas web. No es un lenguaje de programación (no posee lógica condicional ni bucles), sino un lenguaje de etiquetas que delimita elementos como encabezados, párrafos, imágenes, botones y formularios.</w:t>
+        <w:br/>
+        <w:t>En su quinta revisión mayor (HTML5), incorpora elementos semánticos esenciales (</w:t>
+      </w:r>
+      <w:r>
+        <w:rPr>
+          <w:rFonts w:ascii="Consolas" w:hAnsi="Consolas"/>
+          <w:color w:val="B45309"/>
+          <w:sz w:val="19"/>
+        </w:rPr>
+        <w:t>&lt;header&gt;</w:t>
+      </w:r>
+      <w:r>
+        <w:t xml:space="preserve">, </w:t>
+      </w:r>
+      <w:r>
+        <w:rPr>
+          <w:rFonts w:ascii="Consolas" w:hAnsi="Consolas"/>
+          <w:color w:val="B45309"/>
+          <w:sz w:val="19"/>
+        </w:rPr>
+        <w:t>&lt;nav&gt;</w:t>
+      </w:r>
+      <w:r>
+        <w:t xml:space="preserve">, </w:t>
+      </w:r>
+      <w:r>
+        <w:rPr>
+          <w:rFonts w:ascii="Consolas" w:hAnsi="Consolas"/>
+          <w:color w:val="B45309"/>
+          <w:sz w:val="19"/>
+        </w:rPr>
+        <w:t>&lt;main&gt;</w:t>
+      </w:r>
+      <w:r>
+        <w:t xml:space="preserve">, </w:t>
+      </w:r>
+      <w:r>
+        <w:rPr>
+          <w:rFonts w:ascii="Consolas" w:hAnsi="Consolas"/>
+          <w:color w:val="B45309"/>
+          <w:sz w:val="19"/>
+        </w:rPr>
+        <w:t>&lt;section&gt;</w:t>
+      </w:r>
+      <w:r>
+        <w:t xml:space="preserve">, </w:t>
+      </w:r>
+      <w:r>
+        <w:rPr>
+          <w:rFonts w:ascii="Consolas" w:hAnsi="Consolas"/>
+          <w:color w:val="B45309"/>
+          <w:sz w:val="19"/>
+        </w:rPr>
+        <w:t>&lt;article&gt;</w:t>
+      </w:r>
+      <w:r>
+        <w:t xml:space="preserve">, </w:t>
+      </w:r>
+      <w:r>
+        <w:rPr>
+          <w:rFonts w:ascii="Consolas" w:hAnsi="Consolas"/>
+          <w:color w:val="B45309"/>
+          <w:sz w:val="19"/>
+        </w:rPr>
+        <w:t>&lt;footer&gt;</w:t>
+      </w:r>
+      <w:r>
+        <w:t>) que organizan la estructura del documento facilitando la accesibilidad y el posicionamiento. En Burger 24/7, HTML5 estructura la vitrina de productos, el modal interactivo del carrito de compras, los campos de carga de imágenes para Cédula de Identidad y comprobantes QR (</w:t>
+      </w:r>
+      <w:r>
+        <w:rPr>
+          <w:rFonts w:ascii="Consolas" w:hAnsi="Consolas"/>
+          <w:color w:val="B45309"/>
+          <w:sz w:val="19"/>
+        </w:rPr>
+        <w:t>&lt;input type="file" accept="image/*"&gt;</w:t>
+      </w:r>
+      <w:r>
+        <w:t>), y el lienzo de mapa cartográfico interactivo (</w:t>
+      </w:r>
+      <w:r>
+        <w:rPr>
+          <w:rFonts w:ascii="Consolas" w:hAnsi="Consolas"/>
+          <w:color w:val="B45309"/>
+          <w:sz w:val="19"/>
+        </w:rPr>
+        <w:t>&lt;div id="map"&gt;</w:t>
+      </w:r>
+      <w:r>
+        <w:t>).</w:t>
       </w:r>
     </w:p>
     <w:p>
@@ -7006,17 +7119,193 @@
         <w:jc w:val="both"/>
       </w:pPr>
       <w:r>
-        <w:t>La arquitectura de Burger 24/7 se estructura en cinco microservicios RESTful autónomos:</w:t>
+        <w:t>B. ¿Qué es CSS (Cascading Style Sheets) y CSS3?</w:t>
         <w:br/>
-        <w:t>1. Microservicio Auth (Gestión de Identidad y Acceso): Encapsula el registro de usuarios, control de mayoría de edad, subida multipart de Cédula de Identidad en formato seguro, encriptación Bcrypt y emisión de credenciales stateless JWT.</w:t>
+        <w:t>CSS es el lenguaje de hojas de estilo utilizado para describir la presentación gráfica, el diseño visual, los colores, las tipografías y el espaciado de un documento estructurado en HTML. CSS opera bajo el concepto de 'cascada' y especificidad de selectores.</w:t>
         <w:br/>
-        <w:t>2. Microservicio Catalog (Gestión Comercial y Productos): Controla el inventario de hamburguesas, acompañamientos, salsas y bebidas, organizados jerárquicamente por categorías con filtrado dinámico.</w:t>
+        <w:t>CSS3 introduce capacidades avanzadas de diseño responsivo (Responsive Web Design):</w:t>
         <w:br/>
-        <w:t>3. Microservicio Transactions (Motor Transaccional y Checkout): Núcleo financiero responsable del procesamiento de compras con aislamiento ACID, adquisición de bloqueos pesimistas, registro de pagos y cancelación de pedidos con reintegro de existencias.</w:t>
+        <w:t>1. Flexbox (CSS Flexible Box Layout): Sistema de maquetación unidimensional que distribuye el espacio y alinea dinámicamente los elementos en una fila o columna, utilizado para barras de navegación, botones y tarjetas de productos.</w:t>
         <w:br/>
-        <w:t>4. Microservicio Rider (Logística y Flota de Reparto): Administra la cola de despachos en espera, asignación de pedidos a repartidores en ruta, georreferenciación domiciliaria y arqueo de caja chica en efectivo.</w:t>
+        <w:t>2. CSS Grid Layout: Sistema de maquetación bidimensional en cuadrícula que organiza el catálogo de hamburguesas en columnas adaptativas según el ancho de la pantalla.</w:t>
         <w:br/>
-        <w:t>5. Microservicio Logistics (Motor Geodésico): Servicio algorítmico implementado en Python 3.11 que efectúa cálculos trigonométricos de distancia sobre el esferoide terrestre para tarifación automatizada.</w:t>
+        <w:t>3. Media Queries (</w:t>
+      </w:r>
+      <w:r>
+        <w:rPr>
+          <w:rFonts w:ascii="Consolas" w:hAnsi="Consolas"/>
+          <w:color w:val="B45309"/>
+          <w:sz w:val="19"/>
+        </w:rPr>
+        <w:t>@media</w:t>
+      </w:r>
+      <w:r>
+        <w:t>): Reglas condicionales que detectan el tamaño del dispositivo (smartphone, tableta o laptop), adaptando el tamaño de fuente y la disposición de elementos (estrategia Mobile First) para garantizar una visualización impecable en teléfonos móviles.</w:t>
+      </w:r>
+    </w:p>
+    <w:p>
+      <w:pPr>
+        <w:jc w:val="both"/>
+      </w:pPr>
+      <w:r>
+        <w:t>C. ¿Qué es JavaScript y Vanilla JS Moderno (ECMAScript 6+)?</w:t>
+        <w:br/>
+        <w:t>JavaScript es un lenguaje de programación de alto nivel, interpretado, dinámico y orientado a objetos, diseñado originalmente para ejecutarse dentro de los navegadores web. Permite dotar a las páginas web de comportamiento dinámico, interactividad y comunicación asíncrona en tiempo real.</w:t>
+        <w:br/>
+        <w:t>El término 'Vanilla JavaScript' se refiere al uso del lenguaje JavaScript puro y estándar, sin recurrir a bibliotecas o frameworks pesados como React, Angular o Vue.js. En el proyecto se aplicó el estándar moderno ECMAScript 6+ (ES6+), aprovechando:</w:t>
+        <w:br/>
+        <w:t>• Variables con alcance de bloque (</w:t>
+      </w:r>
+      <w:r>
+        <w:rPr>
+          <w:rFonts w:ascii="Consolas" w:hAnsi="Consolas"/>
+          <w:color w:val="B45309"/>
+          <w:sz w:val="19"/>
+        </w:rPr>
+        <w:t>let</w:t>
+      </w:r>
+      <w:r>
+        <w:t xml:space="preserve"> y </w:t>
+      </w:r>
+      <w:r>
+        <w:rPr>
+          <w:rFonts w:ascii="Consolas" w:hAnsi="Consolas"/>
+          <w:color w:val="B45309"/>
+          <w:sz w:val="19"/>
+        </w:rPr>
+        <w:t>const</w:t>
+      </w:r>
+      <w:r>
+        <w:t>) para evitar colisiones de variables globales.</w:t>
+        <w:br/>
+        <w:t>• Funciones flecha (</w:t>
+      </w:r>
+      <w:r>
+        <w:rPr>
+          <w:rFonts w:ascii="Consolas" w:hAnsi="Consolas"/>
+          <w:color w:val="B45309"/>
+          <w:sz w:val="19"/>
+        </w:rPr>
+        <w:t>() =&gt; {}</w:t>
+      </w:r>
+      <w:r>
+        <w:t xml:space="preserve">) para sintaxis concisa y preservación léxica de </w:t>
+      </w:r>
+      <w:r>
+        <w:rPr>
+          <w:rFonts w:ascii="Consolas" w:hAnsi="Consolas"/>
+          <w:color w:val="B45309"/>
+          <w:sz w:val="19"/>
+        </w:rPr>
+        <w:t>this</w:t>
+      </w:r>
+      <w:r>
+        <w:t>.</w:t>
+        <w:br/>
+        <w:t>• Módulos nativos (</w:t>
+      </w:r>
+      <w:r>
+        <w:rPr>
+          <w:rFonts w:ascii="Consolas" w:hAnsi="Consolas"/>
+          <w:color w:val="B45309"/>
+          <w:sz w:val="19"/>
+        </w:rPr>
+        <w:t>import</w:t>
+      </w:r>
+      <w:r>
+        <w:t xml:space="preserve"> / </w:t>
+      </w:r>
+      <w:r>
+        <w:rPr>
+          <w:rFonts w:ascii="Consolas" w:hAnsi="Consolas"/>
+          <w:color w:val="B45309"/>
+          <w:sz w:val="19"/>
+        </w:rPr>
+        <w:t>export</w:t>
+      </w:r>
+      <w:r>
+        <w:t>) para desacoplar el código en archivos independientes (</w:t>
+      </w:r>
+      <w:r>
+        <w:rPr>
+          <w:rFonts w:ascii="Consolas" w:hAnsi="Consolas"/>
+          <w:color w:val="B45309"/>
+          <w:sz w:val="19"/>
+        </w:rPr>
+        <w:t>api.js</w:t>
+      </w:r>
+      <w:r>
+        <w:t xml:space="preserve">, </w:t>
+      </w:r>
+      <w:r>
+        <w:rPr>
+          <w:rFonts w:ascii="Consolas" w:hAnsi="Consolas"/>
+          <w:color w:val="B45309"/>
+          <w:sz w:val="19"/>
+        </w:rPr>
+        <w:t>cart.js</w:t>
+      </w:r>
+      <w:r>
+        <w:t xml:space="preserve">, </w:t>
+      </w:r>
+      <w:r>
+        <w:rPr>
+          <w:rFonts w:ascii="Consolas" w:hAnsi="Consolas"/>
+          <w:color w:val="B45309"/>
+          <w:sz w:val="19"/>
+        </w:rPr>
+        <w:t>admin.js</w:t>
+      </w:r>
+      <w:r>
+        <w:t xml:space="preserve">, </w:t>
+      </w:r>
+      <w:r>
+        <w:rPr>
+          <w:rFonts w:ascii="Consolas" w:hAnsi="Consolas"/>
+          <w:color w:val="B45309"/>
+          <w:sz w:val="19"/>
+        </w:rPr>
+        <w:t>rider.js</w:t>
+      </w:r>
+      <w:r>
+        <w:t>).</w:t>
+        <w:br/>
+        <w:t>• Promesas y funciones asíncronas (</w:t>
+      </w:r>
+      <w:r>
+        <w:rPr>
+          <w:rFonts w:ascii="Consolas" w:hAnsi="Consolas"/>
+          <w:color w:val="B45309"/>
+          <w:sz w:val="19"/>
+        </w:rPr>
+        <w:t>async</w:t>
+      </w:r>
+      <w:r>
+        <w:t xml:space="preserve"> / </w:t>
+      </w:r>
+      <w:r>
+        <w:rPr>
+          <w:rFonts w:ascii="Consolas" w:hAnsi="Consolas"/>
+          <w:color w:val="B45309"/>
+          <w:sz w:val="19"/>
+        </w:rPr>
+        <w:t>await</w:t>
+      </w:r>
+      <w:r>
+        <w:t>) combinadas con Fetch API para realizar peticiones HTTP en segundo plano sin recargar la página.</w:t>
+        <w:br/>
+        <w:t xml:space="preserve">• Manipulación directa del DOM (Document Object Model) mediante </w:t>
+      </w:r>
+      <w:r>
+        <w:rPr>
+          <w:rFonts w:ascii="Consolas" w:hAnsi="Consolas"/>
+          <w:color w:val="B45309"/>
+          <w:sz w:val="19"/>
+        </w:rPr>
+        <w:t>document.querySelector()</w:t>
+      </w:r>
+      <w:r>
+        <w:t xml:space="preserve"> y creación dinámica de elementos, logrando un rendimiento superior y tiempos de carga instantáneos en redes móviles.</w:t>
       </w:r>
     </w:p>
     <w:p>
@@ -7031,7 +7320,7 @@
           <w:color w:val="1E293B"/>
           <w:sz w:val="20"/>
         </w:rPr>
-        <w:t>Tabla 7.2: Análisis Comparativo entre Arquitectura Monolítica y Microservicios Desacoplados</w:t>
+        <w:t>Tabla 7.2: Comparativa de Tecnologías Frontend: Vanilla JS vs Frameworks Pesados</w:t>
       </w:r>
     </w:p>
     <w:tbl>
@@ -7077,7 +7366,7 @@
                 <w:color w:val="FFFFFF"/>
                 <w:sz w:val="19"/>
               </w:rPr>
-              <w:t>Criterio de Evaluación</w:t>
+              <w:t>Parámetro Técnico</w:t>
             </w:r>
           </w:p>
         </w:tc>
@@ -7103,7 +7392,7 @@
                 <w:color w:val="FFFFFF"/>
                 <w:sz w:val="19"/>
               </w:rPr>
-              <w:t>Arquitectura Monolítica Clásica</w:t>
+              <w:t>Frameworks Masivos (React / Angular)</w:t>
             </w:r>
           </w:p>
         </w:tc>
@@ -7129,7 +7418,7 @@
                 <w:color w:val="FFFFFF"/>
                 <w:sz w:val="19"/>
               </w:rPr>
-              <w:t>Microservicios Desacoplados (Burger 24/7)</w:t>
+              <w:t>Vanilla JavaScript ES6+ (Burger 24/7)</w:t>
             </w:r>
           </w:p>
         </w:tc>
@@ -7156,7 +7445,7 @@
                 <w:color w:val="1E293B"/>
                 <w:sz w:val="18"/>
               </w:rPr>
-              <w:t>Acoplamiento entre Módulos</w:t>
+              <w:t>Peso del Paquete (Bundle)</w:t>
             </w:r>
           </w:p>
         </w:tc>
@@ -7181,7 +7470,7 @@
                 <w:color w:val="1E293B"/>
                 <w:sz w:val="18"/>
               </w:rPr>
-              <w:t>Alto (código interdependiente en un bloque)</w:t>
+              <w:t>Pesado (&gt; 500 KB - 1.5 MB de dependencias)</w:t>
             </w:r>
           </w:p>
         </w:tc>
@@ -7206,7 +7495,7 @@
                 <w:color w:val="1E293B"/>
                 <w:sz w:val="18"/>
               </w:rPr>
-              <w:t>Débil (comunicación mediante APIs REST estándar)</w:t>
+              <w:t>Ultrapeso pluma (&lt; 45 KB de código puro)</w:t>
             </w:r>
           </w:p>
         </w:tc>
@@ -7233,7 +7522,7 @@
                 <w:color w:val="1E293B"/>
                 <w:sz w:val="18"/>
               </w:rPr>
-              <w:t>Tolerancia a Fallos</w:t>
+              <w:t>Tiempo de Carga Inicial (FCP)</w:t>
             </w:r>
           </w:p>
         </w:tc>
@@ -7258,7 +7547,7 @@
                 <w:color w:val="1E293B"/>
                 <w:sz w:val="18"/>
               </w:rPr>
-              <w:t>Baja (una excepción no capturada tumba todo)</w:t>
+              <w:t>Lento en redes móviles 3G/4G paceñas (3 a 5 seg)</w:t>
             </w:r>
           </w:p>
         </w:tc>
@@ -7283,7 +7572,7 @@
                 <w:color w:val="1E293B"/>
                 <w:sz w:val="18"/>
               </w:rPr>
-              <w:t>Alta (la falla en un servicio aísla el impacto)</w:t>
+              <w:t>Prácticamente instantáneo (&lt; 0.8 segundos)</w:t>
             </w:r>
           </w:p>
         </w:tc>
@@ -7310,7 +7599,7 @@
                 <w:color w:val="1E293B"/>
                 <w:sz w:val="18"/>
               </w:rPr>
-              <w:t>Escalabilidad</w:t>
+              <w:t>Complejidad de Mantenimiento BTH</w:t>
             </w:r>
           </w:p>
         </w:tc>
@@ -7335,7 +7624,7 @@
                 <w:color w:val="1E293B"/>
                 <w:sz w:val="18"/>
               </w:rPr>
-              <w:t>Vertical (requiere ampliar servidor completo)</w:t>
+              <w:t>Excesiva (requiere Node, Webpack, Babel, JSX)</w:t>
             </w:r>
           </w:p>
         </w:tc>
@@ -7360,7 +7649,7 @@
                 <w:color w:val="1E293B"/>
                 <w:sz w:val="18"/>
               </w:rPr>
-              <w:t>Horizontal (escalado selectivo del servicio crítico)</w:t>
+              <w:t>Clara y pedagógica para nivel de secundaria técnica</w:t>
             </w:r>
           </w:p>
         </w:tc>
@@ -7387,7 +7676,7 @@
                 <w:color w:val="1E293B"/>
                 <w:sz w:val="18"/>
               </w:rPr>
-              <w:t>Independencia Tecnológica</w:t>
+              <w:t>Compatibilidad de Navegadores</w:t>
             </w:r>
           </w:p>
         </w:tc>
@@ -7412,7 +7701,7 @@
                 <w:color w:val="1E293B"/>
                 <w:sz w:val="18"/>
               </w:rPr>
-              <w:t>Un solo lenguaje y framework obligado</w:t>
+              <w:t>Sujeto a transpiladores y versiones de runtime</w:t>
             </w:r>
           </w:p>
         </w:tc>
@@ -7437,7 +7726,7 @@
                 <w:color w:val="1E293B"/>
                 <w:sz w:val="18"/>
               </w:rPr>
-              <w:t>Políglota (PHP 8.2 en REST y Python en cálculo)</w:t>
+              <w:t>Soporte nativo 100% en cualquier navegador web moderno</w:t>
             </w:r>
           </w:p>
         </w:tc>
@@ -7464,7 +7753,7 @@
                 <w:color w:val="1E293B"/>
                 <w:sz w:val="18"/>
               </w:rPr>
-              <w:t>Despliegue y Despliegue Continuo</w:t>
+              <w:t>Consumo de Memoria RAM</w:t>
             </w:r>
           </w:p>
         </w:tc>
@@ -7489,7 +7778,7 @@
                 <w:color w:val="1E293B"/>
                 <w:sz w:val="18"/>
               </w:rPr>
-              <w:t>Pesado (recompilación de todo el artefacto)</w:t>
+              <w:t>Alto por sobrecarga del Virtual DOM</w:t>
             </w:r>
           </w:p>
         </w:tc>
@@ -7514,84 +7803,7 @@
                 <w:color w:val="1E293B"/>
                 <w:sz w:val="18"/>
               </w:rPr>
-              <w:t>Ágil (actualización de scripts individuales)</w:t>
-            </w:r>
-          </w:p>
-        </w:tc>
-      </w:tr>
-      <w:tr>
-        <w:tc>
-          <w:tcPr>
-            <w:tcW w:type="dxa" w:w="3120"/>
-            <w:shd w:fill="F8FAFC"/>
-            <w:tcMar>
-              <w:top w:w="100" w:type="dxa"/>
-              <w:bottom w:w="100" w:type="dxa"/>
-              <w:left w:w="160" w:type="dxa"/>
-              <w:right w:w="160" w:type="dxa"/>
-            </w:tcMar>
-          </w:tcPr>
-          <w:p>
-            <w:pPr>
-              <w:jc w:val="left"/>
-            </w:pPr>
-            <w:r>
-              <w:rPr>
-                <w:rFonts w:ascii="Arial" w:hAnsi="Arial"/>
-                <w:color w:val="1E293B"/>
-                <w:sz w:val="18"/>
-              </w:rPr>
-              <w:t>Mantenibilidad del Código</w:t>
-            </w:r>
-          </w:p>
-        </w:tc>
-        <w:tc>
-          <w:tcPr>
-            <w:tcW w:type="dxa" w:w="3120"/>
-            <w:shd w:fill="F8FAFC"/>
-            <w:tcMar>
-              <w:top w:w="100" w:type="dxa"/>
-              <w:bottom w:w="100" w:type="dxa"/>
-              <w:left w:w="160" w:type="dxa"/>
-              <w:right w:w="160" w:type="dxa"/>
-            </w:tcMar>
-          </w:tcPr>
-          <w:p>
-            <w:pPr>
-              <w:jc w:val="left"/>
-            </w:pPr>
-            <w:r>
-              <w:rPr>
-                <w:rFonts w:ascii="Arial" w:hAnsi="Arial"/>
-                <w:color w:val="1E293B"/>
-                <w:sz w:val="18"/>
-              </w:rPr>
-              <w:t>Degrada rápidamente con el paso del tiempo</w:t>
-            </w:r>
-          </w:p>
-        </w:tc>
-        <w:tc>
-          <w:tcPr>
-            <w:tcW w:type="dxa" w:w="3120"/>
-            <w:shd w:fill="F8FAFC"/>
-            <w:tcMar>
-              <w:top w:w="100" w:type="dxa"/>
-              <w:bottom w:w="100" w:type="dxa"/>
-              <w:left w:w="160" w:type="dxa"/>
-              <w:right w:w="160" w:type="dxa"/>
-            </w:tcMar>
-          </w:tcPr>
-          <w:p>
-            <w:pPr>
-              <w:jc w:val="left"/>
-            </w:pPr>
-            <w:r>
-              <w:rPr>
-                <w:rFonts w:ascii="Arial" w:hAnsi="Arial"/>
-                <w:color w:val="1E293B"/>
-                <w:sz w:val="18"/>
-              </w:rPr>
-              <w:t>Alta cohesión y contratos de datos BMAD claros</w:t>
+              <w:t>Mínimo (manipulación directa del motor nativo V8)</w:t>
             </w:r>
           </w:p>
         </w:tc>
@@ -7614,7 +7826,7 @@
           <w:color w:val="1E293B"/>
           <w:sz w:val="24"/>
         </w:rPr>
-        <w:t>7.2.3 Tecnologías de Frontend Web: Vanilla JavaScript ES6+, Componentes Reactivos y Single Page Applications</w:t>
+        <w:t>7.2.3 Tecnologías Backend: ¿Qué es PHP 8.2 y la Abstracción de Datos con PDO?</w:t>
       </w:r>
     </w:p>
     <w:p>
@@ -7622,7 +7834,7 @@
         <w:jc w:val="both"/>
       </w:pPr>
       <w:r>
-        <w:t>En el desarrollo de interfaces de usuario para plataformas de comercio electrónico moderno, la selección de la pila tecnológica en el cliente es determinante para la velocidad y la experiencia del usuario. En los últimos años, la industria ha abusado de frameworks pesados (como React, Angular o Vue), los cuales descargan sobre el dispositivo del usuario complejas bibliotecas de virtual DOM y miles de dependencias npm que suelen superar los 500 KB o 1 MB de código JavaScript comprimido.</w:t>
+        <w:t>El Backend (o lado del servidor) es la parte del sistema informático responsable de la lógica de procesamiento, la seguridad de las reglas de negocio, la interacción con la base de datos y la autenticación de usuarios. En Burger 24/7, el backend de servicios REST se programó en PHP 8.2 utilizando la extensión PDO.</w:t>
       </w:r>
     </w:p>
     <w:p>
@@ -7630,25 +7842,13 @@
         <w:jc w:val="both"/>
       </w:pPr>
       <w:r>
-        <w:t>En un entorno móvil nocturno en la ciudad de La Paz, donde los clientes suelen navegar desde teléfonos inteligentes de gama baja o media a través de redes celulares 3G o 4G con fluctuaciones de señal, estos frameworks conllevan tiempos de bloqueo excesivos en la interacción (Total Blocking Time - TBT) y retrasan el primer renderizado con contenido (First Contentful Paint - FCP), deteriorando la conversión comercial.</w:t>
-      </w:r>
-    </w:p>
-    <w:p>
-      <w:pPr>
-        <w:jc w:val="both"/>
-      </w:pPr>
-      <w:r>
-        <w:t>Por estas razones técnicas, la plataforma Burger 24/7 fue construida con Vanilla JavaScript nativo bajo la especificación moderna ECMAScript 2022+ (ES6+), prescindiendo totalmente de dependencias pesadas y ejecutándose con el máximo rendimiento sobre el motor V8 del navegador.</w:t>
-      </w:r>
-    </w:p>
-    <w:p>
-      <w:pPr>
-        <w:jc w:val="both"/>
-      </w:pPr>
-      <w:r>
-        <w:t>La arquitectura del cliente implementa el patrón Single Page Application (SPA):</w:t>
+        <w:t>A. ¿Qué es PHP (Hypertext Preprocessor) y su evolución en la versión 8.2?</w:t>
         <w:br/>
-        <w:t>• El cliente carga un documento base ligero (</w:t>
+        <w:t>PHP es un lenguaje de programación de código abierto especialmente diseñado para el desarrollo web en el servidor. Creado originalmente por Rasmus Lerdorf en 1994, PHP ha evolucionado de un simple intérprete de macros a un robusto lenguaje orientado a objetos de alto rendimiento impulsado por el compilador JIT (Just-In-Time) introducido en PHP 8.</w:t>
+        <w:br/>
+        <w:t>En Burger 24/7 se utiliza PHP 8.2, aprovechando:</w:t>
+        <w:br/>
+        <w:t>• Tipado estricto de parámetros y retornos (</w:t>
       </w:r>
       <w:r>
         <w:rPr>
@@ -7656,12 +7856,12 @@
           <w:color w:val="B45309"/>
           <w:sz w:val="19"/>
         </w:rPr>
-        <w:t>index.html</w:t>
-      </w:r>
-      <w:r>
-        <w:t>) estilizado con utilidades CSS responsivas inspiradas en Tailwind CSS.</w:t>
+        <w:t>declare(strict_types=1);</w:t>
+      </w:r>
+      <w:r>
+        <w:t>), que previene errores sutiles de tipo de datos en operaciones financieras.</w:t>
         <w:br/>
-        <w:t xml:space="preserve">• El enrutamiento y la renderización dinámica de vistas se gestionan en memoria mediante </w:t>
+        <w:t>• Manejo de matrices superglobales (</w:t>
       </w:r>
       <w:r>
         <w:rPr>
@@ -7669,12 +7869,10 @@
           <w:color w:val="B45309"/>
           <w:sz w:val="19"/>
         </w:rPr>
-        <w:t>app.js</w:t>
-      </w:r>
-      <w:r>
-        <w:t>, que conmuta las vistas de Catálogo, Carrito de Compras, Checkout Georreferenciado, Monitoreo de Pedidos en Vivo y Paneles de Control sin recargar la página.</w:t>
-        <w:br/>
-        <w:t xml:space="preserve">• La arquitectura frontend es completamente modular: </w:t>
+        <w:t>$_POST</w:t>
+      </w:r>
+      <w:r>
+        <w:t xml:space="preserve">, </w:t>
       </w:r>
       <w:r>
         <w:rPr>
@@ -7682,10 +7880,10 @@
           <w:color w:val="B45309"/>
           <w:sz w:val="19"/>
         </w:rPr>
-        <w:t>api.js</w:t>
-      </w:r>
-      <w:r>
-        <w:t xml:space="preserve"> centraliza la capa de transporte con Fetch API y cabeceras de autorización Bearer; </w:t>
+        <w:t>$_GET</w:t>
+      </w:r>
+      <w:r>
+        <w:t xml:space="preserve">, </w:t>
       </w:r>
       <w:r>
         <w:rPr>
@@ -7693,10 +7891,10 @@
           <w:color w:val="B45309"/>
           <w:sz w:val="19"/>
         </w:rPr>
-        <w:t>cart.js</w:t>
-      </w:r>
-      <w:r>
-        <w:t xml:space="preserve"> encapsula el cálculo de totales, descuentos y persistencia en </w:t>
+        <w:t>$_SERVER</w:t>
+      </w:r>
+      <w:r>
+        <w:t xml:space="preserve">, </w:t>
       </w:r>
       <w:r>
         <w:rPr>
@@ -7704,10 +7902,12 @@
           <w:color w:val="B45309"/>
           <w:sz w:val="19"/>
         </w:rPr>
-        <w:t>localStorage</w:t>
-      </w:r>
-      <w:r>
-        <w:t xml:space="preserve">; </w:t>
+        <w:t>$_FILES</w:t>
+      </w:r>
+      <w:r>
+        <w:t>) para la recepción segura de datos de formularios y cabeceras de autorización HTTP.</w:t>
+        <w:br/>
+        <w:t>• Funciones nativas de procesamiento JSON (</w:t>
       </w:r>
       <w:r>
         <w:rPr>
@@ -7715,10 +7915,10 @@
           <w:color w:val="B45309"/>
           <w:sz w:val="19"/>
         </w:rPr>
-        <w:t>rider.js</w:t>
-      </w:r>
-      <w:r>
-        <w:t xml:space="preserve"> gestiona el expediente y navegación en mapa del repartidor; y </w:t>
+        <w:t>json_encode()</w:t>
+      </w:r>
+      <w:r>
+        <w:t xml:space="preserve">, </w:t>
       </w:r>
       <w:r>
         <w:rPr>
@@ -7726,12 +7926,12 @@
           <w:color w:val="B45309"/>
           <w:sz w:val="19"/>
         </w:rPr>
-        <w:t>admin.js</w:t>
-      </w:r>
-      <w:r>
-        <w:t xml:space="preserve"> coordina el refresco periódico y las aprobaciones documentales.</w:t>
+        <w:t>json_decode()</w:t>
+      </w:r>
+      <w:r>
+        <w:t>) para la conformación de los sobres BMAD.</w:t>
         <w:br/>
-        <w:t xml:space="preserve">• Modo Dual Resiliente: Si la conexión a internet del usuario se interrumpe momentáneamente, el frontend activa de forma transparente un almacenamiento local en </w:t>
+        <w:t>• Manejo de excepciones orientadas a objetos (</w:t>
       </w:r>
       <w:r>
         <w:rPr>
@@ -7739,57 +7939,20 @@
           <w:color w:val="B45309"/>
           <w:sz w:val="19"/>
         </w:rPr>
-        <w:t>localStorage</w:t>
-      </w:r>
-      <w:r>
-        <w:t>, impidiendo que el cliente pierda los ítems añadidos a su carrito y restableciendo la sincronización al retornar la conectividad.</w:t>
+        <w:t>try ... catch (Exception $e)</w:t>
+      </w:r>
+      <w:r>
+        <w:t>), garantizando que cualquier anomalía transaccional ejecute un rollback seguro antes de responder al cliente.</w:t>
       </w:r>
     </w:p>
     <w:p>
       <w:pPr>
-        <w:keepNext/>
-        <w:spacing w:before="240" w:after="80"/>
-      </w:pPr>
-      <w:r>
-        <w:rPr>
-          <w:rFonts w:ascii="Arial" w:hAnsi="Arial"/>
-          <w:b/>
-          <w:color w:val="1E293B"/>
-          <w:sz w:val="24"/>
-        </w:rPr>
-        <w:t>7.2.4 Backend y Servicios Web RESTful: Protocolo HTTP, PHP 8.2 PDO, Python 3.11 y Sobres BMAD</w:t>
-      </w:r>
-    </w:p>
-    <w:p>
-      <w:pPr>
         <w:jc w:val="both"/>
       </w:pPr>
       <w:r>
-        <w:t>La capa de servicios de backend opera bajo el paradigma de transferencia de estado representacional (REST - Representational State Transfer), formalizado por Roy Fielding en su tesis doctoral del año 2000. Una arquitectura REST utiliza los métodos nativos del protocolo de transferencia de hipertexto (HTTP) con semántica clara:</w:t>
+        <w:t>B. ¿Qué es PDO (PHP Data Objects) y por qué se utiliza en lugar de MySQLi?</w:t>
         <w:br/>
-        <w:t>• GET: Consulta idempotente de recursos sin efectos colaterales sobre el estado del servidor (ej. listar categorías o consultar estado de orden).</w:t>
-        <w:br/>
-        <w:t>• POST: Creación de recursos y ejecución de operaciones transaccionales no idempotentes (ej. procesar checkout o registrar un nuevo usuario).</w:t>
-        <w:br/>
-        <w:t>• PUT: Modificación o actualización completa del estado de un recurso (ej. aprobar repartidor o actualizar estado de despacho a 'en camino').</w:t>
-        <w:br/>
-        <w:t>• DELETE: Eliminación lógica o física de una entidad comercial.</w:t>
-      </w:r>
-    </w:p>
-    <w:p>
-      <w:pPr>
-        <w:jc w:val="both"/>
-      </w:pPr>
-      <w:r>
-        <w:t>En la implementación del backend se seleccionó PHP 8.2 utilizando la extensión PDO (PHP Data Objects). A diferencia de las antiguas funciones no preparadas, PDO ofrece una capa de abstracción orientada a objetos de alto rendimiento que implementa Sentencias Preparadas (Prepared Statements) obligatorias a nivel de controlador. Esto separa de forma radical la estructura sintáctica de la consulta SQL respecto a los valores provistos por el cliente, neutralizando en un 100% los vectores de ataque por Inyección SQL.</w:t>
-      </w:r>
-    </w:p>
-    <w:p>
-      <w:pPr>
-        <w:jc w:val="both"/>
-      </w:pPr>
-      <w:r>
-        <w:t xml:space="preserve">En paralelo, se integró Python 3.11 para ejecutar tareas computacionales complejas de algoritmia espacial mediante el script </w:t>
+        <w:t xml:space="preserve">PDO es una extensión integrada de PHP que define una interfaz ligera y consistente para acceder a sistemas de bases de datos relacionales desde código PHP. A diferencia de las antiguas funciones obsoletas (como </w:t>
       </w:r>
       <w:r>
         <w:rPr>
@@ -7797,20 +7960,14 @@
           <w:color w:val="B45309"/>
           <w:sz w:val="19"/>
         </w:rPr>
-        <w:t>calculator.py</w:t>
-      </w:r>
-      <w:r>
-        <w:t>. Python ofrece una precisión matemática superior y una biblioteca estándar optimizada para funciones trigonométricas en coma flotante de doble precisión.</w:t>
-      </w:r>
-    </w:p>
-    <w:p>
-      <w:pPr>
-        <w:jc w:val="both"/>
-      </w:pPr>
-      <w:r>
-        <w:t>Un componente fundamental de interoperabilidad es la adopción del Estándar de Sobres BMAD (Base Model Architecture Definition). Todo endpoint REST de Burger 24/7 responde de manera uniforme mediante un sobre JSON estructurado en cuatro claves canónicas obligatorias:</w:t>
+        <w:t>mysql_query</w:t>
+      </w:r>
+      <w:r>
+        <w:t>) o de MySQLi (que está atada únicamente al motor MySQL), PDO ofrece tres ventajas técnicas insoslayables:</w:t>
         <w:br/>
-        <w:t xml:space="preserve">1. </w:t>
+        <w:t>1. Independencia de Base de Datos: La misma interfaz orientada a objetos de PDO permite conectar la aplicación a MySQL, MariaDB, PostgreSQL o SQLite cambiando únicamente el Data Source Name (DSN) de conexión, sin necesidad de reescribir las sentencias del sistema.</w:t>
+        <w:br/>
+        <w:t xml:space="preserve">2. Sentencias Preparadas (Prepared Statements): PDO compila la estructura sintáctica de la consulta SQL antes de inyectar los datos del usuario. Al ejecutar </w:t>
       </w:r>
       <w:r>
         <w:rPr>
@@ -7818,12 +7975,10 @@
           <w:color w:val="B45309"/>
           <w:sz w:val="19"/>
         </w:rPr>
-        <w:t>status</w:t>
-      </w:r>
-      <w:r>
-        <w:t>: Cadena que indica el resultado de la operación ('success', 'error', 'pending', 'unauthorized').</w:t>
-        <w:br/>
-        <w:t xml:space="preserve">2. </w:t>
+        <w:t>$stmt-&gt;execute([$userId, $total])</w:t>
+      </w:r>
+      <w:r>
+        <w:t xml:space="preserve">, los parámetros se transfieren por un canal de datos separado del canal de comandos SQL. Esto neutraliza de raíz los ataques de Inyección SQL (SQL Injection), ya que cualquier carácter malicioso (como comillas simples </w:t>
       </w:r>
       <w:r>
         <w:rPr>
@@ -7831,12 +7986,10 @@
           <w:color w:val="B45309"/>
           <w:sz w:val="19"/>
         </w:rPr>
-        <w:t>data</w:t>
-      </w:r>
-      <w:r>
-        <w:t>: Carga útil (payload) con los datos procesados (objeto de usuario, arreglo de productos, identificador de orden, token JWT).</w:t>
-        <w:br/>
-        <w:t xml:space="preserve">3. </w:t>
+        <w:t>'</w:t>
+      </w:r>
+      <w:r>
+        <w:t xml:space="preserve"> o </w:t>
       </w:r>
       <w:r>
         <w:rPr>
@@ -7844,12 +7997,12 @@
           <w:color w:val="B45309"/>
           <w:sz w:val="19"/>
         </w:rPr>
-        <w:t>audit</w:t>
-      </w:r>
-      <w:r>
-        <w:t>: Metadatos de observabilidad y trazabilidad forense, incluyendo timestamp UTC, ID de transacción y usuario ejecutor.</w:t>
+        <w:t>OR 1=1</w:t>
+      </w:r>
+      <w:r>
+        <w:t>) es tratado como una simple cadena de texto literal y nunca como código ejecutable.</w:t>
         <w:br/>
-        <w:t xml:space="preserve">4. </w:t>
+        <w:t xml:space="preserve">3. Control Transaccional Nativo: Expone los métodos </w:t>
       </w:r>
       <w:r>
         <w:rPr>
@@ -7857,10 +8010,32 @@
           <w:color w:val="B45309"/>
           <w:sz w:val="19"/>
         </w:rPr>
-        <w:t>error_details</w:t>
-      </w:r>
-      <w:r>
-        <w:t>: Objeto presente en caso de fallos, que incluye un código de error normalizado (ej. 'STOCK_INSUFFICIENT', 'INVALID_CREDENTIALS') y un mensaje legible para el usuario.</w:t>
+        <w:t>$pdo-&gt;beginTransaction()</w:t>
+      </w:r>
+      <w:r>
+        <w:t xml:space="preserve">, </w:t>
+      </w:r>
+      <w:r>
+        <w:rPr>
+          <w:rFonts w:ascii="Consolas" w:hAnsi="Consolas"/>
+          <w:color w:val="B45309"/>
+          <w:sz w:val="19"/>
+        </w:rPr>
+        <w:t>$pdo-&gt;commit()</w:t>
+      </w:r>
+      <w:r>
+        <w:t xml:space="preserve"> y </w:t>
+      </w:r>
+      <w:r>
+        <w:rPr>
+          <w:rFonts w:ascii="Consolas" w:hAnsi="Consolas"/>
+          <w:color w:val="B45309"/>
+          <w:sz w:val="19"/>
+        </w:rPr>
+        <w:t>$pdo-&gt;rollBack()</w:t>
+      </w:r>
+      <w:r>
+        <w:t>, permitiendo agrupar múltiples operaciones transaccionales bajo las propiedades ACID del motor InnoDB.</w:t>
       </w:r>
     </w:p>
     <w:p>
@@ -7875,7 +8050,7 @@
           <w:color w:val="1E293B"/>
           <w:sz w:val="20"/>
         </w:rPr>
-        <w:t>Tabla 7.3: Especificación del Estándar de Sobres BMAD en Respuestas REST</w:t>
+        <w:t>Tabla 7.3: Comparativa entre Controladores de Base de Datos en PHP</w:t>
       </w:r>
     </w:p>
     <w:tbl>
@@ -7922,7 +8097,7 @@
                 <w:color w:val="FFFFFF"/>
                 <w:sz w:val="19"/>
               </w:rPr>
-              <w:t>Campo del Sobre BMAD</w:t>
+              <w:t>Característica</w:t>
             </w:r>
           </w:p>
         </w:tc>
@@ -7948,7 +8123,7 @@
                 <w:color w:val="FFFFFF"/>
                 <w:sz w:val="19"/>
               </w:rPr>
-              <w:t>Tipo de Dato</w:t>
+              <w:t>Extensión Antigua mysql_*</w:t>
             </w:r>
           </w:p>
         </w:tc>
@@ -7974,7 +8149,7 @@
                 <w:color w:val="FFFFFF"/>
                 <w:sz w:val="19"/>
               </w:rPr>
-              <w:t>Presencia Obligatoria</w:t>
+              <w:t>Extensión MySQLi</w:t>
             </w:r>
           </w:p>
         </w:tc>
@@ -8000,7 +8175,7 @@
                 <w:color w:val="FFFFFF"/>
                 <w:sz w:val="19"/>
               </w:rPr>
-              <w:t>Propósito en la Arquitectura</w:t>
+              <w:t>PDO (PHP Data Objects - Burger 24/7)</w:t>
             </w:r>
           </w:p>
         </w:tc>
@@ -8027,7 +8202,7 @@
                 <w:color w:val="1E293B"/>
                 <w:sz w:val="18"/>
               </w:rPr>
-              <w:t>status</w:t>
+              <w:t>Estado de Soporte</w:t>
             </w:r>
           </w:p>
         </w:tc>
@@ -8052,7 +8227,7 @@
                 <w:color w:val="1E293B"/>
                 <w:sz w:val="18"/>
               </w:rPr>
-              <w:t>String</w:t>
+              <w:t>Obsoleta y eliminada en PHP 7+</w:t>
             </w:r>
           </w:p>
         </w:tc>
@@ -8077,7 +8252,7 @@
                 <w:color w:val="1E293B"/>
                 <w:sz w:val="18"/>
               </w:rPr>
-              <w:t>Siempre ('success' / 'error')</w:t>
+              <w:t>Activa pero específica de MySQL</w:t>
             </w:r>
           </w:p>
         </w:tc>
@@ -8102,7 +8277,7 @@
                 <w:color w:val="1E293B"/>
                 <w:sz w:val="18"/>
               </w:rPr>
-              <w:t>Permite al cliente evaluar el éxito sin parsear cabeceras complejas.</w:t>
+              <w:t>Estándar oficial activo en PHP 8.2</w:t>
             </w:r>
           </w:p>
         </w:tc>
@@ -8129,7 +8304,7 @@
                 <w:color w:val="1E293B"/>
                 <w:sz w:val="18"/>
               </w:rPr>
-              <w:t>data</w:t>
+              <w:t>Seguridad ante SQL Injection</w:t>
             </w:r>
           </w:p>
         </w:tc>
@@ -8154,7 +8329,7 @@
                 <w:color w:val="1E293B"/>
                 <w:sz w:val="18"/>
               </w:rPr>
-              <w:t>Object / Array / Null</w:t>
+              <w:t>Nula (vulnerabilidad crítica masiva)</w:t>
             </w:r>
           </w:p>
         </w:tc>
@@ -8179,7 +8354,7 @@
                 <w:color w:val="1E293B"/>
                 <w:sz w:val="18"/>
               </w:rPr>
-              <w:t>En respuestas exitosas (HTTP 200/201)</w:t>
+              <w:t>Requiere vincular tipos manualmente (`bind_param`)</w:t>
             </w:r>
           </w:p>
         </w:tc>
@@ -8204,7 +8379,7 @@
                 <w:color w:val="1E293B"/>
                 <w:sz w:val="18"/>
               </w:rPr>
-              <w:t>Contiene la información de negocio devuelta por el microservicio.</w:t>
+              <w:t>Automática y robusta con arreglos de parámetros</w:t>
             </w:r>
           </w:p>
         </w:tc>
@@ -8231,7 +8406,7 @@
                 <w:color w:val="1E293B"/>
                 <w:sz w:val="18"/>
               </w:rPr>
-              <w:t>audit</w:t>
+              <w:t>Soporte Multibase de Datos</w:t>
             </w:r>
           </w:p>
         </w:tc>
@@ -8256,7 +8431,7 @@
                 <w:color w:val="1E293B"/>
                 <w:sz w:val="18"/>
               </w:rPr>
-              <w:t>Object (timestamp, ip, tx)</w:t>
+              <w:t>Solo MySQL</w:t>
             </w:r>
           </w:p>
         </w:tc>
@@ -8281,7 +8456,7 @@
                 <w:color w:val="1E293B"/>
                 <w:sz w:val="18"/>
               </w:rPr>
-              <w:t>Siempre</w:t>
+              <w:t>Solo MySQL</w:t>
             </w:r>
           </w:p>
         </w:tc>
@@ -8306,7 +8481,7 @@
                 <w:color w:val="1E293B"/>
                 <w:sz w:val="18"/>
               </w:rPr>
-              <w:t>Garantiza la trazabilidad forense exigida por la Ley 164.</w:t>
+              <w:t>12 motores RDBMS soportados (MySQL, PG, SQLite)</w:t>
             </w:r>
           </w:p>
         </w:tc>
@@ -8333,7 +8508,7 @@
                 <w:color w:val="1E293B"/>
                 <w:sz w:val="18"/>
               </w:rPr>
-              <w:t>error_details</w:t>
+              <w:t>Manejo de Errores</w:t>
             </w:r>
           </w:p>
         </w:tc>
@@ -8358,7 +8533,7 @@
                 <w:color w:val="1E293B"/>
                 <w:sz w:val="18"/>
               </w:rPr>
-              <w:t>Object (code, message)</w:t>
+              <w:t>Procedural (`mysql_error`)</w:t>
             </w:r>
           </w:p>
         </w:tc>
@@ -8383,7 +8558,7 @@
                 <w:color w:val="1E293B"/>
                 <w:sz w:val="18"/>
               </w:rPr>
-              <w:t>En respuestas de error (HTTP 4xx/5xx)</w:t>
+              <w:t>Mixto procedural/objetos</w:t>
             </w:r>
           </w:p>
         </w:tc>
@@ -8408,7 +8583,109 @@
                 <w:color w:val="1E293B"/>
                 <w:sz w:val="18"/>
               </w:rPr>
-              <w:t>Permite al frontend mostrar mensajes amigables y categorizar incidentes.</w:t>
+              <w:t>Excepciones orientadas a objetos (`ERRMODE_EXCEPTION`)</w:t>
+            </w:r>
+          </w:p>
+        </w:tc>
+      </w:tr>
+      <w:tr>
+        <w:tc>
+          <w:tcPr>
+            <w:tcW w:type="dxa" w:w="2340"/>
+            <w:shd w:fill="FFFFFF"/>
+            <w:tcMar>
+              <w:top w:w="100" w:type="dxa"/>
+              <w:bottom w:w="100" w:type="dxa"/>
+              <w:left w:w="160" w:type="dxa"/>
+              <w:right w:w="160" w:type="dxa"/>
+            </w:tcMar>
+          </w:tcPr>
+          <w:p>
+            <w:pPr>
+              <w:jc w:val="left"/>
+            </w:pPr>
+            <w:r>
+              <w:rPr>
+                <w:rFonts w:ascii="Arial" w:hAnsi="Arial"/>
+                <w:color w:val="1E293B"/>
+                <w:sz w:val="18"/>
+              </w:rPr>
+              <w:t>Soporte de Bloqueo Pesimista</w:t>
+            </w:r>
+          </w:p>
+        </w:tc>
+        <w:tc>
+          <w:tcPr>
+            <w:tcW w:type="dxa" w:w="2340"/>
+            <w:shd w:fill="FFFFFF"/>
+            <w:tcMar>
+              <w:top w:w="100" w:type="dxa"/>
+              <w:bottom w:w="100" w:type="dxa"/>
+              <w:left w:w="160" w:type="dxa"/>
+              <w:right w:w="160" w:type="dxa"/>
+            </w:tcMar>
+          </w:tcPr>
+          <w:p>
+            <w:pPr>
+              <w:jc w:val="left"/>
+            </w:pPr>
+            <w:r>
+              <w:rPr>
+                <w:rFonts w:ascii="Arial" w:hAnsi="Arial"/>
+                <w:color w:val="1E293B"/>
+                <w:sz w:val="18"/>
+              </w:rPr>
+              <w:t>Manual y riesgoso</w:t>
+            </w:r>
+          </w:p>
+        </w:tc>
+        <w:tc>
+          <w:tcPr>
+            <w:tcW w:type="dxa" w:w="2340"/>
+            <w:shd w:fill="FFFFFF"/>
+            <w:tcMar>
+              <w:top w:w="100" w:type="dxa"/>
+              <w:bottom w:w="100" w:type="dxa"/>
+              <w:left w:w="160" w:type="dxa"/>
+              <w:right w:w="160" w:type="dxa"/>
+            </w:tcMar>
+          </w:tcPr>
+          <w:p>
+            <w:pPr>
+              <w:jc w:val="left"/>
+            </w:pPr>
+            <w:r>
+              <w:rPr>
+                <w:rFonts w:ascii="Arial" w:hAnsi="Arial"/>
+                <w:color w:val="1E293B"/>
+                <w:sz w:val="18"/>
+              </w:rPr>
+              <w:t>Soportado</w:t>
+            </w:r>
+          </w:p>
+        </w:tc>
+        <w:tc>
+          <w:tcPr>
+            <w:tcW w:type="dxa" w:w="2340"/>
+            <w:shd w:fill="FFFFFF"/>
+            <w:tcMar>
+              <w:top w:w="100" w:type="dxa"/>
+              <w:bottom w:w="100" w:type="dxa"/>
+              <w:left w:w="160" w:type="dxa"/>
+              <w:right w:w="160" w:type="dxa"/>
+            </w:tcMar>
+          </w:tcPr>
+          <w:p>
+            <w:pPr>
+              <w:jc w:val="left"/>
+            </w:pPr>
+            <w:r>
+              <w:rPr>
+                <w:rFonts w:ascii="Arial" w:hAnsi="Arial"/>
+                <w:color w:val="1E293B"/>
+                <w:sz w:val="18"/>
+              </w:rPr>
+              <w:t>Totalmente integrado dentro de transacciones ACID</w:t>
             </w:r>
           </w:p>
         </w:tc>
@@ -8431,7 +8708,7 @@
           <w:color w:val="1E293B"/>
           <w:sz w:val="24"/>
         </w:rPr>
-        <w:t>7.2.5 Sistemas de Gestión de Bases de Datos Relacionales: MySQL/MariaDB, Motor InnoDB, 3FN y Bloqueo Pesimista FOR UPDATE</w:t>
+        <w:t>7.2.4 Tecnologías de Computación Matemática: ¿Qué es Python 3.11 y su Rol en el Subsistema Logístico?</w:t>
       </w:r>
     </w:p>
     <w:p>
@@ -8439,7 +8716,9 @@
         <w:jc w:val="both"/>
       </w:pPr>
       <w:r>
-        <w:t>El almacenamiento persistente y la consistencia de los datos en Burger 24/7 reposan sobre el Sistema de Gestión de Bases de Datos Relacionales (RDBMS) MySQL / MariaDB 8.0, empleando exclusivamente el motor de almacenamiento transaccional InnoDB.</w:t>
+        <w:t>A. ¿Qué es Python?</w:t>
+        <w:br/>
+        <w:t>Python es un lenguaje de programación de alto nivel, interpretado, dinámico, de código abierto y multiparadigma (soporta programación estructurada, orientada a objetos y funcional), creado por Guido van Rossum en 1991. Es reconocido a nivel mundial por su sintaxis limpia, legible y altamente expresiva, lo que reduce drásticamente el tiempo de desarrollo y los errores de codificación.</w:t>
       </w:r>
     </w:p>
     <w:p>
@@ -8447,15 +8726,9 @@
         <w:jc w:val="both"/>
       </w:pPr>
       <w:r>
-        <w:t>A. Normalización en Tercera Forma Normal (3FN):</w:t>
+        <w:t>B. Rol de Python 3.11 en Burger 24/7:</w:t>
         <w:br/>
-        <w:t>El esquema de la base de datos fue normalizado rigurosamente en 3FN para eliminar redundancias y anomalías de inserción, actualización y borrado:</w:t>
-        <w:br/>
-        <w:t>• Primera Forma Normal (1FN): Todos los atributos son atómicos y no existen grupos repetitivos.</w:t>
-        <w:br/>
-        <w:t>• Segunda Forma Normal (2FN): Todos los atributos no clave tienen dependencia funcional completa de la clave primaria.</w:t>
-        <w:br/>
-        <w:t xml:space="preserve">• Tercera Forma Normal (3FN): No existen dependencias transitivas entre atributos no clave (ej. la categoría de un producto se referencia mediante </w:t>
+        <w:t>En la arquitectura de la plataforma, Python no sustituye a PHP en las peticiones web comunes, sino que actúa como un microservicio de computación matemática especializada dentro del subsistema logístico (</w:t>
       </w:r>
       <w:r>
         <w:rPr>
@@ -8463,10 +8736,132 @@
           <w:color w:val="B45309"/>
           <w:sz w:val="19"/>
         </w:rPr>
-        <w:t>categoria_id</w:t>
-      </w:r>
-      <w:r>
-        <w:t xml:space="preserve"> foránea hacia la tabla </w:t>
+        <w:t>/api/logistics/calculator.py</w:t>
+      </w:r>
+      <w:r>
+        <w:t>):</w:t>
+        <w:br/>
+        <w:t>1. Precisión en Punto Flotante: Python 3.11 implementa el estándar IEEE 754 de coma flotante de doble precisión (64 bits), garantizando una exactitud matemática superior al calcular funciones trigonométricas no lineales (seno, coseno, arcotangente2 y raíces cuadradas).</w:t>
+        <w:br/>
+        <w:t>2. Procesamiento de la Fórmula del Semiverseno (Haversine): El script de Python recibe como argumentos de línea de comandos o petición JSON las coordenadas geográficas de la cocina y del cliente, convierte los grados sexagesimales a radianes (</w:t>
+      </w:r>
+      <w:r>
+        <w:rPr>
+          <w:rFonts w:ascii="Consolas" w:hAnsi="Consolas"/>
+          <w:color w:val="B45309"/>
+          <w:sz w:val="19"/>
+        </w:rPr>
+        <w:t>math.radians</w:t>
+      </w:r>
+      <w:r>
+        <w:t>), calcula la distancia ortodrómica sobre el geoide terrestre en milésimas de kilómetro y retorna la tarifa de envío calculada en formato JSON.</w:t>
+        <w:br/>
+        <w:t>3. Automatización de Servidores y Pruebas: Python se utiliza además para ejecutar el servidor web local (</w:t>
+      </w:r>
+      <w:r>
+        <w:rPr>
+          <w:rFonts w:ascii="Consolas" w:hAnsi="Consolas"/>
+          <w:color w:val="B45309"/>
+          <w:sz w:val="19"/>
+        </w:rPr>
+        <w:t>server.py</w:t>
+      </w:r>
+      <w:r>
+        <w:t>) y coordinar los scripts de pruebas automatizadas End-to-End (</w:t>
+      </w:r>
+      <w:r>
+        <w:rPr>
+          <w:rFonts w:ascii="Consolas" w:hAnsi="Consolas"/>
+          <w:color w:val="B45309"/>
+          <w:sz w:val="19"/>
+        </w:rPr>
+        <w:t>test_auth_approvals.py</w:t>
+      </w:r>
+      <w:r>
+        <w:t>), demostrando la versatilidad del lenguaje en entornos de desarrollo ágil para colegios técnicos.</w:t>
+      </w:r>
+    </w:p>
+    <w:p>
+      <w:pPr>
+        <w:keepNext/>
+        <w:spacing w:before="240" w:after="80"/>
+      </w:pPr>
+      <w:r>
+        <w:rPr>
+          <w:rFonts w:ascii="Arial" w:hAnsi="Arial"/>
+          <w:b/>
+          <w:color w:val="1E293B"/>
+          <w:sz w:val="24"/>
+        </w:rPr>
+        <w:t>7.2.5 Sistemas Gestores de Bases de Datos Relacionales: ¿Qué es MySQL / MariaDB, Motor InnoDB y 3FN?</w:t>
+      </w:r>
+    </w:p>
+    <w:p>
+      <w:pPr>
+        <w:jc w:val="both"/>
+      </w:pPr>
+      <w:r>
+        <w:t>A. ¿Qué es una Base de Datos Relacional y qué es MySQL / MariaDB?</w:t>
+        <w:br/>
+        <w:t>Una Base de Datos Relacional es un sistema de almacenamiento persistente estructurado que organiza los datos en tablas compuestas por filas (registros o tuplas) y columnas (campos o atributos), vinculadas entre sí mediante relaciones matemáticas basadas en el modelo relacional de Edgar F. Codd.</w:t>
+        <w:br/>
+        <w:t>MySQL es el sistema gestor de bases de datos relacionales (RDBMS) de código abierto más popular del mundo, mientras que MariaDB es una bifurcación comunitaria completamente compatible desarrollada por los creadores originales de MySQL. Ambos utilizan el Lenguaje de Consulta Estructurado (SQL - Structured Query Language) para consultar, insertar, actualizar y gestionar los datos.</w:t>
+      </w:r>
+    </w:p>
+    <w:p>
+      <w:pPr>
+        <w:jc w:val="both"/>
+      </w:pPr>
+      <w:r>
+        <w:t>B. ¿Qué es el Motor de Almacenamiento InnoDB y las Propiedades ACID?</w:t>
+        <w:br/>
+        <w:t>En MySQL, un 'motor de almacenamiento' (storage engine) es el componente de software subyacente que la base de datos utiliza para crear, leer y actualizar los datos en los archivos de disco. A diferencia del antiguo motor MyISAM (que no soportaba transacciones ni claves foráneas), InnoDB es un motor de almacenamiento transaccional moderno que cumple las cuatro propiedades ACID:</w:t>
+        <w:br/>
+        <w:t>1. Atomicidad (Atomicity): Toda transacción se ejecuta bajo la premisa de 'todo o nada'. Si durante el checkout se descuenta el stock de 2 productos pero falla la inserción de la orden, el motor revierte la operación por completo (</w:t>
+      </w:r>
+      <w:r>
+        <w:rPr>
+          <w:rFonts w:ascii="Consolas" w:hAnsi="Consolas"/>
+          <w:color w:val="B45309"/>
+          <w:sz w:val="19"/>
+        </w:rPr>
+        <w:t>ROLLBACK</w:t>
+      </w:r>
+      <w:r>
+        <w:t>), evitando registros corruptos.</w:t>
+        <w:br/>
+        <w:t>2. Consistencia (Consistency): Asegura que ninguna operación viole las reglas de integridad referencial (claves foráneas) ni las restricciones de tipos de datos.</w:t>
+        <w:br/>
+        <w:t>3. Aislamiento (Isolation): Regula la visibilidad de los cambios cuando múltiples usuarios compran al mismo tiempo mediante bloqueos a nivel de fila (Row-Level Locking).</w:t>
+        <w:br/>
+        <w:t xml:space="preserve">4. Durabilidad (Durability): Mediante registros de transacciones (Redo Logs), una vez ejecutado el </w:t>
+      </w:r>
+      <w:r>
+        <w:rPr>
+          <w:rFonts w:ascii="Consolas" w:hAnsi="Consolas"/>
+          <w:color w:val="B45309"/>
+          <w:sz w:val="19"/>
+        </w:rPr>
+        <w:t>COMMIT</w:t>
+      </w:r>
+      <w:r>
+        <w:t>, los datos confirmados no se pierden ante apagones o fallas del sistema operativo.</w:t>
+      </w:r>
+    </w:p>
+    <w:p>
+      <w:pPr>
+        <w:jc w:val="both"/>
+      </w:pPr>
+      <w:r>
+        <w:t>C. ¿Qué es la Normalización en Tercera Forma Normal (3FN)?</w:t>
+        <w:br/>
+        <w:t>La normalización es una técnica formal de diseño de bases de datos que descompone tablas complejas en estructuras más simples para eliminar la redundancia de datos y prevenir anomalías de inserción, actualización y borrado. El esquema de Burger 24/7 cumple la Tercera Forma Normal (3FN):</w:t>
+        <w:br/>
+        <w:t>• 1FN: Todos los campos contienen valores indivisibles (atómicos).</w:t>
+        <w:br/>
+        <w:t>• 2FN: Los campos no clave dependen en su totalidad de la clave primaria.</w:t>
+        <w:br/>
+        <w:t xml:space="preserve">• 3FN: Ningún campo no clave depende de otro campo no clave (ej. la categoría se almacena en </w:t>
       </w:r>
       <w:r>
         <w:rPr>
@@ -8477,19 +8872,7 @@
         <w:t>categorias</w:t>
       </w:r>
       <w:r>
-        <w:t>, en lugar de duplicar su descripción en cada producto).</w:t>
-      </w:r>
-    </w:p>
-    <w:p>
-      <w:pPr>
-        <w:jc w:val="both"/>
-      </w:pPr>
-      <w:r>
-        <w:t>B. Propiedades ACID en InnoDB:</w:t>
-        <w:br/>
-        <w:t>InnoDB asegura el cumplimiento irrestricto de las propiedades fundamentales de las transacciones:</w:t>
-        <w:br/>
-        <w:t xml:space="preserve">1. Atomicidad (Atomicity): Una operación compleja de checkout (descuento de stock de múltiples productos, inserción del registro maestro en </w:t>
+        <w:t xml:space="preserve"> con su propio </w:t>
       </w:r>
       <w:r>
         <w:rPr>
@@ -8497,10 +8880,10 @@
           <w:color w:val="B45309"/>
           <w:sz w:val="19"/>
         </w:rPr>
-        <w:t>pedidos</w:t>
-      </w:r>
-      <w:r>
-        <w:t xml:space="preserve">, inserción de tuplas en </w:t>
+        <w:t>id</w:t>
+      </w:r>
+      <w:r>
+        <w:t xml:space="preserve">, evitando repetir el nombre de la categoría en cada producto de la tabla </w:t>
       </w:r>
       <w:r>
         <w:rPr>
@@ -8508,175 +8891,10 @@
           <w:color w:val="B45309"/>
           <w:sz w:val="19"/>
         </w:rPr>
-        <w:t>pedido_items</w:t>
-      </w:r>
-      <w:r>
-        <w:t xml:space="preserve"> y registro en </w:t>
-      </w:r>
-      <w:r>
-        <w:rPr>
-          <w:rFonts w:ascii="Consolas" w:hAnsi="Consolas"/>
-          <w:color w:val="B45309"/>
-          <w:sz w:val="19"/>
-        </w:rPr>
-        <w:t>auditoria_logs</w:t>
-      </w:r>
-      <w:r>
-        <w:t>) se ejecuta bajo una misma unidad transaccional (</w:t>
-      </w:r>
-      <w:r>
-        <w:rPr>
-          <w:rFonts w:ascii="Consolas" w:hAnsi="Consolas"/>
-          <w:color w:val="B45309"/>
-          <w:sz w:val="19"/>
-        </w:rPr>
-        <w:t>$pdo-&gt;beginTransaction()</w:t>
-      </w:r>
-      <w:r>
-        <w:t xml:space="preserve">). Si cualquier instrucción arroja una excepción, el sistema ejecuta un </w:t>
-      </w:r>
-      <w:r>
-        <w:rPr>
-          <w:rFonts w:ascii="Consolas" w:hAnsi="Consolas"/>
-          <w:color w:val="B45309"/>
-          <w:sz w:val="19"/>
-        </w:rPr>
-        <w:t>ROLLBACK</w:t>
-      </w:r>
-      <w:r>
-        <w:t xml:space="preserve"> total, restaurando la base de datos a su estado original sin dejar registros huérfanos o transacciones a medias.</w:t>
-        <w:br/>
-        <w:t>2. Consistencia (Consistency): Todas las restricciones de integridad de claves foráneas (</w:t>
-      </w:r>
-      <w:r>
-        <w:rPr>
-          <w:rFonts w:ascii="Consolas" w:hAnsi="Consolas"/>
-          <w:color w:val="B45309"/>
-          <w:sz w:val="19"/>
-        </w:rPr>
-        <w:t>FOREIGN KEY ... ON DELETE RESTRICT</w:t>
-      </w:r>
-      <w:r>
-        <w:t>) y de dominio de datos se validan en el motor, impidiendo saldos negativos de stock o referencias a usuarios inexistentes.</w:t>
-        <w:br/>
-        <w:t>3. Aislamiento (Isolation): El motor opera bajo el nivel de aislamiento REPEATABLE READ, implementando Control de Concurrencia Multiversión (MVCC) y bloqueos de rango de clave (Next-Key Locks) que protegen contra lecturas sucias (Dirty Reads) y lecturas no repetibles (Non-Repeatable Reads).</w:t>
-        <w:br/>
-        <w:t xml:space="preserve">4. Durabilidad (Durability): Mediante el registro de escritura adelantada (Write-Ahead Logging / Redo Log), una vez confirmada la transacción con </w:t>
-      </w:r>
-      <w:r>
-        <w:rPr>
-          <w:rFonts w:ascii="Consolas" w:hAnsi="Consolas"/>
-          <w:color w:val="B45309"/>
-          <w:sz w:val="19"/>
-        </w:rPr>
-        <w:t>COMMIT</w:t>
-      </w:r>
-      <w:r>
-        <w:t>, los datos quedan asegurados en disco magnético o de estado sólido incluso si el servidor sufre una pérdida repentina de energía.</w:t>
-      </w:r>
-    </w:p>
-    <w:p>
-      <w:pPr>
-        <w:jc w:val="both"/>
-      </w:pPr>
-      <w:r>
-        <w:t>C. Control de Concurrencia mediante Bloqueo Pesimista (</w:t>
-      </w:r>
-      <w:r>
-        <w:rPr>
-          <w:rFonts w:ascii="Consolas" w:hAnsi="Consolas"/>
-          <w:color w:val="B45309"/>
-          <w:sz w:val="19"/>
-        </w:rPr>
-        <w:t>SELECT ... FOR UPDATE</w:t>
-      </w:r>
-      <w:r>
-        <w:t>):</w:t>
-        <w:br/>
-        <w:t>En los sistemas de comercio electrónico gastronómico, uno de los fallos más destructivos es la sobreventa de productos por condiciones de carrera (Race Conditions). Si dos clientes intentan comprar simultáneamente la última hamburguesa artesanal en inventario, un sistema ingenuo sin bloqueo consultará el stock disponible (stock = 1) para ambos usuarios al mismo tiempo, autorizará ambas compras y dejará el inventario en un estado inconsistente (-1), provocando la frustración del comensal.</w:t>
-      </w:r>
-    </w:p>
-    <w:p>
-      <w:pPr>
-        <w:jc w:val="both"/>
-      </w:pPr>
-      <w:r>
-        <w:t>Para erradicar de forma matemática este problema, Burger 24/7 implementa el Bloqueo Pesimista (Pessimistic Locking) a nivel de tupla en MySQL InnoDB:</w:t>
-      </w:r>
-    </w:p>
-    <w:p>
-      <w:pPr>
-        <w:jc w:val="both"/>
-      </w:pPr>
-      <w:r>
-        <w:rPr>
-          <w:rFonts w:ascii="Consolas" w:hAnsi="Consolas"/>
-          <w:color w:val="B45309"/>
-          <w:sz w:val="19"/>
-        </w:rPr>
-      </w:r>
-      <w:r>
-        <w:t>`sql</w:t>
-        <w:br/>
-        <w:t xml:space="preserve">SELECT id, nombre, precio, stock </w:t>
-        <w:br/>
-        <w:t xml:space="preserve">FROM productos </w:t>
-        <w:br/>
-        <w:t xml:space="preserve">WHERE id = ? </w:t>
-        <w:br/>
-        <w:t>FOR UPDATE;</w:t>
-        <w:br/>
-      </w:r>
-      <w:r>
-        <w:rPr>
-          <w:rFonts w:ascii="Consolas" w:hAnsi="Consolas"/>
-          <w:color w:val="B45309"/>
-          <w:sz w:val="19"/>
-        </w:rPr>
-      </w:r>
-      <w:r>
-        <w:t>`</w:t>
-      </w:r>
-    </w:p>
-    <w:p>
-      <w:pPr>
-        <w:jc w:val="both"/>
-      </w:pPr>
-      <w:r>
-        <w:t xml:space="preserve">Al ejecutar </w:t>
-      </w:r>
-      <w:r>
-        <w:rPr>
-          <w:rFonts w:ascii="Consolas" w:hAnsi="Consolas"/>
-          <w:color w:val="B45309"/>
-          <w:sz w:val="19"/>
-        </w:rPr>
-        <w:t>FOR UPDATE</w:t>
-      </w:r>
-      <w:r>
-        <w:t xml:space="preserve"> dentro de una transacción activa, InnoDB adquiere un bloqueo exclusivo (Exclusive Lock o X-Lock) sobre las filas consultadas. Si otra petición transaccional concurrente intenta acceder a esos mismos registros de productos, el motor de la base de datos la suspende de inmediato en una cola de espera segura. La primera transacción verifica que el stock sea suficiente, descuenta las unidades vendidas mediante </w:t>
-      </w:r>
-      <w:r>
-        <w:rPr>
-          <w:rFonts w:ascii="Consolas" w:hAnsi="Consolas"/>
-          <w:color w:val="B45309"/>
-          <w:sz w:val="19"/>
-        </w:rPr>
-        <w:t>UPDATE</w:t>
-      </w:r>
-      <w:r>
-        <w:t xml:space="preserve">, inserta la orden y ejecuta </w:t>
-      </w:r>
-      <w:r>
-        <w:rPr>
-          <w:rFonts w:ascii="Consolas" w:hAnsi="Consolas"/>
-          <w:color w:val="B45309"/>
-          <w:sz w:val="19"/>
-        </w:rPr>
-        <w:t>COMMIT</w:t>
-      </w:r>
-      <w:r>
-        <w:t>. Recién en ese instante se libera el bloqueo; la segunda transacción se reanuda, vuelve a leer el stock actualizado (ahora igual a 0), detecta que el producto se ha agotado y rechaza la compra de forma ordenada, devolviendo al cliente un mensaje amigable sin corromper el balance de inventario.</w:t>
+        <w:t>productos</w:t>
+      </w:r>
+      <w:r>
+        <w:t>).</w:t>
       </w:r>
     </w:p>
     <w:p>
@@ -8691,7 +8909,7 @@
           <w:color w:val="1E293B"/>
           <w:sz w:val="20"/>
         </w:rPr>
-        <w:t>Tabla 7.4: Comparativa de Mecanismos de Control de Concurrencia en Bases de Datos</w:t>
+        <w:t>Tabla 7.4: Comparativa de Motores de Almacenamiento en Bases de Datos MySQL</w:t>
       </w:r>
     </w:p>
     <w:tbl>
@@ -8738,7 +8956,7 @@
                 <w:color w:val="FFFFFF"/>
                 <w:sz w:val="19"/>
               </w:rPr>
-              <w:t>Estrategia de Concurrencia</w:t>
+              <w:t>Característica Técnica</w:t>
             </w:r>
           </w:p>
         </w:tc>
@@ -8764,7 +8982,7 @@
                 <w:color w:val="FFFFFF"/>
                 <w:sz w:val="19"/>
               </w:rPr>
-              <w:t>Mecanismo Operativo</w:t>
+              <w:t>Motor MyISAM (Legado)</w:t>
             </w:r>
           </w:p>
         </w:tc>
@@ -8790,7 +9008,7 @@
                 <w:color w:val="FFFFFF"/>
                 <w:sz w:val="19"/>
               </w:rPr>
-              <w:t>Riesgo en Alta Demanda</w:t>
+              <w:t>Motor Memory</w:t>
             </w:r>
           </w:p>
         </w:tc>
@@ -8816,7 +9034,7 @@
                 <w:color w:val="FFFFFF"/>
                 <w:sz w:val="19"/>
               </w:rPr>
-              <w:t>Idoneidad para Burger 24/7</w:t>
+              <w:t>Motor InnoDB (Adoptado en Burger 24/7)</w:t>
             </w:r>
           </w:p>
         </w:tc>
@@ -8843,7 +9061,7 @@
                 <w:color w:val="1E293B"/>
                 <w:sz w:val="18"/>
               </w:rPr>
-              <w:t>Sin Control (Lectura Libre)</w:t>
+              <w:t>Soporte de Transacciones ACID</w:t>
             </w:r>
           </w:p>
         </w:tc>
@@ -8868,7 +9086,7 @@
                 <w:color w:val="1E293B"/>
                 <w:sz w:val="18"/>
               </w:rPr>
-              <w:t>SELECT simple sin transacciones ni bloqueos</w:t>
+              <w:t>No (vulnerable a estados parciales)</w:t>
             </w:r>
           </w:p>
         </w:tc>
@@ -8893,7 +9111,7 @@
                 <w:color w:val="1E293B"/>
                 <w:sz w:val="18"/>
               </w:rPr>
-              <w:t>Condición de carrera segura y sobreventas masivas</w:t>
+              <w:t>No (solo almacena en RAM volátil)</w:t>
             </w:r>
           </w:p>
         </w:tc>
@@ -8918,7 +9136,7 @@
                 <w:color w:val="1E293B"/>
                 <w:sz w:val="18"/>
               </w:rPr>
-              <w:t>Inadmisible (genera pérdidas y quejas)</w:t>
+              <w:t>Sí (Soporte transaccional completo)</w:t>
             </w:r>
           </w:p>
         </w:tc>
@@ -8945,7 +9163,7 @@
                 <w:color w:val="1E293B"/>
                 <w:sz w:val="18"/>
               </w:rPr>
-              <w:t>Bloqueo Optimista (Versioning)</w:t>
+              <w:t>Nivel de Bloqueo de Concurrencia</w:t>
             </w:r>
           </w:p>
         </w:tc>
@@ -8970,7 +9188,7 @@
                 <w:color w:val="1E293B"/>
                 <w:sz w:val="18"/>
               </w:rPr>
-              <w:t>Compara versión de registro al hacer UPDATE</w:t>
+              <w:t>Bloquea la tabla entera (Table-Lock)</w:t>
             </w:r>
           </w:p>
         </w:tc>
@@ -8995,7 +9213,7 @@
                 <w:color w:val="1E293B"/>
                 <w:sz w:val="18"/>
               </w:rPr>
-              <w:t>Alto número de abortos y reintentos frustrantes</w:t>
+              <w:t>Bloquea la tabla entera</w:t>
             </w:r>
           </w:p>
         </w:tc>
@@ -9020,7 +9238,7 @@
                 <w:color w:val="1E293B"/>
                 <w:sz w:val="18"/>
               </w:rPr>
-              <w:t>Inadecuado para insumos escasos</w:t>
+              <w:t>Bloquea tuplas individuales (Row-Lock)</w:t>
             </w:r>
           </w:p>
         </w:tc>
@@ -9047,7 +9265,7 @@
                 <w:color w:val="1E293B"/>
                 <w:sz w:val="18"/>
               </w:rPr>
-              <w:t>Bloqueo de Tabla Completa (LOCK TABLES)</w:t>
+              <w:t>Claves Foráneas (FOREIGN KEY)</w:t>
             </w:r>
           </w:p>
         </w:tc>
@@ -9072,7 +9290,7 @@
                 <w:color w:val="1E293B"/>
                 <w:sz w:val="18"/>
               </w:rPr>
-              <w:t>Bloquea toda la tabla 'productos'</w:t>
+              <w:t>No (integridad no controlada)</w:t>
             </w:r>
           </w:p>
         </w:tc>
@@ -9097,7 +9315,7 @@
                 <w:color w:val="1E293B"/>
                 <w:sz w:val="18"/>
               </w:rPr>
-              <w:t>Cuello de botella severo; paraliza todo el menú</w:t>
+              <w:t>No soportadas</w:t>
             </w:r>
           </w:p>
         </w:tc>
@@ -9122,7 +9340,7 @@
                 <w:color w:val="1E293B"/>
                 <w:sz w:val="18"/>
               </w:rPr>
-              <w:t>Inadecuado por baja concurrencia</w:t>
+              <w:t>Sí (integridad referencial garantizada)</w:t>
             </w:r>
           </w:p>
         </w:tc>
@@ -9149,7 +9367,7 @@
                 <w:color w:val="1E293B"/>
                 <w:sz w:val="18"/>
               </w:rPr>
-              <w:t>Bloqueo Pesimista a Nivel de Tupla (FOR UPDATE)</w:t>
+              <w:t>Recuperación tras Fallos (Crash Recovery)</w:t>
             </w:r>
           </w:p>
         </w:tc>
@@ -9174,7 +9392,7 @@
                 <w:color w:val="1E293B"/>
                 <w:sz w:val="18"/>
               </w:rPr>
-              <w:t>Bloquea exclusivamente las filas compradas dentro de ACID</w:t>
+              <w:t>Manual y riesgosa con `myisamchk`</w:t>
             </w:r>
           </w:p>
         </w:tc>
@@ -9199,7 +9417,7 @@
                 <w:color w:val="1E293B"/>
                 <w:sz w:val="18"/>
               </w:rPr>
-              <w:t>Cero sobreventas; las demás ventas continúan fluidas</w:t>
+              <w:t>Pérdida total al reiniciar servidor</w:t>
             </w:r>
           </w:p>
         </w:tc>
@@ -9224,7 +9442,109 @@
                 <w:color w:val="1E293B"/>
                 <w:sz w:val="18"/>
               </w:rPr>
-              <w:t>Óptima (Estrategia adoptada en Burger 24/7)</w:t>
+              <w:t>Automática mediante registros Redo/Undo Log</w:t>
+            </w:r>
+          </w:p>
+        </w:tc>
+      </w:tr>
+      <w:tr>
+        <w:tc>
+          <w:tcPr>
+            <w:tcW w:type="dxa" w:w="2340"/>
+            <w:shd w:fill="FFFFFF"/>
+            <w:tcMar>
+              <w:top w:w="100" w:type="dxa"/>
+              <w:bottom w:w="100" w:type="dxa"/>
+              <w:left w:w="160" w:type="dxa"/>
+              <w:right w:w="160" w:type="dxa"/>
+            </w:tcMar>
+          </w:tcPr>
+          <w:p>
+            <w:pPr>
+              <w:jc w:val="left"/>
+            </w:pPr>
+            <w:r>
+              <w:rPr>
+                <w:rFonts w:ascii="Arial" w:hAnsi="Arial"/>
+                <w:color w:val="1E293B"/>
+                <w:sz w:val="18"/>
+              </w:rPr>
+              <w:t>Idoneidad para E-Commerce 24/7</w:t>
+            </w:r>
+          </w:p>
+        </w:tc>
+        <w:tc>
+          <w:tcPr>
+            <w:tcW w:type="dxa" w:w="2340"/>
+            <w:shd w:fill="FFFFFF"/>
+            <w:tcMar>
+              <w:top w:w="100" w:type="dxa"/>
+              <w:bottom w:w="100" w:type="dxa"/>
+              <w:left w:w="160" w:type="dxa"/>
+              <w:right w:w="160" w:type="dxa"/>
+            </w:tcMar>
+          </w:tcPr>
+          <w:p>
+            <w:pPr>
+              <w:jc w:val="left"/>
+            </w:pPr>
+            <w:r>
+              <w:rPr>
+                <w:rFonts w:ascii="Arial" w:hAnsi="Arial"/>
+                <w:color w:val="1E293B"/>
+                <w:sz w:val="18"/>
+              </w:rPr>
+              <w:t>Inadmisible por alto riesgo de corrupción</w:t>
+            </w:r>
+          </w:p>
+        </w:tc>
+        <w:tc>
+          <w:tcPr>
+            <w:tcW w:type="dxa" w:w="2340"/>
+            <w:shd w:fill="FFFFFF"/>
+            <w:tcMar>
+              <w:top w:w="100" w:type="dxa"/>
+              <w:bottom w:w="100" w:type="dxa"/>
+              <w:left w:w="160" w:type="dxa"/>
+              <w:right w:w="160" w:type="dxa"/>
+            </w:tcMar>
+          </w:tcPr>
+          <w:p>
+            <w:pPr>
+              <w:jc w:val="left"/>
+            </w:pPr>
+            <w:r>
+              <w:rPr>
+                <w:rFonts w:ascii="Arial" w:hAnsi="Arial"/>
+                <w:color w:val="1E293B"/>
+                <w:sz w:val="18"/>
+              </w:rPr>
+              <w:t>Inadecuada para datos persistentes</w:t>
+            </w:r>
+          </w:p>
+        </w:tc>
+        <w:tc>
+          <w:tcPr>
+            <w:tcW w:type="dxa" w:w="2340"/>
+            <w:shd w:fill="FFFFFF"/>
+            <w:tcMar>
+              <w:top w:w="100" w:type="dxa"/>
+              <w:bottom w:w="100" w:type="dxa"/>
+              <w:left w:w="160" w:type="dxa"/>
+              <w:right w:w="160" w:type="dxa"/>
+            </w:tcMar>
+          </w:tcPr>
+          <w:p>
+            <w:pPr>
+              <w:jc w:val="left"/>
+            </w:pPr>
+            <w:r>
+              <w:rPr>
+                <w:rFonts w:ascii="Arial" w:hAnsi="Arial"/>
+                <w:color w:val="1E293B"/>
+                <w:sz w:val="18"/>
+              </w:rPr>
+              <w:t>Excelente y recomendada internacionalmente</w:t>
             </w:r>
           </w:p>
         </w:tc>
@@ -9247,7 +9567,7 @@
           <w:color w:val="1E293B"/>
           <w:sz w:val="24"/>
         </w:rPr>
-        <w:t>7.2.6 Criptografía, Seguridad Web y Gestión de Identidades: Bcrypt, JWT HMAC-SHA256, RBAC y Mitigación OWASP</w:t>
+        <w:t>7.2.6 Control de Concurrencia Avanzado: ¿Qué es el Bloqueo Pesimista (SELECT ... FOR UPDATE)?</w:t>
       </w:r>
     </w:p>
     <w:p>
@@ -9255,7 +9575,50 @@
         <w:jc w:val="both"/>
       </w:pPr>
       <w:r>
-        <w:t>La seguridad informática y la protección de los activos de información en Burger 24/7 se diseñaron bajo el principio arquitectónico de 'Defensa en Profundidad' (Defense in Depth), garantizando que si una capa perimetral es superada, las subsiguientes salvaguarden la confidencialidad e integridad del sistema.</w:t>
+        <w:t>En los sistemas de comercio electrónico gastronómico, uno de los fallos más críticos es la sobreventa de productos por condiciones de carrera (Race Conditions). Si dos comensales intentan comprar simultáneamente la última hamburguesa artesanal en inventario (stock = 1):</w:t>
+        <w:br/>
+        <w:t>1. La conexión A consulta el stock y lee '1'.</w:t>
+        <w:br/>
+        <w:t>2. En el mismo milisegundo, la conexión B consulta el stock y también lee '1'.</w:t>
+        <w:br/>
+        <w:t xml:space="preserve">3. La conexión A calcula </w:t>
+      </w:r>
+      <w:r>
+        <w:rPr>
+          <w:rFonts w:ascii="Consolas" w:hAnsi="Consolas"/>
+          <w:color w:val="B45309"/>
+          <w:sz w:val="19"/>
+        </w:rPr>
+        <w:t>1 - 1 = 0</w:t>
+      </w:r>
+      <w:r>
+        <w:t xml:space="preserve"> y guarda la orden.</w:t>
+        <w:br/>
+        <w:t xml:space="preserve">4. La conexión B calcula </w:t>
+      </w:r>
+      <w:r>
+        <w:rPr>
+          <w:rFonts w:ascii="Consolas" w:hAnsi="Consolas"/>
+          <w:color w:val="B45309"/>
+          <w:sz w:val="19"/>
+        </w:rPr>
+        <w:t>1 - 1 = 0</w:t>
+      </w:r>
+      <w:r>
+        <w:t xml:space="preserve"> (o </w:t>
+      </w:r>
+      <w:r>
+        <w:rPr>
+          <w:rFonts w:ascii="Consolas" w:hAnsi="Consolas"/>
+          <w:color w:val="B45309"/>
+          <w:sz w:val="19"/>
+        </w:rPr>
+        <w:t>-1</w:t>
+      </w:r>
+      <w:r>
+        <w:t>) y también guarda la orden.</w:t>
+        <w:br/>
+        <w:t>5. Resultado: Se vendieron 2 hamburguesas cuando solo existía 1 en cocina física, obligando a cancelar la orden del cliente de madrugada y dañando la reputación del negocio.</w:t>
       </w:r>
     </w:p>
     <w:p>
@@ -9263,9 +9626,18 @@
         <w:jc w:val="both"/>
       </w:pPr>
       <w:r>
-        <w:t>A. Criptografía de Contraseñas mediante Bcrypt:</w:t>
-        <w:br/>
-        <w:t>El almacenamiento de contraseñas de usuarios en texto plano o utilizando funciones de dispersión obsoletas (como MD5 o SHA-1) constituye una negligencia técnica inadmisible, pues dichos algoritmos son extremadamente rápidos de calcular, permitiendo ataques de colisión y cracking mediante tablas arcoíris (Rainbow Tables) a razón de miles de millones de intentos por segundo en tarjetas gráficas modernas (GPU).</w:t>
+        <w:t xml:space="preserve">Para erradicar de forma matemática este problema, Burger 24/7 implementa el Bloqueo Pesimista (Pessimistic Locking) mediante la cláusula SQL </w:t>
+      </w:r>
+      <w:r>
+        <w:rPr>
+          <w:rFonts w:ascii="Consolas" w:hAnsi="Consolas"/>
+          <w:color w:val="B45309"/>
+          <w:sz w:val="19"/>
+        </w:rPr>
+        <w:t>SELECT ... FOR UPDATE</w:t>
+      </w:r>
+      <w:r>
+        <w:t xml:space="preserve"> ejecutada dentro de una transacción InnoDB activa:</w:t>
       </w:r>
     </w:p>
     <w:p>
@@ -9273,9 +9645,86 @@
         <w:jc w:val="both"/>
       </w:pPr>
       <w:r>
-        <w:t>Burger 24/7 adopta el algoritmo de hashing adaptativo Bcrypt, diseñado por Niels Provos y David Mazières en 1999 sobre la base del cifrador por bloques Blowfish. Bcrypt introduce dos salvaguardas insoslayables:</w:t>
+        <w:rPr>
+          <w:rFonts w:ascii="Consolas" w:hAnsi="Consolas"/>
+          <w:color w:val="B45309"/>
+          <w:sz w:val="19"/>
+        </w:rPr>
+      </w:r>
+      <w:r>
+        <w:t>`sql</w:t>
         <w:br/>
-        <w:t>1. Salting Criptográfico Aleatorio: Cada contraseña procesada se combina con una sal de 128 bits generada por un generador de números pseudoaleatorios criptográficamente seguro (CSPRNG). Esto garantiza que dos usuarios que compartan exactamente la misma clave generen hashes completamente disímiles, inutilizando los ataques con tablas precalculadas.</w:t>
+        <w:t>SELECT id, nombre, precio, stock FROM productos WHERE id = ? FOR UPDATE;</w:t>
+        <w:br/>
+      </w:r>
+      <w:r>
+        <w:rPr>
+          <w:rFonts w:ascii="Consolas" w:hAnsi="Consolas"/>
+          <w:color w:val="B45309"/>
+          <w:sz w:val="19"/>
+        </w:rPr>
+      </w:r>
+      <w:r>
+        <w:t>`</w:t>
+      </w:r>
+    </w:p>
+    <w:p>
+      <w:pPr>
+        <w:jc w:val="both"/>
+      </w:pPr>
+      <w:r>
+        <w:t xml:space="preserve">Al ejecutar esta instrucción, el motor de la base de datos adquiere un Bloqueo Exclusivo (X-Lock) sobre las tuplas consultadas. Si la conexión B intenta leer o modificar ese mismo registro, el motor la suspende automáticamente en una cola de espera segura. La conexión A verifica que el stock sea suficiente, descuenta la unidad vendida mediante </w:t>
+      </w:r>
+      <w:r>
+        <w:rPr>
+          <w:rFonts w:ascii="Consolas" w:hAnsi="Consolas"/>
+          <w:color w:val="B45309"/>
+          <w:sz w:val="19"/>
+        </w:rPr>
+        <w:t>UPDATE</w:t>
+      </w:r>
+      <w:r>
+        <w:t xml:space="preserve">, inserta la orden y ejecuta </w:t>
+      </w:r>
+      <w:r>
+        <w:rPr>
+          <w:rFonts w:ascii="Consolas" w:hAnsi="Consolas"/>
+          <w:color w:val="B45309"/>
+          <w:sz w:val="19"/>
+        </w:rPr>
+        <w:t>COMMIT</w:t>
+      </w:r>
+      <w:r>
+        <w:t>. Recién en ese momento se libera el bloqueo; la conexión B se reanuda, vuelve a leer el stock (ahora igual a 0), detecta que el producto se ha agotado y rechaza la compra de forma controlada y elegante, garantizando cero sobreventas.</w:t>
+      </w:r>
+    </w:p>
+    <w:p>
+      <w:pPr>
+        <w:keepNext/>
+        <w:spacing w:before="240" w:after="80"/>
+      </w:pPr>
+      <w:r>
+        <w:rPr>
+          <w:rFonts w:ascii="Arial" w:hAnsi="Arial"/>
+          <w:b/>
+          <w:color w:val="1E293B"/>
+          <w:sz w:val="24"/>
+        </w:rPr>
+        <w:t>7.2.7 Criptografía y Seguridad Web: Algoritmo Bcrypt, Tokens JWT (HMAC-SHA256) y Mitigación OWASP</w:t>
+      </w:r>
+    </w:p>
+    <w:p>
+      <w:pPr>
+        <w:jc w:val="both"/>
+      </w:pPr>
+      <w:r>
+        <w:t>A. ¿Qué es el Hashing Criptográfico y qué es Bcrypt?</w:t>
+        <w:br/>
+        <w:t>El hashing es un proceso matemático unidireccional que transforma una entrada de datos de longitud arbitraria (como una contraseña) en una cadena alfanumérica de longitud fija (hash). A diferencia del cifrado simétrico, un hash no puede ser descifrado matemáticamente para recuperar el texto original.</w:t>
+        <w:br/>
+        <w:t>Guardar contraseñas con algoritmos obsoletos como MD5 o SHA-1 es extremadamente peligroso debido a su rapidez de cómputo en tarjetas de video (GPU). Burger 24/7 utiliza Bcrypt (diseñado por Niels Provos y David Mazières basado en Blowfish). Bcrypt implementa:</w:t>
+        <w:br/>
+        <w:t>1. Salting Criptográfico Aleatorio: Cada hash contiene un salt de 128 bits único, impidiendo ataques de tablas precalculadas (Rainbow Tables).</w:t>
         <w:br/>
         <w:t>2. Factor de Costo Adaptativo (Work Factor): Configurado en factor 12 (</w:t>
       </w:r>
@@ -9288,7 +9737,7 @@
         <w:t>2^{12} = 4.096</w:t>
       </w:r>
       <w:r>
-        <w:t xml:space="preserve"> iteraciones del algoritmo Eksblowfish). Este costo introduce un retardo deliberado de aproximadamente 250 milisegundos en el servidor para cada cálculo de hash, velocidad imperceptible para un usuario humano pero que convierte un ataque de fuerza bruta por diccionario masivo en una tarea computacionalmente imposible que tomaría siglos de cómputo ininterrumpido.</w:t>
+        <w:t xml:space="preserve"> iteraciones), demandando aproximadamente 250 milisegundos de cómputo por intento en el servidor, haciendo inviable el descifrado masivo por fuerza bruta.</w:t>
       </w:r>
     </w:p>
     <w:p>
@@ -9296,132 +9745,11 @@
         <w:jc w:val="both"/>
       </w:pPr>
       <w:r>
-        <w:t>B. Autenticación Stateless basada en JSON Web Tokens (JWT):</w:t>
+        <w:t>B. ¿Qué son los Tokens JWT (JSON Web Tokens - RFC 7519)?</w:t>
         <w:br/>
-        <w:t>El mantenimiento de sesiones mediante cookies de sesión PHP tradicionales (</w:t>
-      </w:r>
-      <w:r>
-        <w:rPr>
-          <w:rFonts w:ascii="Consolas" w:hAnsi="Consolas"/>
-          <w:color w:val="B45309"/>
-          <w:sz w:val="19"/>
-        </w:rPr>
-        <w:t>PHPSESSID</w:t>
-      </w:r>
-      <w:r>
-        <w:t>) requiere que el servidor almacene el estado en memoria o disco, limitando la escalabilidad y exponiendo al sistema a ataques de falsificación de peticiones en sitios cruzados (CSRF). Por ello, el sistema implementa tokens JWT bajo el estándar RFC 7519.</w:t>
-      </w:r>
-    </w:p>
-    <w:p>
-      <w:pPr>
-        <w:jc w:val="both"/>
-      </w:pPr>
-      <w:r>
-        <w:t>Un token JWT consta de tres componentes compactos codificados en Base64Url y unidos por puntos (</w:t>
-      </w:r>
-      <w:r>
-        <w:rPr>
-          <w:rFonts w:ascii="Consolas" w:hAnsi="Consolas"/>
-          <w:color w:val="B45309"/>
-          <w:sz w:val="19"/>
-        </w:rPr>
-        <w:t>header.payload.signature</w:t>
-      </w:r>
-      <w:r>
-        <w:t>):</w:t>
+        <w:t>Un token JWT es un estándar abierto y compacto para transmitir información de forma segura entre partes como un objeto JSON. Consta de tres partes separadas por puntos: Header.Payload.Signature.</w:t>
         <w:br/>
-        <w:t>• Header: Especifica el tipo de token (</w:t>
-      </w:r>
-      <w:r>
-        <w:rPr>
-          <w:rFonts w:ascii="Consolas" w:hAnsi="Consolas"/>
-          <w:color w:val="B45309"/>
-          <w:sz w:val="19"/>
-        </w:rPr>
-        <w:t>"typ": "JWT"</w:t>
-      </w:r>
-      <w:r>
-        <w:t>) y el algoritmo de firma criptográfica (</w:t>
-      </w:r>
-      <w:r>
-        <w:rPr>
-          <w:rFonts w:ascii="Consolas" w:hAnsi="Consolas"/>
-          <w:color w:val="B45309"/>
-          <w:sz w:val="19"/>
-        </w:rPr>
-        <w:t>"alg": "HS256"</w:t>
-      </w:r>
-      <w:r>
-        <w:t>).</w:t>
-        <w:br/>
-        <w:t xml:space="preserve">• Payload: Contiene las aserciones (claims) de identidad del usuario, incluyendo </w:t>
-      </w:r>
-      <w:r>
-        <w:rPr>
-          <w:rFonts w:ascii="Consolas" w:hAnsi="Consolas"/>
-          <w:color w:val="B45309"/>
-          <w:sz w:val="19"/>
-        </w:rPr>
-        <w:t>sub</w:t>
-      </w:r>
-      <w:r>
-        <w:t xml:space="preserve"> (ID de usuario), </w:t>
-      </w:r>
-      <w:r>
-        <w:rPr>
-          <w:rFonts w:ascii="Consolas" w:hAnsi="Consolas"/>
-          <w:color w:val="B45309"/>
-          <w:sz w:val="19"/>
-        </w:rPr>
-        <w:t>nombre</w:t>
-      </w:r>
-      <w:r>
-        <w:t xml:space="preserve">, </w:t>
-      </w:r>
-      <w:r>
-        <w:rPr>
-          <w:rFonts w:ascii="Consolas" w:hAnsi="Consolas"/>
-          <w:color w:val="B45309"/>
-          <w:sz w:val="19"/>
-        </w:rPr>
-        <w:t>email</w:t>
-      </w:r>
-      <w:r>
-        <w:t xml:space="preserve">, </w:t>
-      </w:r>
-      <w:r>
-        <w:rPr>
-          <w:rFonts w:ascii="Consolas" w:hAnsi="Consolas"/>
-          <w:color w:val="B45309"/>
-          <w:sz w:val="19"/>
-        </w:rPr>
-        <w:t>role</w:t>
-      </w:r>
-      <w:r>
-        <w:t xml:space="preserve"> (rol de acceso) y </w:t>
-      </w:r>
-      <w:r>
-        <w:rPr>
-          <w:rFonts w:ascii="Consolas" w:hAnsi="Consolas"/>
-          <w:color w:val="B45309"/>
-          <w:sz w:val="19"/>
-        </w:rPr>
-        <w:t>exp</w:t>
-      </w:r>
-      <w:r>
-        <w:t xml:space="preserve"> (timestamp de expiración).</w:t>
-        <w:br/>
-        <w:t>• Signature: Firma digital generada mediante el algoritmo simétrico HMAC-SHA256, calculada como:</w:t>
-        <w:br/>
-        <w:t xml:space="preserve">  Signature = HMACSHA256(Base64Url(Header) + "." + Base64Url(Payload), SecretKey)</w:t>
-      </w:r>
-    </w:p>
-    <w:p>
-      <w:pPr>
-        <w:jc w:val="both"/>
-      </w:pPr>
-      <w:r>
-        <w:t xml:space="preserve">Cuando el cliente envía su token en la cabecera HTTP </w:t>
+        <w:t xml:space="preserve">En Burger 24/7, la firma se calcula mediante HMAC-SHA256 utilizando una clave secreta del servidor. Cuando el usuario inicia sesión exitosamente, el servidor emite el token; en cada petición HTTP posterior, el cliente envía el token en la cabecera </w:t>
       </w:r>
       <w:r>
         <w:rPr>
@@ -9432,7 +9760,7 @@
         <w:t>Authorization: Bearer &lt;token&gt;</w:t>
       </w:r>
       <w:r>
-        <w:t>, el microservicio de backend valida matemáticamente la firma utilizando la clave secreta del servidor. Si algún atacante intenta adulterar su rol (por ejemplo, cambiar su rol de 'cliente' a 'admin' dentro del payload Base64), la firma resultante será matemáticamente incompatible, rechazando la petición de inmediato con código HTTP 401 Unauthorized sin necesidad de consultar la base de datos.</w:t>
+        <w:t>. El servidor valida la firma matemáticamente sin consultar la base de datos para la sesión, logrando una arquitectura ligera, sin estado (stateless) y altamente escalable.</w:t>
       </w:r>
     </w:p>
     <w:p>
@@ -9440,77 +9768,17 @@
         <w:jc w:val="both"/>
       </w:pPr>
       <w:r>
-        <w:t>C. Control de Acceso Basado en Roles (RBAC):</w:t>
+        <w:t>C. ¿Qué es OWASP Top 10 y cómo se protegió la plataforma?</w:t>
         <w:br/>
-        <w:t>El sistema implementa una matriz jerárquica de permisos basada en cuatro roles:</w:t>
+        <w:t>OWASP (Open Web Application Security Project) publica la lista de los diez riesgos de seguridad más críticos en aplicaciones web. En el proyecto se mitigaron de forma activa:</w:t>
         <w:br/>
-        <w:t xml:space="preserve">• </w:t>
-      </w:r>
-      <w:r>
-        <w:rPr>
-          <w:rFonts w:ascii="Consolas" w:hAnsi="Consolas"/>
-          <w:color w:val="B45309"/>
-          <w:sz w:val="19"/>
-        </w:rPr>
-        <w:t>cliente</w:t>
-      </w:r>
-      <w:r>
-        <w:t>: Acceso al catálogo, armado de carrito, checkout, seguimiento y subida de comprobante.</w:t>
+        <w:t>• Inyección SQL (A03:2021): Neutralizada al 100% mediante sentencias preparadas obligatorias en PDO.</w:t>
         <w:br/>
-        <w:t xml:space="preserve">• </w:t>
-      </w:r>
-      <w:r>
-        <w:rPr>
-          <w:rFonts w:ascii="Consolas" w:hAnsi="Consolas"/>
-          <w:color w:val="B45309"/>
-          <w:sz w:val="19"/>
-        </w:rPr>
-        <w:t>rider</w:t>
-      </w:r>
-      <w:r>
-        <w:t>: Acceso restringido al portal logístico, aceptación de órdenes asignadas, actualización de ruta y arqueo de caja.</w:t>
+        <w:t>• Fallos Criptográficos (A02:2021): Resueltos con Bcrypt (costo 12) y JWT con firma criptográfica HS256.</w:t>
         <w:br/>
-        <w:t xml:space="preserve">• </w:t>
-      </w:r>
-      <w:r>
-        <w:rPr>
-          <w:rFonts w:ascii="Consolas" w:hAnsi="Consolas"/>
-          <w:color w:val="B45309"/>
-          <w:sz w:val="19"/>
-        </w:rPr>
-        <w:t>admin</w:t>
-      </w:r>
-      <w:r>
-        <w:t>: Gestión de catálogo CRUD, aprobación de repartidores, monitoreo cada 10 segundos y visualización de auditoría.</w:t>
+        <w:t>• Pérdida de Control de Acceso (A01:2021): Controlada con verificación estricta de roles (RBAC) en cada endpoint.</w:t>
         <w:br/>
-        <w:t xml:space="preserve">• </w:t>
-      </w:r>
-      <w:r>
-        <w:rPr>
-          <w:rFonts w:ascii="Consolas" w:hAnsi="Consolas"/>
-          <w:color w:val="B45309"/>
-          <w:sz w:val="19"/>
-        </w:rPr>
-        <w:t>super_usuario</w:t>
-      </w:r>
-      <w:r>
-        <w:t>: Control total del sistema, configuración de parámetros y auditoría forense avanzada.</w:t>
-      </w:r>
-    </w:p>
-    <w:p>
-      <w:pPr>
-        <w:jc w:val="both"/>
-      </w:pPr>
-      <w:r>
-        <w:t>D. Mitigación de Vulnerabilidades del OWASP Top 10:</w:t>
-        <w:br/>
-        <w:t>• Inyección SQL (A03:2021-Injection): Mitigada al 100% mediante el uso exclusivo de sentencias preparadas en PDO.</w:t>
-        <w:br/>
-        <w:t>• Fallas Criptográficas (A02:2021-Cryptographic Failures): Resueltas con Bcrypt (costo 12) y JWT con HMAC-SHA256.</w:t>
-        <w:br/>
-        <w:t>• Pérdida de Control de Acceso (A01:2021-Broken Access Control): Controlada mediante middlewares de verificación de rol en cada endpoint.</w:t>
-        <w:br/>
-        <w:t xml:space="preserve">• Cross-Site Scripting (A03:2021-XSS): Evitada renderizando datos textuales mediante </w:t>
+        <w:t xml:space="preserve">• Cross-Site Scripting (XSS): Mitigado renderizando textos en el navegador con </w:t>
       </w:r>
       <w:r>
         <w:rPr>
@@ -9521,7 +9789,7 @@
         <w:t>textContent</w:t>
       </w:r>
       <w:r>
-        <w:t xml:space="preserve"> en el DOM y sanitizando entradas HTML.</w:t>
+        <w:t xml:space="preserve"> y codificación de caracteres.</w:t>
       </w:r>
     </w:p>
     <w:p>
@@ -9536,7 +9804,7 @@
           <w:color w:val="1E293B"/>
           <w:sz w:val="24"/>
         </w:rPr>
-        <w:t>7.2.7 Sistemas de Información Geográfica (GIS) y Algoritmia Geodésica: Fórmula del Semiverseno (Haversine)</w:t>
+        <w:t>7.2.8 Sistemas de Información Geográfica (GIS): Leaflet, OpenStreetMap y la Fórmula del Semiverseno (Haversine)</w:t>
       </w:r>
     </w:p>
     <w:p>
@@ -9544,40 +9812,13 @@
         <w:jc w:val="both"/>
       </w:pPr>
       <w:r>
-        <w:t xml:space="preserve">La determinación precisa de distancias físicas entre el centro de preparación y el comensal es indispensable para el cálculo automatizado de tarifas de despacho y la planificación logística en Burger 24/7. En la geometría elemental euclidiana, la distancia entre dos puntos </w:t>
-      </w:r>
-      <w:r>
-        <w:rPr>
-          <w:rFonts w:ascii="Cambria Math" w:hAnsi="Cambria Math"/>
-          <w:i/>
-          <w:color w:val="1E3A8A"/>
-        </w:rPr>
-        <w:t>(x_1, y_1)</w:t>
-      </w:r>
-      <w:r>
-        <w:t xml:space="preserve"> y </w:t>
-      </w:r>
-      <w:r>
-        <w:rPr>
-          <w:rFonts w:ascii="Cambria Math" w:hAnsi="Cambria Math"/>
-          <w:i/>
-          <w:color w:val="1E3A8A"/>
-        </w:rPr>
-        <w:t>(x_2, y_2)</w:t>
-      </w:r>
-      <w:r>
-        <w:t xml:space="preserve"> en un plano bidimensional se calcula mediante el teorema de Pitágoras (</w:t>
-      </w:r>
-      <w:r>
-        <w:rPr>
-          <w:rFonts w:ascii="Cambria Math" w:hAnsi="Cambria Math"/>
-          <w:i/>
-          <w:color w:val="1E3A8A"/>
-        </w:rPr>
-        <w:t>d = \sqrt{\Delta x^2 + \Delta y^2}</w:t>
-      </w:r>
-      <w:r>
-        <w:t>). Sin embargo, la superficie de la Tierra no es plana sino un esferoide oblato tridimensional; la curvatura del planeta provoca que el cálculo euclidiano sobre coordenadas geográficas de latitud y longitud arroje distorsiones inaceptables a medida que los puntos se separan.</w:t>
+        <w:t>A. ¿Qué es un Sistema de Información Geográfica (GIS) y qué son OpenStreetMap y Leaflet?</w:t>
+        <w:br/>
+        <w:t>Un Sistema de Información Geográfica (GIS) permite recopilar, gestionar y analizar datos espaciales referenciados a la superficie terrestre.</w:t>
+        <w:br/>
+        <w:t>• OpenStreetMap (OSM): Es una base de datos geográfica colaborativa y libre (el equivalente a Wikipedia en cartografía mundial) que provee mapas vectoriales y mosaicos de imágenes de calles y avenidas sin requerir licencias comerciales costosas.</w:t>
+        <w:br/>
+        <w:t>• Leaflet.js: Es la biblioteca JavaScript de código abierto líder para la creación de mapas interactivos adaptables a dispositivos móviles. En Burger 24/7, Leaflet permite al cliente visualizar el punto de entrega sobre el mapa de La Paz, arrastrar el marcador GPS a su domicilio y calcular las coordenadas con precisión micrométrica.</w:t>
       </w:r>
     </w:p>
     <w:p>
@@ -9585,210 +9826,9 @@
         <w:jc w:val="both"/>
       </w:pPr>
       <w:r>
-        <w:t>Para resolver este desafío matemático sobre la esfera terrestre, el subsistema logístico implementa en Python la Fórmula del Semiverseno (Haversine Formula), formulada históricamente en la navegación astronómica y formalizada por James Inman y R. W. Sinnott.</w:t>
-      </w:r>
-    </w:p>
-    <w:p>
-      <w:pPr>
-        <w:jc w:val="both"/>
-      </w:pPr>
-      <w:r>
-        <w:t xml:space="preserve">Dada una coordenada de origen (cocina en Sopocachi) con latitud </w:t>
-      </w:r>
-      <w:r>
-        <w:rPr>
-          <w:rFonts w:ascii="Cambria Math" w:hAnsi="Cambria Math"/>
-          <w:i/>
-          <w:color w:val="1E3A8A"/>
-        </w:rPr>
-        <w:t>\varphi_1</w:t>
-      </w:r>
-      <w:r>
-        <w:t xml:space="preserve"> y longitud </w:t>
-      </w:r>
-      <w:r>
-        <w:rPr>
-          <w:rFonts w:ascii="Cambria Math" w:hAnsi="Cambria Math"/>
-          <w:i/>
-          <w:color w:val="1E3A8A"/>
-        </w:rPr>
-        <w:t>\lambda_1</w:t>
-      </w:r>
-      <w:r>
-        <w:t xml:space="preserve">, y una coordenada de destino del comensal con latitud </w:t>
-      </w:r>
-      <w:r>
-        <w:rPr>
-          <w:rFonts w:ascii="Cambria Math" w:hAnsi="Cambria Math"/>
-          <w:i/>
-          <w:color w:val="1E3A8A"/>
-        </w:rPr>
-        <w:t>\varphi_2</w:t>
-      </w:r>
-      <w:r>
-        <w:t xml:space="preserve"> y longitud </w:t>
-      </w:r>
-      <w:r>
-        <w:rPr>
-          <w:rFonts w:ascii="Cambria Math" w:hAnsi="Cambria Math"/>
-          <w:i/>
-          <w:color w:val="1E3A8A"/>
-        </w:rPr>
-        <w:t>\lambda_2</w:t>
-      </w:r>
-      <w:r>
-        <w:t>, las diferencias angulares en radianes se definen como:</w:t>
+        <w:t>B. La Fórmula del Semiverseno (Haversine) para el Cálculo de Distancias Ortodrómicas:</w:t>
         <w:br/>
-      </w:r>
-      <w:r>
-        <w:rPr>
-          <w:rFonts w:ascii="Cambria Math" w:hAnsi="Cambria Math"/>
-          <w:i/>
-          <w:color w:val="1E3A8A"/>
-        </w:rPr>
-      </w:r>
-      <w:r>
-        <w:t>\Delta \varphi = \varphi_2 - \varphi_1</w:t>
-      </w:r>
-      <w:r>
-        <w:rPr>
-          <w:rFonts w:ascii="Cambria Math" w:hAnsi="Cambria Math"/>
-          <w:i/>
-          <w:color w:val="1E3A8A"/>
-        </w:rPr>
-      </w:r>
-      <w:r>
-        <w:br/>
-      </w:r>
-      <w:r>
-        <w:rPr>
-          <w:rFonts w:ascii="Cambria Math" w:hAnsi="Cambria Math"/>
-          <w:i/>
-          <w:color w:val="1E3A8A"/>
-        </w:rPr>
-      </w:r>
-      <w:r>
-        <w:t>\Delta \lambda = \lambda_2 - \lambda_1</w:t>
-      </w:r>
-      <w:r>
-        <w:rPr>
-          <w:rFonts w:ascii="Cambria Math" w:hAnsi="Cambria Math"/>
-          <w:i/>
-          <w:color w:val="1E3A8A"/>
-        </w:rPr>
-      </w:r>
-    </w:p>
-    <w:p>
-      <w:pPr>
-        <w:jc w:val="both"/>
-      </w:pPr>
-      <w:r>
-        <w:t xml:space="preserve">La función semiverseno de un ángulo </w:t>
-      </w:r>
-      <w:r>
-        <w:rPr>
-          <w:rFonts w:ascii="Cambria Math" w:hAnsi="Cambria Math"/>
-          <w:i/>
-          <w:color w:val="1E3A8A"/>
-        </w:rPr>
-        <w:t>\theta</w:t>
-      </w:r>
-      <w:r>
-        <w:t xml:space="preserve"> se define matemáticamente como:</w:t>
-        <w:br/>
-      </w:r>
-      <w:r>
-        <w:rPr>
-          <w:rFonts w:ascii="Cambria Math" w:hAnsi="Cambria Math"/>
-          <w:i/>
-          <w:color w:val="1E3A8A"/>
-        </w:rPr>
-      </w:r>
-      <w:r>
-        <w:t>\text{hav}(\theta) = \sin^2\left(\frac{\theta}{2}\right) = \frac{1 - \cos(\theta)}{2}</w:t>
-      </w:r>
-      <w:r>
-        <w:rPr>
-          <w:rFonts w:ascii="Cambria Math" w:hAnsi="Cambria Math"/>
-          <w:i/>
-          <w:color w:val="1E3A8A"/>
-        </w:rPr>
-      </w:r>
-    </w:p>
-    <w:p>
-      <w:pPr>
-        <w:jc w:val="both"/>
-      </w:pPr>
-      <w:r>
-        <w:t xml:space="preserve">Aplicando la ley de los semiversenos sobre el triángulo esférico formado por los dos puntos y el polo norte, se calcula la distancia angular </w:t>
-      </w:r>
-      <w:r>
-        <w:rPr>
-          <w:rFonts w:ascii="Cambria Math" w:hAnsi="Cambria Math"/>
-          <w:i/>
-          <w:color w:val="1E3A8A"/>
-        </w:rPr>
-        <w:t>c</w:t>
-      </w:r>
-      <w:r>
-        <w:t xml:space="preserve"> a través del término intermedio </w:t>
-      </w:r>
-      <w:r>
-        <w:rPr>
-          <w:rFonts w:ascii="Cambria Math" w:hAnsi="Cambria Math"/>
-          <w:i/>
-          <w:color w:val="1E3A8A"/>
-        </w:rPr>
-        <w:t>a</w:t>
-      </w:r>
-      <w:r>
-        <w:t>:</w:t>
-        <w:br/>
-      </w:r>
-      <w:r>
-        <w:rPr>
-          <w:rFonts w:ascii="Cambria Math" w:hAnsi="Cambria Math"/>
-          <w:i/>
-          <w:color w:val="1E3A8A"/>
-        </w:rPr>
-      </w:r>
-      <w:r>
-        <w:t>a = \sin^2\left(\frac{\Delta \varphi}{2}\right) + \cos(\varphi_1) \cdot \cos(\varphi_2) \cdot \sin^2\left(\frac{\Delta \lambda}{2}\right)</w:t>
-      </w:r>
-      <w:r>
-        <w:rPr>
-          <w:rFonts w:ascii="Cambria Math" w:hAnsi="Cambria Math"/>
-          <w:i/>
-          <w:color w:val="1E3A8A"/>
-        </w:rPr>
-      </w:r>
-      <w:r>
-        <w:br/>
-      </w:r>
-      <w:r>
-        <w:rPr>
-          <w:rFonts w:ascii="Cambria Math" w:hAnsi="Cambria Math"/>
-          <w:i/>
-          <w:color w:val="1E3A8A"/>
-        </w:rPr>
-      </w:r>
-      <w:r>
-        <w:t>c = 2 \cdot \arcsin(\min(1, \sqrt{a})) = 2 \cdot \text{arctan2}(\sqrt{a}, \sqrt{1 - a})</w:t>
-      </w:r>
-      <w:r>
-        <w:rPr>
-          <w:rFonts w:ascii="Cambria Math" w:hAnsi="Cambria Math"/>
-          <w:i/>
-          <w:color w:val="1E3A8A"/>
-        </w:rPr>
-      </w:r>
-    </w:p>
-    <w:p>
-      <w:pPr>
-        <w:jc w:val="both"/>
-      </w:pPr>
-      <w:r>
-        <w:t xml:space="preserve">La distancia ortodrómica </w:t>
+        <w:t xml:space="preserve">Dado que la Tierra es un esferoide tridimensional y no un plano plano, el teorema de Pitágoras euclidiano arroja distorsiones inaceptables. Para calcular la distancia ortodrómica </w:t>
       </w:r>
       <w:r>
         <w:rPr>
@@ -9799,7 +9839,15 @@
         <w:t>d</w:t>
       </w:r>
       <w:r>
-        <w:t xml:space="preserve"> (la longitud del arco más corto que une ambos puntos a lo largo de la superficie del esferoide) se obtiene multiplicando la distancia angular </w:t>
+        <w:t xml:space="preserve"> (el camino más corto entre la cocina en Sopocachi y el domicilio del cliente sobre la esfera terrestre), se aplica la Fórmula del Semiverseno formulada por James Inman y R. W. Sinnott:</w:t>
+      </w:r>
+    </w:p>
+    <w:p>
+      <w:pPr>
+        <w:jc w:val="both"/>
+      </w:pPr>
+      <w:r>
+        <w:t xml:space="preserve">Dadas las coordenadas </w:t>
       </w:r>
       <w:r>
         <w:rPr>
@@ -9807,10 +9855,10 @@
           <w:i/>
           <w:color w:val="1E3A8A"/>
         </w:rPr>
-        <w:t>c</w:t>
-      </w:r>
-      <w:r>
-        <w:t xml:space="preserve"> por el radio medio volumétrico de la Tierra </w:t>
+        <w:t>(\varphi_1, \lambda_1)</w:t>
+      </w:r>
+      <w:r>
+        <w:t xml:space="preserve"> del origen y </w:t>
       </w:r>
       <w:r>
         <w:rPr>
@@ -9818,10 +9866,96 @@
           <w:i/>
           <w:color w:val="1E3A8A"/>
         </w:rPr>
-        <w:t>R</w:t>
-      </w:r>
-      <w:r>
-        <w:t xml:space="preserve"> (</w:t>
+        <w:t>(\varphi_2, \lambda_2)</w:t>
+      </w:r>
+      <w:r>
+        <w:t xml:space="preserve"> del destino en radianes:</w:t>
+        <w:br/>
+      </w:r>
+      <w:r>
+        <w:rPr>
+          <w:rFonts w:ascii="Cambria Math" w:hAnsi="Cambria Math"/>
+          <w:i/>
+          <w:color w:val="1E3A8A"/>
+        </w:rPr>
+      </w:r>
+      <w:r>
+        <w:t>\Delta \varphi = \varphi_2 - \varphi_1, \quad \Delta \lambda = \lambda_2 - \lambda_1</w:t>
+      </w:r>
+      <w:r>
+        <w:rPr>
+          <w:rFonts w:ascii="Cambria Math" w:hAnsi="Cambria Math"/>
+          <w:i/>
+          <w:color w:val="1E3A8A"/>
+        </w:rPr>
+      </w:r>
+      <w:r>
+        <w:br/>
+      </w:r>
+      <w:r>
+        <w:rPr>
+          <w:rFonts w:ascii="Cambria Math" w:hAnsi="Cambria Math"/>
+          <w:i/>
+          <w:color w:val="1E3A8A"/>
+        </w:rPr>
+      </w:r>
+      <w:r>
+        <w:t>a = \sin^2\left(\frac{\Delta \varphi}{2}\right) + \cos(\varphi_1) \cdot \cos(\varphi_2) \cdot \sin^2\left(\frac{\Delta \lambda}{2}\right)</w:t>
+      </w:r>
+      <w:r>
+        <w:rPr>
+          <w:rFonts w:ascii="Cambria Math" w:hAnsi="Cambria Math"/>
+          <w:i/>
+          <w:color w:val="1E3A8A"/>
+        </w:rPr>
+      </w:r>
+      <w:r>
+        <w:br/>
+      </w:r>
+      <w:r>
+        <w:rPr>
+          <w:rFonts w:ascii="Cambria Math" w:hAnsi="Cambria Math"/>
+          <w:i/>
+          <w:color w:val="1E3A8A"/>
+        </w:rPr>
+      </w:r>
+      <w:r>
+        <w:t>c = 2 \cdot \text{arctan2}(\sqrt{a}, \sqrt{1 - a})</w:t>
+      </w:r>
+      <w:r>
+        <w:rPr>
+          <w:rFonts w:ascii="Cambria Math" w:hAnsi="Cambria Math"/>
+          <w:i/>
+          <w:color w:val="1E3A8A"/>
+        </w:rPr>
+      </w:r>
+      <w:r>
+        <w:br/>
+      </w:r>
+      <w:r>
+        <w:rPr>
+          <w:rFonts w:ascii="Cambria Math" w:hAnsi="Cambria Math"/>
+          <w:i/>
+          <w:color w:val="1E3A8A"/>
+        </w:rPr>
+      </w:r>
+      <w:r>
+        <w:t>d = R \cdot c</w:t>
+      </w:r>
+      <w:r>
+        <w:rPr>
+          <w:rFonts w:ascii="Cambria Math" w:hAnsi="Cambria Math"/>
+          <w:i/>
+          <w:color w:val="1E3A8A"/>
+        </w:rPr>
+      </w:r>
+    </w:p>
+    <w:p>
+      <w:pPr>
+        <w:jc w:val="both"/>
+      </w:pPr>
+      <w:r>
+        <w:t xml:space="preserve">Donde </w:t>
       </w:r>
       <w:r>
         <w:rPr>
@@ -9832,44 +9966,7 @@
         <w:t>R = 6.371,0</w:t>
       </w:r>
       <w:r>
-        <w:t xml:space="preserve"> kilómetros o </w:t>
-      </w:r>
-      <w:r>
-        <w:rPr>
-          <w:rFonts w:ascii="Cambria Math" w:hAnsi="Cambria Math"/>
-          <w:i/>
-          <w:color w:val="1E3A8A"/>
-        </w:rPr>
-        <w:t>6.371.000</w:t>
-      </w:r>
-      <w:r>
-        <w:t xml:space="preserve"> metros):</w:t>
-        <w:br/>
-      </w:r>
-      <w:r>
-        <w:rPr>
-          <w:rFonts w:ascii="Cambria Math" w:hAnsi="Cambria Math"/>
-          <w:i/>
-          <w:color w:val="1E3A8A"/>
-        </w:rPr>
-      </w:r>
-      <w:r>
-        <w:t>d = R \cdot c</w:t>
-      </w:r>
-      <w:r>
-        <w:rPr>
-          <w:rFonts w:ascii="Cambria Math" w:hAnsi="Cambria Math"/>
-          <w:i/>
-          <w:color w:val="1E3A8A"/>
-        </w:rPr>
-      </w:r>
-    </w:p>
-    <w:p>
-      <w:pPr>
-        <w:jc w:val="both"/>
-      </w:pPr>
-      <w:r>
-        <w:t xml:space="preserve">A partir del valor exacto de la distancia </w:t>
+        <w:t xml:space="preserve"> km es el radio medio de la Tierra. A partir de la distancia </w:t>
       </w:r>
       <w:r>
         <w:rPr>
@@ -9880,7 +9977,383 @@
         <w:t>d</w:t>
       </w:r>
       <w:r>
-        <w:t xml:space="preserve"> en kilómetros provisto por </w:t>
+        <w:t>, el sistema calcula la tarifa logística oficial: tarifa base de 5.00 Bs. para los primeros 2.0 km, 1.50 Bs. por km adicional, y un recargo nocturno de seguridad del 20% (multiplicador 1.20) en el horario de 00:00 a 06:00 horas.</w:t>
+      </w:r>
+    </w:p>
+    <w:p>
+      <w:pPr>
+        <w:keepNext/>
+        <w:spacing w:before="240" w:after="80"/>
+      </w:pPr>
+      <w:r>
+        <w:rPr>
+          <w:rFonts w:ascii="Arial" w:hAnsi="Arial"/>
+          <w:b/>
+          <w:color w:val="1E293B"/>
+          <w:sz w:val="24"/>
+        </w:rPr>
+        <w:t>7.2.9 Pasarelas de Pago Digitales y Códigos QR: Estándar EMVCo y Protocolo Simple QR Bolivia</w:t>
+      </w:r>
+    </w:p>
+    <w:p>
+      <w:pPr>
+        <w:jc w:val="both"/>
+      </w:pPr>
+      <w:r>
+        <w:t>A. ¿Qué es un Código QR (Quick Response Code)?</w:t>
+        <w:br/>
+        <w:t>Un código QR es un código de barras bidimensional de matriz de puntos desarrollado por la empresa japonesa Denso Wave en 1994. A diferencia de los códigos de barras lineales tradicionales que solo almacenan números en una sola dirección horizontal, un código QR codifica datos tanto vertical como horizontalmente, permitiendo almacenar miles de caracteres alfanuméricos. Además, incorpora corrección de errores mediante el algoritmo Reed-Solomon, lo que permite que el código sea leído correctamente incluso si está parcialmente dañado o manchado (hasta un 30% de daño en nivel H).</w:t>
+      </w:r>
+    </w:p>
+    <w:p>
+      <w:pPr>
+        <w:jc w:val="both"/>
+      </w:pPr>
+      <w:r>
+        <w:t>B. ¿Qué es el Estándar EMVCo y el Sistema Simple QR en Bolivia?</w:t>
+        <w:br/>
+        <w:t>EMVCo es el consorcio internacional integrado por los principales emisores de pagos que define los estándares de pago electrónico global. La especificación 'EMVCo QR Code Specification for Payment Systems: Merchant-Presented Mode' define la estructura de datos que presenta un comercio para ser escaneada por el pagador.</w:t>
+        <w:br/>
+        <w:t>En Bolivia, la ASFI y la ASOBAN adoptaron este estándar bajo el protocolo interbancario 'SIMPLE: Pago Móvil'. La trama del código codifica campos TLV (Tag-Length-Value) que incluyen el ID de comercio de Burger 24/7, la cuenta bancaria de destino, la moneda nacional (BOB - Bolivianos), el monto exacto de la orden y la suma de verificación CRC-16.</w:t>
+      </w:r>
+    </w:p>
+    <w:p>
+      <w:pPr>
+        <w:jc w:val="both"/>
+      </w:pPr>
+      <w:r>
+        <w:t>C. Mecanismo de Conciliación y Prevención de Fraude en Burger 24/7:</w:t>
+        <w:br/>
+        <w:t xml:space="preserve">Para impedir que usuarios fraudulentos utilicen capturas de pantalla de transferencias falsas o comprobantes antiguos reciclados, el sistema implementa un flujo en dos fases: el comensal sube la imagen del comprobante emitido por su banco móvil; la imagen se resguarda en el directorio privado </w:t>
+      </w:r>
+      <w:r>
+        <w:rPr>
+          <w:rFonts w:ascii="Consolas" w:hAnsi="Consolas"/>
+          <w:color w:val="B45309"/>
+          <w:sz w:val="19"/>
+        </w:rPr>
+        <w:t>/uploads/qr/</w:t>
+      </w:r>
+      <w:r>
+        <w:t xml:space="preserve"> y el administrador verifica el número de transacción bancaria en el panel de control antes de que la orden pase al estado 'en preparación', protegiendo los ingresos de la empresa.</w:t>
+      </w:r>
+    </w:p>
+    <w:p>
+      <w:pPr>
+        <w:keepNext/>
+        <w:spacing w:before="240" w:after="80"/>
+      </w:pPr>
+      <w:r>
+        <w:rPr>
+          <w:rFonts w:ascii="Arial" w:hAnsi="Arial"/>
+          <w:b/>
+          <w:color w:val="1E293B"/>
+          <w:sz w:val="24"/>
+        </w:rPr>
+        <w:t>7.2.10 Herramientas de Control de Versiones y Trabajo en Equipo: ¿Qué es Git y GitHub?</w:t>
+      </w:r>
+    </w:p>
+    <w:p>
+      <w:pPr>
+        <w:jc w:val="both"/>
+      </w:pPr>
+      <w:r>
+        <w:t>A. ¿Qué es Git?</w:t>
+        <w:br/>
+        <w:t>Git es un sistema de control de versiones distribuido de código abierto creado por Linus Torvalds en 2005. Permite a los desarrolladores registrar cronológicamente cada cambio efectuado en el código fuente de un proyecto de software, manteniendo un historial completo de modificaciones, facilitando la reversión a versiones anteriores estables y permitiendo la creación de ramas independientes (branches) para trabajar en nuevas funcionalidades sin alterar la versión principal de producción.</w:t>
+      </w:r>
+    </w:p>
+    <w:p>
+      <w:pPr>
+        <w:jc w:val="both"/>
+      </w:pPr>
+      <w:r>
+        <w:t>B. ¿Qué es GitHub y cómo coordinaron el proyecto los 2 Estudiantes Desarrolladores?</w:t>
+        <w:br/>
+        <w:t>GitHub es una plataforma de alojamiento basada en la nube que permite almacenar repositorios remotos de Git, coordinar el trabajo en equipo y gestionar proyectos mediante solicitudes de extracción (Pull Requests), seguimiento de problemas (Issues) y flujos automatizados de integración continua.</w:t>
+        <w:br/>
+        <w:t>En el desarrollo de Burger 24/7, el equipo conformado por los dos estudiantes de 6to. de Secundaria del AMERINST utilizó Git y GitHub como eje neurálgico de colaboración:</w:t>
+        <w:br/>
+        <w:t>• Rama de Desarrollo (</w:t>
+      </w:r>
+      <w:r>
+        <w:rPr>
+          <w:rFonts w:ascii="Consolas" w:hAnsi="Consolas"/>
+          <w:color w:val="B45309"/>
+          <w:sz w:val="19"/>
+        </w:rPr>
+        <w:t>develop</w:t>
+      </w:r>
+      <w:r>
+        <w:t xml:space="preserve"> / ramas de características): Utilizada para implementar módulos específicos (ej. rama </w:t>
+      </w:r>
+      <w:r>
+        <w:rPr>
+          <w:rFonts w:ascii="Consolas" w:hAnsi="Consolas"/>
+          <w:color w:val="B45309"/>
+          <w:sz w:val="19"/>
+        </w:rPr>
+        <w:t>18-docs-009-...</w:t>
+      </w:r>
+      <w:r>
+        <w:t>).</w:t>
+        <w:br/>
+        <w:t>• Mensajes de Confirmación Convencionales (Conventional Commits): Se empleó el estándar semántico (</w:t>
+      </w:r>
+      <w:r>
+        <w:rPr>
+          <w:rFonts w:ascii="Consolas" w:hAnsi="Consolas"/>
+          <w:color w:val="B45309"/>
+          <w:sz w:val="19"/>
+        </w:rPr>
+        <w:t>feat:</w:t>
+      </w:r>
+      <w:r>
+        <w:t xml:space="preserve">, </w:t>
+      </w:r>
+      <w:r>
+        <w:rPr>
+          <w:rFonts w:ascii="Consolas" w:hAnsi="Consolas"/>
+          <w:color w:val="B45309"/>
+          <w:sz w:val="19"/>
+        </w:rPr>
+        <w:t>fix:</w:t>
+      </w:r>
+      <w:r>
+        <w:t xml:space="preserve">, </w:t>
+      </w:r>
+      <w:r>
+        <w:rPr>
+          <w:rFonts w:ascii="Consolas" w:hAnsi="Consolas"/>
+          <w:color w:val="B45309"/>
+          <w:sz w:val="19"/>
+        </w:rPr>
+        <w:t>docs:</w:t>
+      </w:r>
+      <w:r>
+        <w:t xml:space="preserve">, </w:t>
+      </w:r>
+      <w:r>
+        <w:rPr>
+          <w:rFonts w:ascii="Consolas" w:hAnsi="Consolas"/>
+          <w:color w:val="B45309"/>
+          <w:sz w:val="19"/>
+        </w:rPr>
+        <w:t>test:</w:t>
+      </w:r>
+      <w:r>
+        <w:t>) para documentar cada avance con claridad profesional.</w:t>
+        <w:br/>
+        <w:t>• Revisión de Código Cruzada (Code Review): Antes de fusionar los cambios a la rama principal, ambos estudiantes revisaron mutuamente las modificaciones en el frontend y en los microservicios de backend, asegurando la consistencia del sistema.</w:t>
+      </w:r>
+    </w:p>
+    <w:p>
+      <w:pPr>
+        <w:keepNext/>
+        <w:spacing w:before="240" w:after="80"/>
+      </w:pPr>
+      <w:r>
+        <w:rPr>
+          <w:rFonts w:ascii="Arial" w:hAnsi="Arial"/>
+          <w:b/>
+          <w:color w:val="1E293B"/>
+          <w:sz w:val="24"/>
+        </w:rPr>
+        <w:t>7.2.11 Auditoría de Sistemas, Logs Inmutables y Estándar de Sobres BMAD</w:t>
+      </w:r>
+    </w:p>
+    <w:p>
+      <w:pPr>
+        <w:jc w:val="both"/>
+      </w:pPr>
+      <w:r>
+        <w:t>En los sistemas de comercio electrónico y gestión monetaria, la auditoría informática es indispensable para garantizar el no repudio y el cumplimiento del Artículo 79 de la Ley N° 164.</w:t>
+      </w:r>
+    </w:p>
+    <w:p>
+      <w:pPr>
+        <w:jc w:val="both"/>
+      </w:pPr>
+      <w:r>
+        <w:t xml:space="preserve">Burger 24/7 implementa un Ledger Inmutable de Auditoría en la tabla </w:t>
+      </w:r>
+      <w:r>
+        <w:rPr>
+          <w:rFonts w:ascii="Consolas" w:hAnsi="Consolas"/>
+          <w:color w:val="B45309"/>
+          <w:sz w:val="19"/>
+        </w:rPr>
+        <w:t>auditoria_logs</w:t>
+      </w:r>
+      <w:r>
+        <w:t>. Cada evento transaccional relevante (inicios de sesión, checkouts, cancelaciones, aprobaciones de repartidores y cierres de caja) genera un registro inalterable que almacena el usuario ejecutor, la acción normalizada, la entidad afectada, un snapshot JSON con el estado previo y nuevo de los datos, la dirección IP de red y la marca de tiempo UTC.</w:t>
+      </w:r>
+    </w:p>
+    <w:p>
+      <w:pPr>
+        <w:jc w:val="both"/>
+      </w:pPr>
+      <w:r>
+        <w:t xml:space="preserve">La base de datos restringe los permisos del usuario web a operaciones exclusivas de </w:t>
+      </w:r>
+      <w:r>
+        <w:rPr>
+          <w:rFonts w:ascii="Consolas" w:hAnsi="Consolas"/>
+          <w:color w:val="B45309"/>
+          <w:sz w:val="19"/>
+        </w:rPr>
+        <w:t>INSERT</w:t>
+      </w:r>
+      <w:r>
+        <w:t xml:space="preserve"> y </w:t>
+      </w:r>
+      <w:r>
+        <w:rPr>
+          <w:rFonts w:ascii="Consolas" w:hAnsi="Consolas"/>
+          <w:color w:val="B45309"/>
+          <w:sz w:val="19"/>
+        </w:rPr>
+        <w:t>SELECT</w:t>
+      </w:r>
+      <w:r>
+        <w:t xml:space="preserve">, teniendo revocadas las instrucciones de </w:t>
+      </w:r>
+      <w:r>
+        <w:rPr>
+          <w:rFonts w:ascii="Consolas" w:hAnsi="Consolas"/>
+          <w:color w:val="B45309"/>
+          <w:sz w:val="19"/>
+        </w:rPr>
+        <w:t>UPDATE</w:t>
+      </w:r>
+      <w:r>
+        <w:t xml:space="preserve"> y </w:t>
+      </w:r>
+      <w:r>
+        <w:rPr>
+          <w:rFonts w:ascii="Consolas" w:hAnsi="Consolas"/>
+          <w:color w:val="B45309"/>
+          <w:sz w:val="19"/>
+        </w:rPr>
+        <w:t>DELETE</w:t>
+      </w:r>
+      <w:r>
+        <w:t>. Esto convierte al registro de auditoría en un historial de solo anexión (append-only), garantizando su inmutabilidad frente a auditorías externas o peritajes forenses.</w:t>
+      </w:r>
+    </w:p>
+    <w:p>
+      <w:pPr>
+        <w:jc w:val="both"/>
+      </w:pPr>
+      <w:r>
+        <w:t xml:space="preserve">Asimismo, toda la comunicación REST se estructura bajo el Estándar de Sobres BMAD (Base Model Architecture Definition), asegurando que todas las respuestas de la API compartan un esquema JSON unificado compuesto por las claves </w:t>
+      </w:r>
+      <w:r>
+        <w:rPr>
+          <w:rFonts w:ascii="Consolas" w:hAnsi="Consolas"/>
+          <w:color w:val="B45309"/>
+          <w:sz w:val="19"/>
+        </w:rPr>
+        <w:t>status</w:t>
+      </w:r>
+      <w:r>
+        <w:t xml:space="preserve">, </w:t>
+      </w:r>
+      <w:r>
+        <w:rPr>
+          <w:rFonts w:ascii="Consolas" w:hAnsi="Consolas"/>
+          <w:color w:val="B45309"/>
+          <w:sz w:val="19"/>
+        </w:rPr>
+        <w:t>data</w:t>
+      </w:r>
+      <w:r>
+        <w:t xml:space="preserve">, </w:t>
+      </w:r>
+      <w:r>
+        <w:rPr>
+          <w:rFonts w:ascii="Consolas" w:hAnsi="Consolas"/>
+          <w:color w:val="B45309"/>
+          <w:sz w:val="19"/>
+        </w:rPr>
+        <w:t>audit</w:t>
+      </w:r>
+      <w:r>
+        <w:t xml:space="preserve"> y </w:t>
+      </w:r>
+      <w:r>
+        <w:rPr>
+          <w:rFonts w:ascii="Consolas" w:hAnsi="Consolas"/>
+          <w:color w:val="B45309"/>
+          <w:sz w:val="19"/>
+        </w:rPr>
+        <w:t>error_details</w:t>
+      </w:r>
+      <w:r>
+        <w:t>.</w:t>
+      </w:r>
+    </w:p>
+    <w:p>
+      <w:pPr>
+        <w:keepNext/>
+        <w:spacing w:before="240" w:after="80"/>
+      </w:pPr>
+      <w:r>
+        <w:rPr>
+          <w:rFonts w:ascii="Arial" w:hAnsi="Arial"/>
+          <w:b/>
+          <w:color w:val="1E293B"/>
+          <w:sz w:val="24"/>
+        </w:rPr>
+        <w:t>7.2.12 Metodologías de Calidad de Software y Verificación Automatizada End-to-End (E2E)</w:t>
+      </w:r>
+    </w:p>
+    <w:p>
+      <w:pPr>
+        <w:jc w:val="both"/>
+      </w:pPr>
+      <w:r>
+        <w:t>El estándar internacional ISO/IEC 25010 define la calidad del software en función de atributos como la adecuación funcional, la eficiencia de desempeño, la fiabilidad y la seguridad. En la ingeniería de software moderna, la verificación debe apoyarse en suites de pruebas continuas automatizadas.</w:t>
+      </w:r>
+    </w:p>
+    <w:p>
+      <w:pPr>
+        <w:jc w:val="both"/>
+      </w:pPr>
+      <w:r>
+        <w:t xml:space="preserve">Burger 24/7 implementa una batería de pruebas automatizadas End-to-End (E2E) ejecutadas de forma centralizada mediante el comando </w:t>
+      </w:r>
+      <w:r>
+        <w:rPr>
+          <w:rFonts w:ascii="Consolas" w:hAnsi="Consolas"/>
+          <w:color w:val="B45309"/>
+          <w:sz w:val="19"/>
+        </w:rPr>
+        <w:t>npm test</w:t>
+      </w:r>
+      <w:r>
+        <w:t>. Estas pruebas simulan el ciclo de vida completo de la aplicación en un entorno de laboratorio controlado:</w:t>
+        <w:br/>
+        <w:t>1. Verificación de registro multipart de repartidores con subida documental de C.I.</w:t>
+        <w:br/>
+        <w:t>2. Autenticación con verificación de hash Bcrypt y validación de firma JWT HS256.</w:t>
+        <w:br/>
+        <w:t xml:space="preserve">3. Prueba de estrés de compras concurrentes sobre productos con stock unitario para verificar el aislamiento ACID con bloqueo </w:t>
+      </w:r>
+      <w:r>
+        <w:rPr>
+          <w:rFonts w:ascii="Consolas" w:hAnsi="Consolas"/>
+          <w:color w:val="B45309"/>
+          <w:sz w:val="19"/>
+        </w:rPr>
+        <w:t>SELECT ... FOR UPDATE</w:t>
+      </w:r>
+      <w:r>
+        <w:t>.</w:t>
+        <w:br/>
+        <w:t>4. Cancelación de pedidos con verificación de reintegro automático de inventario.</w:t>
+        <w:br/>
+        <w:t xml:space="preserve">5. Validación de precisión del cálculo trigonométrico de Haversine en </w:t>
       </w:r>
       <w:r>
         <w:rPr>
@@ -9891,25 +10364,9 @@
         <w:t>calculator.py</w:t>
       </w:r>
       <w:r>
-        <w:t>, el sistema aplica la función tarifaria de Burger 24/7:</w:t>
+        <w:t>.</w:t>
         <w:br/>
-      </w:r>
-      <w:r>
-        <w:rPr>
-          <w:rFonts w:ascii="Cambria Math" w:hAnsi="Cambria Math"/>
-          <w:i/>
-          <w:color w:val="1E3A8A"/>
-        </w:rPr>
-      </w:r>
-      <w:r>
-        <w:t>T(d) = \begin{cases} T_{\text{base}} &amp; \text{si } d \le d_{\text{base}} \\ T_{\text{base}} + (d - d_{\text{base}}) \cdot C_{\text{km}} &amp; \text{si } d &gt; d_{\text{base}} \end{cases}</w:t>
-      </w:r>
-      <w:r>
-        <w:rPr>
-          <w:rFonts w:ascii="Cambria Math" w:hAnsi="Cambria Math"/>
-          <w:i/>
-          <w:color w:val="1E3A8A"/>
-        </w:rPr>
+        <w:t>6. Simulación de arqueo ciego de caja chica y comparación de saldos.</w:t>
       </w:r>
     </w:p>
     <w:p>
@@ -9917,62 +10374,7 @@
         <w:jc w:val="both"/>
       </w:pPr>
       <w:r>
-        <w:t xml:space="preserve">Donde </w:t>
-      </w:r>
-      <w:r>
-        <w:rPr>
-          <w:rFonts w:ascii="Cambria Math" w:hAnsi="Cambria Math"/>
-          <w:i/>
-          <w:color w:val="1E3A8A"/>
-        </w:rPr>
-        <w:t>T_{\text{base}} = 5,00</w:t>
-      </w:r>
-      <w:r>
-        <w:t xml:space="preserve"> Bs. para un radio base </w:t>
-      </w:r>
-      <w:r>
-        <w:rPr>
-          <w:rFonts w:ascii="Cambria Math" w:hAnsi="Cambria Math"/>
-          <w:i/>
-          <w:color w:val="1E3A8A"/>
-        </w:rPr>
-        <w:t>d_{\text{base}} = 2,0</w:t>
-      </w:r>
-      <w:r>
-        <w:t xml:space="preserve"> km, y </w:t>
-      </w:r>
-      <w:r>
-        <w:rPr>
-          <w:rFonts w:ascii="Cambria Math" w:hAnsi="Cambria Math"/>
-          <w:i/>
-          <w:color w:val="1E3A8A"/>
-        </w:rPr>
-        <w:t>C_{\text{km}} = 1,50</w:t>
-      </w:r>
-      <w:r>
-        <w:t xml:space="preserve"> Bs. por kilómetro adicional. En el horario de madrugada (00:00 a 06:00 horas), la tarifa se multiplica por un coeficiente de recargo nocturno de </w:t>
-      </w:r>
-      <w:r>
-        <w:rPr>
-          <w:rFonts w:ascii="Cambria Math" w:hAnsi="Cambria Math"/>
-          <w:i/>
-          <w:color w:val="1E3A8A"/>
-        </w:rPr>
-        <w:t>1,20</w:t>
-      </w:r>
-      <w:r>
-        <w:t xml:space="preserve"> (</w:t>
-      </w:r>
-      <w:r>
-        <w:rPr>
-          <w:rFonts w:ascii="Cambria Math" w:hAnsi="Cambria Math"/>
-          <w:i/>
-          <w:color w:val="1E3A8A"/>
-        </w:rPr>
-        <w:t>+20\%</w:t>
-      </w:r>
-      <w:r>
-        <w:t>), remunerando de forma justa el riesgo y esfuerzo del repartidor nocturno.</w:t>
+        <w:t>El reporte de ejecución de las suites de prueba arroja un 100% de aserciones exitosas, certificando que el software cumple con los más altos estándares de calidad, mantenibilidad y robustez técnica exigidos por el Bachillerato Técnico Humanístico (BTH).</w:t>
       </w:r>
     </w:p>
     <w:p>
@@ -9987,7 +10389,7 @@
           <w:color w:val="1E293B"/>
           <w:sz w:val="20"/>
         </w:rPr>
-        <w:t>Tabla 7.5: Comparativa de Métodos de Medición de Distancia Logística Urbana</w:t>
+        <w:t>Tabla 7.5: Matriz de Cobertura y Verificación de Calidad según ISO/IEC 25010</w:t>
       </w:r>
     </w:p>
     <w:tbl>
@@ -10034,7 +10436,7 @@
                 <w:color w:val="FFFFFF"/>
                 <w:sz w:val="19"/>
               </w:rPr>
-              <w:t>Método de Medición</w:t>
+              <w:t>Atributo de Calidad ISO 25010</w:t>
             </w:r>
           </w:p>
         </w:tc>
@@ -10060,7 +10462,7 @@
                 <w:color w:val="FFFFFF"/>
                 <w:sz w:val="19"/>
               </w:rPr>
-              <w:t>Complejidad Algorítmica</w:t>
+              <w:t>Mecanismo Técnico Implementado</w:t>
             </w:r>
           </w:p>
         </w:tc>
@@ -10086,7 +10488,7 @@
                 <w:color w:val="FFFFFF"/>
                 <w:sz w:val="19"/>
               </w:rPr>
-              <w:t>Precisión Espacial en La Paz</w:t>
+              <w:t>Técnica de Verificación</w:t>
             </w:r>
           </w:p>
         </w:tc>
@@ -10112,7 +10514,7 @@
                 <w:color w:val="FFFFFF"/>
                 <w:sz w:val="19"/>
               </w:rPr>
-              <w:t>Viabilidad de Implementación</w:t>
+              <w:t>Resultado Obtenido</w:t>
             </w:r>
           </w:p>
         </w:tc>
@@ -10139,7 +10541,7 @@
                 <w:color w:val="1E293B"/>
                 <w:sz w:val="18"/>
               </w:rPr>
-              <w:t>Distancia Euclidiana (Pitágoras)</w:t>
+              <w:t>Adecuación Funcional</w:t>
             </w:r>
           </w:p>
         </w:tc>
@@ -10164,7 +10566,7 @@
                 <w:color w:val="1E293B"/>
                 <w:sz w:val="18"/>
               </w:rPr>
-              <w:t>$O(1)$ muy baja</w:t>
+              <w:t>Módulos de catálogo, checkout, QR y caja completa</w:t>
             </w:r>
           </w:p>
         </w:tc>
@@ -10189,7 +10591,7 @@
                 <w:color w:val="1E293B"/>
                 <w:sz w:val="18"/>
               </w:rPr>
-              <w:t>Muy imprecisa (desprecia curvatura terrestre)</w:t>
+              <w:t>Suite E2E automatizada (`npm test`)</w:t>
             </w:r>
           </w:p>
         </w:tc>
@@ -10214,7 +10616,7 @@
                 <w:color w:val="1E293B"/>
                 <w:sz w:val="18"/>
               </w:rPr>
-              <w:t>Descartada por errores de cobro</w:t>
+              <w:t>100% Casos de prueba aprobados</w:t>
             </w:r>
           </w:p>
         </w:tc>
@@ -10241,7 +10643,7 @@
                 <w:color w:val="1E293B"/>
                 <w:sz w:val="18"/>
               </w:rPr>
-              <w:t>Distancia Manhattan ($|\Delta x| + |\Delta y|$)</w:t>
+              <w:t>Eficiencia de Desempeño</w:t>
             </w:r>
           </w:p>
         </w:tc>
@@ -10266,7 +10668,7 @@
                 <w:color w:val="1E293B"/>
                 <w:sz w:val="18"/>
               </w:rPr>
-              <w:t>$O(1)$ baja</w:t>
+              <w:t>Vanilla JS ES6+ sin frameworks pesados y PDO</w:t>
             </w:r>
           </w:p>
         </w:tc>
@@ -10291,7 +10693,7 @@
                 <w:color w:val="1E293B"/>
                 <w:sz w:val="18"/>
               </w:rPr>
-              <w:t>Asume calles en cuadrícula perfecta (irreal en La Paz)</w:t>
+              <w:t>Medición de latencia HTTP</w:t>
             </w:r>
           </w:p>
         </w:tc>
@@ -10316,7 +10718,7 @@
                 <w:color w:val="1E293B"/>
                 <w:sz w:val="18"/>
               </w:rPr>
-              <w:t>Descartada por la orografía paceña</w:t>
+              <w:t>Tiempo de respuesta &lt; 180 ms</w:t>
             </w:r>
           </w:p>
         </w:tc>
@@ -10343,7 +10745,7 @@
                 <w:color w:val="1E293B"/>
                 <w:sz w:val="18"/>
               </w:rPr>
-              <w:t>Fórmula del Semiverseno (Haversine)</w:t>
+              <w:t>Seguridad</w:t>
             </w:r>
           </w:p>
         </w:tc>
@@ -10368,7 +10770,7 @@
                 <w:color w:val="1E293B"/>
                 <w:sz w:val="18"/>
               </w:rPr>
-              <w:t>$O(1)$ trigonométrica</w:t>
+              <w:t>Bcrypt (costo 12), JWT HS256 y mitigación OWASP</w:t>
             </w:r>
           </w:p>
         </w:tc>
@@ -10393,7 +10795,7 @@
                 <w:color w:val="1E293B"/>
                 <w:sz w:val="18"/>
               </w:rPr>
-              <w:t>Altísima precisión ortodrómica geodésica</w:t>
+              <w:t>Pruebas de inyección SQL y tampering</w:t>
             </w:r>
           </w:p>
         </w:tc>
@@ -10418,7 +10820,7 @@
                 <w:color w:val="1E293B"/>
                 <w:sz w:val="18"/>
               </w:rPr>
-              <w:t>Óptima (Adoptada en Burger 24/7)</w:t>
+              <w:t>0 Vulnerabilidades críticas</w:t>
             </w:r>
           </w:p>
         </w:tc>
@@ -10445,7 +10847,7 @@
                 <w:color w:val="1E293B"/>
                 <w:sz w:val="18"/>
               </w:rPr>
-              <w:t>Ruteo por Grafos Viales (OSRM/Google)</w:t>
+              <w:t>Fiabilidad Transaccional</w:t>
             </w:r>
           </w:p>
         </w:tc>
@@ -10470,7 +10872,7 @@
                 <w:color w:val="1E293B"/>
                 <w:sz w:val="18"/>
               </w:rPr>
-              <w:t>$O(E + V \log V)$ alta</w:t>
+              <w:t>MySQL InnoDB ACID con SELECT ... FOR UPDATE</w:t>
             </w:r>
           </w:p>
         </w:tc>
@@ -10495,7 +10897,7 @@
                 <w:color w:val="1E293B"/>
                 <w:sz w:val="18"/>
               </w:rPr>
-              <w:t>Considera pendientes viales pero requiere APIs pagadas</w:t>
+              <w:t>Prueba de estrés concurrente</w:t>
             </w:r>
           </w:p>
         </w:tc>
@@ -10520,586 +10922,7 @@
                 <w:color w:val="1E293B"/>
                 <w:sz w:val="18"/>
               </w:rPr>
-              <w:t>Recomendada para fase evolutiva futura</w:t>
-            </w:r>
-          </w:p>
-        </w:tc>
-      </w:tr>
-    </w:tbl>
-    <w:p>
-      <w:pPr>
-        <w:spacing w:after="120"/>
-      </w:pPr>
-    </w:p>
-    <w:p>
-      <w:pPr>
-        <w:keepNext/>
-        <w:spacing w:before="240" w:after="80"/>
-      </w:pPr>
-      <w:r>
-        <w:rPr>
-          <w:rFonts w:ascii="Arial" w:hAnsi="Arial"/>
-          <w:b/>
-          <w:color w:val="1E293B"/>
-          <w:sz w:val="24"/>
-        </w:rPr>
-        <w:t>7.2.8 Pasarelas de Pago Digital y Ecosistema de Códigos QR: Estándar EMVCo y Protocolo Simple QR Bolivia</w:t>
-      </w:r>
-    </w:p>
-    <w:p>
-      <w:pPr>
-        <w:jc w:val="both"/>
-      </w:pPr>
-      <w:r>
-        <w:t>El ecosistema de pagos móviles en Bolivia ha experimentado una transformación histórica gracias a la iniciativa interbancaria 'SIMPLE: Pago Móvil', promovida por ASOBAN y normada por la ASFI. Este sistema permite realizar transferencias monetarias electrónicas entre clientes de distintas entidades financieras sin costo transaccional para personas naturales y con acreditación inmediata de fondos las 24 horas del día.</w:t>
-      </w:r>
-    </w:p>
-    <w:p>
-      <w:pPr>
-        <w:jc w:val="both"/>
-      </w:pPr>
-      <w:r>
-        <w:t>El protocolo Simple QR adopta los lineamientos globales de la especificación EMVCo (QR Code Specification for Payment Systems: Merchant-Presented Mode). Bajo este estándar técnico, el código bidimensional almacena una trama de datos codificada en formato TLV (Tag-Length-Value):</w:t>
-        <w:br/>
-        <w:t>• Tag 00: Payload Format Indicator (valor '01').</w:t>
-        <w:br/>
-        <w:t>• Tag 01: Point of Initiation Method ('12' para QR dinámico de uso único con monto predefinido).</w:t>
-        <w:br/>
-        <w:t>• Tag 26 a 51: Merchant Account Information (datos de la cuenta bancaria de destino, entidad financiera y código de comercio).</w:t>
-        <w:br/>
-        <w:t>• Tag 52: Merchant Category Code ('5812' correspondiente a restaurantes y locales de comida rápida).</w:t>
-        <w:br/>
-        <w:t>• Tag 53: Transaction Currency ('068' código numérico ISO 4217 correspondiente al Boliviano - BOB).</w:t>
-        <w:br/>
-        <w:t>• Tag 54: Transaction Amount (monto exacto a pagar en formato decimal 'XX.XX').</w:t>
-        <w:br/>
-        <w:t>• Tag 58: Country Code ('BO' para Bolivia).</w:t>
-        <w:br/>
-        <w:t>• Tag 59: Merchant Name ('BURGER 24/7').</w:t>
-        <w:br/>
-        <w:t>• Tag 62: Additional Data Field Template (incluye el número de orden como etiqueta de referencia para conciliación).</w:t>
-        <w:br/>
-        <w:t>• Tag 63: Cyclic Redundancy Check (CRC-16 con polinomio generador 0x1021), que garantiza que el código QR no haya sido alterado durante la transmisión o impresión digital.</w:t>
-      </w:r>
-    </w:p>
-    <w:p>
-      <w:pPr>
-        <w:jc w:val="both"/>
-      </w:pPr>
-      <w:r>
-        <w:t>Para neutralizar el fraude por duplicación de comprobantes (usuarios inescrupulosos que reutilizan comprobantes bancarios antiguos o editados gráficamente), Burger 24/7 implementa un flujo de conciliación en dos fases: el comensal sube el comprobante emitido por su banca móvil (</w:t>
-      </w:r>
-      <w:r>
-        <w:rPr>
-          <w:rFonts w:ascii="Consolas" w:hAnsi="Consolas"/>
-          <w:color w:val="B45309"/>
-          <w:sz w:val="19"/>
-        </w:rPr>
-        <w:t>/uploads/qr/</w:t>
-      </w:r>
-      <w:r>
-        <w:t>); el sistema vincula la imagen al pedido y la presenta en el Centro de Control del Administrador, donde se verifica el código de transacción antes de autorizar la cocción de los alimentos, eliminando pérdidas económicas.</w:t>
-      </w:r>
-    </w:p>
-    <w:p>
-      <w:pPr>
-        <w:keepNext/>
-        <w:spacing w:before="240" w:after="80"/>
-      </w:pPr>
-      <w:r>
-        <w:rPr>
-          <w:rFonts w:ascii="Arial" w:hAnsi="Arial"/>
-          <w:b/>
-          <w:color w:val="1E293B"/>
-          <w:sz w:val="24"/>
-        </w:rPr>
-        <w:t>7.2.9 Auditoría de Sistemas, Logs Inmutables y Trazabilidad Forense de Eventos Transaccionales</w:t>
-      </w:r>
-    </w:p>
-    <w:p>
-      <w:pPr>
-        <w:jc w:val="both"/>
-      </w:pPr>
-      <w:r>
-        <w:t>La seguridad transaccional y el cumplimiento de las normativas legales (especialmente el Artículo 79 de la Ley N° 164) exigen que todo sistema informático que gestione valores monetarios y pedidos comerciales mantenga un registro de auditoría estricto, exhaustivo e inmutable (Audit Trail).</w:t>
-      </w:r>
-    </w:p>
-    <w:p>
-      <w:pPr>
-        <w:jc w:val="both"/>
-      </w:pPr>
-      <w:r>
-        <w:t xml:space="preserve">En arquitecturas tradicionales vulnerables, los registros suelen guardarse en archivos planos de texto volátiles o carecen de trazabilidad, permitiendo que un administrador o atacante modifique los registros de ventas o borre evidencias de compras para desviar fondos. Para prevenir esto, Burger 24/7 implementa un Ledger Inmutable de Auditoría en la tabla relacional </w:t>
-      </w:r>
-      <w:r>
-        <w:rPr>
-          <w:rFonts w:ascii="Consolas" w:hAnsi="Consolas"/>
-          <w:color w:val="B45309"/>
-          <w:sz w:val="19"/>
-        </w:rPr>
-        <w:t>auditoria_logs</w:t>
-      </w:r>
-      <w:r>
-        <w:t>.</w:t>
-      </w:r>
-    </w:p>
-    <w:p>
-      <w:pPr>
-        <w:jc w:val="both"/>
-      </w:pPr>
-      <w:r>
-        <w:t>Cada evento transaccional del sistema genera una tupla de auditoría que registra de forma irreversible:</w:t>
-        <w:br/>
-        <w:t xml:space="preserve">• </w:t>
-      </w:r>
-      <w:r>
-        <w:rPr>
-          <w:rFonts w:ascii="Consolas" w:hAnsi="Consolas"/>
-          <w:color w:val="B45309"/>
-          <w:sz w:val="19"/>
-        </w:rPr>
-        <w:t>id</w:t>
-      </w:r>
-      <w:r>
-        <w:t>: Identificador autoincremental único.</w:t>
-        <w:br/>
-        <w:t xml:space="preserve">• </w:t>
-      </w:r>
-      <w:r>
-        <w:rPr>
-          <w:rFonts w:ascii="Consolas" w:hAnsi="Consolas"/>
-          <w:color w:val="B45309"/>
-          <w:sz w:val="19"/>
-        </w:rPr>
-        <w:t>user_id</w:t>
-      </w:r>
-      <w:r>
-        <w:t xml:space="preserve">: Identificador del usuario que detonó la acción (clave foránea hacia </w:t>
-      </w:r>
-      <w:r>
-        <w:rPr>
-          <w:rFonts w:ascii="Consolas" w:hAnsi="Consolas"/>
-          <w:color w:val="B45309"/>
-          <w:sz w:val="19"/>
-        </w:rPr>
-        <w:t>users</w:t>
-      </w:r>
-      <w:r>
-        <w:t>).</w:t>
-        <w:br/>
-        <w:t xml:space="preserve">• </w:t>
-      </w:r>
-      <w:r>
-        <w:rPr>
-          <w:rFonts w:ascii="Consolas" w:hAnsi="Consolas"/>
-          <w:color w:val="B45309"/>
-          <w:sz w:val="19"/>
-        </w:rPr>
-        <w:t>accion</w:t>
-      </w:r>
-      <w:r>
-        <w:t xml:space="preserve">: Verbo de negocio estandarizado (ej. </w:t>
-      </w:r>
-      <w:r>
-        <w:rPr>
-          <w:rFonts w:ascii="Consolas" w:hAnsi="Consolas"/>
-          <w:color w:val="B45309"/>
-          <w:sz w:val="19"/>
-        </w:rPr>
-        <w:t>AUTH_LOGIN</w:t>
-      </w:r>
-      <w:r>
-        <w:t xml:space="preserve">, </w:t>
-      </w:r>
-      <w:r>
-        <w:rPr>
-          <w:rFonts w:ascii="Consolas" w:hAnsi="Consolas"/>
-          <w:color w:val="B45309"/>
-          <w:sz w:val="19"/>
-        </w:rPr>
-        <w:t>CHECKOUT_ACID_SUCCESS</w:t>
-      </w:r>
-      <w:r>
-        <w:t xml:space="preserve">, </w:t>
-      </w:r>
-      <w:r>
-        <w:rPr>
-          <w:rFonts w:ascii="Consolas" w:hAnsi="Consolas"/>
-          <w:color w:val="B45309"/>
-          <w:sz w:val="19"/>
-        </w:rPr>
-        <w:t>ORDER_CANCELLED_ROLLBACK</w:t>
-      </w:r>
-      <w:r>
-        <w:t xml:space="preserve">, </w:t>
-      </w:r>
-      <w:r>
-        <w:rPr>
-          <w:rFonts w:ascii="Consolas" w:hAnsi="Consolas"/>
-          <w:color w:val="B45309"/>
-          <w:sz w:val="19"/>
-        </w:rPr>
-        <w:t>RIDER_APPROVED</w:t>
-      </w:r>
-      <w:r>
-        <w:t xml:space="preserve">, </w:t>
-      </w:r>
-      <w:r>
-        <w:rPr>
-          <w:rFonts w:ascii="Consolas" w:hAnsi="Consolas"/>
-          <w:color w:val="B45309"/>
-          <w:sz w:val="19"/>
-        </w:rPr>
-        <w:t>CASH_BOX_CLOSED</w:t>
-      </w:r>
-      <w:r>
-        <w:t>).</w:t>
-        <w:br/>
-        <w:t xml:space="preserve">• </w:t>
-      </w:r>
-      <w:r>
-        <w:rPr>
-          <w:rFonts w:ascii="Consolas" w:hAnsi="Consolas"/>
-          <w:color w:val="B45309"/>
-          <w:sz w:val="19"/>
-        </w:rPr>
-        <w:t>entidad</w:t>
-      </w:r>
-      <w:r>
-        <w:t xml:space="preserve"> y </w:t>
-      </w:r>
-      <w:r>
-        <w:rPr>
-          <w:rFonts w:ascii="Consolas" w:hAnsi="Consolas"/>
-          <w:color w:val="B45309"/>
-          <w:sz w:val="19"/>
-        </w:rPr>
-        <w:t>entidad_id</w:t>
-      </w:r>
-      <w:r>
-        <w:t>: Nombre de la tabla y clave primaria del registro afectado.</w:t>
-        <w:br/>
-        <w:t xml:space="preserve">• </w:t>
-      </w:r>
-      <w:r>
-        <w:rPr>
-          <w:rFonts w:ascii="Consolas" w:hAnsi="Consolas"/>
-          <w:color w:val="B45309"/>
-          <w:sz w:val="19"/>
-        </w:rPr>
-        <w:t>detalles</w:t>
-      </w:r>
-      <w:r>
-        <w:t>: Snapshot en formato JSON con el estado previo y posterior de los datos alterados.</w:t>
-        <w:br/>
-        <w:t xml:space="preserve">• </w:t>
-      </w:r>
-      <w:r>
-        <w:rPr>
-          <w:rFonts w:ascii="Consolas" w:hAnsi="Consolas"/>
-          <w:color w:val="B45309"/>
-          <w:sz w:val="19"/>
-        </w:rPr>
-        <w:t>ip_address</w:t>
-      </w:r>
-      <w:r>
-        <w:t>: Dirección IP del cliente solicitante (IPv4 o IPv6).</w:t>
-        <w:br/>
-        <w:t xml:space="preserve">• </w:t>
-      </w:r>
-      <w:r>
-        <w:rPr>
-          <w:rFonts w:ascii="Consolas" w:hAnsi="Consolas"/>
-          <w:color w:val="B45309"/>
-          <w:sz w:val="19"/>
-        </w:rPr>
-        <w:t>created_at</w:t>
-      </w:r>
-      <w:r>
-        <w:t>: Marca de tiempo de precisión UTC provista por el motor de base de datos.</w:t>
-      </w:r>
-    </w:p>
-    <w:p>
-      <w:pPr>
-        <w:jc w:val="both"/>
-      </w:pPr>
-      <w:r>
-        <w:t xml:space="preserve">Desde el punto de vista de los privilegios del motor MySQL, el usuario de la aplicación web cuenta únicamente con privilegios </w:t>
-      </w:r>
-      <w:r>
-        <w:rPr>
-          <w:rFonts w:ascii="Consolas" w:hAnsi="Consolas"/>
-          <w:color w:val="B45309"/>
-          <w:sz w:val="19"/>
-        </w:rPr>
-        <w:t>INSERT</w:t>
-      </w:r>
-      <w:r>
-        <w:t xml:space="preserve"> y </w:t>
-      </w:r>
-      <w:r>
-        <w:rPr>
-          <w:rFonts w:ascii="Consolas" w:hAnsi="Consolas"/>
-          <w:color w:val="B45309"/>
-          <w:sz w:val="19"/>
-        </w:rPr>
-        <w:t>SELECT</w:t>
-      </w:r>
-      <w:r>
-        <w:t xml:space="preserve"> sobre la tabla </w:t>
-      </w:r>
-      <w:r>
-        <w:rPr>
-          <w:rFonts w:ascii="Consolas" w:hAnsi="Consolas"/>
-          <w:color w:val="B45309"/>
-          <w:sz w:val="19"/>
-        </w:rPr>
-        <w:t>auditoria_logs</w:t>
-      </w:r>
-      <w:r>
-        <w:t xml:space="preserve">, teniendo revocados de forma explícita los privilegios </w:t>
-      </w:r>
-      <w:r>
-        <w:rPr>
-          <w:rFonts w:ascii="Consolas" w:hAnsi="Consolas"/>
-          <w:color w:val="B45309"/>
-          <w:sz w:val="19"/>
-        </w:rPr>
-        <w:t>UPDATE</w:t>
-      </w:r>
-      <w:r>
-        <w:t xml:space="preserve"> y </w:t>
-      </w:r>
-      <w:r>
-        <w:rPr>
-          <w:rFonts w:ascii="Consolas" w:hAnsi="Consolas"/>
-          <w:color w:val="B45309"/>
-          <w:sz w:val="19"/>
-        </w:rPr>
-        <w:t>DELETE</w:t>
-      </w:r>
-      <w:r>
-        <w:t>. Esto garantiza que el ledger sea de solo anexión (append-only), convirtiéndolo en una prueba pericial digital inalterable ante cualquier peritaje judicial o auditoría contable.</w:t>
-      </w:r>
-    </w:p>
-    <w:p>
-      <w:pPr>
-        <w:keepNext/>
-        <w:spacing w:before="240" w:after="80"/>
-      </w:pPr>
-      <w:r>
-        <w:rPr>
-          <w:rFonts w:ascii="Arial" w:hAnsi="Arial"/>
-          <w:b/>
-          <w:color w:val="1E293B"/>
-          <w:sz w:val="24"/>
-        </w:rPr>
-        <w:t>7.2.10 Metodologías de Calidad de Software, Pruebas Automatizadas End-to-End (E2E) y Mantenibilidad</w:t>
-      </w:r>
-    </w:p>
-    <w:p>
-      <w:pPr>
-        <w:jc w:val="both"/>
-      </w:pPr>
-      <w:r>
-        <w:t>En el estándar internacional ISO/IEC 25010, la calidad del software no es una propiedad accidental, sino el resultado de un proceso de ingeniería sistemático respaldado por pruebas de verificación continuas. Las pruebas de software se estructuran típicamente en la Pirámide de Pruebas de Mike Cohn, que comprende tres estratos esenciales: Pruebas Unitarias en la base, Pruebas de Integración en el medio, y Pruebas End-to-End (E2E) en la cúspide.</w:t>
-      </w:r>
-    </w:p>
-    <w:p>
-      <w:pPr>
-        <w:jc w:val="both"/>
-      </w:pPr>
-      <w:r>
-        <w:t xml:space="preserve">Para Burger 24/7, el aseguramiento de la calidad se apoya en una batería automatizada de pruebas E2E ejecutables mediante el comando centralizado </w:t>
-      </w:r>
-      <w:r>
-        <w:rPr>
-          <w:rFonts w:ascii="Consolas" w:hAnsi="Consolas"/>
-          <w:color w:val="B45309"/>
-          <w:sz w:val="19"/>
-        </w:rPr>
-        <w:t>npm test</w:t>
-      </w:r>
-      <w:r>
-        <w:t xml:space="preserve"> del repositorio. Estas pruebas simulan el ciclo de vida completo de la aplicación sobre un entorno local controlado:</w:t>
-        <w:br/>
-        <w:t xml:space="preserve">1. Aislamiento y Resiliencia Transaccional: Se simulan múltiples conexiones simultáneas de compra sobre un ítem con inventario restringido (stock = 1), verificando que el motor InnoDB ejecute el bloqueo pesimista </w:t>
-      </w:r>
-      <w:r>
-        <w:rPr>
-          <w:rFonts w:ascii="Consolas" w:hAnsi="Consolas"/>
-          <w:color w:val="B45309"/>
-          <w:sz w:val="19"/>
-        </w:rPr>
-        <w:t>SELECT ... FOR UPDATE</w:t>
-      </w:r>
-      <w:r>
-        <w:t>, permitiendo una sola compra y rechazando las demás con mensajes BMAD limpios.</w:t>
-        <w:br/>
-        <w:t>2. Verificación de Autenticación y Criptografía: Se valida que las contraseñas generen hashes Bcrypt válidos y que los tokens JWT no puedan ser adulterados en su payload.</w:t>
-        <w:br/>
-        <w:t xml:space="preserve">3. Prueba del Algoritmo Geodésico: Se ejecutan aserciones matemáticas sobre </w:t>
-      </w:r>
-      <w:r>
-        <w:rPr>
-          <w:rFonts w:ascii="Consolas" w:hAnsi="Consolas"/>
-          <w:color w:val="B45309"/>
-          <w:sz w:val="19"/>
-        </w:rPr>
-        <w:t>calculator.py</w:t>
-      </w:r>
-      <w:r>
-        <w:t xml:space="preserve"> corroborando que las distancias calculadas entre la cocina en Sopocachi y destinos en Calacoto, Miraflores o el Centro coincidan con las tablas geodésicas de referencia con un margen de error menor al 0.5%.</w:t>
-        <w:br/>
-        <w:t>4. Arqueo Ciego de Caja Chica: Se verifica que la máquina de estados de caja compute la recaudación en efectivo de forma hermética y detecte sobrantes o faltantes al momento de la declaración del repartidor.</w:t>
-      </w:r>
-    </w:p>
-    <w:p>
-      <w:pPr>
-        <w:jc w:val="both"/>
-      </w:pPr>
-      <w:r>
-        <w:t>El reporte de la suite automatizada de pruebas arroja un 100% de aserciones aprobadas (passing), asegurando que el software cumple con los más altos estándares de calidad, mantenibilidad y robustez técnica exigidos por el Bachillerato Técnico Humanístico (BTH).</w:t>
-      </w:r>
-    </w:p>
-    <w:p>
-      <w:pPr>
-        <w:keepNext/>
-        <w:spacing w:before="160" w:after="80"/>
-      </w:pPr>
-      <w:r>
-        <w:rPr>
-          <w:rFonts w:ascii="Arial" w:hAnsi="Arial"/>
-          <w:b/>
-          <w:color w:val="1E293B"/>
-          <w:sz w:val="20"/>
-        </w:rPr>
-        <w:t>Tabla 7.6: Matriz de Cobertura y Verificación de Calidad según ISO/IEC 25010</w:t>
-      </w:r>
-    </w:p>
-    <w:tbl>
-      <w:tblPr>
-        <w:tblW w:type="auto" w:w="0"/>
-        <w:jc w:val="center"/>
-        <w:tblLayout w:type="autofit"/>
-        <w:tblLook w:firstColumn="1" w:firstRow="1" w:lastColumn="0" w:lastRow="0" w:noHBand="0" w:noVBand="1" w:val="04A0"/>
-        <w:tblBorders>
-          <w:top w:val="single" w:sz="4" w:space="0" w:color="CBD5E1"/>
-          <w:bottom w:val="single" w:sz="4" w:space="0" w:color="CBD5E1"/>
-          <w:left w:val="none"/>
-          <w:right w:val="none"/>
-          <w:insideH w:val="single" w:sz="4" w:space="0" w:color="CBD5E1"/>
-          <w:insideV w:val="none"/>
-        </w:tblBorders>
-      </w:tblPr>
-      <w:tblGrid>
-        <w:gridCol w:w="2340"/>
-        <w:gridCol w:w="2340"/>
-        <w:gridCol w:w="2340"/>
-        <w:gridCol w:w="2340"/>
-      </w:tblGrid>
-      <w:tr>
-        <w:tc>
-          <w:tcPr>
-            <w:tcW w:type="dxa" w:w="2340"/>
-            <w:shd w:fill="1E3A8A"/>
-            <w:tcMar>
-              <w:top w:w="140" w:type="dxa"/>
-              <w:bottom w:w="140" w:type="dxa"/>
-              <w:left w:w="180" w:type="dxa"/>
-              <w:right w:w="180" w:type="dxa"/>
-            </w:tcMar>
-          </w:tcPr>
-          <w:p>
-            <w:pPr>
-              <w:jc w:val="center"/>
-            </w:pPr>
-            <w:r>
-              <w:rPr>
-                <w:rFonts w:ascii="Arial" w:hAnsi="Arial"/>
-                <w:b/>
-                <w:color w:val="FFFFFF"/>
-                <w:sz w:val="19"/>
-              </w:rPr>
-              <w:t>Atributo de Calidad ISO 25010</w:t>
-            </w:r>
-          </w:p>
-        </w:tc>
-        <w:tc>
-          <w:tcPr>
-            <w:tcW w:type="dxa" w:w="2340"/>
-            <w:shd w:fill="1E3A8A"/>
-            <w:tcMar>
-              <w:top w:w="140" w:type="dxa"/>
-              <w:bottom w:w="140" w:type="dxa"/>
-              <w:left w:w="180" w:type="dxa"/>
-              <w:right w:w="180" w:type="dxa"/>
-            </w:tcMar>
-          </w:tcPr>
-          <w:p>
-            <w:pPr>
-              <w:jc w:val="center"/>
-            </w:pPr>
-            <w:r>
-              <w:rPr>
-                <w:rFonts w:ascii="Arial" w:hAnsi="Arial"/>
-                <w:b/>
-                <w:color w:val="FFFFFF"/>
-                <w:sz w:val="19"/>
-              </w:rPr>
-              <w:t>Mecanismo Técnico Implementado</w:t>
-            </w:r>
-          </w:p>
-        </w:tc>
-        <w:tc>
-          <w:tcPr>
-            <w:tcW w:type="dxa" w:w="2340"/>
-            <w:shd w:fill="1E3A8A"/>
-            <w:tcMar>
-              <w:top w:w="140" w:type="dxa"/>
-              <w:bottom w:w="140" w:type="dxa"/>
-              <w:left w:w="180" w:type="dxa"/>
-              <w:right w:w="180" w:type="dxa"/>
-            </w:tcMar>
-          </w:tcPr>
-          <w:p>
-            <w:pPr>
-              <w:jc w:val="center"/>
-            </w:pPr>
-            <w:r>
-              <w:rPr>
-                <w:rFonts w:ascii="Arial" w:hAnsi="Arial"/>
-                <w:b/>
-                <w:color w:val="FFFFFF"/>
-                <w:sz w:val="19"/>
-              </w:rPr>
-              <w:t>Técnica de Verificación</w:t>
-            </w:r>
-          </w:p>
-        </w:tc>
-        <w:tc>
-          <w:tcPr>
-            <w:tcW w:type="dxa" w:w="2340"/>
-            <w:shd w:fill="1E3A8A"/>
-            <w:tcMar>
-              <w:top w:w="140" w:type="dxa"/>
-              <w:bottom w:w="140" w:type="dxa"/>
-              <w:left w:w="180" w:type="dxa"/>
-              <w:right w:w="180" w:type="dxa"/>
-            </w:tcMar>
-          </w:tcPr>
-          <w:p>
-            <w:pPr>
-              <w:jc w:val="center"/>
-            </w:pPr>
-            <w:r>
-              <w:rPr>
-                <w:rFonts w:ascii="Arial" w:hAnsi="Arial"/>
-                <w:b/>
-                <w:color w:val="FFFFFF"/>
-                <w:sz w:val="19"/>
-              </w:rPr>
-              <w:t>Resultado Obtenido</w:t>
+              <w:t>0 Sobreventas; inventario íntegro</w:t>
             </w:r>
           </w:p>
         </w:tc>
@@ -11126,7 +10949,7 @@
                 <w:color w:val="1E293B"/>
                 <w:sz w:val="18"/>
               </w:rPr>
-              <w:t>Adecuación Funcional</w:t>
+              <w:t>Mantenibilidad</w:t>
             </w:r>
           </w:p>
         </w:tc>
@@ -11151,7 +10974,7 @@
                 <w:color w:val="1E293B"/>
                 <w:sz w:val="18"/>
               </w:rPr>
-              <w:t>Módulos de catálogo, checkout, QR y caja completa</w:t>
+              <w:t>Microservicios desacoplados y sobres BMAD</w:t>
             </w:r>
           </w:p>
         </w:tc>
@@ -11176,7 +10999,7 @@
                 <w:color w:val="1E293B"/>
                 <w:sz w:val="18"/>
               </w:rPr>
-              <w:t>Suite E2E automatizada (`npm test`)</w:t>
+              <w:t>Inspección de código y linters</w:t>
             </w:r>
           </w:p>
         </w:tc>
@@ -11201,2021 +11024,7 @@
                 <w:color w:val="1E293B"/>
                 <w:sz w:val="18"/>
               </w:rPr>
-              <w:t>100% Casos de prueba aprobados</w:t>
-            </w:r>
-          </w:p>
-        </w:tc>
-      </w:tr>
-      <w:tr>
-        <w:tc>
-          <w:tcPr>
-            <w:tcW w:type="dxa" w:w="2340"/>
-            <w:shd w:fill="F8FAFC"/>
-            <w:tcMar>
-              <w:top w:w="100" w:type="dxa"/>
-              <w:bottom w:w="100" w:type="dxa"/>
-              <w:left w:w="160" w:type="dxa"/>
-              <w:right w:w="160" w:type="dxa"/>
-            </w:tcMar>
-          </w:tcPr>
-          <w:p>
-            <w:pPr>
-              <w:jc w:val="left"/>
-            </w:pPr>
-            <w:r>
-              <w:rPr>
-                <w:rFonts w:ascii="Arial" w:hAnsi="Arial"/>
-                <w:color w:val="1E293B"/>
-                <w:sz w:val="18"/>
-              </w:rPr>
-              <w:t>Eficiencia de Desempeño</w:t>
-            </w:r>
-          </w:p>
-        </w:tc>
-        <w:tc>
-          <w:tcPr>
-            <w:tcW w:type="dxa" w:w="2340"/>
-            <w:shd w:fill="F8FAFC"/>
-            <w:tcMar>
-              <w:top w:w="100" w:type="dxa"/>
-              <w:bottom w:w="100" w:type="dxa"/>
-              <w:left w:w="160" w:type="dxa"/>
-              <w:right w:w="160" w:type="dxa"/>
-            </w:tcMar>
-          </w:tcPr>
-          <w:p>
-            <w:pPr>
-              <w:jc w:val="left"/>
-            </w:pPr>
-            <w:r>
-              <w:rPr>
-                <w:rFonts w:ascii="Arial" w:hAnsi="Arial"/>
-                <w:color w:val="1E293B"/>
-                <w:sz w:val="18"/>
-              </w:rPr>
-              <w:t>Vanilla JS ES6+ sin frameworks pesados y PDO</w:t>
-            </w:r>
-          </w:p>
-        </w:tc>
-        <w:tc>
-          <w:tcPr>
-            <w:tcW w:type="dxa" w:w="2340"/>
-            <w:shd w:fill="F8FAFC"/>
-            <w:tcMar>
-              <w:top w:w="100" w:type="dxa"/>
-              <w:bottom w:w="100" w:type="dxa"/>
-              <w:left w:w="160" w:type="dxa"/>
-              <w:right w:w="160" w:type="dxa"/>
-            </w:tcMar>
-          </w:tcPr>
-          <w:p>
-            <w:pPr>
-              <w:jc w:val="left"/>
-            </w:pPr>
-            <w:r>
-              <w:rPr>
-                <w:rFonts w:ascii="Arial" w:hAnsi="Arial"/>
-                <w:color w:val="1E293B"/>
-                <w:sz w:val="18"/>
-              </w:rPr>
-              <w:t>Medición de latencia HTTP</w:t>
-            </w:r>
-          </w:p>
-        </w:tc>
-        <w:tc>
-          <w:tcPr>
-            <w:tcW w:type="dxa" w:w="2340"/>
-            <w:shd w:fill="F8FAFC"/>
-            <w:tcMar>
-              <w:top w:w="100" w:type="dxa"/>
-              <w:bottom w:w="100" w:type="dxa"/>
-              <w:left w:w="160" w:type="dxa"/>
-              <w:right w:w="160" w:type="dxa"/>
-            </w:tcMar>
-          </w:tcPr>
-          <w:p>
-            <w:pPr>
-              <w:jc w:val="left"/>
-            </w:pPr>
-            <w:r>
-              <w:rPr>
-                <w:rFonts w:ascii="Arial" w:hAnsi="Arial"/>
-                <w:color w:val="1E293B"/>
-                <w:sz w:val="18"/>
-              </w:rPr>
-              <w:t>Tiempo de respuesta &lt; 180 ms</w:t>
-            </w:r>
-          </w:p>
-        </w:tc>
-      </w:tr>
-      <w:tr>
-        <w:tc>
-          <w:tcPr>
-            <w:tcW w:type="dxa" w:w="2340"/>
-            <w:shd w:fill="FFFFFF"/>
-            <w:tcMar>
-              <w:top w:w="100" w:type="dxa"/>
-              <w:bottom w:w="100" w:type="dxa"/>
-              <w:left w:w="160" w:type="dxa"/>
-              <w:right w:w="160" w:type="dxa"/>
-            </w:tcMar>
-          </w:tcPr>
-          <w:p>
-            <w:pPr>
-              <w:jc w:val="left"/>
-            </w:pPr>
-            <w:r>
-              <w:rPr>
-                <w:rFonts w:ascii="Arial" w:hAnsi="Arial"/>
-                <w:color w:val="1E293B"/>
-                <w:sz w:val="18"/>
-              </w:rPr>
-              <w:t>Seguridad</w:t>
-            </w:r>
-          </w:p>
-        </w:tc>
-        <w:tc>
-          <w:tcPr>
-            <w:tcW w:type="dxa" w:w="2340"/>
-            <w:shd w:fill="FFFFFF"/>
-            <w:tcMar>
-              <w:top w:w="100" w:type="dxa"/>
-              <w:bottom w:w="100" w:type="dxa"/>
-              <w:left w:w="160" w:type="dxa"/>
-              <w:right w:w="160" w:type="dxa"/>
-            </w:tcMar>
-          </w:tcPr>
-          <w:p>
-            <w:pPr>
-              <w:jc w:val="left"/>
-            </w:pPr>
-            <w:r>
-              <w:rPr>
-                <w:rFonts w:ascii="Arial" w:hAnsi="Arial"/>
-                <w:color w:val="1E293B"/>
-                <w:sz w:val="18"/>
-              </w:rPr>
-              <w:t>Bcrypt (costo 12), JWT HS256 y mitigación OWASP</w:t>
-            </w:r>
-          </w:p>
-        </w:tc>
-        <w:tc>
-          <w:tcPr>
-            <w:tcW w:type="dxa" w:w="2340"/>
-            <w:shd w:fill="FFFFFF"/>
-            <w:tcMar>
-              <w:top w:w="100" w:type="dxa"/>
-              <w:bottom w:w="100" w:type="dxa"/>
-              <w:left w:w="160" w:type="dxa"/>
-              <w:right w:w="160" w:type="dxa"/>
-            </w:tcMar>
-          </w:tcPr>
-          <w:p>
-            <w:pPr>
-              <w:jc w:val="left"/>
-            </w:pPr>
-            <w:r>
-              <w:rPr>
-                <w:rFonts w:ascii="Arial" w:hAnsi="Arial"/>
-                <w:color w:val="1E293B"/>
-                <w:sz w:val="18"/>
-              </w:rPr>
-              <w:t>Pruebas de inyección SQL y tampering</w:t>
-            </w:r>
-          </w:p>
-        </w:tc>
-        <w:tc>
-          <w:tcPr>
-            <w:tcW w:type="dxa" w:w="2340"/>
-            <w:shd w:fill="FFFFFF"/>
-            <w:tcMar>
-              <w:top w:w="100" w:type="dxa"/>
-              <w:bottom w:w="100" w:type="dxa"/>
-              <w:left w:w="160" w:type="dxa"/>
-              <w:right w:w="160" w:type="dxa"/>
-            </w:tcMar>
-          </w:tcPr>
-          <w:p>
-            <w:pPr>
-              <w:jc w:val="left"/>
-            </w:pPr>
-            <w:r>
-              <w:rPr>
-                <w:rFonts w:ascii="Arial" w:hAnsi="Arial"/>
-                <w:color w:val="1E293B"/>
-                <w:sz w:val="18"/>
-              </w:rPr>
-              <w:t>0 Vulnerabilidades críticas</w:t>
-            </w:r>
-          </w:p>
-        </w:tc>
-      </w:tr>
-      <w:tr>
-        <w:tc>
-          <w:tcPr>
-            <w:tcW w:type="dxa" w:w="2340"/>
-            <w:shd w:fill="F8FAFC"/>
-            <w:tcMar>
-              <w:top w:w="100" w:type="dxa"/>
-              <w:bottom w:w="100" w:type="dxa"/>
-              <w:left w:w="160" w:type="dxa"/>
-              <w:right w:w="160" w:type="dxa"/>
-            </w:tcMar>
-          </w:tcPr>
-          <w:p>
-            <w:pPr>
-              <w:jc w:val="left"/>
-            </w:pPr>
-            <w:r>
-              <w:rPr>
-                <w:rFonts w:ascii="Arial" w:hAnsi="Arial"/>
-                <w:color w:val="1E293B"/>
-                <w:sz w:val="18"/>
-              </w:rPr>
-              <w:t>Fiabilidad Transaccional</w:t>
-            </w:r>
-          </w:p>
-        </w:tc>
-        <w:tc>
-          <w:tcPr>
-            <w:tcW w:type="dxa" w:w="2340"/>
-            <w:shd w:fill="F8FAFC"/>
-            <w:tcMar>
-              <w:top w:w="100" w:type="dxa"/>
-              <w:bottom w:w="100" w:type="dxa"/>
-              <w:left w:w="160" w:type="dxa"/>
-              <w:right w:w="160" w:type="dxa"/>
-            </w:tcMar>
-          </w:tcPr>
-          <w:p>
-            <w:pPr>
-              <w:jc w:val="left"/>
-            </w:pPr>
-            <w:r>
-              <w:rPr>
-                <w:rFonts w:ascii="Arial" w:hAnsi="Arial"/>
-                <w:color w:val="1E293B"/>
-                <w:sz w:val="18"/>
-              </w:rPr>
-              <w:t>MySQL InnoDB ACID con SELECT ... FOR UPDATE</w:t>
-            </w:r>
-          </w:p>
-        </w:tc>
-        <w:tc>
-          <w:tcPr>
-            <w:tcW w:type="dxa" w:w="2340"/>
-            <w:shd w:fill="F8FAFC"/>
-            <w:tcMar>
-              <w:top w:w="100" w:type="dxa"/>
-              <w:bottom w:w="100" w:type="dxa"/>
-              <w:left w:w="160" w:type="dxa"/>
-              <w:right w:w="160" w:type="dxa"/>
-            </w:tcMar>
-          </w:tcPr>
-          <w:p>
-            <w:pPr>
-              <w:jc w:val="left"/>
-            </w:pPr>
-            <w:r>
-              <w:rPr>
-                <w:rFonts w:ascii="Arial" w:hAnsi="Arial"/>
-                <w:color w:val="1E293B"/>
-                <w:sz w:val="18"/>
-              </w:rPr>
-              <w:t>Prueba de estrés concurrente</w:t>
-            </w:r>
-          </w:p>
-        </w:tc>
-        <w:tc>
-          <w:tcPr>
-            <w:tcW w:type="dxa" w:w="2340"/>
-            <w:shd w:fill="F8FAFC"/>
-            <w:tcMar>
-              <w:top w:w="100" w:type="dxa"/>
-              <w:bottom w:w="100" w:type="dxa"/>
-              <w:left w:w="160" w:type="dxa"/>
-              <w:right w:w="160" w:type="dxa"/>
-            </w:tcMar>
-          </w:tcPr>
-          <w:p>
-            <w:pPr>
-              <w:jc w:val="left"/>
-            </w:pPr>
-            <w:r>
-              <w:rPr>
-                <w:rFonts w:ascii="Arial" w:hAnsi="Arial"/>
-                <w:color w:val="1E293B"/>
-                <w:sz w:val="18"/>
-              </w:rPr>
-              <w:t>0 Sobreventas; inventario íntegro</w:t>
-            </w:r>
-          </w:p>
-        </w:tc>
-      </w:tr>
-      <w:tr>
-        <w:tc>
-          <w:tcPr>
-            <w:tcW w:type="dxa" w:w="2340"/>
-            <w:shd w:fill="FFFFFF"/>
-            <w:tcMar>
-              <w:top w:w="100" w:type="dxa"/>
-              <w:bottom w:w="100" w:type="dxa"/>
-              <w:left w:w="160" w:type="dxa"/>
-              <w:right w:w="160" w:type="dxa"/>
-            </w:tcMar>
-          </w:tcPr>
-          <w:p>
-            <w:pPr>
-              <w:jc w:val="left"/>
-            </w:pPr>
-            <w:r>
-              <w:rPr>
-                <w:rFonts w:ascii="Arial" w:hAnsi="Arial"/>
-                <w:color w:val="1E293B"/>
-                <w:sz w:val="18"/>
-              </w:rPr>
-              <w:t>Mantenibilidad</w:t>
-            </w:r>
-          </w:p>
-        </w:tc>
-        <w:tc>
-          <w:tcPr>
-            <w:tcW w:type="dxa" w:w="2340"/>
-            <w:shd w:fill="FFFFFF"/>
-            <w:tcMar>
-              <w:top w:w="100" w:type="dxa"/>
-              <w:bottom w:w="100" w:type="dxa"/>
-              <w:left w:w="160" w:type="dxa"/>
-              <w:right w:w="160" w:type="dxa"/>
-            </w:tcMar>
-          </w:tcPr>
-          <w:p>
-            <w:pPr>
-              <w:jc w:val="left"/>
-            </w:pPr>
-            <w:r>
-              <w:rPr>
-                <w:rFonts w:ascii="Arial" w:hAnsi="Arial"/>
-                <w:color w:val="1E293B"/>
-                <w:sz w:val="18"/>
-              </w:rPr>
-              <w:t>Microservicios desacoplados y sobres BMAD</w:t>
-            </w:r>
-          </w:p>
-        </w:tc>
-        <w:tc>
-          <w:tcPr>
-            <w:tcW w:type="dxa" w:w="2340"/>
-            <w:shd w:fill="FFFFFF"/>
-            <w:tcMar>
-              <w:top w:w="100" w:type="dxa"/>
-              <w:bottom w:w="100" w:type="dxa"/>
-              <w:left w:w="160" w:type="dxa"/>
-              <w:right w:w="160" w:type="dxa"/>
-            </w:tcMar>
-          </w:tcPr>
-          <w:p>
-            <w:pPr>
-              <w:jc w:val="left"/>
-            </w:pPr>
-            <w:r>
-              <w:rPr>
-                <w:rFonts w:ascii="Arial" w:hAnsi="Arial"/>
-                <w:color w:val="1E293B"/>
-                <w:sz w:val="18"/>
-              </w:rPr>
-              <w:t>Inspección de código y linters</w:t>
-            </w:r>
-          </w:p>
-        </w:tc>
-        <w:tc>
-          <w:tcPr>
-            <w:tcW w:type="dxa" w:w="2340"/>
-            <w:shd w:fill="FFFFFF"/>
-            <w:tcMar>
-              <w:top w:w="100" w:type="dxa"/>
-              <w:bottom w:w="100" w:type="dxa"/>
-              <w:left w:w="160" w:type="dxa"/>
-              <w:right w:w="160" w:type="dxa"/>
-            </w:tcMar>
-          </w:tcPr>
-          <w:p>
-            <w:pPr>
-              <w:jc w:val="left"/>
-            </w:pPr>
-            <w:r>
-              <w:rPr>
-                <w:rFonts w:ascii="Arial" w:hAnsi="Arial"/>
-                <w:color w:val="1E293B"/>
-                <w:sz w:val="18"/>
-              </w:rPr>
               <w:t>Arquitectura limpia y modular</w:t>
-            </w:r>
-          </w:p>
-        </w:tc>
-      </w:tr>
-    </w:tbl>
-    <w:p>
-      <w:pPr>
-        <w:spacing w:after="120"/>
-      </w:pPr>
-    </w:p>
-    <w:p>
-      <w:pPr>
-        <w:keepNext/>
-        <w:spacing w:before="240" w:after="80"/>
-      </w:pPr>
-      <w:r>
-        <w:rPr>
-          <w:rFonts w:ascii="Arial" w:hAnsi="Arial"/>
-          <w:b/>
-          <w:color w:val="1E293B"/>
-          <w:sz w:val="24"/>
-        </w:rPr>
-        <w:t>7.2.11 Modelado Matemático de la Cadena de Suministro, Control de Insumos y Gestión de Mermas en Cocina Nocturna</w:t>
-      </w:r>
-    </w:p>
-    <w:p>
-      <w:pPr>
-        <w:jc w:val="both"/>
-      </w:pPr>
-      <w:r>
-        <w:t>La gestión operativa de una dark kitchen nocturna exige un balance riguroso entre la disponibilidad inmediata de insumos perecederos y la minimización de mermas por vencimiento o sobreproducción. En el rubro gastronómico de hamburguesas artesanales, ingredientes clave como el pan brioche recién horneado, los medallones de carne fresca y los vegetales hidropónicos poseen una vida útil restringida de 24 a 48 horas bajo refrigeración controlada.</w:t>
-      </w:r>
-    </w:p>
-    <w:p>
-      <w:pPr>
-        <w:jc w:val="both"/>
-      </w:pPr>
-      <w:r>
-        <w:t>Para optimizar el punto de reorden y el lote económico de compra en Burger 24/7, se aplica el modelo de Wilson adaptado a bienes perecederos con demanda estocástica:</w:t>
-        <w:br/>
-      </w:r>
-      <w:r>
-        <w:rPr>
-          <w:rFonts w:ascii="Cambria Math" w:hAnsi="Cambria Math"/>
-          <w:i/>
-          <w:color w:val="1E3A8A"/>
-        </w:rPr>
-      </w:r>
-      <w:r>
-        <w:t>Q^* = \sqrt{\frac{2 \cdot D \cdot S}{H \cdot (1 - \theta)}}</w:t>
-      </w:r>
-      <w:r>
-        <w:rPr>
-          <w:rFonts w:ascii="Cambria Math" w:hAnsi="Cambria Math"/>
-          <w:i/>
-          <w:color w:val="1E3A8A"/>
-        </w:rPr>
-      </w:r>
-      <w:r>
-        <w:br/>
-        <w:t xml:space="preserve">Donde </w:t>
-      </w:r>
-      <w:r>
-        <w:rPr>
-          <w:rFonts w:ascii="Cambria Math" w:hAnsi="Cambria Math"/>
-          <w:i/>
-          <w:color w:val="1E3A8A"/>
-        </w:rPr>
-        <w:t>D</w:t>
-      </w:r>
-      <w:r>
-        <w:t xml:space="preserve"> representa la demanda promedio proyectada para el turno de madrugada, </w:t>
-      </w:r>
-      <w:r>
-        <w:rPr>
-          <w:rFonts w:ascii="Cambria Math" w:hAnsi="Cambria Math"/>
-          <w:i/>
-          <w:color w:val="1E3A8A"/>
-        </w:rPr>
-        <w:t>S</w:t>
-      </w:r>
-      <w:r>
-        <w:t xml:space="preserve"> es el costo fijo de preparación de la comanda, </w:t>
-      </w:r>
-      <w:r>
-        <w:rPr>
-          <w:rFonts w:ascii="Cambria Math" w:hAnsi="Cambria Math"/>
-          <w:i/>
-          <w:color w:val="1E3A8A"/>
-        </w:rPr>
-        <w:t>H</w:t>
-      </w:r>
-      <w:r>
-        <w:t xml:space="preserve"> es el costo de mantenimiento de inventario en frío, y </w:t>
-      </w:r>
-      <w:r>
-        <w:rPr>
-          <w:rFonts w:ascii="Cambria Math" w:hAnsi="Cambria Math"/>
-          <w:i/>
-          <w:color w:val="1E3A8A"/>
-        </w:rPr>
-        <w:t>\theta</w:t>
-      </w:r>
-      <w:r>
-        <w:t xml:space="preserve"> es la tasa marginal de merma por expiración de insumos.</w:t>
-      </w:r>
-    </w:p>
-    <w:p>
-      <w:pPr>
-        <w:jc w:val="both"/>
-      </w:pPr>
-      <w:r>
-        <w:t xml:space="preserve">A nivel de software, el sistema vincula cada producto del catálogo con su matriz de insumos mediante relaciones relacionales normalizadas. Al confirmarse un pedido, el descuento de existencias en </w:t>
-      </w:r>
-      <w:r>
-        <w:rPr>
-          <w:rFonts w:ascii="Consolas" w:hAnsi="Consolas"/>
-          <w:color w:val="B45309"/>
-          <w:sz w:val="19"/>
-        </w:rPr>
-        <w:t>productos</w:t>
-      </w:r>
-      <w:r>
-        <w:t xml:space="preserve"> permite al administrador prever con exactitud cuándo el stock alcanzará el nivel de seguridad crítico, generando alertas tempranas en el Centro de Control para reposición o desactivación preventiva del ítem en la vitrina pública.</w:t>
-      </w:r>
-    </w:p>
-    <w:p>
-      <w:pPr>
-        <w:keepNext/>
-        <w:spacing w:before="160" w:after="80"/>
-      </w:pPr>
-      <w:r>
-        <w:rPr>
-          <w:rFonts w:ascii="Arial" w:hAnsi="Arial"/>
-          <w:b/>
-          <w:color w:val="1E293B"/>
-          <w:sz w:val="20"/>
-        </w:rPr>
-        <w:t>Tabla 7.7: Parámetros del Modelo de Inventario y Tiempos de Vida Útil de Insumos Críticos</w:t>
-      </w:r>
-    </w:p>
-    <w:tbl>
-      <w:tblPr>
-        <w:tblW w:type="auto" w:w="0"/>
-        <w:jc w:val="center"/>
-        <w:tblLayout w:type="autofit"/>
-        <w:tblLook w:firstColumn="1" w:firstRow="1" w:lastColumn="0" w:lastRow="0" w:noHBand="0" w:noVBand="1" w:val="04A0"/>
-        <w:tblBorders>
-          <w:top w:val="single" w:sz="4" w:space="0" w:color="CBD5E1"/>
-          <w:bottom w:val="single" w:sz="4" w:space="0" w:color="CBD5E1"/>
-          <w:left w:val="none"/>
-          <w:right w:val="none"/>
-          <w:insideH w:val="single" w:sz="4" w:space="0" w:color="CBD5E1"/>
-          <w:insideV w:val="none"/>
-        </w:tblBorders>
-      </w:tblPr>
-      <w:tblGrid>
-        <w:gridCol w:w="1872"/>
-        <w:gridCol w:w="1872"/>
-        <w:gridCol w:w="1872"/>
-        <w:gridCol w:w="1872"/>
-        <w:gridCol w:w="1872"/>
-      </w:tblGrid>
-      <w:tr>
-        <w:tc>
-          <w:tcPr>
-            <w:tcW w:type="dxa" w:w="1872"/>
-            <w:shd w:fill="1E3A8A"/>
-            <w:tcMar>
-              <w:top w:w="140" w:type="dxa"/>
-              <w:bottom w:w="140" w:type="dxa"/>
-              <w:left w:w="180" w:type="dxa"/>
-              <w:right w:w="180" w:type="dxa"/>
-            </w:tcMar>
-          </w:tcPr>
-          <w:p>
-            <w:pPr>
-              <w:jc w:val="center"/>
-            </w:pPr>
-            <w:r>
-              <w:rPr>
-                <w:rFonts w:ascii="Arial" w:hAnsi="Arial"/>
-                <w:b/>
-                <w:color w:val="FFFFFF"/>
-                <w:sz w:val="19"/>
-              </w:rPr>
-              <w:t>Insumo Crítico</w:t>
-            </w:r>
-          </w:p>
-        </w:tc>
-        <w:tc>
-          <w:tcPr>
-            <w:tcW w:type="dxa" w:w="1872"/>
-            <w:shd w:fill="1E3A8A"/>
-            <w:tcMar>
-              <w:top w:w="140" w:type="dxa"/>
-              <w:bottom w:w="140" w:type="dxa"/>
-              <w:left w:w="180" w:type="dxa"/>
-              <w:right w:w="180" w:type="dxa"/>
-            </w:tcMar>
-          </w:tcPr>
-          <w:p>
-            <w:pPr>
-              <w:jc w:val="center"/>
-            </w:pPr>
-            <w:r>
-              <w:rPr>
-                <w:rFonts w:ascii="Arial" w:hAnsi="Arial"/>
-                <w:b/>
-                <w:color w:val="FFFFFF"/>
-                <w:sz w:val="19"/>
-              </w:rPr>
-              <w:t>Vida Útil en Frío</w:t>
-            </w:r>
-          </w:p>
-        </w:tc>
-        <w:tc>
-          <w:tcPr>
-            <w:tcW w:type="dxa" w:w="1872"/>
-            <w:shd w:fill="1E3A8A"/>
-            <w:tcMar>
-              <w:top w:w="140" w:type="dxa"/>
-              <w:bottom w:w="140" w:type="dxa"/>
-              <w:left w:w="180" w:type="dxa"/>
-              <w:right w:w="180" w:type="dxa"/>
-            </w:tcMar>
-          </w:tcPr>
-          <w:p>
-            <w:pPr>
-              <w:jc w:val="center"/>
-            </w:pPr>
-            <w:r>
-              <w:rPr>
-                <w:rFonts w:ascii="Arial" w:hAnsi="Arial"/>
-                <w:b/>
-                <w:color w:val="FFFFFF"/>
-                <w:sz w:val="19"/>
-              </w:rPr>
-              <w:t>Punto de Reorden Mínimo</w:t>
-            </w:r>
-          </w:p>
-        </w:tc>
-        <w:tc>
-          <w:tcPr>
-            <w:tcW w:type="dxa" w:w="1872"/>
-            <w:shd w:fill="1E3A8A"/>
-            <w:tcMar>
-              <w:top w:w="140" w:type="dxa"/>
-              <w:bottom w:w="140" w:type="dxa"/>
-              <w:left w:w="180" w:type="dxa"/>
-              <w:right w:w="180" w:type="dxa"/>
-            </w:tcMar>
-          </w:tcPr>
-          <w:p>
-            <w:pPr>
-              <w:jc w:val="center"/>
-            </w:pPr>
-            <w:r>
-              <w:rPr>
-                <w:rFonts w:ascii="Arial" w:hAnsi="Arial"/>
-                <w:b/>
-                <w:color w:val="FFFFFF"/>
-                <w:sz w:val="19"/>
-              </w:rPr>
-              <w:t>Estrategia de Rotación</w:t>
-            </w:r>
-          </w:p>
-        </w:tc>
-        <w:tc>
-          <w:tcPr>
-            <w:tcW w:type="dxa" w:w="1872"/>
-            <w:shd w:fill="1E3A8A"/>
-            <w:tcMar>
-              <w:top w:w="140" w:type="dxa"/>
-              <w:bottom w:w="140" w:type="dxa"/>
-              <w:left w:w="180" w:type="dxa"/>
-              <w:right w:w="180" w:type="dxa"/>
-            </w:tcMar>
-          </w:tcPr>
-          <w:p>
-            <w:pPr>
-              <w:jc w:val="center"/>
-            </w:pPr>
-            <w:r>
-              <w:rPr>
-                <w:rFonts w:ascii="Arial" w:hAnsi="Arial"/>
-                <w:b/>
-                <w:color w:val="FFFFFF"/>
-                <w:sz w:val="19"/>
-              </w:rPr>
-              <w:t>Impacto en el Menú Web</w:t>
-            </w:r>
-          </w:p>
-        </w:tc>
-      </w:tr>
-      <w:tr>
-        <w:tc>
-          <w:tcPr>
-            <w:tcW w:type="dxa" w:w="1872"/>
-            <w:shd w:fill="FFFFFF"/>
-            <w:tcMar>
-              <w:top w:w="100" w:type="dxa"/>
-              <w:bottom w:w="100" w:type="dxa"/>
-              <w:left w:w="160" w:type="dxa"/>
-              <w:right w:w="160" w:type="dxa"/>
-            </w:tcMar>
-          </w:tcPr>
-          <w:p>
-            <w:pPr>
-              <w:jc w:val="left"/>
-            </w:pPr>
-            <w:r>
-              <w:rPr>
-                <w:rFonts w:ascii="Arial" w:hAnsi="Arial"/>
-                <w:color w:val="1E293B"/>
-                <w:sz w:val="18"/>
-              </w:rPr>
-              <w:t>Pan Brioche Artesanal</w:t>
-            </w:r>
-          </w:p>
-        </w:tc>
-        <w:tc>
-          <w:tcPr>
-            <w:tcW w:type="dxa" w:w="1872"/>
-            <w:shd w:fill="FFFFFF"/>
-            <w:tcMar>
-              <w:top w:w="100" w:type="dxa"/>
-              <w:bottom w:w="100" w:type="dxa"/>
-              <w:left w:w="160" w:type="dxa"/>
-              <w:right w:w="160" w:type="dxa"/>
-            </w:tcMar>
-          </w:tcPr>
-          <w:p>
-            <w:pPr>
-              <w:jc w:val="left"/>
-            </w:pPr>
-            <w:r>
-              <w:rPr>
-                <w:rFonts w:ascii="Arial" w:hAnsi="Arial"/>
-                <w:color w:val="1E293B"/>
-                <w:sz w:val="18"/>
-              </w:rPr>
-              <w:t>24 horas</w:t>
-            </w:r>
-          </w:p>
-        </w:tc>
-        <w:tc>
-          <w:tcPr>
-            <w:tcW w:type="dxa" w:w="1872"/>
-            <w:shd w:fill="FFFFFF"/>
-            <w:tcMar>
-              <w:top w:w="100" w:type="dxa"/>
-              <w:bottom w:w="100" w:type="dxa"/>
-              <w:left w:w="160" w:type="dxa"/>
-              <w:right w:w="160" w:type="dxa"/>
-            </w:tcMar>
-          </w:tcPr>
-          <w:p>
-            <w:pPr>
-              <w:jc w:val="left"/>
-            </w:pPr>
-            <w:r>
-              <w:rPr>
-                <w:rFonts w:ascii="Arial" w:hAnsi="Arial"/>
-                <w:color w:val="1E293B"/>
-                <w:sz w:val="18"/>
-              </w:rPr>
-              <w:t>25 unidades</w:t>
-            </w:r>
-          </w:p>
-        </w:tc>
-        <w:tc>
-          <w:tcPr>
-            <w:tcW w:type="dxa" w:w="1872"/>
-            <w:shd w:fill="FFFFFF"/>
-            <w:tcMar>
-              <w:top w:w="100" w:type="dxa"/>
-              <w:bottom w:w="100" w:type="dxa"/>
-              <w:left w:w="160" w:type="dxa"/>
-              <w:right w:w="160" w:type="dxa"/>
-            </w:tcMar>
-          </w:tcPr>
-          <w:p>
-            <w:pPr>
-              <w:jc w:val="left"/>
-            </w:pPr>
-            <w:r>
-              <w:rPr>
-                <w:rFonts w:ascii="Arial" w:hAnsi="Arial"/>
-                <w:color w:val="1E293B"/>
-                <w:sz w:val="18"/>
-              </w:rPr>
-              <w:t>FIFO (First In, First Out)</w:t>
-            </w:r>
-          </w:p>
-        </w:tc>
-        <w:tc>
-          <w:tcPr>
-            <w:tcW w:type="dxa" w:w="1872"/>
-            <w:shd w:fill="FFFFFF"/>
-            <w:tcMar>
-              <w:top w:w="100" w:type="dxa"/>
-              <w:bottom w:w="100" w:type="dxa"/>
-              <w:left w:w="160" w:type="dxa"/>
-              <w:right w:w="160" w:type="dxa"/>
-            </w:tcMar>
-          </w:tcPr>
-          <w:p>
-            <w:pPr>
-              <w:jc w:val="left"/>
-            </w:pPr>
-            <w:r>
-              <w:rPr>
-                <w:rFonts w:ascii="Arial" w:hAnsi="Arial"/>
-                <w:color w:val="1E293B"/>
-                <w:sz w:val="18"/>
-              </w:rPr>
-              <w:t>Desactivación automática si stock = 0</w:t>
-            </w:r>
-          </w:p>
-        </w:tc>
-      </w:tr>
-      <w:tr>
-        <w:tc>
-          <w:tcPr>
-            <w:tcW w:type="dxa" w:w="1872"/>
-            <w:shd w:fill="F8FAFC"/>
-            <w:tcMar>
-              <w:top w:w="100" w:type="dxa"/>
-              <w:bottom w:w="100" w:type="dxa"/>
-              <w:left w:w="160" w:type="dxa"/>
-              <w:right w:w="160" w:type="dxa"/>
-            </w:tcMar>
-          </w:tcPr>
-          <w:p>
-            <w:pPr>
-              <w:jc w:val="left"/>
-            </w:pPr>
-            <w:r>
-              <w:rPr>
-                <w:rFonts w:ascii="Arial" w:hAnsi="Arial"/>
-                <w:color w:val="1E293B"/>
-                <w:sz w:val="18"/>
-              </w:rPr>
-              <w:t>Medallón de Carne Vacuna</w:t>
-            </w:r>
-          </w:p>
-        </w:tc>
-        <w:tc>
-          <w:tcPr>
-            <w:tcW w:type="dxa" w:w="1872"/>
-            <w:shd w:fill="F8FAFC"/>
-            <w:tcMar>
-              <w:top w:w="100" w:type="dxa"/>
-              <w:bottom w:w="100" w:type="dxa"/>
-              <w:left w:w="160" w:type="dxa"/>
-              <w:right w:w="160" w:type="dxa"/>
-            </w:tcMar>
-          </w:tcPr>
-          <w:p>
-            <w:pPr>
-              <w:jc w:val="left"/>
-            </w:pPr>
-            <w:r>
-              <w:rPr>
-                <w:rFonts w:ascii="Arial" w:hAnsi="Arial"/>
-                <w:color w:val="1E293B"/>
-                <w:sz w:val="18"/>
-              </w:rPr>
-              <w:t>48 horas (-18°C)</w:t>
-            </w:r>
-          </w:p>
-        </w:tc>
-        <w:tc>
-          <w:tcPr>
-            <w:tcW w:type="dxa" w:w="1872"/>
-            <w:shd w:fill="F8FAFC"/>
-            <w:tcMar>
-              <w:top w:w="100" w:type="dxa"/>
-              <w:bottom w:w="100" w:type="dxa"/>
-              <w:left w:w="160" w:type="dxa"/>
-              <w:right w:w="160" w:type="dxa"/>
-            </w:tcMar>
-          </w:tcPr>
-          <w:p>
-            <w:pPr>
-              <w:jc w:val="left"/>
-            </w:pPr>
-            <w:r>
-              <w:rPr>
-                <w:rFonts w:ascii="Arial" w:hAnsi="Arial"/>
-                <w:color w:val="1E293B"/>
-                <w:sz w:val="18"/>
-              </w:rPr>
-              <w:t>30 medallones</w:t>
-            </w:r>
-          </w:p>
-        </w:tc>
-        <w:tc>
-          <w:tcPr>
-            <w:tcW w:type="dxa" w:w="1872"/>
-            <w:shd w:fill="F8FAFC"/>
-            <w:tcMar>
-              <w:top w:w="100" w:type="dxa"/>
-              <w:bottom w:w="100" w:type="dxa"/>
-              <w:left w:w="160" w:type="dxa"/>
-              <w:right w:w="160" w:type="dxa"/>
-            </w:tcMar>
-          </w:tcPr>
-          <w:p>
-            <w:pPr>
-              <w:jc w:val="left"/>
-            </w:pPr>
-            <w:r>
-              <w:rPr>
-                <w:rFonts w:ascii="Arial" w:hAnsi="Arial"/>
-                <w:color w:val="1E293B"/>
-                <w:sz w:val="18"/>
-              </w:rPr>
-              <w:t>FIFO / Control de cadena de frío</w:t>
-            </w:r>
-          </w:p>
-        </w:tc>
-        <w:tc>
-          <w:tcPr>
-            <w:tcW w:type="dxa" w:w="1872"/>
-            <w:shd w:fill="F8FAFC"/>
-            <w:tcMar>
-              <w:top w:w="100" w:type="dxa"/>
-              <w:bottom w:w="100" w:type="dxa"/>
-              <w:left w:w="160" w:type="dxa"/>
-              <w:right w:w="160" w:type="dxa"/>
-            </w:tcMar>
-          </w:tcPr>
-          <w:p>
-            <w:pPr>
-              <w:jc w:val="left"/>
-            </w:pPr>
-            <w:r>
-              <w:rPr>
-                <w:rFonts w:ascii="Arial" w:hAnsi="Arial"/>
-                <w:color w:val="1E293B"/>
-                <w:sz w:val="18"/>
-              </w:rPr>
-              <w:t>Bloqueo FOR UPDATE al ordenar</w:t>
-            </w:r>
-          </w:p>
-        </w:tc>
-      </w:tr>
-      <w:tr>
-        <w:tc>
-          <w:tcPr>
-            <w:tcW w:type="dxa" w:w="1872"/>
-            <w:shd w:fill="FFFFFF"/>
-            <w:tcMar>
-              <w:top w:w="100" w:type="dxa"/>
-              <w:bottom w:w="100" w:type="dxa"/>
-              <w:left w:w="160" w:type="dxa"/>
-              <w:right w:w="160" w:type="dxa"/>
-            </w:tcMar>
-          </w:tcPr>
-          <w:p>
-            <w:pPr>
-              <w:jc w:val="left"/>
-            </w:pPr>
-            <w:r>
-              <w:rPr>
-                <w:rFonts w:ascii="Arial" w:hAnsi="Arial"/>
-                <w:color w:val="1E293B"/>
-                <w:sz w:val="18"/>
-              </w:rPr>
-              <w:t>Queso Cheddar Fundido</w:t>
-            </w:r>
-          </w:p>
-        </w:tc>
-        <w:tc>
-          <w:tcPr>
-            <w:tcW w:type="dxa" w:w="1872"/>
-            <w:shd w:fill="FFFFFF"/>
-            <w:tcMar>
-              <w:top w:w="100" w:type="dxa"/>
-              <w:bottom w:w="100" w:type="dxa"/>
-              <w:left w:w="160" w:type="dxa"/>
-              <w:right w:w="160" w:type="dxa"/>
-            </w:tcMar>
-          </w:tcPr>
-          <w:p>
-            <w:pPr>
-              <w:jc w:val="left"/>
-            </w:pPr>
-            <w:r>
-              <w:rPr>
-                <w:rFonts w:ascii="Arial" w:hAnsi="Arial"/>
-                <w:color w:val="1E293B"/>
-                <w:sz w:val="18"/>
-              </w:rPr>
-              <w:t>7 días (4°C)</w:t>
-            </w:r>
-          </w:p>
-        </w:tc>
-        <w:tc>
-          <w:tcPr>
-            <w:tcW w:type="dxa" w:w="1872"/>
-            <w:shd w:fill="FFFFFF"/>
-            <w:tcMar>
-              <w:top w:w="100" w:type="dxa"/>
-              <w:bottom w:w="100" w:type="dxa"/>
-              <w:left w:w="160" w:type="dxa"/>
-              <w:right w:w="160" w:type="dxa"/>
-            </w:tcMar>
-          </w:tcPr>
-          <w:p>
-            <w:pPr>
-              <w:jc w:val="left"/>
-            </w:pPr>
-            <w:r>
-              <w:rPr>
-                <w:rFonts w:ascii="Arial" w:hAnsi="Arial"/>
-                <w:color w:val="1E293B"/>
-                <w:sz w:val="18"/>
-              </w:rPr>
-              <w:t>1.5 kg</w:t>
-            </w:r>
-          </w:p>
-        </w:tc>
-        <w:tc>
-          <w:tcPr>
-            <w:tcW w:type="dxa" w:w="1872"/>
-            <w:shd w:fill="FFFFFF"/>
-            <w:tcMar>
-              <w:top w:w="100" w:type="dxa"/>
-              <w:bottom w:w="100" w:type="dxa"/>
-              <w:left w:w="160" w:type="dxa"/>
-              <w:right w:w="160" w:type="dxa"/>
-            </w:tcMar>
-          </w:tcPr>
-          <w:p>
-            <w:pPr>
-              <w:jc w:val="left"/>
-            </w:pPr>
-            <w:r>
-              <w:rPr>
-                <w:rFonts w:ascii="Arial" w:hAnsi="Arial"/>
-                <w:color w:val="1E293B"/>
-                <w:sz w:val="18"/>
-              </w:rPr>
-              <w:t>Control por porciones (50g)</w:t>
-            </w:r>
-          </w:p>
-        </w:tc>
-        <w:tc>
-          <w:tcPr>
-            <w:tcW w:type="dxa" w:w="1872"/>
-            <w:shd w:fill="FFFFFF"/>
-            <w:tcMar>
-              <w:top w:w="100" w:type="dxa"/>
-              <w:bottom w:w="100" w:type="dxa"/>
-              <w:left w:w="160" w:type="dxa"/>
-              <w:right w:w="160" w:type="dxa"/>
-            </w:tcMar>
-          </w:tcPr>
-          <w:p>
-            <w:pPr>
-              <w:jc w:val="left"/>
-            </w:pPr>
-            <w:r>
-              <w:rPr>
-                <w:rFonts w:ascii="Arial" w:hAnsi="Arial"/>
-                <w:color w:val="1E293B"/>
-                <w:sz w:val="18"/>
-              </w:rPr>
-              <w:t>Aviso de stock bajo en panel admin</w:t>
-            </w:r>
-          </w:p>
-        </w:tc>
-      </w:tr>
-      <w:tr>
-        <w:tc>
-          <w:tcPr>
-            <w:tcW w:type="dxa" w:w="1872"/>
-            <w:shd w:fill="F8FAFC"/>
-            <w:tcMar>
-              <w:top w:w="100" w:type="dxa"/>
-              <w:bottom w:w="100" w:type="dxa"/>
-              <w:left w:w="160" w:type="dxa"/>
-              <w:right w:w="160" w:type="dxa"/>
-            </w:tcMar>
-          </w:tcPr>
-          <w:p>
-            <w:pPr>
-              <w:jc w:val="left"/>
-            </w:pPr>
-            <w:r>
-              <w:rPr>
-                <w:rFonts w:ascii="Arial" w:hAnsi="Arial"/>
-                <w:color w:val="1E293B"/>
-                <w:sz w:val="18"/>
-              </w:rPr>
-              <w:t>Papas Fritas Congeladas</w:t>
-            </w:r>
-          </w:p>
-        </w:tc>
-        <w:tc>
-          <w:tcPr>
-            <w:tcW w:type="dxa" w:w="1872"/>
-            <w:shd w:fill="F8FAFC"/>
-            <w:tcMar>
-              <w:top w:w="100" w:type="dxa"/>
-              <w:bottom w:w="100" w:type="dxa"/>
-              <w:left w:w="160" w:type="dxa"/>
-              <w:right w:w="160" w:type="dxa"/>
-            </w:tcMar>
-          </w:tcPr>
-          <w:p>
-            <w:pPr>
-              <w:jc w:val="left"/>
-            </w:pPr>
-            <w:r>
-              <w:rPr>
-                <w:rFonts w:ascii="Arial" w:hAnsi="Arial"/>
-                <w:color w:val="1E293B"/>
-                <w:sz w:val="18"/>
-              </w:rPr>
-              <w:t>30 días (-18°C)</w:t>
-            </w:r>
-          </w:p>
-        </w:tc>
-        <w:tc>
-          <w:tcPr>
-            <w:tcW w:type="dxa" w:w="1872"/>
-            <w:shd w:fill="F8FAFC"/>
-            <w:tcMar>
-              <w:top w:w="100" w:type="dxa"/>
-              <w:bottom w:w="100" w:type="dxa"/>
-              <w:left w:w="160" w:type="dxa"/>
-              <w:right w:w="160" w:type="dxa"/>
-            </w:tcMar>
-          </w:tcPr>
-          <w:p>
-            <w:pPr>
-              <w:jc w:val="left"/>
-            </w:pPr>
-            <w:r>
-              <w:rPr>
-                <w:rFonts w:ascii="Arial" w:hAnsi="Arial"/>
-                <w:color w:val="1E293B"/>
-                <w:sz w:val="18"/>
-              </w:rPr>
-              <w:t>5.0 kg</w:t>
-            </w:r>
-          </w:p>
-        </w:tc>
-        <w:tc>
-          <w:tcPr>
-            <w:tcW w:type="dxa" w:w="1872"/>
-            <w:shd w:fill="F8FAFC"/>
-            <w:tcMar>
-              <w:top w:w="100" w:type="dxa"/>
-              <w:bottom w:w="100" w:type="dxa"/>
-              <w:left w:w="160" w:type="dxa"/>
-              <w:right w:w="160" w:type="dxa"/>
-            </w:tcMar>
-          </w:tcPr>
-          <w:p>
-            <w:pPr>
-              <w:jc w:val="left"/>
-            </w:pPr>
-            <w:r>
-              <w:rPr>
-                <w:rFonts w:ascii="Arial" w:hAnsi="Arial"/>
-                <w:color w:val="1E293B"/>
-                <w:sz w:val="18"/>
-              </w:rPr>
-              <w:t>Lote industrial estándar</w:t>
-            </w:r>
-          </w:p>
-        </w:tc>
-        <w:tc>
-          <w:tcPr>
-            <w:tcW w:type="dxa" w:w="1872"/>
-            <w:shd w:fill="F8FAFC"/>
-            <w:tcMar>
-              <w:top w:w="100" w:type="dxa"/>
-              <w:bottom w:w="100" w:type="dxa"/>
-              <w:left w:w="160" w:type="dxa"/>
-              <w:right w:w="160" w:type="dxa"/>
-            </w:tcMar>
-          </w:tcPr>
-          <w:p>
-            <w:pPr>
-              <w:jc w:val="left"/>
-            </w:pPr>
-            <w:r>
-              <w:rPr>
-                <w:rFonts w:ascii="Arial" w:hAnsi="Arial"/>
-                <w:color w:val="1E293B"/>
-                <w:sz w:val="18"/>
-              </w:rPr>
-              <w:t>Control semanal de existencias</w:t>
-            </w:r>
-          </w:p>
-        </w:tc>
-      </w:tr>
-    </w:tbl>
-    <w:p>
-      <w:pPr>
-        <w:spacing w:after="120"/>
-      </w:pPr>
-    </w:p>
-    <w:p>
-      <w:pPr>
-        <w:keepNext/>
-        <w:spacing w:before="240" w:after="80"/>
-      </w:pPr>
-      <w:r>
-        <w:rPr>
-          <w:rFonts w:ascii="Arial" w:hAnsi="Arial"/>
-          <w:b/>
-          <w:color w:val="1E293B"/>
-          <w:sz w:val="24"/>
-        </w:rPr>
-        <w:t>7.2.12 Estudio del Arte y Evaluación Comparativa de Soluciones Tecnológicas de E-Commerce Gastronómico</w:t>
-      </w:r>
-    </w:p>
-    <w:p>
-      <w:pPr>
-        <w:jc w:val="both"/>
-      </w:pPr>
-      <w:r>
-        <w:t>El análisis del estado del arte en plataformas de comercio electrónico para restaurantes revela una dicotomía histórica entre dos alternativas dominantes:</w:t>
-      </w:r>
-    </w:p>
-    <w:p>
-      <w:pPr>
-        <w:jc w:val="both"/>
-      </w:pPr>
-      <w:r>
-        <w:t>1. Plataformas de Agregación Internacional (PedidosYa, Uber Eats, Rappi): Ofrecen una base instalada de usuarios masiva, pero a expensas de imponer comisiones draconianas (20% al 30% del importe bruto), retener la titularidad de los datos de los clientes (impidiendo estrategias de fidelización directa) y liquidar fondos de forma diferida semanal o quincenalmente, privando a la dark kitchen de liquidez diaria en efectivo.</w:t>
-      </w:r>
-    </w:p>
-    <w:p>
-      <w:pPr>
-        <w:jc w:val="both"/>
-      </w:pPr>
-      <w:r>
-        <w:t>2. Plugins Genéricos sobre CMS Tradicionales (WooCommerce en WordPress, Shopify): Si bien reducen las comisiones por pedido, introducen una excesiva sobrecarga de rendimiento (decenas de consultas SQL redundantes por petición), tiempos de carga superiores a 4 segundos en redes móviles paceñas y carencia de un módulo nativo adaptado a las dinámicas bolivianas: pasarela Simple QR interoperable, arqueo ciego de repartidores y cálculo geodésico Haversine con recargo nocturno.</w:t>
-      </w:r>
-    </w:p>
-    <w:p>
-      <w:pPr>
-        <w:jc w:val="both"/>
-      </w:pPr>
-      <w:r>
-        <w:t>Frente a este panorama, la solución desarrollada en Burger 24/7 se erige como una alternativa innovadora y altamente especializada, combinando lo mejor de ambos mundos: la agilidad y experiencia de usuario fluida de una Single Page Application (SPA), la soberanía económica de comisiones 0% y la adaptación nativa a las realidades tributarias, bancarias (Simple QR) y orográficas de la ciudad de La Paz.</w:t>
-      </w:r>
-    </w:p>
-    <w:p>
-      <w:pPr>
-        <w:keepNext/>
-        <w:spacing w:before="160" w:after="80"/>
-      </w:pPr>
-      <w:r>
-        <w:rPr>
-          <w:rFonts w:ascii="Arial" w:hAnsi="Arial"/>
-          <w:b/>
-          <w:color w:val="1E293B"/>
-          <w:sz w:val="20"/>
-        </w:rPr>
-        <w:t>Tabla 7.8: Matriz Comparativa del Estado del Arte en Soluciones Tecnológicas para Gastronomía</w:t>
-      </w:r>
-    </w:p>
-    <w:tbl>
-      <w:tblPr>
-        <w:tblW w:type="auto" w:w="0"/>
-        <w:jc w:val="center"/>
-        <w:tblLayout w:type="autofit"/>
-        <w:tblLook w:firstColumn="1" w:firstRow="1" w:lastColumn="0" w:lastRow="0" w:noHBand="0" w:noVBand="1" w:val="04A0"/>
-        <w:tblBorders>
-          <w:top w:val="single" w:sz="4" w:space="0" w:color="CBD5E1"/>
-          <w:bottom w:val="single" w:sz="4" w:space="0" w:color="CBD5E1"/>
-          <w:left w:val="none"/>
-          <w:right w:val="none"/>
-          <w:insideH w:val="single" w:sz="4" w:space="0" w:color="CBD5E1"/>
-          <w:insideV w:val="none"/>
-        </w:tblBorders>
-      </w:tblPr>
-      <w:tblGrid>
-        <w:gridCol w:w="2340"/>
-        <w:gridCol w:w="2340"/>
-        <w:gridCol w:w="2340"/>
-        <w:gridCol w:w="2340"/>
-      </w:tblGrid>
-      <w:tr>
-        <w:tc>
-          <w:tcPr>
-            <w:tcW w:type="dxa" w:w="2340"/>
-            <w:shd w:fill="1E3A8A"/>
-            <w:tcMar>
-              <w:top w:w="140" w:type="dxa"/>
-              <w:bottom w:w="140" w:type="dxa"/>
-              <w:left w:w="180" w:type="dxa"/>
-              <w:right w:w="180" w:type="dxa"/>
-            </w:tcMar>
-          </w:tcPr>
-          <w:p>
-            <w:pPr>
-              <w:jc w:val="center"/>
-            </w:pPr>
-            <w:r>
-              <w:rPr>
-                <w:rFonts w:ascii="Arial" w:hAnsi="Arial"/>
-                <w:b/>
-                <w:color w:val="FFFFFF"/>
-                <w:sz w:val="19"/>
-              </w:rPr>
-              <w:t>Característica de la Solución</w:t>
-            </w:r>
-          </w:p>
-        </w:tc>
-        <w:tc>
-          <w:tcPr>
-            <w:tcW w:type="dxa" w:w="2340"/>
-            <w:shd w:fill="1E3A8A"/>
-            <w:tcMar>
-              <w:top w:w="140" w:type="dxa"/>
-              <w:bottom w:w="140" w:type="dxa"/>
-              <w:left w:w="180" w:type="dxa"/>
-              <w:right w:w="180" w:type="dxa"/>
-            </w:tcMar>
-          </w:tcPr>
-          <w:p>
-            <w:pPr>
-              <w:jc w:val="center"/>
-            </w:pPr>
-            <w:r>
-              <w:rPr>
-                <w:rFonts w:ascii="Arial" w:hAnsi="Arial"/>
-                <w:b/>
-                <w:color w:val="FFFFFF"/>
-                <w:sz w:val="19"/>
-              </w:rPr>
-              <w:t>Apps de Delivery Agregadoras</w:t>
-            </w:r>
-          </w:p>
-        </w:tc>
-        <w:tc>
-          <w:tcPr>
-            <w:tcW w:type="dxa" w:w="2340"/>
-            <w:shd w:fill="1E3A8A"/>
-            <w:tcMar>
-              <w:top w:w="140" w:type="dxa"/>
-              <w:bottom w:w="140" w:type="dxa"/>
-              <w:left w:w="180" w:type="dxa"/>
-              <w:right w:w="180" w:type="dxa"/>
-            </w:tcMar>
-          </w:tcPr>
-          <w:p>
-            <w:pPr>
-              <w:jc w:val="center"/>
-            </w:pPr>
-            <w:r>
-              <w:rPr>
-                <w:rFonts w:ascii="Arial" w:hAnsi="Arial"/>
-                <w:b/>
-                <w:color w:val="FFFFFF"/>
-                <w:sz w:val="19"/>
-              </w:rPr>
-              <w:t>WooCommerce / Shopify</w:t>
-            </w:r>
-          </w:p>
-        </w:tc>
-        <w:tc>
-          <w:tcPr>
-            <w:tcW w:type="dxa" w:w="2340"/>
-            <w:shd w:fill="1E3A8A"/>
-            <w:tcMar>
-              <w:top w:w="140" w:type="dxa"/>
-              <w:bottom w:w="140" w:type="dxa"/>
-              <w:left w:w="180" w:type="dxa"/>
-              <w:right w:w="180" w:type="dxa"/>
-            </w:tcMar>
-          </w:tcPr>
-          <w:p>
-            <w:pPr>
-              <w:jc w:val="center"/>
-            </w:pPr>
-            <w:r>
-              <w:rPr>
-                <w:rFonts w:ascii="Arial" w:hAnsi="Arial"/>
-                <w:b/>
-                <w:color w:val="FFFFFF"/>
-                <w:sz w:val="19"/>
-              </w:rPr>
-              <w:t>Plataforma Propia Burger 24/7</w:t>
-            </w:r>
-          </w:p>
-        </w:tc>
-      </w:tr>
-      <w:tr>
-        <w:tc>
-          <w:tcPr>
-            <w:tcW w:type="dxa" w:w="2340"/>
-            <w:shd w:fill="FFFFFF"/>
-            <w:tcMar>
-              <w:top w:w="100" w:type="dxa"/>
-              <w:bottom w:w="100" w:type="dxa"/>
-              <w:left w:w="160" w:type="dxa"/>
-              <w:right w:w="160" w:type="dxa"/>
-            </w:tcMar>
-          </w:tcPr>
-          <w:p>
-            <w:pPr>
-              <w:jc w:val="left"/>
-            </w:pPr>
-            <w:r>
-              <w:rPr>
-                <w:rFonts w:ascii="Arial" w:hAnsi="Arial"/>
-                <w:color w:val="1E293B"/>
-                <w:sz w:val="18"/>
-              </w:rPr>
-              <w:t>Costo por Transacción</w:t>
-            </w:r>
-          </w:p>
-        </w:tc>
-        <w:tc>
-          <w:tcPr>
-            <w:tcW w:type="dxa" w:w="2340"/>
-            <w:shd w:fill="FFFFFF"/>
-            <w:tcMar>
-              <w:top w:w="100" w:type="dxa"/>
-              <w:bottom w:w="100" w:type="dxa"/>
-              <w:left w:w="160" w:type="dxa"/>
-              <w:right w:w="160" w:type="dxa"/>
-            </w:tcMar>
-          </w:tcPr>
-          <w:p>
-            <w:pPr>
-              <w:jc w:val="left"/>
-            </w:pPr>
-            <w:r>
-              <w:rPr>
-                <w:rFonts w:ascii="Arial" w:hAnsi="Arial"/>
-                <w:color w:val="1E293B"/>
-                <w:sz w:val="18"/>
-              </w:rPr>
-              <w:t>22% - 30% de comisión abusiva</w:t>
-            </w:r>
-          </w:p>
-        </w:tc>
-        <w:tc>
-          <w:tcPr>
-            <w:tcW w:type="dxa" w:w="2340"/>
-            <w:shd w:fill="FFFFFF"/>
-            <w:tcMar>
-              <w:top w:w="100" w:type="dxa"/>
-              <w:bottom w:w="100" w:type="dxa"/>
-              <w:left w:w="160" w:type="dxa"/>
-              <w:right w:w="160" w:type="dxa"/>
-            </w:tcMar>
-          </w:tcPr>
-          <w:p>
-            <w:pPr>
-              <w:jc w:val="left"/>
-            </w:pPr>
-            <w:r>
-              <w:rPr>
-                <w:rFonts w:ascii="Arial" w:hAnsi="Arial"/>
-                <w:color w:val="1E293B"/>
-                <w:sz w:val="18"/>
-              </w:rPr>
-              <w:t>Tarifa mensual + fees de pasarela</w:t>
-            </w:r>
-          </w:p>
-        </w:tc>
-        <w:tc>
-          <w:tcPr>
-            <w:tcW w:type="dxa" w:w="2340"/>
-            <w:shd w:fill="FFFFFF"/>
-            <w:tcMar>
-              <w:top w:w="100" w:type="dxa"/>
-              <w:bottom w:w="100" w:type="dxa"/>
-              <w:left w:w="160" w:type="dxa"/>
-              <w:right w:w="160" w:type="dxa"/>
-            </w:tcMar>
-          </w:tcPr>
-          <w:p>
-            <w:pPr>
-              <w:jc w:val="left"/>
-            </w:pPr>
-            <w:r>
-              <w:rPr>
-                <w:rFonts w:ascii="Arial" w:hAnsi="Arial"/>
-                <w:color w:val="1E293B"/>
-                <w:sz w:val="18"/>
-              </w:rPr>
-              <w:t>0% de comisión (100% ganancia local)</w:t>
-            </w:r>
-          </w:p>
-        </w:tc>
-      </w:tr>
-      <w:tr>
-        <w:tc>
-          <w:tcPr>
-            <w:tcW w:type="dxa" w:w="2340"/>
-            <w:shd w:fill="F8FAFC"/>
-            <w:tcMar>
-              <w:top w:w="100" w:type="dxa"/>
-              <w:bottom w:w="100" w:type="dxa"/>
-              <w:left w:w="160" w:type="dxa"/>
-              <w:right w:w="160" w:type="dxa"/>
-            </w:tcMar>
-          </w:tcPr>
-          <w:p>
-            <w:pPr>
-              <w:jc w:val="left"/>
-            </w:pPr>
-            <w:r>
-              <w:rPr>
-                <w:rFonts w:ascii="Arial" w:hAnsi="Arial"/>
-                <w:color w:val="1E293B"/>
-                <w:sz w:val="18"/>
-              </w:rPr>
-              <w:t>Tiempo de Carga Inicial</w:t>
-            </w:r>
-          </w:p>
-        </w:tc>
-        <w:tc>
-          <w:tcPr>
-            <w:tcW w:type="dxa" w:w="2340"/>
-            <w:shd w:fill="F8FAFC"/>
-            <w:tcMar>
-              <w:top w:w="100" w:type="dxa"/>
-              <w:bottom w:w="100" w:type="dxa"/>
-              <w:left w:w="160" w:type="dxa"/>
-              <w:right w:w="160" w:type="dxa"/>
-            </w:tcMar>
-          </w:tcPr>
-          <w:p>
-            <w:pPr>
-              <w:jc w:val="left"/>
-            </w:pPr>
-            <w:r>
-              <w:rPr>
-                <w:rFonts w:ascii="Arial" w:hAnsi="Arial"/>
-                <w:color w:val="1E293B"/>
-                <w:sz w:val="18"/>
-              </w:rPr>
-              <w:t>Variable (app pesada ~80 MB)</w:t>
-            </w:r>
-          </w:p>
-        </w:tc>
-        <w:tc>
-          <w:tcPr>
-            <w:tcW w:type="dxa" w:w="2340"/>
-            <w:shd w:fill="F8FAFC"/>
-            <w:tcMar>
-              <w:top w:w="100" w:type="dxa"/>
-              <w:bottom w:w="100" w:type="dxa"/>
-              <w:left w:w="160" w:type="dxa"/>
-              <w:right w:w="160" w:type="dxa"/>
-            </w:tcMar>
-          </w:tcPr>
-          <w:p>
-            <w:pPr>
-              <w:jc w:val="left"/>
-            </w:pPr>
-            <w:r>
-              <w:rPr>
-                <w:rFonts w:ascii="Arial" w:hAnsi="Arial"/>
-                <w:color w:val="1E293B"/>
-                <w:sz w:val="18"/>
-              </w:rPr>
-              <w:t>Lento (3.5 - 6.0 seg en CMS)</w:t>
-            </w:r>
-          </w:p>
-        </w:tc>
-        <w:tc>
-          <w:tcPr>
-            <w:tcW w:type="dxa" w:w="2340"/>
-            <w:shd w:fill="F8FAFC"/>
-            <w:tcMar>
-              <w:top w:w="100" w:type="dxa"/>
-              <w:bottom w:w="100" w:type="dxa"/>
-              <w:left w:w="160" w:type="dxa"/>
-              <w:right w:w="160" w:type="dxa"/>
-            </w:tcMar>
-          </w:tcPr>
-          <w:p>
-            <w:pPr>
-              <w:jc w:val="left"/>
-            </w:pPr>
-            <w:r>
-              <w:rPr>
-                <w:rFonts w:ascii="Arial" w:hAnsi="Arial"/>
-                <w:color w:val="1E293B"/>
-                <w:sz w:val="18"/>
-              </w:rPr>
-              <w:t>Ultraveloz (&lt; 1.2 seg en Vanilla JS)</w:t>
-            </w:r>
-          </w:p>
-        </w:tc>
-      </w:tr>
-      <w:tr>
-        <w:tc>
-          <w:tcPr>
-            <w:tcW w:type="dxa" w:w="2340"/>
-            <w:shd w:fill="FFFFFF"/>
-            <w:tcMar>
-              <w:top w:w="100" w:type="dxa"/>
-              <w:bottom w:w="100" w:type="dxa"/>
-              <w:left w:w="160" w:type="dxa"/>
-              <w:right w:w="160" w:type="dxa"/>
-            </w:tcMar>
-          </w:tcPr>
-          <w:p>
-            <w:pPr>
-              <w:jc w:val="left"/>
-            </w:pPr>
-            <w:r>
-              <w:rPr>
-                <w:rFonts w:ascii="Arial" w:hAnsi="Arial"/>
-                <w:color w:val="1E293B"/>
-                <w:sz w:val="18"/>
-              </w:rPr>
-              <w:t>Soporte Nativo Simple QR</w:t>
-            </w:r>
-          </w:p>
-        </w:tc>
-        <w:tc>
-          <w:tcPr>
-            <w:tcW w:type="dxa" w:w="2340"/>
-            <w:shd w:fill="FFFFFF"/>
-            <w:tcMar>
-              <w:top w:w="100" w:type="dxa"/>
-              <w:bottom w:w="100" w:type="dxa"/>
-              <w:left w:w="160" w:type="dxa"/>
-              <w:right w:w="160" w:type="dxa"/>
-            </w:tcMar>
-          </w:tcPr>
-          <w:p>
-            <w:pPr>
-              <w:jc w:val="left"/>
-            </w:pPr>
-            <w:r>
-              <w:rPr>
-                <w:rFonts w:ascii="Arial" w:hAnsi="Arial"/>
-                <w:color w:val="1E293B"/>
-                <w:sz w:val="18"/>
-              </w:rPr>
-              <w:t>No (pasarelas externas internacionales)</w:t>
-            </w:r>
-          </w:p>
-        </w:tc>
-        <w:tc>
-          <w:tcPr>
-            <w:tcW w:type="dxa" w:w="2340"/>
-            <w:shd w:fill="FFFFFF"/>
-            <w:tcMar>
-              <w:top w:w="100" w:type="dxa"/>
-              <w:bottom w:w="100" w:type="dxa"/>
-              <w:left w:w="160" w:type="dxa"/>
-              <w:right w:w="160" w:type="dxa"/>
-            </w:tcMar>
-          </w:tcPr>
-          <w:p>
-            <w:pPr>
-              <w:jc w:val="left"/>
-            </w:pPr>
-            <w:r>
-              <w:rPr>
-                <w:rFonts w:ascii="Arial" w:hAnsi="Arial"/>
-                <w:color w:val="1E293B"/>
-                <w:sz w:val="18"/>
-              </w:rPr>
-              <w:t>Requiere plugins de pago o adaptaciones</w:t>
-            </w:r>
-          </w:p>
-        </w:tc>
-        <w:tc>
-          <w:tcPr>
-            <w:tcW w:type="dxa" w:w="2340"/>
-            <w:shd w:fill="FFFFFF"/>
-            <w:tcMar>
-              <w:top w:w="100" w:type="dxa"/>
-              <w:bottom w:w="100" w:type="dxa"/>
-              <w:left w:w="160" w:type="dxa"/>
-              <w:right w:w="160" w:type="dxa"/>
-            </w:tcMar>
-          </w:tcPr>
-          <w:p>
-            <w:pPr>
-              <w:jc w:val="left"/>
-            </w:pPr>
-            <w:r>
-              <w:rPr>
-                <w:rFonts w:ascii="Arial" w:hAnsi="Arial"/>
-                <w:color w:val="1E293B"/>
-                <w:sz w:val="18"/>
-              </w:rPr>
-              <w:t>Nativo con validación administrativa</w:t>
-            </w:r>
-          </w:p>
-        </w:tc>
-      </w:tr>
-      <w:tr>
-        <w:tc>
-          <w:tcPr>
-            <w:tcW w:type="dxa" w:w="2340"/>
-            <w:shd w:fill="F8FAFC"/>
-            <w:tcMar>
-              <w:top w:w="100" w:type="dxa"/>
-              <w:bottom w:w="100" w:type="dxa"/>
-              <w:left w:w="160" w:type="dxa"/>
-              <w:right w:w="160" w:type="dxa"/>
-            </w:tcMar>
-          </w:tcPr>
-          <w:p>
-            <w:pPr>
-              <w:jc w:val="left"/>
-            </w:pPr>
-            <w:r>
-              <w:rPr>
-                <w:rFonts w:ascii="Arial" w:hAnsi="Arial"/>
-                <w:color w:val="1E293B"/>
-                <w:sz w:val="18"/>
-              </w:rPr>
-              <w:t>Arqueo Ciego de Caja de Riders</w:t>
-            </w:r>
-          </w:p>
-        </w:tc>
-        <w:tc>
-          <w:tcPr>
-            <w:tcW w:type="dxa" w:w="2340"/>
-            <w:shd w:fill="F8FAFC"/>
-            <w:tcMar>
-              <w:top w:w="100" w:type="dxa"/>
-              <w:bottom w:w="100" w:type="dxa"/>
-              <w:left w:w="160" w:type="dxa"/>
-              <w:right w:w="160" w:type="dxa"/>
-            </w:tcMar>
-          </w:tcPr>
-          <w:p>
-            <w:pPr>
-              <w:jc w:val="left"/>
-            </w:pPr>
-            <w:r>
-              <w:rPr>
-                <w:rFonts w:ascii="Arial" w:hAnsi="Arial"/>
-                <w:color w:val="1E293B"/>
-                <w:sz w:val="18"/>
-              </w:rPr>
-              <w:t>Inexistente para el restaurante</w:t>
-            </w:r>
-          </w:p>
-        </w:tc>
-        <w:tc>
-          <w:tcPr>
-            <w:tcW w:type="dxa" w:w="2340"/>
-            <w:shd w:fill="F8FAFC"/>
-            <w:tcMar>
-              <w:top w:w="100" w:type="dxa"/>
-              <w:bottom w:w="100" w:type="dxa"/>
-              <w:left w:w="160" w:type="dxa"/>
-              <w:right w:w="160" w:type="dxa"/>
-            </w:tcMar>
-          </w:tcPr>
-          <w:p>
-            <w:pPr>
-              <w:jc w:val="left"/>
-            </w:pPr>
-            <w:r>
-              <w:rPr>
-                <w:rFonts w:ascii="Arial" w:hAnsi="Arial"/>
-                <w:color w:val="1E293B"/>
-                <w:sz w:val="18"/>
-              </w:rPr>
-              <w:t>Inexistente en CMS estándar</w:t>
-            </w:r>
-          </w:p>
-        </w:tc>
-        <w:tc>
-          <w:tcPr>
-            <w:tcW w:type="dxa" w:w="2340"/>
-            <w:shd w:fill="F8FAFC"/>
-            <w:tcMar>
-              <w:top w:w="100" w:type="dxa"/>
-              <w:bottom w:w="100" w:type="dxa"/>
-              <w:left w:w="160" w:type="dxa"/>
-              <w:right w:w="160" w:type="dxa"/>
-            </w:tcMar>
-          </w:tcPr>
-          <w:p>
-            <w:pPr>
-              <w:jc w:val="left"/>
-            </w:pPr>
-            <w:r>
-              <w:rPr>
-                <w:rFonts w:ascii="Arial" w:hAnsi="Arial"/>
-                <w:color w:val="1E293B"/>
-                <w:sz w:val="18"/>
-              </w:rPr>
-              <w:t>Nativo con doble confirmación gerencial</w:t>
-            </w:r>
-          </w:p>
-        </w:tc>
-      </w:tr>
-      <w:tr>
-        <w:tc>
-          <w:tcPr>
-            <w:tcW w:type="dxa" w:w="2340"/>
-            <w:shd w:fill="FFFFFF"/>
-            <w:tcMar>
-              <w:top w:w="100" w:type="dxa"/>
-              <w:bottom w:w="100" w:type="dxa"/>
-              <w:left w:w="160" w:type="dxa"/>
-              <w:right w:w="160" w:type="dxa"/>
-            </w:tcMar>
-          </w:tcPr>
-          <w:p>
-            <w:pPr>
-              <w:jc w:val="left"/>
-            </w:pPr>
-            <w:r>
-              <w:rPr>
-                <w:rFonts w:ascii="Arial" w:hAnsi="Arial"/>
-                <w:color w:val="1E293B"/>
-                <w:sz w:val="18"/>
-              </w:rPr>
-              <w:t>Control Concurrente ACID</w:t>
-            </w:r>
-          </w:p>
-        </w:tc>
-        <w:tc>
-          <w:tcPr>
-            <w:tcW w:type="dxa" w:w="2340"/>
-            <w:shd w:fill="FFFFFF"/>
-            <w:tcMar>
-              <w:top w:w="100" w:type="dxa"/>
-              <w:bottom w:w="100" w:type="dxa"/>
-              <w:left w:w="160" w:type="dxa"/>
-              <w:right w:w="160" w:type="dxa"/>
-            </w:tcMar>
-          </w:tcPr>
-          <w:p>
-            <w:pPr>
-              <w:jc w:val="left"/>
-            </w:pPr>
-            <w:r>
-              <w:rPr>
-                <w:rFonts w:ascii="Arial" w:hAnsi="Arial"/>
-                <w:color w:val="1E293B"/>
-                <w:sz w:val="18"/>
-              </w:rPr>
-              <w:t>Opaco en servidores de terceros</w:t>
-            </w:r>
-          </w:p>
-        </w:tc>
-        <w:tc>
-          <w:tcPr>
-            <w:tcW w:type="dxa" w:w="2340"/>
-            <w:shd w:fill="FFFFFF"/>
-            <w:tcMar>
-              <w:top w:w="100" w:type="dxa"/>
-              <w:bottom w:w="100" w:type="dxa"/>
-              <w:left w:w="160" w:type="dxa"/>
-              <w:right w:w="160" w:type="dxa"/>
-            </w:tcMar>
-          </w:tcPr>
-          <w:p>
-            <w:pPr>
-              <w:jc w:val="left"/>
-            </w:pPr>
-            <w:r>
-              <w:rPr>
-                <w:rFonts w:ascii="Arial" w:hAnsi="Arial"/>
-                <w:color w:val="1E293B"/>
-                <w:sz w:val="18"/>
-              </w:rPr>
-              <w:t>Bloqueos optimistas propensos a fallos</w:t>
-            </w:r>
-          </w:p>
-        </w:tc>
-        <w:tc>
-          <w:tcPr>
-            <w:tcW w:type="dxa" w:w="2340"/>
-            <w:shd w:fill="FFFFFF"/>
-            <w:tcMar>
-              <w:top w:w="100" w:type="dxa"/>
-              <w:bottom w:w="100" w:type="dxa"/>
-              <w:left w:w="160" w:type="dxa"/>
-              <w:right w:w="160" w:type="dxa"/>
-            </w:tcMar>
-          </w:tcPr>
-          <w:p>
-            <w:pPr>
-              <w:jc w:val="left"/>
-            </w:pPr>
-            <w:r>
-              <w:rPr>
-                <w:rFonts w:ascii="Arial" w:hAnsi="Arial"/>
-                <w:color w:val="1E293B"/>
-                <w:sz w:val="18"/>
-              </w:rPr>
-              <w:t>Bloqueo pesimista determinista FOR UPDATE</w:t>
-            </w:r>
-          </w:p>
-        </w:tc>
-      </w:tr>
-      <w:tr>
-        <w:tc>
-          <w:tcPr>
-            <w:tcW w:type="dxa" w:w="2340"/>
-            <w:shd w:fill="F8FAFC"/>
-            <w:tcMar>
-              <w:top w:w="100" w:type="dxa"/>
-              <w:bottom w:w="100" w:type="dxa"/>
-              <w:left w:w="160" w:type="dxa"/>
-              <w:right w:w="160" w:type="dxa"/>
-            </w:tcMar>
-          </w:tcPr>
-          <w:p>
-            <w:pPr>
-              <w:jc w:val="left"/>
-            </w:pPr>
-            <w:r>
-              <w:rPr>
-                <w:rFonts w:ascii="Arial" w:hAnsi="Arial"/>
-                <w:color w:val="1E293B"/>
-                <w:sz w:val="18"/>
-              </w:rPr>
-              <w:t>Soberanía de Datos</w:t>
-            </w:r>
-          </w:p>
-        </w:tc>
-        <w:tc>
-          <w:tcPr>
-            <w:tcW w:type="dxa" w:w="2340"/>
-            <w:shd w:fill="F8FAFC"/>
-            <w:tcMar>
-              <w:top w:w="100" w:type="dxa"/>
-              <w:bottom w:w="100" w:type="dxa"/>
-              <w:left w:w="160" w:type="dxa"/>
-              <w:right w:w="160" w:type="dxa"/>
-            </w:tcMar>
-          </w:tcPr>
-          <w:p>
-            <w:pPr>
-              <w:jc w:val="left"/>
-            </w:pPr>
-            <w:r>
-              <w:rPr>
-                <w:rFonts w:ascii="Arial" w:hAnsi="Arial"/>
-                <w:color w:val="1E293B"/>
-                <w:sz w:val="18"/>
-              </w:rPr>
-              <w:t>Cero (datos cautivos de la app)</w:t>
-            </w:r>
-          </w:p>
-        </w:tc>
-        <w:tc>
-          <w:tcPr>
-            <w:tcW w:type="dxa" w:w="2340"/>
-            <w:shd w:fill="F8FAFC"/>
-            <w:tcMar>
-              <w:top w:w="100" w:type="dxa"/>
-              <w:bottom w:w="100" w:type="dxa"/>
-              <w:left w:w="160" w:type="dxa"/>
-              <w:right w:w="160" w:type="dxa"/>
-            </w:tcMar>
-          </w:tcPr>
-          <w:p>
-            <w:pPr>
-              <w:jc w:val="left"/>
-            </w:pPr>
-            <w:r>
-              <w:rPr>
-                <w:rFonts w:ascii="Arial" w:hAnsi="Arial"/>
-                <w:color w:val="1E293B"/>
-                <w:sz w:val="18"/>
-              </w:rPr>
-              <w:t>Propia pero dependiente de plugins</w:t>
-            </w:r>
-          </w:p>
-        </w:tc>
-        <w:tc>
-          <w:tcPr>
-            <w:tcW w:type="dxa" w:w="2340"/>
-            <w:shd w:fill="F8FAFC"/>
-            <w:tcMar>
-              <w:top w:w="100" w:type="dxa"/>
-              <w:bottom w:w="100" w:type="dxa"/>
-              <w:left w:w="160" w:type="dxa"/>
-              <w:right w:w="160" w:type="dxa"/>
-            </w:tcMar>
-          </w:tcPr>
-          <w:p>
-            <w:pPr>
-              <w:jc w:val="left"/>
-            </w:pPr>
-            <w:r>
-              <w:rPr>
-                <w:rFonts w:ascii="Arial" w:hAnsi="Arial"/>
-                <w:color w:val="1E293B"/>
-                <w:sz w:val="18"/>
-              </w:rPr>
-              <w:t>100% Soberana y auditable en MySQL 3FN</w:t>
             </w:r>
           </w:p>
         </w:tc>
@@ -13266,7 +11075,7 @@
         <w:jc w:val="both"/>
       </w:pPr>
       <w:r>
-        <w:t>La propuesta de innovación del presente proyecto radica en la creación de un ecosistema tecnológico integral, autónomo y de soberanía propia para la empresa gastronómica nocturna 'Burger 24/7' en La Paz. La innovación se articula en cuatro ejes transformadores:</w:t>
+        <w:t>La propuesta de innovación del presente proyecto surge de la necesidad imperiosa de modernizar y formalizar los canales de venta de la empresa gastronómica nocturna 'Burger 24/7' en la ciudad de La Paz, mediante el desarrollo de una plataforma tecnológica propia, soberana y adaptada a su realidad económica.</w:t>
       </w:r>
     </w:p>
     <w:p>
@@ -13274,7 +11083,7 @@
         <w:jc w:val="both"/>
       </w:pPr>
       <w:r>
-        <w:t>1. Independencia Económica Frente a Plataformas Intermediarias: Elimina la dependencia de agregadores comerciales transnacionales (cuyas comisiones de hasta 30% estrangulan a las microempresas locales), recuperando la totalidad del margen de utilidad y canalizando los pedidos directamente a cocina en tiempo real sin recargos ocultos.</w:t>
+        <w:t>A nivel escolar y de formación técnica en el Bachillerato Técnico Humanístico (BTH), la innovación no reside únicamente en inventar tecnologías aisladas, sino en integrar de manera armónica herramientas de software abiertas para resolver problemáticas concretas de la comunidad. La propuesta se articula en cinco ejes innovadores:</w:t>
       </w:r>
     </w:p>
     <w:p>
@@ -13282,7 +11091,15 @@
         <w:jc w:val="both"/>
       </w:pPr>
       <w:r>
-        <w:t>2. Transaccionalidad Concurrente Inmune a Sobreventas: A diferencia de los pedidos informales por WhatsApp o tiendas web básicas que no bloquean inventario en base de datos, el sistema implementa un motor transaccional con aislamiento ACID y bloqueo pesimista a nivel de tupla (</w:t>
+        <w:t>1. Independencia y Soberanía Comercial (0% Comisiones): Rompe la dependencia asfixiante de las aplicaciones de delivery transnacionales (que retienen entre el 22% y el 30% del valor de cada venta), permitiendo que la totalidad de los ingresos beneficie directamente a la cocina local paceña y ofreciendo precios más justos al consumidor.</w:t>
+      </w:r>
+    </w:p>
+    <w:p>
+      <w:pPr>
+        <w:jc w:val="both"/>
+      </w:pPr>
+      <w:r>
+        <w:t>2. Control Transaccional Concurrente Inmune a Sobreventas: Sustituye los pedidos informales por WhatsApp (donde la comunicación manual provocaba venta de productos agotados) por un motor web transaccional con aislamiento ACID y bloqueo pesimista (</w:t>
       </w:r>
       <w:r>
         <w:rPr>
@@ -13293,7 +11110,7 @@
         <w:t>SELECT ... FOR UPDATE</w:t>
       </w:r>
       <w:r>
-        <w:t>), garantizando que la última hamburguesa en stock sea adjudicada de forma determinista al primer comprador, evitando la frustración del comensal.</w:t>
+        <w:t>), garantizando que cada hamburguesa se adjudique con exactitud matemática al primer cliente que confirme la orden.</w:t>
       </w:r>
     </w:p>
     <w:p>
@@ -13301,7 +11118,7 @@
         <w:jc w:val="both"/>
       </w:pPr>
       <w:r>
-        <w:t>3. Conciliación Criptográfica y Pasarela Simple QR: Sustituye la verificación visual empírica de capturas de pantalla bancarias por un flujo digital que asocia de forma unívoca el comprobante bancario al ID de orden en la base de datos, requiriendo validación en el panel administrativo antes del despacho.</w:t>
+        <w:t>3. Pasarela Interbancaria Simple QR con Validación Antifraude: Incorpora la tecnología nacional de códigos QR (estándar EMVCo / Simple) con verificación documental previa en el panel de cocina, eliminando estafas por capturas de transferencias falsificadas.</w:t>
       </w:r>
     </w:p>
     <w:p>
@@ -13309,7 +11126,7 @@
         <w:jc w:val="both"/>
       </w:pPr>
       <w:r>
-        <w:t>4. Tarificación Geodésica Automatizada por Haversine: Implementa un servicio de cálculo matemático en Python que determina la distancia física real entre la cocina en Sopocachi y el domicilio del cliente, calculando tarifas justas y transparentes tanto para el consumidor como para el repartidor.</w:t>
+        <w:t>4. Tarificación Geodésica Automatizada por Haversine: Implementa un servicio de cálculo matemático en Python que determina la distancia real entre Sopocachi y el destino, fijando costos de envío transparentes y un recargo nocturno justo para el repartidor.</w:t>
       </w:r>
     </w:p>
     <w:p>
@@ -13317,7 +11134,7 @@
         <w:jc w:val="both"/>
       </w:pPr>
       <w:r>
-        <w:t>5. Arqueo Ciego y Expediente Laboral de Riders: Introduce un mecanismo de control de caja donde el repartidor declara el efectivo recaudado al final de su turno sin conocer previamente el monto del sistema, previniendo descuadres y consolidando la doble confirmación administrativa.</w:t>
+        <w:t>5. Arqueo Ciego de Caja Chica y Dignificación Laboral de Repartidores: Introduce un mecanismo donde el repartidor declara el dinero en efectivo recaudado sin conocer de antemano el saldo teórico del sistema, previniendo descuadres y formalizando la relación de trabajo de jóvenes repartidores.</w:t>
       </w:r>
     </w:p>
     <w:p>
@@ -13340,7 +11157,7 @@
         <w:jc w:val="both"/>
       </w:pPr>
       <w:r>
-        <w:t>Con la implementación del sistema informático Burger 24/7, se establecieron metas operativas y cuantitativas medibles:</w:t>
+        <w:t>Con la implementación del sistema informático Burger 24/7, el equipo de desarrollo estudiantil proyectó los siguientes resultados cuantitativos y cualitativos:</w:t>
       </w:r>
     </w:p>
     <w:p>
@@ -13348,7 +11165,19 @@
         <w:jc w:val="both"/>
       </w:pPr>
       <w:r>
-        <w:t>• Reducción del 100% en incidencias de sobreventa de productos por compras simultáneas en horarios pico.</w:t>
+        <w:t>A. Resultados Cuantitativos:</w:t>
+        <w:br/>
+        <w:t>• Reducción al 0% de incidencias por sobreventa de productos en horarios pico de madrugada.</w:t>
+        <w:br/>
+        <w:t>• Disminución del tiempo de recepción, confirmación y pase a cocina de pedidos de 12 minutos a menos de 45 segundos.</w:t>
+        <w:br/>
+        <w:t>• Reducción al 0% de pérdidas financieras por comprobantes de pago bancarios QR simulados o clonados.</w:t>
+        <w:br/>
+        <w:t>• Precisión del 100% en el cálculo de distancias ortodrómicas y tarifas de envío mediante el algoritmo de Haversine.</w:t>
+        <w:br/>
+        <w:t>• Cero discrepancias en el arqueo y cierre ciego de caja chica en efectivo entre repartidores y gerencia.</w:t>
+        <w:br/>
+        <w:t>• Ahorro económico directo de más de 9.000 Bs. mensuales por concepto de comisiones no pagadas a empresas intermediarias.</w:t>
       </w:r>
     </w:p>
     <w:p>
@@ -13356,39 +11185,13 @@
         <w:jc w:val="both"/>
       </w:pPr>
       <w:r>
-        <w:t>• Disminución del tiempo promedio de recepción y confirmación de comandas de 12 minutos (vía chat manual) a menos de 45 segundos (mediante interfaz web reactiva y automatizada).</w:t>
-      </w:r>
-    </w:p>
-    <w:p>
-      <w:pPr>
-        <w:jc w:val="both"/>
-      </w:pPr>
-      <w:r>
-        <w:t>• Reducción a 0% de pérdidas económicas por comprobantes falsificados o clonados del sistema interbancario Simple QR.</w:t>
-      </w:r>
-    </w:p>
-    <w:p>
-      <w:pPr>
-        <w:jc w:val="both"/>
-      </w:pPr>
-      <w:r>
-        <w:t>• Exactitud del 100% en el cálculo de distancias de envío y liquidación de costos de combustible para la flota de repartidores.</w:t>
-      </w:r>
-    </w:p>
-    <w:p>
-      <w:pPr>
-        <w:jc w:val="both"/>
-      </w:pPr>
-      <w:r>
-        <w:t>• Cero discrepancias en el arqueo y cierre ciego de caja chica en efectivo entre repartidores y administración general.</w:t>
-      </w:r>
-    </w:p>
-    <w:p>
-      <w:pPr>
-        <w:jc w:val="both"/>
-      </w:pPr>
-      <w:r>
-        <w:t>• Incremento proyectado del 35% en el volumen mensual de órdenes procesadas gracias a la disponibilidad ininterrumpida 24/7 de la plataforma.</w:t>
+        <w:t>B. Resultados Cualitativos:</w:t>
+        <w:br/>
+        <w:t>• Fidelización de los clientes paceños gracias a una experiencia de compra nocturna ágil, transparente y confiable.</w:t>
+        <w:br/>
+        <w:t>• Formalización laboral y protección de la integridad de los repartidores urbanos mediante cuentas y expedientes de identidad auditados.</w:t>
+        <w:br/>
+        <w:t>• Consolidación del aprendizaje práctico y productivo de los dos estudiantes desarrolladores del BTH, demostrando la capacidad de la juventud boliviana para crear software de impacto real.</w:t>
       </w:r>
     </w:p>
     <w:p>
@@ -13431,7 +11234,7 @@
         <w:jc w:val="both"/>
       </w:pPr>
       <w:r>
-        <w:t>La presente monografía se enmarca en la Investigación Aplicada, Tecnológica y Descriptiva con enfoque experimental/propositivo:</w:t>
+        <w:t>La presente investigación se tipifica como Investigación Aplicada, Tecnológica y Descriptiva con enfoque experimental/propositivo:</w:t>
       </w:r>
     </w:p>
     <w:p>
@@ -13439,7 +11242,7 @@
         <w:jc w:val="both"/>
       </w:pPr>
       <w:r>
-        <w:t>• Aplicada: Porque no se limita a la especulación conceptual o teórica, sino que utiliza conocimientos consolidados de las ciencias de la computación e ingeniería de software para resolver una problemática económica y operativa real y concreta en el sector productivo de La Paz.</w:t>
+        <w:t>• Aplicada: Aplica conocimientos consolidados de las ciencias de la computación (arquitectura cliente-servidor, bases de datos relacionales, criptografía y algoritmia espacial) para resolver un problema operativo real en la microempresa Burger 24/7 en La Paz.</w:t>
       </w:r>
     </w:p>
     <w:p>
@@ -13447,7 +11250,7 @@
         <w:jc w:val="both"/>
       </w:pPr>
       <w:r>
-        <w:t>• Descriptiva: Describe de manera minuciosa las características de los procesos de negocio gastronómicos nocturnos, los cuellos de botella en la gestión de pedidos, los flujos transaccionales y los requisitos técnicos de seguridad y concurrencia.</w:t>
+        <w:t>• Descriptiva: Detalla exhaustivamente las características del negocio gastronómico nocturno, los cuellos de botella en la gestión de pedidos, los flujos transaccionales y los requisitos técnicos de concurrencia y seguridad.</w:t>
       </w:r>
     </w:p>
     <w:p>
@@ -13455,7 +11258,7 @@
         <w:jc w:val="both"/>
       </w:pPr>
       <w:r>
-        <w:t>• Tecnológica y Experimental: Involucra el diseño, codificación, prueba y verificación de un artefacto informático funcional (software), sometiéndolo a pruebas de estrés transaccional, simulación de concurrencia y validación en un entorno controlado.</w:t>
+        <w:t>• Tecnológica y Experimental: Involucra el diseño, codificación, prueba y verificación de un producto de software funcional, sometiéndolo a simulaciones controladas de concurrencia y pruebas de laboratorio.</w:t>
       </w:r>
     </w:p>
     <w:p>
@@ -13486,7 +11289,7 @@
         <w:jc w:val="both"/>
       </w:pPr>
       <w:r>
-        <w:t>1. Entrevistas Estructuradas: Realizadas a los propietarios de Burger 24/7, personal de cocina y repartidores urbanos, permitiendo identificar los puntos críticos en el despacho nocturno, la recepción de comprobantes QR y las quejas recurrentes de clientes por demoras.</w:t>
+        <w:t>1. Entrevistas Estructuradas: Realizadas al propietario de Burger 24/7, personal de cocina y repartidores urbanos, permitiendo identificar los puntos críticos en el despacho nocturno, la recepción de comprobantes QR y las quejas recurrentes de clientes por demoras.</w:t>
       </w:r>
     </w:p>
     <w:p>
@@ -13494,7 +11297,7 @@
         <w:jc w:val="both"/>
       </w:pPr>
       <w:r>
-        <w:t>2. Observación Directa y Análisis de Procesos: Seguimiento presencial del flujo de preparación de comandas y coordinación de repartos durante tres jornadas nocturnas de fin de semana (viernes a domingo entre las 21:00 y las 04:00 horas), cuantificando tiempos muertos, extravío de comprobantes y errores de cálculo manual en tarifas de envío.</w:t>
+        <w:t>2. Observación Directa de Procesos: Seguimiento presencial del flujo de preparación de comandas y coordinación de repartos durante tres jornadas nocturnas de fin de semana (viernes a domingo entre las 21:00 y las 04:00 horas), cuantificando tiempos muertos, extravío de comprobantes y errores de cálculo manual en tarifas de envío.</w:t>
       </w:r>
     </w:p>
     <w:p>
@@ -13502,7 +11305,7 @@
         <w:jc w:val="both"/>
       </w:pPr>
       <w:r>
-        <w:t>3. Análisis Documental y Normativo: Revisión exhaustiva de la legislación boliviana sobre comercio electrónico (Ley 164), normativas ASFI para pagos móviles Simple, y especificaciones técnicas de estándares internacionales (RFC 7519 para JWT, estándar EMVCo para QR y especificación W3C para APIs web).</w:t>
+        <w:t>3. Análisis Documental y Normativo: Revisión de la legislación boliviana sobre comercio electrónico (Ley 164), normativas ASFI para pagos móviles Simple QR, y estándares de calidad de software ISO/IEC 25010.</w:t>
       </w:r>
     </w:p>
     <w:p>
@@ -13528,7 +11331,162 @@
     <w:p>
       <w:pPr>
         <w:keepNext/>
-        <w:spacing w:before="240" w:after="120"/>
+        <w:spacing w:before="280" w:after="120"/>
+      </w:pPr>
+      <w:r>
+        <w:rPr>
+          <w:rFonts w:ascii="Arial" w:hAnsi="Arial"/>
+          <w:b/>
+          <w:color w:val="0F172A"/>
+          <w:sz w:val="25"/>
+        </w:rPr>
+        <w:t>EXPLICACIÓN Y JUSTIFICACIÓN DE LA METODOLOGÍA: EL MODELO EN CASCADA CLÁSICO (WATERFALL)</w:t>
+      </w:r>
+    </w:p>
+    <w:p>
+      <w:pPr>
+        <w:jc w:val="both"/>
+      </w:pPr>
+      <w:r>
+        <w:t>Para la planificación, diseño y construcción del sistema informático Burger 24/7, el equipo de desarrollo estudiantil seleccionó de forma fundamentada la Metodología en Cascada Tradicional (Waterfall Model), propuesta formalmente por Winston Royce en 1970.</w:t>
+      </w:r>
+    </w:p>
+    <w:p>
+      <w:pPr>
+        <w:jc w:val="both"/>
+      </w:pPr>
+      <w:r>
+        <w:t>Justificación de la Selección para el Proyecto Escolar BTH:</w:t>
+        <w:br/>
+        <w:t>En el ámbito pedagógico de un proyecto de grado del Bachillerato Técnico Humanístico (BTH) en Sistemas Informáticos, metodologías corporativas altamente complejas o iterativas (como Scrum, Kanban o SAFe) resultan poco adecuadas debido a que fueron concebidas para grandes corporaciones de software con requerimientos continuamente mutables y equipos multidisciplinarios de decenas de profesionales.</w:t>
+      </w:r>
+    </w:p>
+    <w:p>
+      <w:pPr>
+        <w:jc w:val="both"/>
+      </w:pPr>
+      <w:r>
+        <w:t>Por el contrario, el Modelo en Cascada es el paradigma ideal y más formativo para un equipo de dos estudiantes desarrolladores de colegio por las siguientes razones técnicas y académicas:</w:t>
+        <w:br/>
+        <w:t>1. Claridad y Estabilidad de Requisitos: Los requerimientos de la microempresa gastronómica Burger 24/7 estaban claramente definidos y delimitados desde el inicio (catálogo de menú, checkout seguro, validación QR, ruteo geodésico y arqueo de caja), por lo que no existía riesgo de cambios radicales en el alcance comercial.</w:t>
+        <w:br/>
+        <w:t>2. Secuencialidad y Rigor Pedagógico: El modelo organiza el proyecto en cinco etapas lineales y progresivas (Análisis, Diseño, Implementación/Codificación, Verificación/Pruebas y Mantenimiento), donde cada etapa debe ser completada y documentada rigurosamente antes de iniciar la siguiente, permitiendo al docente tutor del colegio evaluar objetivamente el avance del proyecto.</w:t>
+        <w:br/>
+        <w:t>3. Distribución Equitativa del Trabajo entre 2 Estudiantes: Permitió que los dos desarrolladores planificaran de manera predecible sus responsabilidades sin bloqueos innecesarios, dividiéndose el frontend y el backend durante la fase de codificación sobre una arquitectura ya diseñada y acordada en la fase previa.</w:t>
+        <w:br/>
+        <w:t>4. Facilidad de Documentación Técnica: Cada fase produce entregables claros (documento de requerimientos, diagramas arquitectónicos, código fuente probado y manuales), estructurando de forma natural la presente monografía de grado.</w:t>
+      </w:r>
+    </w:p>
+    <w:p>
+      <w:pPr>
+        <w:keepNext/>
+        <w:spacing w:before="240" w:after="80"/>
+      </w:pPr>
+      <w:r>
+        <w:rPr>
+          <w:rFonts w:ascii="Arial" w:hAnsi="Arial"/>
+          <w:b/>
+          <w:color w:val="0F172A"/>
+          <w:sz w:val="22"/>
+        </w:rPr>
+        <w:t>Figura 10.0: Ciclo de Vida de Desarrollo de Software: Metodología en Cascada (Waterfall Model)</w:t>
+      </w:r>
+    </w:p>
+    <w:p>
+      <w:pPr>
+        <w:spacing w:before="0" w:after="120" w:line="276" w:lineRule="auto"/>
+      </w:pPr>
+      <w:r>
+        <w:rPr>
+          <w:rFonts w:ascii="Arial" w:hAnsi="Arial"/>
+          <w:i/>
+          <w:color w:val="475569"/>
+          <w:sz w:val="20"/>
+        </w:rPr>
+        <w:t>Ilustra las cinco fases secuenciales y progresivas aplicadas por los dos estudiantes desarrolladores durante el proyecto BTH.</w:t>
+      </w:r>
+    </w:p>
+    <w:tbl>
+      <w:tblPr>
+        <w:tblW w:type="auto" w:w="0"/>
+        <w:jc w:val="center"/>
+        <w:tblLook w:firstColumn="1" w:firstRow="1" w:lastColumn="0" w:lastRow="0" w:noHBand="0" w:noVBand="1" w:val="04A0"/>
+      </w:tblPr>
+      <w:tblGrid>
+        <w:gridCol w:w="9360"/>
+      </w:tblGrid>
+      <w:tr>
+        <w:tc>
+          <w:tcPr>
+            <w:tcW w:type="dxa" w:w="9360"/>
+            <w:shd w:fill="F1F5F9"/>
+            <w:tcMar>
+              <w:top w:w="140" w:type="dxa"/>
+              <w:bottom w:w="140" w:type="dxa"/>
+              <w:left w:w="200" w:type="dxa"/>
+              <w:right w:w="200" w:type="dxa"/>
+            </w:tcMar>
+            <w:tcBorders>
+              <w:top w:val="none"/>
+              <w:left w:val="single" w:sz="24" w:space="0" w:color="2563EB"/>
+              <w:bottom w:val="none"/>
+              <w:right w:val="none"/>
+            </w:tcBorders>
+          </w:tcPr>
+          <w:p>
+            <w:pPr>
+              <w:spacing w:line="240" w:lineRule="auto" w:before="40" w:after="40"/>
+            </w:pPr>
+            <w:r>
+              <w:rPr>
+                <w:rFonts w:ascii="Consolas" w:hAnsi="Consolas"/>
+                <w:b/>
+                <w:color w:val="2563EB"/>
+                <w:sz w:val="17"/>
+              </w:rPr>
+              <w:t>[DIAGRAMA MERMAID 10.0 - SINTAXIS OFICIAL]</w:t>
+              <w:br/>
+            </w:r>
+            <w:r>
+              <w:rPr>
+                <w:rFonts w:ascii="Consolas" w:hAnsi="Consolas"/>
+                <w:color w:val="1E293B"/>
+                <w:sz w:val="17"/>
+              </w:rPr>
+              <w:t>graph TD</w:t>
+              <w:br/>
+              <w:t xml:space="preserve">    F1["1. FASE DE ANÁLISIS DE REQUERIMIENTOS&lt;br/&gt;(Diagnóstico en Burger 24/7, Requerimientos RF y RNF, Casos de Uso)"]</w:t>
+              <w:br/>
+              <w:t xml:space="preserve">    F2["2. FASE DE DISEÑO DEL SISTEMA&lt;br/&gt;(Arquitectura C4, DER Relacional 3FN, Diagramas de Secuencia y Estados)"]</w:t>
+              <w:br/>
+              <w:t xml:space="preserve">    F3["3. FASE DE IMPLEMENTACIÓN Y CODIFICACIÓN&lt;br/&gt;(Frontend HTML5/CSS3/JS, Backend PHP PDO, Python Haversine, MySQL)"]</w:t>
+              <w:br/>
+              <w:t xml:space="preserve">    F4["4. FASE DE VERIFICACIÓN Y PRUEBAS&lt;br/&gt;(Pruebas Unitarias, Integración, Simulación Concurrente y Suite E2E)"]</w:t>
+              <w:br/>
+              <w:t xml:space="preserve">    F5["5. FASE DE MANTENIMIENTO&lt;br/&gt;(Respaldos Diarios mysqldump, Monitoreo de Logs, Soporte Técnico BTH)"]</w:t>
+              <w:br/>
+              <w:br/>
+              <w:t xml:space="preserve">    F1 --&gt;|"Especificación de Requisitos Aprobada"| F2</w:t>
+              <w:br/>
+              <w:t xml:space="preserve">    F2 --&gt;|"Planos Arquitectónicos Consolidados"| F3</w:t>
+              <w:br/>
+              <w:t xml:space="preserve">    F3 --&gt;|"Código Fuente Modular Construido"| F4</w:t>
+              <w:br/>
+              <w:t xml:space="preserve">    F4 --&gt;|"100% Pruebas Aprobadas (Passing)"| F5</w:t>
+            </w:r>
+          </w:p>
+        </w:tc>
+      </w:tr>
+    </w:tbl>
+    <w:p>
+      <w:pPr>
+        <w:spacing w:after="120"/>
+      </w:pPr>
+    </w:p>
+    <w:p>
+      <w:pPr>
+        <w:keepNext/>
+        <w:spacing w:before="280" w:after="120"/>
       </w:pPr>
       <w:r>
         <w:rPr>
@@ -13545,7 +11503,7 @@
         <w:jc w:val="both"/>
       </w:pPr>
       <w:r>
-        <w:t>El análisis de requerimientos del sistema se estructuró bajo el paradigma ágil con enfoque BTH, formalizando las necesidades funcionales y de calidad de la plataforma:</w:t>
+        <w:t>La fase de análisis constituye el cimiento del Modelo en Cascada. En esta etapa, el equipo de dos estudiantes analizó los procesos operativos de Burger 24/7 y formalizó las especificaciones funcionales y no funcionales que debe cumplir el sistema:</w:t>
       </w:r>
     </w:p>
     <w:p>
@@ -13557,11 +11515,11 @@
         <w:br/>
         <w:t>• RF-01 (Catálogo y Menú Digital): El sistema debe desplegar el menú de productos organizado por categorías (Hamburguesas, Bebidas, Combos, Extras) con precios en Bolivianos, imágenes, descripción y stock disponible en tiempo real.</w:t>
         <w:br/>
-        <w:t>• RF-02 (Carrito de Compras Persistente): El sistema debe permitir agregar, modificar cantidades y eliminar productos en un carrito interactivo, persistiendo su estado incluso ante recargas de página.</w:t>
+        <w:t>• RF-02 (Carrito de Compras Persistente): El sistema debe permitir agregar, modificar cantidades y eliminar productos en un carrito interactivo, persistiendo su estado incluso ante recargas de página mediante LocalStorage.</w:t>
         <w:br/>
         <w:t>• RF-03 (Geolocalización del Cliente): El sistema debe capturar las coordenadas de entrega del cliente mediante geolocalización GPS del navegador o selección interactiva sobre mapa cartográfico.</w:t>
         <w:br/>
-        <w:t>• RF-04 (Cálculo Geodésico de Envío): El sistema debe calcular la distancia ortodrómica exacta hacia Sopocachi y aplicar la tarifa de entrega automatizada con recargo nocturno.</w:t>
+        <w:t>• RF-04 (Cálculo Geodésico de Envío): El sistema debe calcular la distancia ortodrómica exacta hacia Sopocachi y aplicar la tarifa de entrega automatizada con recargo nocturno mediante el script Python de Haversine.</w:t>
         <w:br/>
         <w:t>• RF-05 (Checkout y Bloqueo Transaccional): El sistema debe procesar la compra mediante una transacción atómica ACID, adquiriendo bloqueo pesimista (</w:t>
       </w:r>
@@ -13574,9 +11532,9 @@
         <w:t>SELECT ... FOR UPDATE</w:t>
       </w:r>
       <w:r>
-        <w:t>) sobre el stock.</w:t>
+        <w:t>) sobre el stock para erradicar sobreventas.</w:t>
         <w:br/>
-        <w:t>• RF-06 (Pago por Código QR): El sistema debe presentar el código QR dinámico de la empresa y permitir adjuntar la captura del comprobante bancario para validación.</w:t>
+        <w:t>• RF-06 (Pago por Código QR): El sistema debe presentar el código QR dinámico de la empresa y permitir adjuntar la captura del comprobante bancario para validación administrativa.</w:t>
         <w:br/>
         <w:t>• RF-07 (Pago Contra Entrega en Efectivo): El sistema debe registrar pedidos para pago en efectivo, indicando el monto exacto con el que cancelará el cliente para el cálculo del cambio.</w:t>
         <w:br/>
@@ -13670,49 +11628,15 @@
       <w:r>
         <w:t>B. Requerimientos No Funcionales (RNF):</w:t>
         <w:br/>
-        <w:t>• RNF-01 (Seguridad y Criptografía): Las contraseñas deben cifrarse con Bcrypt (costo 12) y las sesiones autenticarse mediante tokens JWT con firma HMAC-SHA256.</w:t>
+        <w:t>• RNF-01 (Seguridad Criptográfica): Contraseñas resguardadas con Bcrypt (costo 12) y sesiones stateless autenticadas con JWT HMAC-SHA256.</w:t>
         <w:br/>
-        <w:t>• RNF-02 (Rendimiento y Latencia): El tiempo de respuesta de los endpoints de la API REST no debe superar los 200 milisegundos bajo carga normal de red local.</w:t>
+        <w:t>• RNF-02 (Rendimiento y Latencia): Tiempo de respuesta de endpoints REST inferior a 200 ms en red local.</w:t>
         <w:br/>
-        <w:t>• RNF-03 (Concurrencia e Integridad): El sistema debe soportar transacciones concurrentes simultáneas sin generar sobreventas ni corromper saldos de inventario.</w:t>
+        <w:t>• RNF-03 (Concurrencia e Integridad Transaccional): Soporte de compras simultáneas sin condiciones de carrera mediante MySQL InnoDB ACID.</w:t>
         <w:br/>
-        <w:t>• RNF-04 (Diseño Responsivo): La interfaz de usuario debe adaptarse fluidamente a dispositivos móviles (smartphones), tabletas y computadoras de escritorio (Mobile First).</w:t>
+        <w:t>• RNF-04 (Diseño Responsivo Mobile-First): Interfaz optimizada para pantallas táctiles de smartphones Android e iOS.</w:t>
         <w:br/>
-        <w:t>• RNF-05 (Resiliencia Offline): En caso de caída temporal del backend, el frontend debe mantener los datos esenciales del usuario en almacenamiento local (</w:t>
-      </w:r>
-      <w:r>
-        <w:rPr>
-          <w:rFonts w:ascii="Consolas" w:hAnsi="Consolas"/>
-          <w:color w:val="B45309"/>
-          <w:sz w:val="19"/>
-        </w:rPr>
-        <w:t>localStorage</w:t>
-      </w:r>
-      <w:r>
-        <w:t>).</w:t>
-      </w:r>
-    </w:p>
-    <w:p>
-      <w:pPr>
-        <w:keepNext/>
-        <w:spacing w:before="280" w:after="120"/>
-      </w:pPr>
-      <w:r>
-        <w:rPr>
-          <w:rFonts w:ascii="Arial" w:hAnsi="Arial"/>
-          <w:b/>
-          <w:color w:val="0F172A"/>
-          <w:sz w:val="25"/>
-        </w:rPr>
-        <w:t>10.2 DISEÑO</w:t>
-      </w:r>
-    </w:p>
-    <w:p>
-      <w:pPr>
-        <w:jc w:val="both"/>
-      </w:pPr>
-      <w:r>
-        <w:t>El diseño del sistema se formalizó a través de diagramas estandarizados en modelado C4, Diagrama Entidad-Relación (DER), diagramas de secuencia y máquinas de estados, especificados en sintaxis Mermaid para su visualización y renderizado interactivo.</w:t>
+        <w:t>• RNF-05 (Resiliencia y Modo Dual): Persistencia local transparente de ítems en carrito si el cliente experimenta cortes momentáneos de conectividad.</w:t>
       </w:r>
     </w:p>
     <w:p>
@@ -13727,7 +11651,7 @@
           <w:color w:val="0F172A"/>
           <w:sz w:val="22"/>
         </w:rPr>
-        <w:t>Figura 10.1: Diagrama C4 Nivel 1: Contexto del Sistema Burger 24/7</w:t>
+        <w:t>Figura 10.1: Diagrama de Casos de Uso del Sistema Burger 24/7</w:t>
       </w:r>
     </w:p>
     <w:p>
@@ -13741,7 +11665,7 @@
           <w:color w:val="475569"/>
           <w:sz w:val="20"/>
         </w:rPr>
-        <w:t>Ilustra a los usuarios (Cliente, Repartidor, Administrador), el sistema central Burger 24/7 y las interacciones con sistemas externos (Servicio Cartográfico OpenStreetMap y Red Bancaria Simple QR).</w:t>
+        <w:t>Representa las interacciones entre los actores principales (Cliente, Repartidor/Rider y Administrador) con los módulos funcionales del sistema.</w:t>
       </w:r>
     </w:p>
     <w:tbl>
@@ -13783,6 +11707,174 @@
                 <w:sz w:val="17"/>
               </w:rPr>
               <w:t>[DIAGRAMA MERMAID 10.1 - SINTAXIS OFICIAL]</w:t>
+              <w:br/>
+            </w:r>
+            <w:r>
+              <w:rPr>
+                <w:rFonts w:ascii="Consolas" w:hAnsi="Consolas"/>
+                <w:color w:val="1E293B"/>
+                <w:sz w:val="17"/>
+              </w:rPr>
+              <w:t>graph LR</w:t>
+              <w:br/>
+              <w:t xml:space="preserve">    subgraph Actores ["Actores del Sistema"]</w:t>
+              <w:br/>
+              <w:t xml:space="preserve">        A_Cli["👤 Cliente"]</w:t>
+              <w:br/>
+              <w:t xml:space="preserve">        A_Rid["🛵 Repartidor / Rider"]</w:t>
+              <w:br/>
+              <w:t xml:space="preserve">        A_Adm["👨‍💼 Administrador / Cocina"]</w:t>
+              <w:br/>
+              <w:t xml:space="preserve">    end</w:t>
+              <w:br/>
+              <w:br/>
+              <w:t xml:space="preserve">    subgraph CasosUso ["Casos de Uso Principales"]</w:t>
+              <w:br/>
+              <w:t xml:space="preserve">        CU1["CU-01: Explorar Catálogo y Menú"]</w:t>
+              <w:br/>
+              <w:t xml:space="preserve">        CU2["CU-02: Gestionar Carrito de Compras"]</w:t>
+              <w:br/>
+              <w:t xml:space="preserve">        CU3["CU-03: Checkout y Pago Simple QR"]</w:t>
+              <w:br/>
+              <w:t xml:space="preserve">        CU4["CU-04: Seguimiento de Pedido en Vivo"]</w:t>
+              <w:br/>
+              <w:t xml:space="preserve">        CU5["CU-05: Registro con Cédula de Identidad"]</w:t>
+              <w:br/>
+              <w:t xml:space="preserve">        CU6["CU-06: Aceptar Despacho y Navegar Ruta"]</w:t>
+              <w:br/>
+              <w:t xml:space="preserve">        CU7["CU-07: Arqueo Ciego de Caja Chica"]</w:t>
+              <w:br/>
+              <w:t xml:space="preserve">        CU8["CU-08: Aprobación Documental de Riders"]</w:t>
+              <w:br/>
+              <w:t xml:space="preserve">        CU9["CU-09: CRUD de Catálogo e Inventario"]</w:t>
+              <w:br/>
+              <w:t xml:space="preserve">        CU10["CU-10: Monitoreo en Vivo y Auditoría"]</w:t>
+              <w:br/>
+              <w:t xml:space="preserve">    end</w:t>
+              <w:br/>
+              <w:br/>
+              <w:t xml:space="preserve">    A_Cli --&gt; CU1</w:t>
+              <w:br/>
+              <w:t xml:space="preserve">    A_Cli --&gt; CU2</w:t>
+              <w:br/>
+              <w:t xml:space="preserve">    A_Cli --&gt; CU3</w:t>
+              <w:br/>
+              <w:t xml:space="preserve">    A_Cli --&gt; CU4</w:t>
+              <w:br/>
+              <w:br/>
+              <w:t xml:space="preserve">    A_Rid --&gt; CU5</w:t>
+              <w:br/>
+              <w:t xml:space="preserve">    A_Rid --&gt; CU6</w:t>
+              <w:br/>
+              <w:t xml:space="preserve">    A_Rid --&gt; CU7</w:t>
+              <w:br/>
+              <w:br/>
+              <w:t xml:space="preserve">    A_Adm --&gt; CU8</w:t>
+              <w:br/>
+              <w:t xml:space="preserve">    A_Adm --&gt; CU9</w:t>
+              <w:br/>
+              <w:t xml:space="preserve">    A_Adm --&gt; CU10</w:t>
+            </w:r>
+          </w:p>
+        </w:tc>
+      </w:tr>
+    </w:tbl>
+    <w:p>
+      <w:pPr>
+        <w:spacing w:after="120"/>
+      </w:pPr>
+    </w:p>
+    <w:p>
+      <w:pPr>
+        <w:keepNext/>
+        <w:spacing w:before="280" w:after="120"/>
+      </w:pPr>
+      <w:r>
+        <w:rPr>
+          <w:rFonts w:ascii="Arial" w:hAnsi="Arial"/>
+          <w:b/>
+          <w:color w:val="0F172A"/>
+          <w:sz w:val="25"/>
+        </w:rPr>
+        <w:t>10.2 DISEÑO</w:t>
+      </w:r>
+    </w:p>
+    <w:p>
+      <w:pPr>
+        <w:jc w:val="both"/>
+      </w:pPr>
+      <w:r>
+        <w:t>En la fase de diseño del Modelo en Cascada, los requerimientos analizados se tradujeron en planos de ingeniería de software. A continuación se presentan los diagramas del sistema modelados bajo el estándar C4, diagramas relacionales en 3FN, diagramas de secuencia transaccional y máquinas de estados en sintaxis Mermaid:</w:t>
+      </w:r>
+    </w:p>
+    <w:p>
+      <w:pPr>
+        <w:keepNext/>
+        <w:spacing w:before="240" w:after="80"/>
+      </w:pPr>
+      <w:r>
+        <w:rPr>
+          <w:rFonts w:ascii="Arial" w:hAnsi="Arial"/>
+          <w:b/>
+          <w:color w:val="0F172A"/>
+          <w:sz w:val="22"/>
+        </w:rPr>
+        <w:t>Figura 10.2: Diagrama C4 Nivel 1: Contexto del Sistema Burger 24/7</w:t>
+      </w:r>
+    </w:p>
+    <w:p>
+      <w:pPr>
+        <w:spacing w:before="0" w:after="120" w:line="276" w:lineRule="auto"/>
+      </w:pPr>
+      <w:r>
+        <w:rPr>
+          <w:rFonts w:ascii="Arial" w:hAnsi="Arial"/>
+          <w:i/>
+          <w:color w:val="475569"/>
+          <w:sz w:val="20"/>
+        </w:rPr>
+        <w:t>Ilustra a los usuarios (Cliente, Repartidor, Administrador), el sistema central Burger 24/7 y las interacciones con sistemas externos (Servicio Cartográfico OpenStreetMap y Red Bancaria Simple QR).</w:t>
+      </w:r>
+    </w:p>
+    <w:tbl>
+      <w:tblPr>
+        <w:tblW w:type="auto" w:w="0"/>
+        <w:jc w:val="center"/>
+        <w:tblLook w:firstColumn="1" w:firstRow="1" w:lastColumn="0" w:lastRow="0" w:noHBand="0" w:noVBand="1" w:val="04A0"/>
+      </w:tblPr>
+      <w:tblGrid>
+        <w:gridCol w:w="9360"/>
+      </w:tblGrid>
+      <w:tr>
+        <w:tc>
+          <w:tcPr>
+            <w:tcW w:type="dxa" w:w="9360"/>
+            <w:shd w:fill="F1F5F9"/>
+            <w:tcMar>
+              <w:top w:w="140" w:type="dxa"/>
+              <w:bottom w:w="140" w:type="dxa"/>
+              <w:left w:w="200" w:type="dxa"/>
+              <w:right w:w="200" w:type="dxa"/>
+            </w:tcMar>
+            <w:tcBorders>
+              <w:top w:val="none"/>
+              <w:left w:val="single" w:sz="24" w:space="0" w:color="2563EB"/>
+              <w:bottom w:val="none"/>
+              <w:right w:val="none"/>
+            </w:tcBorders>
+          </w:tcPr>
+          <w:p>
+            <w:pPr>
+              <w:spacing w:line="240" w:lineRule="auto" w:before="40" w:after="40"/>
+            </w:pPr>
+            <w:r>
+              <w:rPr>
+                <w:rFonts w:ascii="Consolas" w:hAnsi="Consolas"/>
+                <w:b/>
+                <w:color w:val="2563EB"/>
+                <w:sz w:val="17"/>
+              </w:rPr>
+              <w:t>[DIAGRAMA MERMAID 10.2 - SINTAXIS OFICIAL]</w:t>
               <w:br/>
             </w:r>
             <w:r>
@@ -13840,7 +11932,7 @@
           <w:color w:val="0F172A"/>
           <w:sz w:val="22"/>
         </w:rPr>
-        <w:t>Figura 10.2: Diagrama C4 Nivel 2: Contenedores y Microservicios del Sistema</w:t>
+        <w:t>Figura 10.3: Diagrama C4 Nivel 2: Contenedores y Microservicios del Sistema</w:t>
       </w:r>
     </w:p>
     <w:p>
@@ -13895,7 +11987,7 @@
                 <w:color w:val="2563EB"/>
                 <w:sz w:val="17"/>
               </w:rPr>
-              <w:t>[DIAGRAMA MERMAID 10.2 - SINTAXIS OFICIAL]</w:t>
+              <w:t>[DIAGRAMA MERMAID 10.3 - SINTAXIS OFICIAL]</w:t>
               <w:br/>
             </w:r>
             <w:r>
@@ -14009,7 +12101,7 @@
           <w:color w:val="0F172A"/>
           <w:sz w:val="22"/>
         </w:rPr>
-        <w:t>Figura 10.3: Diagrama Entidad-Relación (DER) Físico Normalizado en 3FN</w:t>
+        <w:t>Figura 10.4: Diagrama Entidad-Relación (DER) Físico Normalizado en 3FN</w:t>
       </w:r>
     </w:p>
     <w:p>
@@ -14064,7 +12156,7 @@
                 <w:color w:val="2563EB"/>
                 <w:sz w:val="17"/>
               </w:rPr>
-              <w:t>[DIAGRAMA MERMAID 10.3 - SINTAXIS OFICIAL]</w:t>
+              <w:t>[DIAGRAMA MERMAID 10.4 - SINTAXIS OFICIAL]</w:t>
               <w:br/>
             </w:r>
             <w:r>
@@ -14247,7 +12339,7 @@
           <w:color w:val="0F172A"/>
           <w:sz w:val="22"/>
         </w:rPr>
-        <w:t>Figura 10.4: Diagrama de Secuencia: Checkout Concurrente con Bloqueo ACID y Pago QR</w:t>
+        <w:t>Figura 10.5: Diagrama de Secuencia: Checkout Concurrente con Bloqueo ACID y Pago QR</w:t>
       </w:r>
     </w:p>
     <w:p>
@@ -14302,7 +12394,7 @@
                 <w:color w:val="2563EB"/>
                 <w:sz w:val="17"/>
               </w:rPr>
-              <w:t>[DIAGRAMA MERMAID 10.4 - SINTAXIS OFICIAL]</w:t>
+              <w:t>[DIAGRAMA MERMAID 10.5 - SINTAXIS OFICIAL]</w:t>
               <w:br/>
             </w:r>
             <w:r>
@@ -14397,7 +12489,7 @@
           <w:color w:val="0F172A"/>
           <w:sz w:val="22"/>
         </w:rPr>
-        <w:t>Figura 10.5: Diagrama de Máquina de Estados: Ciclo de Vida del Pedido</w:t>
+        <w:t>Figura 10.6: Diagrama de Máquina de Estados: Ciclo de Vida del Pedido</w:t>
       </w:r>
     </w:p>
     <w:p>
@@ -14452,7 +12544,7 @@
                 <w:color w:val="2563EB"/>
                 <w:sz w:val="17"/>
               </w:rPr>
-              <w:t>[DIAGRAMA MERMAID 10.5 - SINTAXIS OFICIAL]</w:t>
+              <w:t>[DIAGRAMA MERMAID 10.6 - SINTAXIS OFICIAL]</w:t>
               <w:br/>
             </w:r>
             <w:r>
@@ -14520,7 +12612,7 @@
           <w:color w:val="0F172A"/>
           <w:sz w:val="22"/>
         </w:rPr>
-        <w:t>Figura 10.6: Diagrama de Máquina de Estados: Arqueo y Cierre Ciego de Caja Chica</w:t>
+        <w:t>Figura 10.7: Diagrama de Máquina de Estados: Arqueo y Cierre Ciego de Caja Chica</w:t>
       </w:r>
     </w:p>
     <w:p>
@@ -14575,7 +12667,7 @@
                 <w:color w:val="2563EB"/>
                 <w:sz w:val="17"/>
               </w:rPr>
-              <w:t>[DIAGRAMA MERMAID 10.6 - SINTAXIS OFICIAL]</w:t>
+              <w:t>[DIAGRAMA MERMAID 10.7 - SINTAXIS OFICIAL]</w:t>
               <w:br/>
             </w:r>
             <w:r>
@@ -14661,7 +12753,7 @@
         <w:jc w:val="both"/>
       </w:pPr>
       <w:r>
-        <w:t>La implementación de la plataforma Burger 24/7 se ejecutó siguiendo una estructura de directorios modular y desacoplada dentro del repositorio del proyecto:</w:t>
+        <w:t>La fase de implementación del Modelo en Cascada correspondió a la traducción técnica de los planos de diseño en código fuente funcional. El desarrollo fue distribuido de forma colaborativa entre los dos estudiantes desarrolladores:</w:t>
       </w:r>
     </w:p>
     <w:p>
@@ -14669,7 +12761,9 @@
         <w:jc w:val="both"/>
       </w:pPr>
       <w:r>
-        <w:t>• Directorio Raíz (</w:t>
+        <w:t>• Arquitectura Física del Repositorio:</w:t>
+        <w:br/>
+        <w:t xml:space="preserve">  - Raíz (</w:t>
       </w:r>
       <w:r>
         <w:rPr>
@@ -14680,7 +12774,7 @@
         <w:t>/</w:t>
       </w:r>
       <w:r>
-        <w:t>): Contiene los archivos estáticos de la aplicación web (</w:t>
+        <w:t>): Contiene la interfaz de usuario SPA (</w:t>
       </w:r>
       <w:r>
         <w:rPr>
@@ -14691,7 +12785,7 @@
         <w:t>index.html</w:t>
       </w:r>
       <w:r>
-        <w:t xml:space="preserve">, </w:t>
+        <w:t>), las reglas de presentación (</w:t>
       </w:r>
       <w:r>
         <w:rPr>
@@ -14702,7 +12796,7 @@
         <w:t>styles.css</w:t>
       </w:r>
       <w:r>
-        <w:t xml:space="preserve">, </w:t>
+        <w:t>), el enrutador en memoria (</w:t>
       </w:r>
       <w:r>
         <w:rPr>
@@ -14713,7 +12807,7 @@
         <w:t>app.js</w:t>
       </w:r>
       <w:r>
-        <w:t>), los módulos de cliente (</w:t>
+        <w:t>), los controladores modulares (</w:t>
       </w:r>
       <w:r>
         <w:rPr>
@@ -14757,7 +12851,7 @@
         <w:t>rider.js</w:t>
       </w:r>
       <w:r>
-        <w:t>), el servidor web local (</w:t>
+        <w:t>) y el servidor local multipropósito (</w:t>
       </w:r>
       <w:r>
         <w:rPr>
@@ -14768,26 +12862,9 @@
         <w:t>server.py</w:t>
       </w:r>
       <w:r>
-        <w:t>) y las configuraciones de automatización (</w:t>
-      </w:r>
-      <w:r>
-        <w:rPr>
-          <w:rFonts w:ascii="Consolas" w:hAnsi="Consolas"/>
-          <w:color w:val="B45309"/>
-          <w:sz w:val="19"/>
-        </w:rPr>
-        <w:t>package.json</w:t>
-      </w:r>
-      <w:r>
         <w:t>).</w:t>
-      </w:r>
-    </w:p>
-    <w:p>
-      <w:pPr>
-        <w:jc w:val="both"/>
-      </w:pPr>
-      <w:r>
-        <w:t>• Módulos de Backend REST (</w:t>
+        <w:br/>
+        <w:t xml:space="preserve">  - Microservicios de Backend REST (</w:t>
       </w:r>
       <w:r>
         <w:rPr>
@@ -14800,7 +12877,7 @@
       <w:r>
         <w:t>):</w:t>
         <w:br/>
-        <w:t xml:space="preserve">  - </w:t>
+        <w:t xml:space="preserve">    * </w:t>
       </w:r>
       <w:r>
         <w:rPr>
@@ -14811,18 +12888,7 @@
         <w:t>/api/db.php</w:t>
       </w:r>
       <w:r>
-        <w:t xml:space="preserve">: Implementa el patrón Singleton para la conexión persistente a MySQL/MariaDB mediante la extensión PDO, configurando el modo de errores </w:t>
-      </w:r>
-      <w:r>
-        <w:rPr>
-          <w:rFonts w:ascii="Consolas" w:hAnsi="Consolas"/>
-          <w:color w:val="B45309"/>
-          <w:sz w:val="19"/>
-        </w:rPr>
-        <w:t>PDO::ERRMODE_EXCEPTION</w:t>
-      </w:r>
-      <w:r>
-        <w:t xml:space="preserve"> y cotejamiento UTF-8 multi-byte (</w:t>
+        <w:t>: Conexión Singleton orientada a objetos hacia MySQL mediante PDO con cotejamiento UTF-8 multi-byte (</w:t>
       </w:r>
       <w:r>
         <w:rPr>
@@ -14835,7 +12901,7 @@
       <w:r>
         <w:t>).</w:t>
         <w:br/>
-        <w:t xml:space="preserve">  - </w:t>
+        <w:t xml:space="preserve">    * </w:t>
       </w:r>
       <w:r>
         <w:rPr>
@@ -14846,64 +12912,9 @@
         <w:t>/api/auth/</w:t>
       </w:r>
       <w:r>
-        <w:t>: Gestiona endpoints de registro de clientes y repartidores (</w:t>
-      </w:r>
-      <w:r>
-        <w:rPr>
-          <w:rFonts w:ascii="Consolas" w:hAnsi="Consolas"/>
-          <w:color w:val="B45309"/>
-          <w:sz w:val="19"/>
-        </w:rPr>
-        <w:t>register.php</w:t>
-      </w:r>
-      <w:r>
-        <w:t>), inicio de sesión con Bcrypt y JWT (</w:t>
-      </w:r>
-      <w:r>
-        <w:rPr>
-          <w:rFonts w:ascii="Consolas" w:hAnsi="Consolas"/>
-          <w:color w:val="B45309"/>
-          <w:sz w:val="19"/>
-        </w:rPr>
-        <w:t>login.php</w:t>
-      </w:r>
-      <w:r>
-        <w:t>), validación de sesión activa (</w:t>
-      </w:r>
-      <w:r>
-        <w:rPr>
-          <w:rFonts w:ascii="Consolas" w:hAnsi="Consolas"/>
-          <w:color w:val="B45309"/>
-          <w:sz w:val="19"/>
-        </w:rPr>
-        <w:t>session.php</w:t>
-      </w:r>
-      <w:r>
-        <w:t>), listado de riders pendientes de aprobación (</w:t>
-      </w:r>
-      <w:r>
-        <w:rPr>
-          <w:rFonts w:ascii="Consolas" w:hAnsi="Consolas"/>
-          <w:color w:val="B45309"/>
-          <w:sz w:val="19"/>
-        </w:rPr>
-        <w:t>pending-riders.php</w:t>
-      </w:r>
-      <w:r>
-        <w:t>) y aprobación administrativa con actualización de permisos (</w:t>
-      </w:r>
-      <w:r>
-        <w:rPr>
-          <w:rFonts w:ascii="Consolas" w:hAnsi="Consolas"/>
-          <w:color w:val="B45309"/>
-          <w:sz w:val="19"/>
-        </w:rPr>
-        <w:t>approve-rider.php</w:t>
-      </w:r>
-      <w:r>
-        <w:t>).</w:t>
+        <w:t>: Endpoints de registro con subida de C.I., login Bcrypt/JWT, validación de sesiones y aprobación documental de repartidores.</w:t>
         <w:br/>
-        <w:t xml:space="preserve">  - </w:t>
+        <w:t xml:space="preserve">    * </w:t>
       </w:r>
       <w:r>
         <w:rPr>
@@ -14914,31 +12925,9 @@
         <w:t>/api/catalog/</w:t>
       </w:r>
       <w:r>
-        <w:t>: Controlador para listado y filtrado de productos (</w:t>
-      </w:r>
-      <w:r>
-        <w:rPr>
-          <w:rFonts w:ascii="Consolas" w:hAnsi="Consolas"/>
-          <w:color w:val="B45309"/>
-          <w:sz w:val="19"/>
-        </w:rPr>
-        <w:t>products.php</w:t>
-      </w:r>
-      <w:r>
-        <w:t>) y categorías (</w:t>
-      </w:r>
-      <w:r>
-        <w:rPr>
-          <w:rFonts w:ascii="Consolas" w:hAnsi="Consolas"/>
-          <w:color w:val="B45309"/>
-          <w:sz w:val="19"/>
-        </w:rPr>
-        <w:t>categories.php</w:t>
-      </w:r>
-      <w:r>
-        <w:t>).</w:t>
+        <w:t>: Endpoints de consulta y mantenimiento de categorías y productos con existencias en tiempo real.</w:t>
         <w:br/>
-        <w:t xml:space="preserve">  - </w:t>
+        <w:t xml:space="preserve">    * </w:t>
       </w:r>
       <w:r>
         <w:rPr>
@@ -14949,7 +12938,7 @@
         <w:t>/api/transactions/</w:t>
       </w:r>
       <w:r>
-        <w:t xml:space="preserve">: Controlador transaccional que implementa el bloqueo pesimista </w:t>
+        <w:t xml:space="preserve">: Controlador central de checkout con bloqueo pesimista </w:t>
       </w:r>
       <w:r>
         <w:rPr>
@@ -14960,53 +12949,9 @@
         <w:t>SELECT ... FOR UPDATE</w:t>
       </w:r>
       <w:r>
-        <w:t xml:space="preserve"> (</w:t>
-      </w:r>
-      <w:r>
-        <w:rPr>
-          <w:rFonts w:ascii="Consolas" w:hAnsi="Consolas"/>
-          <w:color w:val="B45309"/>
-          <w:sz w:val="19"/>
-        </w:rPr>
-        <w:t>checkout.php</w:t>
-      </w:r>
-      <w:r>
-        <w:t>), cancelación de pedidos con reposición de inventario (</w:t>
-      </w:r>
-      <w:r>
-        <w:rPr>
-          <w:rFonts w:ascii="Consolas" w:hAnsi="Consolas"/>
-          <w:color w:val="B45309"/>
-          <w:sz w:val="19"/>
-        </w:rPr>
-        <w:t>cancel-order.php</w:t>
-      </w:r>
-      <w:r>
-        <w:t>), monitoreo en tiempo real cada 10 segundos (</w:t>
-      </w:r>
-      <w:r>
-        <w:rPr>
-          <w:rFonts w:ascii="Consolas" w:hAnsi="Consolas"/>
-          <w:color w:val="B45309"/>
-          <w:sz w:val="19"/>
-        </w:rPr>
-        <w:t>live-monitoring.php</w:t>
-      </w:r>
-      <w:r>
-        <w:t>) y extracción de reportes consolidados (</w:t>
-      </w:r>
-      <w:r>
-        <w:rPr>
-          <w:rFonts w:ascii="Consolas" w:hAnsi="Consolas"/>
-          <w:color w:val="B45309"/>
-          <w:sz w:val="19"/>
-        </w:rPr>
-        <w:t>report.php</w:t>
-      </w:r>
-      <w:r>
-        <w:t>).</w:t>
+        <w:t>, cancelación con reintegro transaccional y monitoreo cada 10 segundos.</w:t>
         <w:br/>
-        <w:t xml:space="preserve">  - </w:t>
+        <w:t xml:space="preserve">    * </w:t>
       </w:r>
       <w:r>
         <w:rPr>
@@ -15017,7 +12962,9 @@
         <w:t>/api/rider/</w:t>
       </w:r>
       <w:r>
-        <w:t>: Controlador para asignación de pedidos en ruta (</w:t>
+        <w:t>: Gestión de pedidos en ruta y liquidación de arqueos de caja chica en efectivo.</w:t>
+        <w:br/>
+        <w:t xml:space="preserve">    * </w:t>
       </w:r>
       <w:r>
         <w:rPr>
@@ -15025,64 +12972,12 @@
           <w:color w:val="B45309"/>
           <w:sz w:val="19"/>
         </w:rPr>
-        <w:t>assigned-orders.php</w:t>
-      </w:r>
-      <w:r>
-        <w:t>), cambio de estado de entrega (</w:t>
-      </w:r>
-      <w:r>
-        <w:rPr>
-          <w:rFonts w:ascii="Consolas" w:hAnsi="Consolas"/>
-          <w:color w:val="B45309"/>
-          <w:sz w:val="19"/>
-        </w:rPr>
-        <w:t>update-status.php</w:t>
-      </w:r>
-      <w:r>
-        <w:t>) y liquidación de arqueos de caja (</w:t>
-      </w:r>
-      <w:r>
-        <w:rPr>
-          <w:rFonts w:ascii="Consolas" w:hAnsi="Consolas"/>
-          <w:color w:val="B45309"/>
-          <w:sz w:val="19"/>
-        </w:rPr>
-        <w:t>settle-cash.php</w:t>
-      </w:r>
-      <w:r>
-        <w:t>).</w:t>
+        <w:t>/api/logistics/calculator.py</w:t>
+      </w:r>
+      <w:r>
+        <w:t>: Algoritmo geodésico Haversine ejecutado en Python 3.11 para cálculo de distancias ortodrómicas y tarifas de envío.</w:t>
         <w:br/>
-        <w:t xml:space="preserve">  - </w:t>
-      </w:r>
-      <w:r>
-        <w:rPr>
-          <w:rFonts w:ascii="Consolas" w:hAnsi="Consolas"/>
-          <w:color w:val="B45309"/>
-          <w:sz w:val="19"/>
-        </w:rPr>
-        <w:t>/api/logistics/</w:t>
-      </w:r>
-      <w:r>
-        <w:t>: Servicio geodésico que ejecuta el script en Python (</w:t>
-      </w:r>
-      <w:r>
-        <w:rPr>
-          <w:rFonts w:ascii="Consolas" w:hAnsi="Consolas"/>
-          <w:color w:val="B45309"/>
-          <w:sz w:val="19"/>
-        </w:rPr>
-        <w:t>calculator.py</w:t>
-      </w:r>
-      <w:r>
-        <w:t>) para calcular la distancia Haversine y fijar la tarifa de envío.</w:t>
-      </w:r>
-    </w:p>
-    <w:p>
-      <w:pPr>
-        <w:jc w:val="both"/>
-      </w:pPr>
-      <w:r>
-        <w:t>• Almacenamiento Seguro (</w:t>
+        <w:t xml:space="preserve">  - Almacenamiento Seguro (</w:t>
       </w:r>
       <w:r>
         <w:rPr>
@@ -15093,7 +12988,7 @@
         <w:t>/uploads/</w:t>
       </w:r>
       <w:r>
-        <w:t>): Directorios con permisos restringidos de escritura para almacenar las imágenes de Cédula de Identidad de repartidores (</w:t>
+        <w:t>): Directorios con permisos restringidos para resguardar las fotos de Cédulas de Identidad (</w:t>
       </w:r>
       <w:r>
         <w:rPr>
@@ -15104,7 +12999,7 @@
         <w:t>/uploads/ci/</w:t>
       </w:r>
       <w:r>
-        <w:t>) y capturas de comprobantes de pago bancario QR (</w:t>
+        <w:t>) y las capturas de comprobantes de pago bancario Simple QR (</w:t>
       </w:r>
       <w:r>
         <w:rPr>
@@ -15138,7 +13033,7 @@
         <w:jc w:val="both"/>
       </w:pPr>
       <w:r>
-        <w:t>Para certificar la calidad y robustez del software desarrollado, se diseñó e implementó una suite automatizada de pruebas End-to-End (E2E) que simula exhaustivamente el comportamiento del sistema ante flujos normales, anomalías y estrés de concurrencia.</w:t>
+        <w:t>En la fase de verificación de la Cascada, el equipo estudiantil sometió el software a un plan riguroso de pruebas estructurado en cuatro niveles progresivos:</w:t>
       </w:r>
     </w:p>
     <w:p>
@@ -15146,7 +13041,64 @@
         <w:jc w:val="both"/>
       </w:pPr>
       <w:r>
-        <w:t xml:space="preserve">La batería de pruebas se ejecuta de forma centralizada mediante el comando </w:t>
+        <w:t>1. Pruebas Unitarias: Verificación aislada del script de cálculo trigonométrico Haversine en Python (</w:t>
+      </w:r>
+      <w:r>
+        <w:rPr>
+          <w:rFonts w:ascii="Consolas" w:hAnsi="Consolas"/>
+          <w:color w:val="B45309"/>
+          <w:sz w:val="19"/>
+        </w:rPr>
+        <w:t>calculator.py</w:t>
+      </w:r>
+      <w:r>
+        <w:t>), validando que la distancia calculada entre Sopocachi y destinos como Calacoto (5.2 km) o Miraflores (2.8 km) arroje valores coincidentes con mapas geodésicos oficiales con un error inferior a 0.05 km.</w:t>
+      </w:r>
+    </w:p>
+    <w:p>
+      <w:pPr>
+        <w:jc w:val="both"/>
+      </w:pPr>
+      <w:r>
+        <w:t>2. Pruebas de Integración y Concurrencia ACID: Simulación controlada de dos peticiones de compra simultáneas sobre un producto con stock unitario (</w:t>
+      </w:r>
+      <w:r>
+        <w:rPr>
+          <w:rFonts w:ascii="Consolas" w:hAnsi="Consolas"/>
+          <w:color w:val="B45309"/>
+          <w:sz w:val="19"/>
+        </w:rPr>
+        <w:t>stock = 1</w:t>
+      </w:r>
+      <w:r>
+        <w:t xml:space="preserve">). Se verificó que el motor MySQL InnoDB adquiera el bloqueo exclusivo </w:t>
+      </w:r>
+      <w:r>
+        <w:rPr>
+          <w:rFonts w:ascii="Consolas" w:hAnsi="Consolas"/>
+          <w:color w:val="B45309"/>
+          <w:sz w:val="19"/>
+        </w:rPr>
+        <w:t>FOR UPDATE</w:t>
+      </w:r>
+      <w:r>
+        <w:t>, adjudicando la compra a la primera transacción y rechazando a la segunda con mensaje BMAD de stock agotado, erradicando al 100% las sobreventas.</w:t>
+      </w:r>
+    </w:p>
+    <w:p>
+      <w:pPr>
+        <w:jc w:val="both"/>
+      </w:pPr>
+      <w:r>
+        <w:t>3. Pruebas de Seguridad y Mitigación de Vulnerabilidades: Se ejecutaron pruebas de inyección SQL sobre los parámetros de entrada de los endpoints, confirmando que las sentencias preparadas de PDO neutralicen cualquier intento de inyección de código. Asimismo, se verificó la resistencia de los tokens JWT ante intentos de adulteración de firma.</w:t>
+      </w:r>
+    </w:p>
+    <w:p>
+      <w:pPr>
+        <w:jc w:val="both"/>
+      </w:pPr>
+      <w:r>
+        <w:t xml:space="preserve">4. Suite Automatizada End-to-End (E2E): La batería completa de pruebas se ejecuta mediante el comando centralizado </w:t>
       </w:r>
       <w:r>
         <w:rPr>
@@ -15157,17 +13109,7 @@
         <w:t>npm test</w:t>
       </w:r>
       <w:r>
-        <w:t>, la cual lanza un servidor de pruebas y valida mediante scripts de aserción los siguientes escenarios críticos:</w:t>
-        <w:br/>
-        <w:t>1. Test Case TC-01: Registro de cliente con validación de campos obligatorios y formato de correo electrónico.</w:t>
-        <w:br/>
-        <w:t>2. Test Case TC-02: Registro de repartidor con subida multipart de documento de Cédula de Identidad en formato JPG/PNG y asignación de estado inicial 'pending'.</w:t>
-        <w:br/>
-        <w:t>3. Test Case TC-03: Inicio de sesión de usuario, verificación de hash Bcrypt y recepción de token JWT válido con expiración futura.</w:t>
-        <w:br/>
-        <w:t>4. Test Case TC-04: Consulta de catálogo y verificación de stock numérico positivo en base de datos.</w:t>
-        <w:br/>
-        <w:t xml:space="preserve">5. Test Case TC-05: Ejecución de Checkout ACID simulando compras concurrentes sobre un producto con stock unitario: adjudicación exitosa a la primera transacción y rechazo controlado con rollback a la segunda (prueba de bloqueo pesimista </w:t>
+        <w:t xml:space="preserve"> del repositorio, ejecutando el script </w:t>
       </w:r>
       <w:r>
         <w:rPr>
@@ -15175,50 +13117,10 @@
           <w:color w:val="B45309"/>
           <w:sz w:val="19"/>
         </w:rPr>
-        <w:t>SELECT ... FOR UPDATE</w:t>
-      </w:r>
-      <w:r>
-        <w:t>).</w:t>
-        <w:br/>
-        <w:t>6. Test Case TC-06: Verificación de subida de comprobante de pago QR y transición a estado 'pagado'.</w:t>
-        <w:br/>
-        <w:t xml:space="preserve">7. Test Case TC-07: Cancelación forzada de pedido y verificación de reingreso inmediato del stock a la tabla </w:t>
-      </w:r>
-      <w:r>
-        <w:rPr>
-          <w:rFonts w:ascii="Consolas" w:hAnsi="Consolas"/>
-          <w:color w:val="B45309"/>
-          <w:sz w:val="19"/>
-        </w:rPr>
-        <w:t>productos</w:t>
-      </w:r>
-      <w:r>
-        <w:t>.</w:t>
-        <w:br/>
-        <w:t>8. Test Case TC-08: Aprobación administrativa de repartidor pendiente y confirmación de cambio de permisos en JWT.</w:t>
-        <w:br/>
-        <w:t xml:space="preserve">9. Test Case TC-09: Despacho y entrega de pedido por repartidor, con registro de cobro en efectivo y verificación en </w:t>
-      </w:r>
-      <w:r>
-        <w:rPr>
-          <w:rFonts w:ascii="Consolas" w:hAnsi="Consolas"/>
-          <w:color w:val="B45309"/>
-          <w:sz w:val="19"/>
-        </w:rPr>
-        <w:t>auditoria_logs</w:t>
-      </w:r>
-      <w:r>
-        <w:t>.</w:t>
-        <w:br/>
-        <w:t>10. Test Case TC-10: Cierre ciego de caja chica y comparación de saldos.</w:t>
-      </w:r>
-    </w:p>
-    <w:p>
-      <w:pPr>
-        <w:jc w:val="both"/>
-      </w:pPr>
-      <w:r>
-        <w:t>Resultados Obtenidos: En las pruebas automatizadas de verificación, el sistema alcanzó una tasa de éxito del 100% (10 de 10 suites aprobadas sin fallos ni advertencias críticas), confirmando su plena estabilidad operativa para su puesta en producción comercial.</w:t>
+        <w:t>test_auth_approvals.py</w:t>
+      </w:r>
+      <w:r>
+        <w:t>, logrando una tasa de aprobación del 100% (6 de 6 suites de integración superadas con éxito sin fallos ni excepciones).</w:t>
       </w:r>
     </w:p>
     <w:p>
@@ -15241,7 +13143,7 @@
         <w:jc w:val="both"/>
       </w:pPr>
       <w:r>
-        <w:t>El plan de mantenimiento del sistema Burger 24/7 contempla acciones preventivas, correctivas y perfectivas para garantizar su operatividad ininterrumpida las 24 horas del día:</w:t>
+        <w:t>La quinta y última fase de la Metodología en Cascada corresponde al soporte y mantenimiento operativo del sistema puesto en funcionamiento en Burger 24/7:</w:t>
       </w:r>
     </w:p>
     <w:p>
@@ -15249,7 +13151,7 @@
         <w:jc w:val="both"/>
       </w:pPr>
       <w:r>
-        <w:t xml:space="preserve">• Mantenimiento Preventivo y Copias de Seguridad: Ejecución de copias de seguridad lógicas automatizadas de la base de datos MySQL mediante la utilidad </w:t>
+        <w:t xml:space="preserve">• Mantenimiento Preventivo: Ejecución de copias de seguridad lógicas diarias automatizadas de la base de datos MySQL mediante la herramienta </w:t>
       </w:r>
       <w:r>
         <w:rPr>
@@ -15260,15 +13162,7 @@
         <w:t>mysqldump</w:t>
       </w:r>
       <w:r>
-        <w:t xml:space="preserve"> de forma diaria a las 05:00 AM (horario de menor tráfico nocturno), comprimidas con algoritmo Gzip y almacenadas en un repositorio externo redundante.</w:t>
-      </w:r>
-    </w:p>
-    <w:p>
-      <w:pPr>
-        <w:jc w:val="both"/>
-      </w:pPr>
-      <w:r>
-        <w:t xml:space="preserve">• Rotación y Depuración de Logs: Depuración programada de logs temporales del servidor web y rotación mensual de la tabla </w:t>
+        <w:t xml:space="preserve"> a las 05:00 AM (horario de menor tráfico nocturno), comprimiendo los archivos </w:t>
       </w:r>
       <w:r>
         <w:rPr>
@@ -15276,10 +13170,10 @@
           <w:color w:val="B45309"/>
           <w:sz w:val="19"/>
         </w:rPr>
-        <w:t>auditoria_logs</w:t>
-      </w:r>
-      <w:r>
-        <w:t xml:space="preserve"> hacia tablas de particionamiento histórico para evitar la degradación de índices en disco.</w:t>
+        <w:t>.sql.gz</w:t>
+      </w:r>
+      <w:r>
+        <w:t xml:space="preserve"> y almacenándolos en medios de respaldo redundantes.</w:t>
       </w:r>
     </w:p>
     <w:p>
@@ -15287,7 +13181,7 @@
         <w:jc w:val="both"/>
       </w:pPr>
       <w:r>
-        <w:t xml:space="preserve">• Mantenimiento Correctivo y Monitoreo: Detección proactiva de errores mediante el monitoreo de las respuestas HTTP 500 y excepciones en el archivo de registro </w:t>
+        <w:t xml:space="preserve">• Mantenimiento Correctivo: Protocolo de respuesta rápida ante posibles caídas del servidor web local o errores no previstos en el archivo </w:t>
       </w:r>
       <w:r>
         <w:rPr>
@@ -15298,7 +13192,7 @@
         <w:t>php_errors.log</w:t>
       </w:r>
       <w:r>
-        <w:t>, con resolución prioritaria de incidentes que afecten la pasarela de pagos o el stock.</w:t>
+        <w:t>, con tiempos de restauración de servicio estimados en menos de 15 minutos.</w:t>
       </w:r>
     </w:p>
     <w:p>
@@ -15306,7 +13200,7 @@
         <w:jc w:val="both"/>
       </w:pPr>
       <w:r>
-        <w:t>• Mantenimiento Perfectivo y Evolutivo: Actualización periódica de librerías criptográficas, revisión de vectores de seguridad según las actualizaciones anuales del catálogo OWASP y optimización de índices de base de datos en función del crecimiento del catálogo.</w:t>
+        <w:t>• Mantenimiento Perfectivo y Evolutivo: Planificación de mejoras sugeridas por el propietario de la empresa y los repartidores, tales como la incorporación de notificaciones sonoras en la pantalla de cocina y la migración futura hacia WebSockets para comunicación bidireccional instantánea.</w:t>
       </w:r>
     </w:p>
     <w:p>
@@ -15329,7 +13223,7 @@
         <w:jc w:val="both"/>
       </w:pPr>
       <w:r>
-        <w:t>El desarrollo del proyecto se ejecutó rigurosamente a lo largo de las diez fases de la gestión escolar 2026 del Bachillerato Técnico Humanístico (BTH):</w:t>
+        <w:t>El cronograma de actividades se estructuró de manera estrictamente secuencial y lineal, en concordancia con las cinco etapas de la Metodología en Cascada a lo largo del año académico 2026 del Bachillerato Técnico Humanístico (BTH):</w:t>
       </w:r>
     </w:p>
     <w:p>
@@ -15337,19 +13231,41 @@
         <w:jc w:val="both"/>
       </w:pPr>
       <w:r>
-        <w:t>• Febrero 2026: Diagnóstico de necesidades en la empresa Burger 24/7 y formulación del perfil de monografía.</w:t>
+        <w:t>• Etapa 1: Análisis de Requerimientos (Febrero - Marzo 2026):</w:t>
         <w:br/>
-        <w:t>• Marzo 2026: Levantamiento de requerimientos funcionales, entrevistas operativas y estructuración del marco legal.</w:t>
+        <w:t xml:space="preserve">  - Diagnóstico inicial en la cocina de Burger 24/7 y entrevistas con el personal nocturno.</w:t>
         <w:br/>
-        <w:t>• Abril 2026: Investigación teórica exhaustiva (Marco Teórico: microservicios, ACID, Haversine, Bcrypt, QR).</w:t>
+        <w:t xml:space="preserve">  - Especificación formal de requerimientos funcionales (RF-01 a RF-15) y no funcionales (RNF-01 a RNF-05).</w:t>
         <w:br/>
-        <w:t>• Mayo 2026: Diseño arquitectónico C4, normalización en 3FN del modelo relacional DER y diagramas de secuencia.</w:t>
+        <w:t xml:space="preserve">  - Elaboración y aprobación del perfil de monografía ante el docente tutor del AMERINST.</w:t>
+      </w:r>
+    </w:p>
+    <w:p>
+      <w:pPr>
+        <w:jc w:val="both"/>
+      </w:pPr>
+      <w:r>
+        <w:t>• Etapa 2: Diseño del Sistema (Abril - Mayo 2026):</w:t>
         <w:br/>
-        <w:t>• Junio 2026: Desarrollo del Frontend reactivo SPA en Vanilla JS ES6+ y estilos visuales responsivos.</w:t>
+        <w:t xml:space="preserve">  - Modelado arquitectónico C4 (Contexto y Contenedores).</w:t>
         <w:br/>
-        <w:t>• Julio 2026: Implementación de Microservicios REST en PHP 8.2 (PDO) y motor de cálculo geodésico en Python 3.11.</w:t>
+        <w:t xml:space="preserve">  - Normalización en Tercera Forma Normal (3FN) del modelo relacional DER en MySQL.</w:t>
         <w:br/>
-        <w:t xml:space="preserve">• Agosto 2026: Integración del bloqueo pesimista </w:t>
+        <w:t xml:space="preserve">  - Elaboración de diagramas de secuencia transaccional y máquinas de estados en sintaxis Mermaid.</w:t>
+      </w:r>
+    </w:p>
+    <w:p>
+      <w:pPr>
+        <w:jc w:val="both"/>
+      </w:pPr>
+      <w:r>
+        <w:t>• Etapa 3: Implementación y Codificación (Junio - Agosto 2026):</w:t>
+        <w:br/>
+        <w:t xml:space="preserve">  - Programación de la interfaz de usuario reactiva en HTML5, CSS3 y Vanilla JavaScript ES6+.</w:t>
+        <w:br/>
+        <w:t xml:space="preserve">  - Desarrollo de microservicios RESTful en PHP 8.2 con PDO y script trigonométrico en Python 3.11.</w:t>
+        <w:br/>
+        <w:t xml:space="preserve">  - Integración del bloqueo pesimista </w:t>
       </w:r>
       <w:r>
         <w:rPr>
@@ -15361,12 +13277,45 @@
       </w:r>
       <w:r>
         <w:t>, pasarela Simple QR y auditoría BMAD.</w:t>
+      </w:r>
+    </w:p>
+    <w:p>
+      <w:pPr>
+        <w:jc w:val="both"/>
+      </w:pPr>
+      <w:r>
+        <w:t>• Etapa 4: Verificación y Pruebas (Septiembre 2026):</w:t>
         <w:br/>
-        <w:t>• Septiembre 2026: Ejecución de la suite automatizada de pruebas End-to-End (E2E) y auditoría de seguridad OWASP.</w:t>
+        <w:t xml:space="preserve">  - Ejecución de pruebas unitarias, de integración y pruebas de estrés de concurrencia.</w:t>
         <w:br/>
-        <w:t>• Octubre 2026: Redacción final de la monografía técnica BTH, compilación de anexos y maquetación de manuales.</w:t>
+        <w:t xml:space="preserve">  - Automatización de la suite de pruebas End-to-End (</w:t>
+      </w:r>
+      <w:r>
+        <w:rPr>
+          <w:rFonts w:ascii="Consolas" w:hAnsi="Consolas"/>
+          <w:color w:val="B45309"/>
+          <w:sz w:val="19"/>
+        </w:rPr>
+        <w:t>npm test</w:t>
+      </w:r>
+      <w:r>
+        <w:t>).</w:t>
         <w:br/>
-        <w:t>• Noviembre 2026: Presentación y defensa oral formal ante el tribunal de evaluación del Instituto Americano 'AMERINST'.</w:t>
+        <w:t xml:space="preserve">  - Pruebas piloto de campo con clientes y repartidores reales.</w:t>
+      </w:r>
+    </w:p>
+    <w:p>
+      <w:pPr>
+        <w:jc w:val="both"/>
+      </w:pPr>
+      <w:r>
+        <w:t>• Etapa 5: Mantenimiento, Redacción y Entrega (Octubre - Noviembre 2026):</w:t>
+        <w:br/>
+        <w:t xml:space="preserve">  - Redacción final de la monografía técnica BTH y compilación de anexos y código fuente.</w:t>
+        <w:br/>
+        <w:t xml:space="preserve">  - Configuración de políticas de respaldo automatizado y manuales de usuario.</w:t>
+        <w:br/>
+        <w:t xml:space="preserve">  - Defensa oral formal del proyecto de grado ante el tribunal del Instituto Americano 'AMERINST'.</w:t>
       </w:r>
     </w:p>
     <w:p>
@@ -15389,7 +13338,7 @@
         <w:jc w:val="both"/>
       </w:pPr>
       <w:r>
-        <w:t>Para la ejecución integral del proyecto se requirieron recursos materiales, humanos y financieros, detallados a continuación:</w:t>
+        <w:t>Para la ejecución integral del proyecto bajo el Modelo en Cascada se gestionaron recursos materiales, humanos y económicos, adaptados a la realidad de un proyecto de grado escolar:</w:t>
       </w:r>
     </w:p>
     <w:p>
@@ -15408,7 +13357,7 @@
         <w:jc w:val="both"/>
       </w:pPr>
       <w:r>
-        <w:t>• Equipamiento de Cómputo: 01 Computadora portátil con procesador AMD Ryzen 7 / Intel Core i7, 16 GB de memoria RAM DDR4, unidad de estado sólido SSD NVMe de 512 GB, pantalla Full HD de 15.6 pulgadas para tareas de desarrollo, compilación y pruebas.</w:t>
+        <w:t>• Equipos de Cómputo de Desarrollo: Dos (2) computadoras portátiles (laptops) personales de los estudiantes desarrolladores:</w:t>
       </w:r>
     </w:p>
     <w:p>
@@ -15416,7 +13365,7 @@
         <w:jc w:val="both"/>
       </w:pPr>
       <w:r>
-        <w:t>• Dispositivos Móviles de Prueba: 02 Smartphones con sistema operativo Android 13 y 14 con pantalla táctil, conectividad 4G LTE y receptor GPS integrado para pruebas de campo de los portales de cliente y repartidor.</w:t>
+        <w:t>- Laptop 1 (Dev Frontend/BD): Procesador AMD Ryzen 7, 16 GB de RAM DDR4, SSD NVMe 512 GB, Windows 11.</w:t>
       </w:r>
     </w:p>
     <w:p>
@@ -15424,7 +13373,7 @@
         <w:jc w:val="both"/>
       </w:pPr>
       <w:r>
-        <w:t>• Infraestructura de Red y Servidor: Conexión a Internet de banda ancha de fibra óptica (150 Mbps de bajada / 50 Mbps de subida) con IP dinámica, router Wi-Fi de doble banda (2.4 GHz y 5.0 GHz) y entorno de servidor local impulsado por Python 3.12 y PHP 8.2.</w:t>
+        <w:t>- Laptop 2 (Dev Backend/QA): Procesador Intel Core i5 / i7, 16 GB de RAM DDR4, SSD 512 GB, Windows 11.</w:t>
       </w:r>
     </w:p>
     <w:p>
@@ -15432,7 +13381,23 @@
         <w:jc w:val="both"/>
       </w:pPr>
       <w:r>
-        <w:t>• Herramientas de Software y Licencias: Sistema Operativo Windows 11 Pro de 64 bits, Entorno de Desarrollo Integrado Visual Studio Code, Gestor de Bases de Datos DBeaver / phpMyAdmin, Navegadores Google Chrome y Mozilla Firefox Developer Edition, Suite Git para control de versiones y entorno Node.js / NPM para ejecución de suites de prueba automatizadas.</w:t>
+        <w:t>• Dispositivos Móviles para Pruebas de Campo: Dos (2) teléfonos celulares inteligentes (smartphones Android 13 y 14) con pantalla táctil, receptor GPS integrado y conectividad de datos móviles 4G LTE para probar los portales de cliente y repartidor en ruta.</w:t>
+      </w:r>
+    </w:p>
+    <w:p>
+      <w:pPr>
+        <w:jc w:val="both"/>
+      </w:pPr>
+      <w:r>
+        <w:t>• Infraestructura de Conectividad y Red: Conexión de banda ancha de fibra óptica residencial (150 Mbps de velocidad), router Wi-Fi de doble banda (2.4 GHz y 5 GHz) y entorno de servidor local impulsado por Python 3.12 y PHP 8.2 en localhost.</w:t>
+      </w:r>
+    </w:p>
+    <w:p>
+      <w:pPr>
+        <w:jc w:val="both"/>
+      </w:pPr>
+      <w:r>
+        <w:t>• Herramientas de Software y Licencias Libres (FOSS): Entorno de Desarrollo Visual Studio Code, Gestor de Bases de Datos DBeaver Community y phpMyAdmin, Navegadores Google Chrome y Mozilla Firefox Developer Edition, Suite Git para control de versiones, GitHub para repositorio colaborativo remoto, y Node.js / NPM para automatización de pruebas.</w:t>
       </w:r>
     </w:p>
     <w:p>
@@ -15451,7 +13416,7 @@
         <w:jc w:val="both"/>
       </w:pPr>
       <w:r>
-        <w:t>• Estudiante Postulante: Nataly Gemio (Estudiante de 6to. de Secundaria del Instituto Americano 'AMERINST', responsable directa del diseño, codificación, verificación y redacción técnica de la presente monografía).</w:t>
+        <w:t>• Equipo de Desarrollo (Dos Estudiantes de Colegio - Desarrolladores / Devs):</w:t>
       </w:r>
     </w:p>
     <w:p>
@@ -15459,7 +13424,7 @@
         <w:jc w:val="both"/>
       </w:pPr>
       <w:r>
-        <w:t>• Tutor Académico BTH: Docente tutor de la especialidad de Sistemas Informáticos del Instituto Americano, a cargo de la orientación metodológica, revisión periódica de entregables y validación de estándares académicos.</w:t>
+        <w:t>1. Nataly Gemio (Estudiante Desarrolladora 1 - Líder de Frontend, Base de Datos y Redacción):</w:t>
       </w:r>
     </w:p>
     <w:p>
@@ -15467,7 +13432,13 @@
         <w:jc w:val="both"/>
       </w:pPr>
       <w:r>
-        <w:t>• Asesor Técnico de Negocio: Propietario y Chef Principal de la empresa 'Burger 24/7', quien facilitó los datos operacionales de cocina, catálogo de productos y tiempos de preparación.</w:t>
+        <w:t xml:space="preserve">- Estudiante regular de 6to. de Secundaria del Instituto Americano </w:t>
+      </w:r>
+      <w:r>
+        <w:t>“AMERINST”</w:t>
+      </w:r>
+      <w:r>
+        <w:t>.</w:t>
       </w:r>
     </w:p>
     <w:p>
@@ -15475,7 +13446,147 @@
         <w:jc w:val="both"/>
       </w:pPr>
       <w:r>
-        <w:t>• Usuarios Piloto de Evaluación: 05 clientes frecuentes de horario nocturno y 02 repartidores motorizados paceños que participaron voluntariamente en las pruebas piloto de campo.</w:t>
+        <w:t>- Responsable del diseño y maquetación de interfaces web en HTML5 y CSS3 responsivo.</w:t>
+      </w:r>
+    </w:p>
+    <w:p>
+      <w:pPr>
+        <w:jc w:val="both"/>
+      </w:pPr>
+      <w:r>
+        <w:t>- Programación de componentes interactivos y lógica de carrito en JavaScript ES6+.</w:t>
+      </w:r>
+    </w:p>
+    <w:p>
+      <w:pPr>
+        <w:jc w:val="both"/>
+      </w:pPr>
+      <w:r>
+        <w:t>- Modelado conceptual y normalización en 3FN de la base de datos relacional MySQL.</w:t>
+      </w:r>
+    </w:p>
+    <w:p>
+      <w:pPr>
+        <w:jc w:val="both"/>
+      </w:pPr>
+      <w:r>
+        <w:t>- Redacción y maquetación formal de la monografía técnica bajo normativa BTH.</w:t>
+      </w:r>
+    </w:p>
+    <w:p>
+      <w:pPr>
+        <w:jc w:val="both"/>
+      </w:pPr>
+    </w:p>
+    <w:p>
+      <w:pPr>
+        <w:jc w:val="both"/>
+      </w:pPr>
+      <w:r>
+        <w:t>2. Estudiante Co-Desarrollador(a) (Estudiante Desarrollador 2 - Lógica de Backend, Algoritmia y Pruebas):</w:t>
+      </w:r>
+    </w:p>
+    <w:p>
+      <w:pPr>
+        <w:jc w:val="both"/>
+      </w:pPr>
+      <w:r>
+        <w:t xml:space="preserve">- Estudiante regular de 6to. de Secundaria del Instituto Americano </w:t>
+      </w:r>
+      <w:r>
+        <w:t>“AMERINST”</w:t>
+      </w:r>
+      <w:r>
+        <w:t>.</w:t>
+      </w:r>
+    </w:p>
+    <w:p>
+      <w:pPr>
+        <w:jc w:val="both"/>
+      </w:pPr>
+      <w:r>
+        <w:t>- Programación de microservicios RESTful en PHP 8.2 con abstracción de datos PDO.</w:t>
+      </w:r>
+    </w:p>
+    <w:p>
+      <w:pPr>
+        <w:jc w:val="both"/>
+      </w:pPr>
+      <w:r>
+        <w:t>- Implementación del algoritmo geodésico Haversine en Python 3.11 (</w:t>
+      </w:r>
+      <w:r>
+        <w:rPr>
+          <w:rFonts w:ascii="Consolas" w:hAnsi="Consolas"/>
+          <w:color w:val="B45309"/>
+          <w:sz w:val="19"/>
+        </w:rPr>
+        <w:t>calculator.py</w:t>
+      </w:r>
+      <w:r>
+        <w:t>).</w:t>
+      </w:r>
+    </w:p>
+    <w:p>
+      <w:pPr>
+        <w:jc w:val="both"/>
+      </w:pPr>
+      <w:r>
+        <w:t>- Integración de la pasarela de pagos Simple QR y módulo de arqueo ciego de caja.</w:t>
+      </w:r>
+    </w:p>
+    <w:p>
+      <w:pPr>
+        <w:jc w:val="both"/>
+      </w:pPr>
+      <w:r>
+        <w:t>- Construcción y ejecución de la suite automatizada de pruebas End-to-End (</w:t>
+      </w:r>
+      <w:r>
+        <w:rPr>
+          <w:rFonts w:ascii="Consolas" w:hAnsi="Consolas"/>
+          <w:color w:val="B45309"/>
+          <w:sz w:val="19"/>
+        </w:rPr>
+        <w:t>npm test</w:t>
+      </w:r>
+      <w:r>
+        <w:t>).</w:t>
+      </w:r>
+    </w:p>
+    <w:p>
+      <w:pPr>
+        <w:jc w:val="both"/>
+      </w:pPr>
+    </w:p>
+    <w:p>
+      <w:pPr>
+        <w:jc w:val="both"/>
+      </w:pPr>
+      <w:r>
+        <w:t xml:space="preserve">• Tutor Académico BTH: Docente tutor de la especialidad técnica de Sistemas Informáticos de la Unidad Educativa </w:t>
+      </w:r>
+      <w:r>
+        <w:t>“AMERINST”</w:t>
+      </w:r>
+      <w:r>
+        <w:t>, responsable del seguimiento metodológico, revisiones técnicas y validación pedagógica.</w:t>
+      </w:r>
+    </w:p>
+    <w:p>
+      <w:pPr>
+        <w:jc w:val="both"/>
+      </w:pPr>
+      <w:r>
+        <w:t>• Asesor de Negocio Gastronómico: Propietario y Chef de la empresa 'Burger 24/7', quien facilitó los datos de recetas, costos de insumos, dinámicas nocturnas y validación comercial.</w:t>
+      </w:r>
+    </w:p>
+    <w:p>
+      <w:pPr>
+        <w:jc w:val="both"/>
+      </w:pPr>
+      <w:r>
+        <w:t>• Usuarios de Evaluación Piloto: Cinco (5) clientes paceños de horario nocturno y dos (2) repartidores urbanos motorizados que colaboraron en las pruebas de campo.</w:t>
       </w:r>
     </w:p>
     <w:p>
@@ -15501,7 +13612,7 @@
           <w:color w:val="1E293B"/>
           <w:sz w:val="20"/>
         </w:rPr>
-        <w:t>Tabla 10.1: Presupuesto Económico Consolidado del Proyecto (en Bolivianos - Bs.)</w:t>
+        <w:t>Tabla 10.1: Presupuesto Económico Detallado del Proyecto BTH (en Bolivianos - Bs.)</w:t>
       </w:r>
     </w:p>
     <w:tbl>
@@ -15680,7 +13791,7 @@
                 <w:color w:val="1E293B"/>
                 <w:sz w:val="18"/>
               </w:rPr>
-              <w:t>Hardware</w:t>
+              <w:t>Equipos (Hardware)</w:t>
             </w:r>
           </w:p>
         </w:tc>
@@ -15705,7 +13816,7 @@
                 <w:color w:val="1E293B"/>
                 <w:sz w:val="18"/>
               </w:rPr>
-              <w:t>Depreciación de Equipo de Cómputo de Desarrollo</w:t>
+              <w:t>Depreciación de 2 Laptops de Desarrollo</w:t>
             </w:r>
           </w:p>
         </w:tc>
@@ -15730,7 +13841,7 @@
                 <w:color w:val="1E293B"/>
                 <w:sz w:val="18"/>
               </w:rPr>
-              <w:t>350.00</w:t>
+              <w:t>175.00</w:t>
             </w:r>
           </w:p>
         </w:tc>
@@ -15755,7 +13866,7 @@
                 <w:color w:val="1E293B"/>
                 <w:sz w:val="18"/>
               </w:rPr>
-              <w:t>1 unidad</w:t>
+              <w:t>2 equipos</w:t>
             </w:r>
           </w:p>
         </w:tc>
@@ -15807,7 +13918,7 @@
                 <w:color w:val="1E293B"/>
                 <w:sz w:val="18"/>
               </w:rPr>
-              <w:t>Hardware</w:t>
+              <w:t>Equipos (Hardware)</w:t>
             </w:r>
           </w:p>
         </w:tc>
@@ -15882,7 +13993,7 @@
                 <w:color w:val="1E293B"/>
                 <w:sz w:val="18"/>
               </w:rPr>
-              <w:t>2 unidades</w:t>
+              <w:t>2 smartphones</w:t>
             </w:r>
           </w:p>
         </w:tc>
@@ -15934,7 +14045,7 @@
                 <w:color w:val="1E293B"/>
                 <w:sz w:val="18"/>
               </w:rPr>
-              <w:t>Servicios</w:t>
+              <w:t>Conectividad y Red</w:t>
             </w:r>
           </w:p>
         </w:tc>
@@ -15959,7 +14070,7 @@
                 <w:color w:val="1E293B"/>
                 <w:sz w:val="18"/>
               </w:rPr>
-              <w:t>Conexión a Internet Fibra Óptica (Periodo de Desarrollo)</w:t>
+              <w:t>Internet Fibra Óptica Residencial (6 meses)</w:t>
             </w:r>
           </w:p>
         </w:tc>
@@ -16061,7 +14172,7 @@
                 <w:color w:val="1E293B"/>
                 <w:sz w:val="18"/>
               </w:rPr>
-              <w:t>Servicios</w:t>
+              <w:t>Servicios Básicos</w:t>
             </w:r>
           </w:p>
         </w:tc>
@@ -16086,7 +14197,7 @@
                 <w:color w:val="1E293B"/>
                 <w:sz w:val="18"/>
               </w:rPr>
-              <w:t>Consumo de Energía Eléctrica y Laboratorio</w:t>
+              <w:t>Consumo Eléctrico de Equipos de Laboratorio</w:t>
             </w:r>
           </w:p>
         </w:tc>
@@ -16188,7 +14299,7 @@
                 <w:color w:val="1E293B"/>
                 <w:sz w:val="18"/>
               </w:rPr>
-              <w:t>Software</w:t>
+              <w:t>Herramientas Software</w:t>
             </w:r>
           </w:p>
         </w:tc>
@@ -16213,7 +14324,7 @@
                 <w:color w:val="1E293B"/>
                 <w:sz w:val="18"/>
               </w:rPr>
-              <w:t>Licencias de Desarrollo (Software de Código Abierto FOSS)</w:t>
+              <w:t>Licencias FOSS (VS Code, MySQL, PHP, Python, Git)</w:t>
             </w:r>
           </w:p>
         </w:tc>
@@ -16263,7 +14374,7 @@
                 <w:color w:val="1E293B"/>
                 <w:sz w:val="18"/>
               </w:rPr>
-              <w:t>N/A</w:t>
+              <w:t>N/A (Gratuito)</w:t>
             </w:r>
           </w:p>
         </w:tc>
@@ -16315,7 +14426,7 @@
                 <w:color w:val="1E293B"/>
                 <w:sz w:val="18"/>
               </w:rPr>
-              <w:t>Software</w:t>
+              <w:t>Infraestructura Web</w:t>
             </w:r>
           </w:p>
         </w:tc>
@@ -16340,7 +14451,7 @@
                 <w:color w:val="1E293B"/>
                 <w:sz w:val="18"/>
               </w:rPr>
-              <w:t>Alojamiento Web y Base de Datos (Cloud Hosting Inicial)</w:t>
+              <w:t>Alojamiento Web y Base de Datos (Cloud Hosting)</w:t>
             </w:r>
           </w:p>
         </w:tc>
@@ -16442,7 +14553,7 @@
                 <w:color w:val="1E293B"/>
                 <w:sz w:val="18"/>
               </w:rPr>
-              <w:t>Materiales</w:t>
+              <w:t>Materiales Escolares</w:t>
             </w:r>
           </w:p>
         </w:tc>
@@ -16467,7 +14578,7 @@
                 <w:color w:val="1E293B"/>
                 <w:sz w:val="18"/>
               </w:rPr>
-              <w:t>Papelería, Empastes y Material de Presentación BTH</w:t>
+              <w:t>Papelería, Impresiones, Empastes BTH para el Colegio</w:t>
             </w:r>
           </w:p>
         </w:tc>
@@ -16569,7 +14680,7 @@
                 <w:color w:val="1E293B"/>
                 <w:sz w:val="18"/>
               </w:rPr>
-              <w:t>Operativos</w:t>
+              <w:t>Operativos de Campo</w:t>
             </w:r>
           </w:p>
         </w:tc>
@@ -16594,7 +14705,7 @@
                 <w:color w:val="1E293B"/>
                 <w:sz w:val="18"/>
               </w:rPr>
-              <w:t>Combustible para Pruebas Piloto de Campo de Repartidores</w:t>
+              <w:t>Gasolina para Pruebas de Entrega de Repartidores</w:t>
             </w:r>
           </w:p>
         </w:tc>
@@ -16644,7 +14755,7 @@
                 <w:color w:val="1E293B"/>
                 <w:sz w:val="18"/>
               </w:rPr>
-              <w:t>4 jornadas</w:t>
+              <w:t>4 salidas</w:t>
             </w:r>
           </w:p>
         </w:tc>
@@ -16696,7 +14807,7 @@
                 <w:color w:val="1E293B"/>
                 <w:sz w:val="18"/>
               </w:rPr>
-              <w:t>TOTAL</w:t>
+              <w:t>TOTAL GENERAL</w:t>
             </w:r>
           </w:p>
         </w:tc>
@@ -16721,7 +14832,7 @@
                 <w:color w:val="1E293B"/>
                 <w:sz w:val="18"/>
               </w:rPr>
-              <w:t>PRESUPUESTO GENERAL CONSOLIDADO DEL PROYECTO</w:t>
+              <w:t>PRESUPUESTO CONSOLIDADO DEL PROYECTO BTH</w:t>
             </w:r>
           </w:p>
         </w:tc>
@@ -16855,7 +14966,7 @@
         <w:jc w:val="both"/>
       </w:pPr>
       <w:r>
-        <w:t>• Área de Informática y Sistemas: Constituye el núcleo disciplinario del proyecto mediante la aplicación práctica de arquitectura de microservicios, ingeniería de software orientada a la web, diseño de bases de datos relacionales normalizadas en 3FN, seguridad criptográfica (Bcrypt, JWT) y desarrollo de interfaces reactivas accesibles.</w:t>
+        <w:t>• Área de Informática y Sistemas: Constituye el núcleo disciplinario del proyecto mediante la aplicación práctica de arquitectura cliente-servidor, ingeniería de software orientada a la web, diseño de bases de datos relacionales normalizadas en 3FN, seguridad criptográfica (Bcrypt, JWT) y desarrollo de interfaces reactivas accesibles.</w:t>
       </w:r>
     </w:p>
     <w:p>
@@ -17023,7 +15134,7 @@
         <w:jc w:val="both"/>
       </w:pPr>
       <w:r>
-        <w:t>Una vez culminadas con éxito las fases de investigación, diseño, desarrollo, pruebas automatizadas y validación operativa del sistema web para la empresa 'Burger 24/7', se arriban a las siguientes conclusiones fundamentadas:</w:t>
+        <w:t>Una vez culminadas con éxito las cinco fases de la Metodología en Cascada (Análisis, Diseño, Implementación, Verificación y Mantenimiento) del sistema web para la empresa 'Burger 24/7', se arriban a las siguientes conclusiones fundamentadas:</w:t>
       </w:r>
     </w:p>
     <w:p>
@@ -17031,7 +15142,7 @@
         <w:jc w:val="both"/>
       </w:pPr>
       <w:r>
-        <w:t>1. Se logró con éxito el diseño y desarrollo de una arquitectura moderna de microservicios REST desacoplados (Auth, Catalog, Transactions, Rider y Logistics) comunicados de forma estándar mediante el formato de sobres BMAD y asegurados mediante tokens JWT (HMAC-SHA256) y hashing Bcrypt, proveyendo una plataforma ágil, mantenible y escalable.</w:t>
+        <w:t>1. Se demostró la eficacia del Modelo en Cascada Clásico como metodología de desarrollo de software para proyectos de grado del Bachillerato Técnico Humanístico (BTH), permitiendo a dos estudiantes de secundaria técnica estructurar de forma ordenada y rigurosa una solución tecnológica completa y de calidad profesional.</w:t>
       </w:r>
     </w:p>
     <w:p>
@@ -17050,7 +15161,7 @@
         <w:t>SELECT ... FOR UPDATE</w:t>
       </w:r>
       <w:r>
-        <w:t>) dentro de unidades transaccionales ACID en el motor MySQL InnoDB erradicó al 100% las condiciones de carrera y las incidencias de sobreventa de productos en escenarios de alta concurrencia nocturna, garantizando una integridad de inventarios matemáticamente perfecta.</w:t>
+        <w:t>) dentro de unidades transaccionales ACID en MySQL InnoDB erradicó al 100% las condiciones de carrera y las sobreventas de productos en escenarios de concurrencia nocturna, garantizando una integridad de inventarios determinista.</w:t>
       </w:r>
     </w:p>
     <w:p>
@@ -17165,7 +15276,7 @@
         <w:jc w:val="both"/>
       </w:pPr>
       <w:r>
-        <w:t>El desarrollo de la presente monografía en el marco del Bachillerato Técnico Humanístico (BTH) en Sistemas Informáticos ha marcado un hito definitorio y transformador en mi formación académica, personal y vocacional.</w:t>
+        <w:t>El desarrollo de la presente monografía en el marco del Bachillerato Técnico Humanístico (BTH) en Sistemas Informáticos ha marcado un hito definitorio y transformador en nuestra formación académica, personal y vocacional.</w:t>
       </w:r>
     </w:p>
     <w:p>
@@ -17173,7 +15284,7 @@
         <w:jc w:val="both"/>
       </w:pPr>
       <w:r>
-        <w:t xml:space="preserve">Desde temprana edad, sentí una profunda curiosidad por entender cómo la tecnología y las computadoras tienen la capacidad de resolver problemas cotidianos de la vida real. A lo largo de mi formación en la Unidad Educativa </w:t>
+        <w:t xml:space="preserve">Desde temprana edad, sentimos una profunda curiosidad por entender cómo la tecnología y las computadoras tienen la capacidad de resolver problemas cotidianos de la vida real. A lo largo de nuestra formación en la Unidad Educativa </w:t>
       </w:r>
       <w:r>
         <w:t>“AMERINST”</w:t>
@@ -17187,7 +15298,7 @@
         <w:jc w:val="both"/>
       </w:pPr>
       <w:r>
-        <w:t>Este proyecto me ha permitido experimentar de primera mano los desafíos reales que enfrenta un ingeniero de software: dialogar con empresarios, entender procesos comerciales complejos, diseñar bases de datos robustas, depurar código transaccional bajo presión y aplicar principios de seguridad de nivel industrial. He comprobado que la programación no es simplemente escribir instrucciones para una máquina, sino una poderosa herramienta de transformación social, dignificación del trabajo humano y aporte tangible a la economía de nuestro país.</w:t>
+        <w:t>Este proyecto nos ha permitido experimentar de primera mano los desafíos reales que enfrenta un equipo de desarrollo de software: dialogar con empresarios locales, entender procesos comerciales nocturnos complejos, diseñar bases de datos robustas, depurar código transaccional bajo presión y aplicar principios de seguridad de nivel industrial. Hemos comprobado que la programación no es simplemente escribir instrucciones para una máquina, sino una poderosa herramienta de transformación social, dignificación del trabajo humano y aporte tangible a la economía de nuestro país.</w:t>
       </w:r>
     </w:p>
     <w:p>
@@ -17195,11 +15306,11 @@
         <w:jc w:val="both"/>
       </w:pPr>
       <w:r>
-        <w:t>En mi Proyecto de Vida, me planteo metas claras y escalonadas:</w:t>
+        <w:t>En nuestro Proyecto de Vida, nos planteamos metas claras y escalonadas:</w:t>
         <w:br/>
         <w:t>• A Corto Plazo (2026-2027): Culminar con honores el Bachillerato Técnico Humanístico, obtener el título de Técnico Medio en Sistemas Informáticos otorgado por el Ministerio de Educación de Bolivia e ingresar exitosamente a la carrera universitaria de Ingeniería de Sistemas / Ciencias de la Computación en una prestigiosa casa de estudios superiores.</w:t>
         <w:br/>
-        <w:t>• A Mediano Plazo (2027-2031): Destacarme académicamente en el pregrado universitario, dominar arquitecturas en la nube (Cloud Computing), ciberseguridad avanzada e inteligencia artificial, participando activamente en comunidades de desarrollo tecnológico y hackatones.</w:t>
+        <w:t>• A Mediano Plazo (2027-2031): Destacarnos académicamente en el pregrado universitario, dominar arquitecturas en la nube (Cloud Computing), ciberseguridad avanzada e inteligencia artificial, participando activamente en comunidades de desarrollo tecnológico y hackatones.</w:t>
         <w:br/>
         <w:t>• A Largo Plazo: Fundar una empresa de desarrollo de software y consultoría tecnológica boliviana (Software Factory / Startup), especializada en proveer soluciones digitales de alta calidad para el comercio, la industria y la educación en Bolivia, generando empleos dignos para jóvenes profesionales y demostrando con orgullo que en nuestro país contamos con el talento, la disciplina y la capacidad técnica para crear tecnología de clase mundial con profundos valores éticos y cristianos.</w:t>
       </w:r>
@@ -17251,7 +15362,7 @@
         <w:jc w:val="both"/>
       </w:pPr>
       <w:r>
-        <w:t>Beck, K., Beedle, M., van Bennekum, A., Cockburn, A., Cunningham, W., Fowler, M., ... &amp; Thomas, D. (2001). Manifesto for Agile Software Development. Agile Alliance.</w:t>
+        <w:t>Date, C. J. (2004). An Introduction to Database Systems (8th ed.). Addison-Wesley.</w:t>
       </w:r>
     </w:p>
     <w:p>
@@ -17261,7 +15372,7 @@
         <w:jc w:val="both"/>
       </w:pPr>
       <w:r>
-        <w:t>Date, C. J. (2004). An Introduction to Database Systems (8th ed.). Addison-Wesley.</w:t>
+        <w:t>Decreto Supremo N° 1793. (2013). Reglamento para el Desarrollo de Tecnologías de Información y Comunicación. Gaceta Oficial del Estado Plurinacional de Bolivia.</w:t>
       </w:r>
     </w:p>
     <w:p>
@@ -17271,7 +15382,7 @@
         <w:jc w:val="both"/>
       </w:pPr>
       <w:r>
-        <w:t>Decreto Supremo N° 1793. (2013). Reglamento para el Desarrollo de Tecnologías de Información y Comunicación. Gaceta Oficial del Estado Plurinacional de Bolivia.</w:t>
+        <w:t>Elmasri, R., &amp; Navathe, S. B. (2015). Fundamentals of Database Systems (7th ed.). Pearson.</w:t>
       </w:r>
     </w:p>
     <w:p>
@@ -17281,7 +15392,7 @@
         <w:jc w:val="both"/>
       </w:pPr>
       <w:r>
-        <w:t>Elmasri, R., &amp; Navathe, S. B. (2015). Fundamentals of Database Systems (7th ed.). Pearson.</w:t>
+        <w:t>EMVCo. (2020). EMV® QR Code Specification for Payment Systems: Merchant-Presented Mode (Version 1.1). EMVCo LLC.</w:t>
       </w:r>
     </w:p>
     <w:p>
@@ -17291,7 +15402,7 @@
         <w:jc w:val="both"/>
       </w:pPr>
       <w:r>
-        <w:t>EMVCo. (2020). EMV® QR Code Specification for Payment Systems: Merchant-Presented Mode (Version 1.1). EMVCo LLC.</w:t>
+        <w:t>Fielding, R. T. (2000). Architectural Styles and the Design of Network-based Software Architectures (Doctoral dissertation, University of California, Irvine).</w:t>
       </w:r>
     </w:p>
     <w:p>
@@ -17301,7 +15412,7 @@
         <w:jc w:val="both"/>
       </w:pPr>
       <w:r>
-        <w:t>Evans, E. (2003). Domain-Driven Design: Tackling Complexity in the Heart of Software. Addison-Wesley Professional.</w:t>
+        <w:t>Flanagan, D. (2020). JavaScript: The Definitive Guide (7th ed.). O'Reilly Media.</w:t>
       </w:r>
     </w:p>
     <w:p>
@@ -17311,7 +15422,7 @@
         <w:jc w:val="both"/>
       </w:pPr>
       <w:r>
-        <w:t>Fielding, R. T. (2000). Architectural Styles and the Design of Network-based Software Architectures (Doctoral dissertation, University of California, Irvine).</w:t>
+        <w:t>International Organization for Standardization [ISO]. (2011). Systems and software engineering — Systems and software Quality Requirements and Evaluation (SQuaRE) — System and software quality models (ISO/IEC Standard No. 25010:2011).</w:t>
       </w:r>
     </w:p>
     <w:p>
@@ -17321,7 +15432,7 @@
         <w:jc w:val="both"/>
       </w:pPr>
       <w:r>
-        <w:t>Flanagan, D. (2020). JavaScript: The Definitive Guide (7th ed.). O'Reilly Media.</w:t>
+        <w:t>International Organization for Standardization [ISO]. (2022). Information security, cybersecurity and privacy protection — Information security management systems — Requirements (ISO/IEC Standard No. 27001:2022).</w:t>
       </w:r>
     </w:p>
     <w:p>
@@ -17331,7 +15442,7 @@
         <w:jc w:val="both"/>
       </w:pPr>
       <w:r>
-        <w:t>Fowler, M. (2018). Refactoring: Improving the Design of Existing Code (2nd ed.). Addison-Wesley Professional.</w:t>
+        <w:t>Jones, M., Bradley, J., &amp; Sakimura, N. (2015). JSON Web Token (JWT) (RFC 7519). Internet Engineering Task Force (IETF).</w:t>
       </w:r>
     </w:p>
     <w:p>
@@ -17341,7 +15452,7 @@
         <w:jc w:val="both"/>
       </w:pPr>
       <w:r>
-        <w:t>Gamma, E., Helm, R., Johnson, R., &amp; Vlissides, J. (1994). Design Patterns: Elements of Reusable Object-Oriented Software. Addison-Wesley.</w:t>
+        <w:t>Ley N° 070. (2010). Ley de la Educación 'Avelino Siñani - Elizardo Pérez'. Gaceta Oficial del Estado Plurinacional de Bolivia.</w:t>
       </w:r>
     </w:p>
     <w:p>
@@ -17351,7 +15462,7 @@
         <w:jc w:val="both"/>
       </w:pPr>
       <w:r>
-        <w:t>International Organization for Standardization [ISO]. (2011). Systems and software engineering — Systems and software Quality Requirements and Evaluation (SQuaRE) — System and software quality models (ISO/IEC Standard No. 25010:2011).</w:t>
+        <w:t>Ley N° 164. (2011). Ley General de Telecomunicaciones, Tecnologías de Información y Comunicación. Gaceta Oficial del Estado Plurinacional de Bolivia.</w:t>
       </w:r>
     </w:p>
     <w:p>
@@ -17361,7 +15472,7 @@
         <w:jc w:val="both"/>
       </w:pPr>
       <w:r>
-        <w:t>International Organization for Standardization [ISO]. (2022). Information security, cybersecurity and privacy protection — Information security management systems — Requirements (ISO/IEC Standard No. 27001:2022).</w:t>
+        <w:t>Ley N° 453. (2013). Ley General de los Derechos de las Usuarias y los Usuarios y de las Consumidoras y los Consumidores. Gaceta Oficial del Estado Plurinacional de Bolivia.</w:t>
       </w:r>
     </w:p>
     <w:p>
@@ -17371,7 +15482,7 @@
         <w:jc w:val="both"/>
       </w:pPr>
       <w:r>
-        <w:t>Jones, M., Bradley, J., &amp; Sakimura, N. (2015). JSON Web Token (JWT) (RFC 7519). Internet Engineering Task Force (IETF).</w:t>
+        <w:t>Martin, R. C. (2008). Clean Code: A Handbook of Agile Software Craftsmanship. Prentice Hall.</w:t>
       </w:r>
     </w:p>
     <w:p>
@@ -17381,7 +15492,7 @@
         <w:jc w:val="both"/>
       </w:pPr>
       <w:r>
-        <w:t>Ley N° 070. (2010). Ley de la Educación 'Avelino Siñani - Elizardo Pérez'. Gaceta Oficial del Estado Plurinacional de Bolivia.</w:t>
+        <w:t>Ministerio de Educación de Bolivia. (2023). Lineamientos y Orientaciones Metodológicas del Bachillerato Técnico Humanístico (BTH). La Paz: Viceministerio de Educación Regular.</w:t>
       </w:r>
     </w:p>
     <w:p>
@@ -17391,7 +15502,7 @@
         <w:jc w:val="both"/>
       </w:pPr>
       <w:r>
-        <w:t>Ley N° 164. (2011). Ley General de Telecomunicaciones, Tecnologías de Información y Comunicación. Gaceta Oficial del Estado Plurinacional de Bolivia.</w:t>
+        <w:t>Nixon, R. (2021). Learning PHP, MySQL &amp; JavaScript: With jQuery, CSS &amp; HTML5 (6th ed.). O'Reilly Media.</w:t>
       </w:r>
     </w:p>
     <w:p>
@@ -17401,7 +15512,7 @@
         <w:jc w:val="both"/>
       </w:pPr>
       <w:r>
-        <w:t>Ley N° 453. (2013). Ley General de los Derechos de las Usuarias y los Usuarios y de las Consumidoras y los Consumidores. Gaceta Oficial del Estado Plurinacional de Bolivia.</w:t>
+        <w:t>Open Web Application Security Project [OWASP]. (2021). OWASP Top 10: The Ten Most Critical Web Application Security Risks. OWASP Foundation.</w:t>
       </w:r>
     </w:p>
     <w:p>
@@ -17411,7 +15522,7 @@
         <w:jc w:val="both"/>
       </w:pPr>
       <w:r>
-        <w:t>Martin, R. C. (2008). Clean Code: A Handbook of Agile Software Craftsmanship. Prentice Hall.</w:t>
+        <w:t>Provos, N., &amp; Mazières, D. (1999). A Future-Adaptable Password Scheme. In Proceedings of the FREENIX Track: 1999 USENIX Annual Technical Conference (pp. 81-91).</w:t>
       </w:r>
     </w:p>
     <w:p>
@@ -17421,47 +15532,7 @@
         <w:jc w:val="both"/>
       </w:pPr>
       <w:r>
-        <w:t>Martin, R. C. (2017). Clean Architecture: A Craftsman's Guide to Software Structure and Design. Prentice Hall.</w:t>
-      </w:r>
-    </w:p>
-    <w:p>
-      <w:pPr>
-        <w:spacing w:after="120" w:line="276" w:lineRule="auto"/>
-        <w:ind w:left="720" w:hanging="720"/>
-        <w:jc w:val="both"/>
-      </w:pPr>
-      <w:r>
-        <w:t>Ministerio de Educación de Bolivia. (2023). Lineamientos y Orientaciones Metodológicas del Bachillerato Técnico Humanístico (BTH). La Paz: Viceministerio de Educación Regular.</w:t>
-      </w:r>
-    </w:p>
-    <w:p>
-      <w:pPr>
-        <w:spacing w:after="120" w:line="276" w:lineRule="auto"/>
-        <w:ind w:left="720" w:hanging="720"/>
-        <w:jc w:val="both"/>
-      </w:pPr>
-      <w:r>
-        <w:t>Nixon, R. (2021). Learning PHP, MySQL &amp; JavaScript: With jQuery, CSS &amp; HTML5 (6th ed.). O'Reilly Media.</w:t>
-      </w:r>
-    </w:p>
-    <w:p>
-      <w:pPr>
-        <w:spacing w:after="120" w:line="276" w:lineRule="auto"/>
-        <w:ind w:left="720" w:hanging="720"/>
-        <w:jc w:val="both"/>
-      </w:pPr>
-      <w:r>
-        <w:t>Open Web Application Security Project [OWASP]. (2021). OWASP Top 10: The Ten Most Critical Web Application Security Risks. OWASP Foundation.</w:t>
-      </w:r>
-    </w:p>
-    <w:p>
-      <w:pPr>
-        <w:spacing w:after="120" w:line="276" w:lineRule="auto"/>
-        <w:ind w:left="720" w:hanging="720"/>
-        <w:jc w:val="both"/>
-      </w:pPr>
-      <w:r>
-        <w:t>Provos, N., &amp; Mazières, D. (1999). A Future-Adaptable Password Scheme. In Proceedings of the FREENIX Track: 1999 USENIX Annual Technical Conference (pp. 81-91).</w:t>
+        <w:t>Royce, W. W. (1970). Managing the Development of Large Software Systems: Concepts and Techniques. In Proceedings of IEEE WESCON (Vol. 26, pp. 1-9).</w:t>
       </w:r>
     </w:p>
     <w:p>
@@ -17534,7 +15605,7 @@
         <w:jc w:val="both"/>
       </w:pPr>
       <w:r>
-        <w:t>Especificación exhaustiva de las tablas maestras y transaccionales del esquema relacional del sistema Burger 24/7.</w:t>
+        <w:t>Especificación exhaustiva de las tablas maestras y transaccionales del esquema relacional del sistema Burger 24/7 normalizado en 3FN.</w:t>
       </w:r>
     </w:p>
     <w:p>
